--- a/Fase 1/Evidencias Grupales/1.5_GuiaEstudiante_Fase 1_Definicion Proyecto APT (Español).docx
+++ b/Fase 1/Evidencias Grupales/1.5_GuiaEstudiante_Fase 1_Definicion Proyecto APT (Español).docx
@@ -1,6 +1,6 @@
 
 <file path=word/document.xml><?xml version="1.0" encoding="utf-8"?>
-<w:document xmlns:wpc="http://schemas.microsoft.com/office/word/2010/wordprocessingCanvas" xmlns:cx="http://schemas.microsoft.com/office/drawing/2014/chartex" xmlns:mc="http://schemas.openxmlformats.org/markup-compatibility/2006" xmlns:o="urn:schemas-microsoft-com:office:office" xmlns:r="http://schemas.openxmlformats.org/officeDocument/2006/relationships" xmlns:m="http://schemas.openxmlformats.org/officeDocument/2006/math" xmlns:v="urn:schemas-microsoft-com:vml" xmlns:wp14="http://schemas.microsoft.com/office/word/2010/wordprocessingDrawing" xmlns:wp="http://schemas.openxmlformats.org/drawingml/2006/wordprocessingDrawing" xmlns:w10="urn:schemas-microsoft-com:office:word" xmlns:w="http://schemas.openxmlformats.org/wordprocessingml/2006/main" xmlns:w14="http://schemas.microsoft.com/office/word/2010/wordml" xmlns:w15="http://schemas.microsoft.com/office/word/2012/wordml" xmlns:w16se="http://schemas.microsoft.com/office/word/2015/wordml/symex" xmlns:wpg="http://schemas.microsoft.com/office/word/2010/wordprocessingGroup" xmlns:wpi="http://schemas.microsoft.com/office/word/2010/wordprocessingInk" xmlns:wne="http://schemas.microsoft.com/office/word/2006/wordml" xmlns:wps="http://schemas.microsoft.com/office/word/2010/wordprocessingShape" xmlns:a="http://schemas.openxmlformats.org/drawingml/2006/main" mc:Ignorable="w14 w15 w16se wp14">
+<w:document xmlns:wpc="http://schemas.microsoft.com/office/word/2010/wordprocessingCanvas" xmlns:cx="http://schemas.microsoft.com/office/drawing/2014/chartex" xmlns:cx1="http://schemas.microsoft.com/office/drawing/2015/9/8/chartex" xmlns:cx2="http://schemas.microsoft.com/office/drawing/2015/10/21/chartex" xmlns:cx3="http://schemas.microsoft.com/office/drawing/2016/5/9/chartex" xmlns:cx4="http://schemas.microsoft.com/office/drawing/2016/5/10/chartex" xmlns:cx5="http://schemas.microsoft.com/office/drawing/2016/5/11/chartex" xmlns:cx6="http://schemas.microsoft.com/office/drawing/2016/5/12/chartex" xmlns:cx7="http://schemas.microsoft.com/office/drawing/2016/5/13/chartex" xmlns:cx8="http://schemas.microsoft.com/office/drawing/2016/5/14/chartex" xmlns:mc="http://schemas.openxmlformats.org/markup-compatibility/2006" xmlns:aink="http://schemas.microsoft.com/office/drawing/2016/ink" xmlns:am3d="http://schemas.microsoft.com/office/drawing/2017/model3d" xmlns:o="urn:schemas-microsoft-com:office:office" xmlns:oel="http://schemas.microsoft.com/office/2019/extlst" xmlns:r="http://schemas.openxmlformats.org/officeDocument/2006/relationships" xmlns:m="http://schemas.openxmlformats.org/officeDocument/2006/math" xmlns:v="urn:schemas-microsoft-com:vml" xmlns:wp14="http://schemas.microsoft.com/office/word/2010/wordprocessingDrawing" xmlns:wp="http://schemas.openxmlformats.org/drawingml/2006/wordprocessingDrawing" xmlns:w10="urn:schemas-microsoft-com:office:word" xmlns:w="http://schemas.openxmlformats.org/wordprocessingml/2006/main" xmlns:w14="http://schemas.microsoft.com/office/word/2010/wordml" xmlns:w15="http://schemas.microsoft.com/office/word/2012/wordml" xmlns:w16cex="http://schemas.microsoft.com/office/word/2018/wordml/cex" xmlns:w16cid="http://schemas.microsoft.com/office/word/2016/wordml/cid" xmlns:w16="http://schemas.microsoft.com/office/word/2018/wordml" xmlns:w16du="http://schemas.microsoft.com/office/word/2023/wordml/word16du" xmlns:w16sdtdh="http://schemas.microsoft.com/office/word/2020/wordml/sdtdatahash" xmlns:w16sdtfl="http://schemas.microsoft.com/office/word/2024/wordml/sdtformatlock" xmlns:w16se="http://schemas.microsoft.com/office/word/2015/wordml/symex" xmlns:wpg="http://schemas.microsoft.com/office/word/2010/wordprocessingGroup" xmlns:wpi="http://schemas.microsoft.com/office/word/2010/wordprocessingInk" xmlns:wne="http://schemas.microsoft.com/office/word/2006/wordml" xmlns:wps="http://schemas.microsoft.com/office/word/2010/wordprocessingShape" mc:Ignorable="w14 w15 w16se w16cid w16 w16cex w16sdtdh w16sdtfl w16du wp14">
   <w:body>
     <w:p>
       <w:r>
@@ -26,7 +26,7 @@
                 <wp:wrapNone/>
                 <wp:docPr id="47" name="Grupo 47"/>
                 <wp:cNvGraphicFramePr/>
-                <a:graphic>
+                <a:graphic xmlns:a="http://schemas.openxmlformats.org/drawingml/2006/main">
                   <a:graphicData uri="http://schemas.microsoft.com/office/word/2010/wordprocessingGroup">
                     <wpg:wgp>
                       <wpg:cNvGrpSpPr/>
@@ -156,6 +156,7 @@
                                 </w:rPr>
                                 <w:t xml:space="preserve">Asignatura </w:t>
                               </w:r>
+                              <w:proofErr w:type="spellStart"/>
                               <w:r>
                                 <w:rPr>
                                   <w:b/>
@@ -165,8 +166,7 @@
                                 </w:rPr>
                                 <w:t>Capstone</w:t>
                               </w:r>
-                              <w:bookmarkStart w:id="0" w:name="_GoBack"/>
-                              <w:bookmarkEnd w:id="0"/>
+                              <w:proofErr w:type="spellEnd"/>
                             </w:p>
                           </w:txbxContent>
                         </wps:txbx>
@@ -226,7 +226,7 @@
               </wp:anchor>
             </w:drawing>
           </mc:Choice>
-          <mc:Fallback>
+          <mc:Fallback xmlns:a="http://schemas.openxmlformats.org/drawingml/2006/main">
             <w:pict>
               <v:group w14:anchorId="2D7FCADB" id="Grupo 47" o:spid="_x0000_s1026" style="position:absolute;margin-left:-34.3pt;margin-top:2.65pt;width:518.15pt;height:117.05pt;z-index:251659264;mso-position-horizontal-relative:margin;mso-width-relative:margin" coordsize="59034,14868" o:gfxdata="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">
                 <v:shapetype id="_x0000_t202" coordsize="21600,21600" o:spt="202" path="m,l,21600r21600,l21600,xe">
@@ -565,35 +565,35 @@
                 <w:b/>
                 <w:color w:val="000000"/>
               </w:rPr>
-              <w:t xml:space="preserve">Álvaro Alejandro Jaña Gutiérrez</w:t>
-            </w:r>
-          </w:p>
-          <w:p>
-            <w:pPr>
-              <w:rPr>
-                <w:b/>
-              </w:rPr>
-            </w:pPr>
-            <w:r>
-              <w:rPr>
-                <w:b/>
-                <w:color w:val="000000"/>
-              </w:rPr>
-              <w:t xml:space="preserve">Matías Bustamante</w:t>
-            </w:r>
-          </w:p>
-          <w:p>
-            <w:pPr>
-              <w:rPr>
-                <w:b/>
-              </w:rPr>
-            </w:pPr>
-            <w:r>
-              <w:rPr>
-                <w:b/>
-                <w:color w:val="000000"/>
-              </w:rPr>
-              <w:t xml:space="preserve">Vicente Torres</w:t>
+              <w:t>Álvaro Alejandro Jaña Gutiérrez</w:t>
+            </w:r>
+          </w:p>
+          <w:p>
+            <w:pPr>
+              <w:rPr>
+                <w:b/>
+              </w:rPr>
+            </w:pPr>
+            <w:r>
+              <w:rPr>
+                <w:b/>
+                <w:color w:val="000000"/>
+              </w:rPr>
+              <w:t>Matías Bustamante</w:t>
+            </w:r>
+          </w:p>
+          <w:p>
+            <w:pPr>
+              <w:rPr>
+                <w:b/>
+              </w:rPr>
+            </w:pPr>
+            <w:r>
+              <w:rPr>
+                <w:b/>
+                <w:color w:val="000000"/>
+              </w:rPr>
+              <w:t>Vicente Torres</w:t>
             </w:r>
           </w:p>
         </w:tc>
@@ -637,37 +637,34 @@
             <w:r>
               <w:rPr>
                 <w:b/>
-                <w:color w:val="000000"/>
-              </w:rPr>
-              <w:t xml:space="preserve">(completar RUT)</w:t>
-            </w:r>
-          </w:p>
-          <w:p>
-            <w:pPr>
-              <w:rPr>
-                <w:b/>
-              </w:rPr>
-            </w:pPr>
-            <w:r>
-              <w:rPr>
-                <w:b/>
-                <w:color w:val="000000"/>
-              </w:rPr>
-              <w:t xml:space="preserve">(completar RUT)</w:t>
-            </w:r>
-          </w:p>
-          <w:p>
-            <w:pPr>
-              <w:rPr>
-                <w:b/>
-              </w:rPr>
-            </w:pPr>
-            <w:r>
-              <w:rPr>
-                <w:b/>
-                <w:color w:val="000000"/>
-              </w:rPr>
-              <w:t xml:space="preserve">(completar RUT)</w:t>
+              </w:rPr>
+              <w:t>21.383.163-1</w:t>
+            </w:r>
+          </w:p>
+          <w:p>
+            <w:pPr>
+              <w:rPr>
+                <w:b/>
+              </w:rPr>
+            </w:pPr>
+            <w:r>
+              <w:rPr>
+                <w:b/>
+              </w:rPr>
+              <w:t>21.322.472-7</w:t>
+            </w:r>
+          </w:p>
+          <w:p>
+            <w:pPr>
+              <w:rPr>
+                <w:b/>
+              </w:rPr>
+            </w:pPr>
+            <w:r>
+              <w:rPr>
+                <w:b/>
+              </w:rPr>
+              <w:t>21.846.583-8</w:t>
             </w:r>
           </w:p>
         </w:tc>
@@ -713,7 +710,7 @@
                 <w:b/>
                 <w:color w:val="000000"/>
               </w:rPr>
-              <w:t xml:space="preserve">Ingeniería en Informática</w:t>
+              <w:t>Ingeniería en Informática</w:t>
             </w:r>
           </w:p>
         </w:tc>
@@ -757,9 +754,8 @@
             <w:r>
               <w:rPr>
                 <w:b/>
-                <w:color w:val="000000"/>
-              </w:rPr>
-              <w:t xml:space="preserve">(completar sede)</w:t>
+              </w:rPr>
+              <w:t>Antonio Varas</w:t>
             </w:r>
           </w:p>
         </w:tc>
@@ -917,12 +913,21 @@
                 <w:b/>
               </w:rPr>
             </w:pPr>
-            <w:r>
-              <w:rPr>
-                <w:b/>
-                <w:color w:val="000000"/>
-              </w:rPr>
-              <w:t xml:space="preserve">EcoTrack: sistema de trazabilidad de reciclaje colectivo con incentivos verificables.</w:t>
+            <w:proofErr w:type="spellStart"/>
+            <w:r>
+              <w:rPr>
+                <w:b/>
+                <w:color w:val="000000"/>
+              </w:rPr>
+              <w:t>EcoTrack</w:t>
+            </w:r>
+            <w:proofErr w:type="spellEnd"/>
+            <w:r>
+              <w:rPr>
+                <w:b/>
+                <w:color w:val="000000"/>
+              </w:rPr>
+              <w:t>: sistema de trazabilidad de reciclaje colectivo con incentivos verificables.</w:t>
             </w:r>
           </w:p>
         </w:tc>
@@ -968,49 +973,50 @@
                 <w:b/>
                 <w:color w:val="000000"/>
               </w:rPr>
-              <w:t xml:space="preserve">Desarrollo de soluciones de software.</w:t>
-            </w:r>
-          </w:p>
-          <w:p>
-            <w:pPr>
-              <w:rPr>
-                <w:b/>
-              </w:rPr>
-            </w:pPr>
-            <w:r>
-              <w:rPr>
-                <w:b/>
-                <w:color w:val="000000"/>
-              </w:rPr>
-              <w:t xml:space="preserve">Modelamiento y gestión de datos.</w:t>
-            </w:r>
-          </w:p>
-          <w:p>
-            <w:pPr>
-              <w:rPr>
-                <w:b/>
-              </w:rPr>
-            </w:pPr>
-            <w:r>
-              <w:rPr>
-                <w:b/>
-                <w:color w:val="000000"/>
-              </w:rPr>
-              <w:t xml:space="preserve">Gestión de proyectos informáticos.</w:t>
-            </w:r>
-          </w:p>
-          <w:p>
-            <w:pPr>
-              <w:rPr>
-                <w:b/>
-              </w:rPr>
-            </w:pPr>
-            <w:r>
-              <w:rPr>
-                <w:b/>
-                <w:color w:val="000000"/>
-              </w:rPr>
-              <w:t xml:space="preserve">Calidad y pruebas de software.</w:t>
+              <w:t>Desarrollo de soluciones de software.</w:t>
+            </w:r>
+          </w:p>
+          <w:p>
+            <w:pPr>
+              <w:rPr>
+                <w:b/>
+              </w:rPr>
+            </w:pPr>
+            <w:r>
+              <w:rPr>
+                <w:b/>
+                <w:color w:val="000000"/>
+              </w:rPr>
+              <w:t>Modelamiento y gestión de datos.</w:t>
+            </w:r>
+          </w:p>
+          <w:p>
+            <w:pPr>
+              <w:rPr>
+                <w:b/>
+              </w:rPr>
+            </w:pPr>
+            <w:r>
+              <w:rPr>
+                <w:b/>
+                <w:color w:val="000000"/>
+              </w:rPr>
+              <w:t>Gestión de proyectos informáticos.</w:t>
+            </w:r>
+          </w:p>
+          <w:p>
+            <w:pPr>
+              <w:rPr>
+                <w:b/>
+              </w:rPr>
+            </w:pPr>
+            <w:r>
+              <w:rPr>
+                <w:b/>
+                <w:color w:val="000000"/>
+              </w:rPr>
+              <w:lastRenderedPageBreak/>
+              <w:t>Calidad y pruebas de software.</w:t>
             </w:r>
           </w:p>
         </w:tc>
@@ -1036,6 +1042,7 @@
                 <w:rFonts w:ascii="Calibri" w:hAnsi="Calibri"/>
                 <w:color w:val="000000"/>
               </w:rPr>
+              <w:lastRenderedPageBreak/>
               <w:t xml:space="preserve">Competencias </w:t>
             </w:r>
           </w:p>
@@ -1066,7 +1073,7 @@
                 <w:bCs/>
                 <w:color w:val="000000"/>
               </w:rPr>
-              <w:t xml:space="preserve">Desarrollar una solución de software utilizando técnicas que permitan sistematizar el proceso de desarrollo y mantenimiento, asegurando el logro de los objetivos.</w:t>
+              <w:t>Desarrollar una solución de software utilizando técnicas que permitan sistematizar el proceso de desarrollo y mantenimiento, asegurando el logro de los objetivos.</w:t>
             </w:r>
           </w:p>
           <w:p>
@@ -1082,23 +1089,25 @@
                 <w:bCs/>
                 <w:color w:val="000000"/>
               </w:rPr>
-              <w:t xml:space="preserve">Construir modelos de datos para soportar los requerimientos de la organización de acuerdo a un diseño definido y escalable en el tiempo.</w:t>
-            </w:r>
-          </w:p>
-          <w:p>
-            <w:pPr>
+              <w:t xml:space="preserve">Construir modelos de datos para soportar los requerimientos de la organización </w:t>
+            </w:r>
+            <w:proofErr w:type="gramStart"/>
+            <w:r>
               <w:rPr>
                 <w:b/>
                 <w:bCs/>
-              </w:rPr>
-            </w:pPr>
+                <w:color w:val="000000"/>
+              </w:rPr>
+              <w:t>de acuerdo a</w:t>
+            </w:r>
+            <w:proofErr w:type="gramEnd"/>
             <w:r>
               <w:rPr>
                 <w:b/>
                 <w:bCs/>
                 <w:color w:val="000000"/>
               </w:rPr>
-              <w:t xml:space="preserve">Gestionar proyectos informáticos, ofreciendo alternativas para la toma de decisiones de acuerdo a los requerimientos de la organización.</w:t>
+              <w:t xml:space="preserve"> un diseño definido y escalable en el tiempo.</w:t>
             </w:r>
           </w:p>
           <w:p>
@@ -1114,7 +1123,41 @@
                 <w:bCs/>
                 <w:color w:val="000000"/>
               </w:rPr>
-              <w:t xml:space="preserve">Realizar pruebas de certificación tanto de los productos como de los procesos utilizando buenas prácticas definidas por la industria.</w:t>
+              <w:t xml:space="preserve">Gestionar proyectos informáticos, ofreciendo alternativas para la toma de decisiones </w:t>
+            </w:r>
+            <w:proofErr w:type="gramStart"/>
+            <w:r>
+              <w:rPr>
+                <w:b/>
+                <w:bCs/>
+                <w:color w:val="000000"/>
+              </w:rPr>
+              <w:t>de acuerdo a</w:t>
+            </w:r>
+            <w:proofErr w:type="gramEnd"/>
+            <w:r>
+              <w:rPr>
+                <w:b/>
+                <w:bCs/>
+                <w:color w:val="000000"/>
+              </w:rPr>
+              <w:t xml:space="preserve"> los requerimientos de la organización.</w:t>
+            </w:r>
+          </w:p>
+          <w:p>
+            <w:pPr>
+              <w:rPr>
+                <w:b/>
+                <w:bCs/>
+              </w:rPr>
+            </w:pPr>
+            <w:r>
+              <w:rPr>
+                <w:b/>
+                <w:bCs/>
+                <w:color w:val="000000"/>
+              </w:rPr>
+              <w:t>Realizar pruebas de certificación tanto de los productos como de los procesos utilizando buenas prácticas definidas por la industria.</w:t>
             </w:r>
           </w:p>
         </w:tc>
@@ -1334,7 +1377,7 @@
                 <w:szCs w:val="20"/>
                 <w:lang w:eastAsia="es-CL"/>
               </w:rPr>
-              <w:t xml:space="preserve">El reciclaje domiciliario en Chile enfrenta tres problemas que se refuerzan entre sí. El primero es la ausencia de un incentivo concreto: el ciudadano que separa sus residuos no recibe ningún retorno verificable por hacerlo. El segundo es la falta de trazabilidad, ya que una vez que el residuo se deposita en el contenedor desaparece del control del usuario y nadie confirma su destino final. El tercero es la ausencia de confianza, porque las aplicaciones de reciclaje disponibles actualmente operan sobre la declaración del propio usuario, sin ningún mecanismo que verifique que el acto declarado ocurrió realmente.</w:t>
+              <w:t>El reciclaje domiciliario en Chile enfrenta tres problemas que se refuerzan entre sí. El primero es la ausencia de un incentivo concreto: el ciudadano que separa sus residuos no recibe ningún retorno verificable por hacerlo. El segundo es la falta de trazabilidad, ya que una vez que el residuo se deposita en el contenedor desaparece del control del usuario y nadie confirma su destino final. El tercero es la ausencia de confianza, porque las aplicaciones de reciclaje disponibles actualmente operan sobre la declaración del propio usuario, sin ningún mecanismo que verifique que el acto declarado ocurrió realmente.</w:t>
             </w:r>
           </w:p>
           <w:p>
@@ -1360,7 +1403,33 @@
                 <w:szCs w:val="20"/>
                 <w:lang w:eastAsia="es-CL"/>
               </w:rPr>
-              <w:t xml:space="preserve">El proyecto se sitúa en un condominio residencial de al menos dos torres, un entorno donde el reciclaje ya es una práctica colectiva organizada pero carece de medición confiable. Los afectados directos son los residentes, que reciclan sin obtener reconocimiento; la administración del condominio, que no puede demostrar el desempeño ambiental de la comunidad ante los copropietarios; y el gestor de residuos, que no cuenta con información sobre el origen ni la calidad del material que retira.</w:t>
+              <w:t xml:space="preserve">El proyecto se sitúa en un condominio residencial de al menos dos torres, un entorno donde el reciclaje ya es una práctica colectiva </w:t>
+            </w:r>
+            <w:proofErr w:type="gramStart"/>
+            <w:r>
+              <w:rPr>
+                <w:rFonts w:ascii="Calibri" w:hAnsi="Calibri" w:cs="Arial"/>
+                <w:i/>
+                <w:iCs/>
+                <w:color w:val="000000"/>
+                <w:sz w:val="20"/>
+                <w:szCs w:val="20"/>
+                <w:lang w:eastAsia="es-CL"/>
+              </w:rPr>
+              <w:t>organizada</w:t>
+            </w:r>
+            <w:proofErr w:type="gramEnd"/>
+            <w:r>
+              <w:rPr>
+                <w:rFonts w:ascii="Calibri" w:hAnsi="Calibri" w:cs="Arial"/>
+                <w:i/>
+                <w:iCs/>
+                <w:color w:val="000000"/>
+                <w:sz w:val="20"/>
+                <w:szCs w:val="20"/>
+                <w:lang w:eastAsia="es-CL"/>
+              </w:rPr>
+              <w:t xml:space="preserve"> pero carece de medición confiable. Los afectados directos son los residentes, que reciclan sin obtener reconocimiento; la administración del condominio, que no puede demostrar el desempeño ambiental de la comunidad ante los copropietarios; y el gestor de residuos, que no cuenta con información sobre el origen ni la calidad del material que retira.</w:t>
             </w:r>
           </w:p>
           <w:p>
@@ -1386,7 +1455,33 @@
                 <w:szCs w:val="20"/>
                 <w:lang w:eastAsia="es-CL"/>
               </w:rPr>
-              <w:t xml:space="preserve">El aporte de valor de EcoTrack es incorporar una capa de verificación que hoy no existe en el mercado nacional: cada acto de reciclaje genera evidencia real validada por terceros, y no una simple declaración. Para el campo laboral de Ingeniería en Informática, el proyecto es relevante porque aborda un problema de confianza mediante el diseño de un sistema de información, que es precisamente la clase de solución que la disciplina está llamada a construir.</w:t>
+              <w:t xml:space="preserve">El aporte de valor de </w:t>
+            </w:r>
+            <w:proofErr w:type="spellStart"/>
+            <w:r>
+              <w:rPr>
+                <w:rFonts w:ascii="Calibri" w:hAnsi="Calibri" w:cs="Arial"/>
+                <w:i/>
+                <w:iCs/>
+                <w:color w:val="000000"/>
+                <w:sz w:val="20"/>
+                <w:szCs w:val="20"/>
+                <w:lang w:eastAsia="es-CL"/>
+              </w:rPr>
+              <w:t>EcoTrack</w:t>
+            </w:r>
+            <w:proofErr w:type="spellEnd"/>
+            <w:r>
+              <w:rPr>
+                <w:rFonts w:ascii="Calibri" w:hAnsi="Calibri" w:cs="Arial"/>
+                <w:i/>
+                <w:iCs/>
+                <w:color w:val="000000"/>
+                <w:sz w:val="20"/>
+                <w:szCs w:val="20"/>
+                <w:lang w:eastAsia="es-CL"/>
+              </w:rPr>
+              <w:t xml:space="preserve"> es incorporar una capa de verificación que hoy no existe en el mercado nacional: cada acto de reciclaje genera evidencia real validada por terceros, y no una simple declaración. Para el campo laboral de Ingeniería en Informática, el proyecto es relevante porque aborda un problema de confianza mediante el diseño de un sistema de información, que es precisamente la clase de solución que la disciplina está llamada a construir.</w:t>
             </w:r>
           </w:p>
         </w:tc>
@@ -1437,21 +1532,32 @@
                 <w:color w:val="548DD4"/>
                 <w:sz w:val="20"/>
                 <w:szCs w:val="20"/>
-                <w:highlight w:val="cyan"/>
-                <w:lang w:eastAsia="es-CL"/>
-              </w:rPr>
-            </w:pPr>
-            <w:r>
-              <w:rPr>
-                <w:rFonts w:ascii="Calibri" w:hAnsi="Calibri" w:cs="Arial"/>
-                <w:i/>
-                <w:color w:val="000000"/>
-                <w:sz w:val="20"/>
-                <w:szCs w:val="20"/>
-                <w:highlight w:val="cyan"/>
-                <w:lang w:eastAsia="es-CL"/>
-              </w:rPr>
-              <w:t xml:space="preserve">EcoTrack es una aplicación móvil que registra, valida y certifica el reciclaje realizado por una comunidad residencial, construyendo una cadena de verificación completa entre el ciudadano, el administrador del edificio y el gestor de residuos.</w:t>
+                <w:lang w:eastAsia="es-CL"/>
+              </w:rPr>
+            </w:pPr>
+            <w:proofErr w:type="spellStart"/>
+            <w:r>
+              <w:rPr>
+                <w:rFonts w:ascii="Calibri" w:hAnsi="Calibri" w:cs="Arial"/>
+                <w:i/>
+                <w:color w:val="000000"/>
+                <w:sz w:val="20"/>
+                <w:szCs w:val="20"/>
+                <w:lang w:eastAsia="es-CL"/>
+              </w:rPr>
+              <w:t>EcoTrack</w:t>
+            </w:r>
+            <w:proofErr w:type="spellEnd"/>
+            <w:r>
+              <w:rPr>
+                <w:rFonts w:ascii="Calibri" w:hAnsi="Calibri" w:cs="Arial"/>
+                <w:i/>
+                <w:color w:val="000000"/>
+                <w:sz w:val="20"/>
+                <w:szCs w:val="20"/>
+                <w:lang w:eastAsia="es-CL"/>
+              </w:rPr>
+              <w:t xml:space="preserve"> es una aplicación móvil que registra, valida y certifica el reciclaje realizado por una comunidad residencial, construyendo una cadena de verificación completa entre el ciudadano, el administrador del edificio y el gestor de residuos.</w:t>
             </w:r>
           </w:p>
           <w:p>
@@ -1463,21 +1569,19 @@
                 <w:color w:val="548DD4"/>
                 <w:sz w:val="20"/>
                 <w:szCs w:val="20"/>
-                <w:highlight w:val="cyan"/>
-                <w:lang w:eastAsia="es-CL"/>
-              </w:rPr>
-            </w:pPr>
-            <w:r>
-              <w:rPr>
-                <w:rFonts w:ascii="Calibri" w:hAnsi="Calibri" w:cs="Arial"/>
-                <w:i/>
-                <w:color w:val="000000"/>
-                <w:sz w:val="20"/>
-                <w:szCs w:val="20"/>
-                <w:highlight w:val="cyan"/>
-                <w:lang w:eastAsia="es-CL"/>
-              </w:rPr>
-              <w:t xml:space="preserve">El funcionamiento se estructura en cuatro pasos. El residente escanea un código QR ubicado en el contenedor al momento de depositar su material y selecciona el tipo de residuo. El administrador de la torre valida que la deposición se realizó correctamente. El gestor de reciclaje confirma el retiro y el procesamiento efectivo del material. Solo cuando ambas validaciones se completan, el sistema emite automáticamente un certificado digital con un código de verificación único.</w:t>
+                <w:lang w:eastAsia="es-CL"/>
+              </w:rPr>
+            </w:pPr>
+            <w:r>
+              <w:rPr>
+                <w:rFonts w:ascii="Calibri" w:hAnsi="Calibri" w:cs="Arial"/>
+                <w:i/>
+                <w:color w:val="000000"/>
+                <w:sz w:val="20"/>
+                <w:szCs w:val="20"/>
+                <w:lang w:eastAsia="es-CL"/>
+              </w:rPr>
+              <w:t>El funcionamiento se estructura en cuatro pasos. El residente escanea un código QR ubicado en el contenedor al momento de depositar su material y selecciona el tipo de residuo. El administrador de la torre valida que la deposición se realizó correctamente. El gestor de reciclaje confirma el retiro y el procesamiento efectivo del material. Solo cuando ambas validaciones se completan, el sistema emite automáticamente un certificado digital con un código de verificación único.</w:t>
             </w:r>
           </w:p>
           <w:p>
@@ -1489,21 +1593,19 @@
                 <w:color w:val="548DD4"/>
                 <w:sz w:val="20"/>
                 <w:szCs w:val="20"/>
-                <w:highlight w:val="cyan"/>
-                <w:lang w:eastAsia="es-CL"/>
-              </w:rPr>
-            </w:pPr>
-            <w:r>
-              <w:rPr>
-                <w:rFonts w:ascii="Calibri" w:hAnsi="Calibri" w:cs="Arial"/>
-                <w:i/>
-                <w:color w:val="000000"/>
-                <w:sz w:val="20"/>
-                <w:szCs w:val="20"/>
-                <w:highlight w:val="cyan"/>
-                <w:lang w:eastAsia="es-CL"/>
-              </w:rPr>
-              <w:t xml:space="preserve">El prototipo contempla seis módulos: incorporación de usuarios con vinculación obligatoria a una torre, registro de reciclaje mediante escaneo de QR, validación en dos etapas, generación del certificado digital en PDF, gamificación colectiva con ranking semanal entre torres, y un panel de administración con métricas y exportación de reportes.</w:t>
+                <w:lang w:eastAsia="es-CL"/>
+              </w:rPr>
+            </w:pPr>
+            <w:r>
+              <w:rPr>
+                <w:rFonts w:ascii="Calibri" w:hAnsi="Calibri" w:cs="Arial"/>
+                <w:i/>
+                <w:color w:val="000000"/>
+                <w:sz w:val="20"/>
+                <w:szCs w:val="20"/>
+                <w:lang w:eastAsia="es-CL"/>
+              </w:rPr>
+              <w:t>El prototipo contempla seis módulos: incorporación de usuarios con vinculación obligatoria a una torre, registro de reciclaje mediante escaneo de QR, validación en dos etapas, generación del certificado digital en PDF, gamificación colectiva con ranking semanal entre torres, y un panel de administración con métricas y exportación de reportes.</w:t>
             </w:r>
           </w:p>
           <w:p>
@@ -1515,21 +1617,19 @@
                 <w:color w:val="548DD4"/>
                 <w:sz w:val="20"/>
                 <w:szCs w:val="20"/>
-                <w:highlight w:val="cyan"/>
-                <w:lang w:eastAsia="es-CL"/>
-              </w:rPr>
-            </w:pPr>
-            <w:r>
-              <w:rPr>
-                <w:rFonts w:ascii="Calibri" w:hAnsi="Calibri" w:cs="Arial"/>
-                <w:i/>
-                <w:color w:val="000000"/>
-                <w:sz w:val="20"/>
-                <w:szCs w:val="20"/>
-                <w:highlight w:val="cyan"/>
-                <w:lang w:eastAsia="es-CL"/>
-              </w:rPr>
-              <w:t xml:space="preserve">Un principio de diseño atraviesa todo el sistema: los kilos solo se contabilizan en las métricas y en el ranking cuando el registro completó la cadena de verificación. Un depósito sin validar no suma, y esa es la diferencia central respecto de una aplicación declarativa.</w:t>
+                <w:lang w:eastAsia="es-CL"/>
+              </w:rPr>
+            </w:pPr>
+            <w:r>
+              <w:rPr>
+                <w:rFonts w:ascii="Calibri" w:hAnsi="Calibri" w:cs="Arial"/>
+                <w:i/>
+                <w:color w:val="000000"/>
+                <w:sz w:val="20"/>
+                <w:szCs w:val="20"/>
+                <w:lang w:eastAsia="es-CL"/>
+              </w:rPr>
+              <w:t>Un principio de diseño atraviesa todo el sistema: los kilos solo se contabilizan en las métricas y en el ranking cuando el registro completó la cadena de verificación. Un depósito sin validar no suma, y esa es la diferencia central respecto de una aplicación declarativa.</w:t>
             </w:r>
           </w:p>
         </w:tc>
@@ -1555,6 +1655,7 @@
                 <w:rFonts w:ascii="Calibri" w:hAnsi="Calibri"/>
                 <w:color w:val="000000"/>
               </w:rPr>
+              <w:lastRenderedPageBreak/>
               <w:t>Pertinencia</w:t>
             </w:r>
             <w:r>
@@ -1592,7 +1693,7 @@
                 <w:szCs w:val="20"/>
                 <w:lang w:eastAsia="es-CL"/>
               </w:rPr>
-              <w:t xml:space="preserve">El proyecto exige poner en práctica de manera integrada las cuatro competencias seleccionadas del perfil de egreso.</w:t>
+              <w:t>El proyecto exige poner en práctica de manera integrada las cuatro competencias seleccionadas del perfil de egreso.</w:t>
             </w:r>
           </w:p>
           <w:p>
@@ -1616,7 +1717,55 @@
                 <w:szCs w:val="20"/>
                 <w:lang w:eastAsia="es-CL"/>
               </w:rPr>
-              <w:t xml:space="preserve">Desarrollar una solución de software: es la competencia principal, ya que el resultado es una aplicación móvil funcional construida con React Native y Expo, que debe integrar componentes de frontend, autenticación, base de datos en la nube y generación de documentos, y luego ser implantada en un entorno real durante el piloto.</w:t>
+              <w:t xml:space="preserve">Desarrollar una solución de software: es la competencia principal, ya que el resultado es una aplicación móvil funcional construida con </w:t>
+            </w:r>
+            <w:proofErr w:type="spellStart"/>
+            <w:r>
+              <w:rPr>
+                <w:rFonts w:ascii="Calibri" w:hAnsi="Calibri" w:cs="Arial"/>
+                <w:i/>
+                <w:color w:val="000000"/>
+                <w:sz w:val="20"/>
+                <w:szCs w:val="20"/>
+                <w:lang w:eastAsia="es-CL"/>
+              </w:rPr>
+              <w:t>React</w:t>
+            </w:r>
+            <w:proofErr w:type="spellEnd"/>
+            <w:r>
+              <w:rPr>
+                <w:rFonts w:ascii="Calibri" w:hAnsi="Calibri" w:cs="Arial"/>
+                <w:i/>
+                <w:color w:val="000000"/>
+                <w:sz w:val="20"/>
+                <w:szCs w:val="20"/>
+                <w:lang w:eastAsia="es-CL"/>
+              </w:rPr>
+              <w:t xml:space="preserve"> Native y Expo, que debe integrar componentes de </w:t>
+            </w:r>
+            <w:proofErr w:type="spellStart"/>
+            <w:r>
+              <w:rPr>
+                <w:rFonts w:ascii="Calibri" w:hAnsi="Calibri" w:cs="Arial"/>
+                <w:i/>
+                <w:color w:val="000000"/>
+                <w:sz w:val="20"/>
+                <w:szCs w:val="20"/>
+                <w:lang w:eastAsia="es-CL"/>
+              </w:rPr>
+              <w:t>frontend</w:t>
+            </w:r>
+            <w:proofErr w:type="spellEnd"/>
+            <w:r>
+              <w:rPr>
+                <w:rFonts w:ascii="Calibri" w:hAnsi="Calibri" w:cs="Arial"/>
+                <w:i/>
+                <w:color w:val="000000"/>
+                <w:sz w:val="20"/>
+                <w:szCs w:val="20"/>
+                <w:lang w:eastAsia="es-CL"/>
+              </w:rPr>
+              <w:t>, autenticación, base de datos en la nube y generación de documentos, y luego ser implantada en un entorno real durante el piloto.</w:t>
             </w:r>
           </w:p>
           <w:p>
@@ -1640,7 +1789,31 @@
                 <w:szCs w:val="20"/>
                 <w:lang w:eastAsia="es-CL"/>
               </w:rPr>
-              <w:t xml:space="preserve">Construir modelos de datos: el sistema requiere diseñar un modelo en Firestore capaz de representar usuarios, torres, registros de reciclaje, estados de validación y certificados, manteniendo la integridad de la cadena y permitiendo consultas eficientes para el ranking y los reportes.</w:t>
+              <w:t xml:space="preserve">Construir modelos de datos: el sistema requiere diseñar un modelo en </w:t>
+            </w:r>
+            <w:proofErr w:type="spellStart"/>
+            <w:r>
+              <w:rPr>
+                <w:rFonts w:ascii="Calibri" w:hAnsi="Calibri" w:cs="Arial"/>
+                <w:i/>
+                <w:color w:val="000000"/>
+                <w:sz w:val="20"/>
+                <w:szCs w:val="20"/>
+                <w:lang w:eastAsia="es-CL"/>
+              </w:rPr>
+              <w:t>Firestore</w:t>
+            </w:r>
+            <w:proofErr w:type="spellEnd"/>
+            <w:r>
+              <w:rPr>
+                <w:rFonts w:ascii="Calibri" w:hAnsi="Calibri" w:cs="Arial"/>
+                <w:i/>
+                <w:color w:val="000000"/>
+                <w:sz w:val="20"/>
+                <w:szCs w:val="20"/>
+                <w:lang w:eastAsia="es-CL"/>
+              </w:rPr>
+              <w:t xml:space="preserve"> capaz de representar usuarios, torres, registros de reciclaje, estados de validación y certificados, manteniendo la integridad de la cadena y permitiendo consultas eficientes para el ranking y los reportes.</w:t>
             </w:r>
           </w:p>
           <w:p>
@@ -1664,7 +1837,31 @@
                 <w:szCs w:val="20"/>
                 <w:lang w:eastAsia="es-CL"/>
               </w:rPr>
-              <w:t xml:space="preserve">Gestionar proyectos informáticos: el desarrollo se organiza en seis sprints con entregables definidos, lo que obliga a planificar, distribuir responsabilidades entre los tres integrantes, controlar el avance y tomar decisiones de alcance cuando los tiempos lo exijan.</w:t>
+              <w:t xml:space="preserve">Gestionar proyectos informáticos: el desarrollo se organiza en seis </w:t>
+            </w:r>
+            <w:proofErr w:type="spellStart"/>
+            <w:r>
+              <w:rPr>
+                <w:rFonts w:ascii="Calibri" w:hAnsi="Calibri" w:cs="Arial"/>
+                <w:i/>
+                <w:color w:val="000000"/>
+                <w:sz w:val="20"/>
+                <w:szCs w:val="20"/>
+                <w:lang w:eastAsia="es-CL"/>
+              </w:rPr>
+              <w:t>sprints</w:t>
+            </w:r>
+            <w:proofErr w:type="spellEnd"/>
+            <w:r>
+              <w:rPr>
+                <w:rFonts w:ascii="Calibri" w:hAnsi="Calibri" w:cs="Arial"/>
+                <w:i/>
+                <w:color w:val="000000"/>
+                <w:sz w:val="20"/>
+                <w:szCs w:val="20"/>
+                <w:lang w:eastAsia="es-CL"/>
+              </w:rPr>
+              <w:t xml:space="preserve"> con entregables definidos, lo que obliga a planificar, distribuir responsabilidades entre los tres integrantes, controlar el avance y tomar decisiones de alcance cuando los tiempos lo exijan.</w:t>
             </w:r>
           </w:p>
           <w:p>
@@ -1688,7 +1885,7 @@
                 <w:szCs w:val="20"/>
                 <w:lang w:eastAsia="es-CL"/>
               </w:rPr>
-              <w:t xml:space="preserve">Realizar pruebas de certificación: el prototipo debe ser validado antes y durante el piloto, verificando que la cadena de estados no permita saltos indebidos, que la lectura del QR alcance la tasa de éxito comprometida y que los certificados se generen correctamente en todos los casos.</w:t>
+              <w:t>Realizar pruebas de certificación: el prototipo debe ser validado antes y durante el piloto, verificando que la cadena de estados no permita saltos indebidos, que la lectura del QR alcance la tasa de éxito comprometida y que los certificados se generen correctamente en todos los casos.</w:t>
             </w:r>
           </w:p>
         </w:tc>
@@ -1744,7 +1941,79 @@
                 <w:szCs w:val="20"/>
                 <w:lang w:eastAsia="es-CL"/>
               </w:rPr>
-              <w:t xml:space="preserve">Álvaro Jaña: mi interés profesional principal es el desarrollo de software fullstack, con énfasis en aplicaciones web y móviles, complementado con los certificados de DevOps que cursé durante la carrera. EcoTrack se alinea con ese interés porque abarca el ciclo completo de una aplicación: interfaz móvil, lógica de negocio, modelo de datos y despliegue en un entorno real. Desarrollarlo contribuye a mi formación porque me obliga a trabajar con tecnologías que no había utilizado antes, como Firebase, y a hacerme cargo de un sistema desde el requerimiento hasta la producción.</w:t>
+              <w:t xml:space="preserve">Álvaro Jaña: mi interés profesional principal es el desarrollo de software </w:t>
+            </w:r>
+            <w:proofErr w:type="spellStart"/>
+            <w:r>
+              <w:rPr>
+                <w:rFonts w:ascii="Calibri" w:hAnsi="Calibri" w:cs="Arial"/>
+                <w:i/>
+                <w:color w:val="000000"/>
+                <w:sz w:val="20"/>
+                <w:szCs w:val="20"/>
+                <w:lang w:eastAsia="es-CL"/>
+              </w:rPr>
+              <w:t>fullstack</w:t>
+            </w:r>
+            <w:proofErr w:type="spellEnd"/>
+            <w:r>
+              <w:rPr>
+                <w:rFonts w:ascii="Calibri" w:hAnsi="Calibri" w:cs="Arial"/>
+                <w:i/>
+                <w:color w:val="000000"/>
+                <w:sz w:val="20"/>
+                <w:szCs w:val="20"/>
+                <w:lang w:eastAsia="es-CL"/>
+              </w:rPr>
+              <w:t xml:space="preserve">, con énfasis en aplicaciones web y móviles, complementado con los certificados de DevOps que cursé durante la carrera. </w:t>
+            </w:r>
+            <w:proofErr w:type="spellStart"/>
+            <w:r>
+              <w:rPr>
+                <w:rFonts w:ascii="Calibri" w:hAnsi="Calibri" w:cs="Arial"/>
+                <w:i/>
+                <w:color w:val="000000"/>
+                <w:sz w:val="20"/>
+                <w:szCs w:val="20"/>
+                <w:lang w:eastAsia="es-CL"/>
+              </w:rPr>
+              <w:t>EcoTrack</w:t>
+            </w:r>
+            <w:proofErr w:type="spellEnd"/>
+            <w:r>
+              <w:rPr>
+                <w:rFonts w:ascii="Calibri" w:hAnsi="Calibri" w:cs="Arial"/>
+                <w:i/>
+                <w:color w:val="000000"/>
+                <w:sz w:val="20"/>
+                <w:szCs w:val="20"/>
+                <w:lang w:eastAsia="es-CL"/>
+              </w:rPr>
+              <w:t xml:space="preserve"> se alinea con ese interés porque abarca el ciclo completo de una aplicación: interfaz móvil, lógica de negocio, modelo de datos y despliegue en un entorno real. Desarrollarlo contribuye a mi formación porque me obliga a trabajar con tecnologías que no había utilizado antes, como </w:t>
+            </w:r>
+            <w:proofErr w:type="spellStart"/>
+            <w:r>
+              <w:rPr>
+                <w:rFonts w:ascii="Calibri" w:hAnsi="Calibri" w:cs="Arial"/>
+                <w:i/>
+                <w:color w:val="000000"/>
+                <w:sz w:val="20"/>
+                <w:szCs w:val="20"/>
+                <w:lang w:eastAsia="es-CL"/>
+              </w:rPr>
+              <w:t>Firebase</w:t>
+            </w:r>
+            <w:proofErr w:type="spellEnd"/>
+            <w:r>
+              <w:rPr>
+                <w:rFonts w:ascii="Calibri" w:hAnsi="Calibri" w:cs="Arial"/>
+                <w:i/>
+                <w:color w:val="000000"/>
+                <w:sz w:val="20"/>
+                <w:szCs w:val="20"/>
+                <w:lang w:eastAsia="es-CL"/>
+              </w:rPr>
+              <w:t>, y a hacerme cargo de un sistema desde el requerimiento hasta la producción.</w:t>
             </w:r>
           </w:p>
           <w:p>
@@ -1768,7 +2037,103 @@
                 <w:szCs w:val="20"/>
                 <w:lang w:eastAsia="es-CL"/>
               </w:rPr>
-              <w:t xml:space="preserve">Matías Bustamante: mi interés profesional se orienta a la gestión y el liderazgo de proyectos tecnológicos, específicamente al rol de Scrum Master. Las asignaturas que más me marcaron fueron Gestión de Proyectos Informáticos, Gestión Ágil de Proyectos y Liderazgo y Negociación, porque me mostraron que en informática no todo es escribir código: también existe una dimensión humana y estratégica determinante. Actualmente me preparo por mi cuenta para la certificación Scrum (SFPC). EcoTrack se relaciona con ese interés porque es un proyecto de tres personas organizado en seis sprints, con entregables definidos y un piloto con usuarios reales, lo que me permite asumir la conducción ágil del equipo: construir el Product Backlog, facilitar la planificación y las retrospectivas, y medir el rendimiento del equipo sprint a sprint.</w:t>
+              <w:t xml:space="preserve">Matías Bustamante: mi interés profesional se orienta a la gestión y el liderazgo de proyectos tecnológicos, específicamente al rol de Scrum </w:t>
+            </w:r>
+            <w:proofErr w:type="gramStart"/>
+            <w:r>
+              <w:rPr>
+                <w:rFonts w:ascii="Calibri" w:hAnsi="Calibri" w:cs="Arial"/>
+                <w:i/>
+                <w:color w:val="000000"/>
+                <w:sz w:val="20"/>
+                <w:szCs w:val="20"/>
+                <w:lang w:eastAsia="es-CL"/>
+              </w:rPr>
+              <w:t>Master</w:t>
+            </w:r>
+            <w:proofErr w:type="gramEnd"/>
+            <w:r>
+              <w:rPr>
+                <w:rFonts w:ascii="Calibri" w:hAnsi="Calibri" w:cs="Arial"/>
+                <w:i/>
+                <w:color w:val="000000"/>
+                <w:sz w:val="20"/>
+                <w:szCs w:val="20"/>
+                <w:lang w:eastAsia="es-CL"/>
+              </w:rPr>
+              <w:t xml:space="preserve">. Las asignaturas que más me marcaron fueron Gestión de Proyectos Informáticos, Gestión Ágil de Proyectos y Liderazgo y Negociación, porque me mostraron que en informática no todo es escribir código: también existe una dimensión humana y estratégica determinante. Actualmente me preparo por mi cuenta para la certificación Scrum (SFPC). </w:t>
+            </w:r>
+            <w:proofErr w:type="spellStart"/>
+            <w:r>
+              <w:rPr>
+                <w:rFonts w:ascii="Calibri" w:hAnsi="Calibri" w:cs="Arial"/>
+                <w:i/>
+                <w:color w:val="000000"/>
+                <w:sz w:val="20"/>
+                <w:szCs w:val="20"/>
+                <w:lang w:eastAsia="es-CL"/>
+              </w:rPr>
+              <w:t>EcoTrack</w:t>
+            </w:r>
+            <w:proofErr w:type="spellEnd"/>
+            <w:r>
+              <w:rPr>
+                <w:rFonts w:ascii="Calibri" w:hAnsi="Calibri" w:cs="Arial"/>
+                <w:i/>
+                <w:color w:val="000000"/>
+                <w:sz w:val="20"/>
+                <w:szCs w:val="20"/>
+                <w:lang w:eastAsia="es-CL"/>
+              </w:rPr>
+              <w:t xml:space="preserve"> se relaciona con ese interés porque es un proyecto de tres personas organizado en seis </w:t>
+            </w:r>
+            <w:proofErr w:type="spellStart"/>
+            <w:r>
+              <w:rPr>
+                <w:rFonts w:ascii="Calibri" w:hAnsi="Calibri" w:cs="Arial"/>
+                <w:i/>
+                <w:color w:val="000000"/>
+                <w:sz w:val="20"/>
+                <w:szCs w:val="20"/>
+                <w:lang w:eastAsia="es-CL"/>
+              </w:rPr>
+              <w:t>sprints</w:t>
+            </w:r>
+            <w:proofErr w:type="spellEnd"/>
+            <w:r>
+              <w:rPr>
+                <w:rFonts w:ascii="Calibri" w:hAnsi="Calibri" w:cs="Arial"/>
+                <w:i/>
+                <w:color w:val="000000"/>
+                <w:sz w:val="20"/>
+                <w:szCs w:val="20"/>
+                <w:lang w:eastAsia="es-CL"/>
+              </w:rPr>
+              <w:t xml:space="preserve">, con entregables definidos y un piloto con usuarios reales, lo que me permite asumir la conducción ágil del equipo: construir el </w:t>
+            </w:r>
+            <w:proofErr w:type="spellStart"/>
+            <w:r>
+              <w:rPr>
+                <w:rFonts w:ascii="Calibri" w:hAnsi="Calibri" w:cs="Arial"/>
+                <w:i/>
+                <w:color w:val="000000"/>
+                <w:sz w:val="20"/>
+                <w:szCs w:val="20"/>
+                <w:lang w:eastAsia="es-CL"/>
+              </w:rPr>
+              <w:t>Product</w:t>
+            </w:r>
+            <w:proofErr w:type="spellEnd"/>
+            <w:r>
+              <w:rPr>
+                <w:rFonts w:ascii="Calibri" w:hAnsi="Calibri" w:cs="Arial"/>
+                <w:i/>
+                <w:color w:val="000000"/>
+                <w:sz w:val="20"/>
+                <w:szCs w:val="20"/>
+                <w:lang w:eastAsia="es-CL"/>
+              </w:rPr>
+              <w:t xml:space="preserve"> Backlog, facilitar la planificación y las retrospectivas, y medir el rendimiento del equipo sprint a sprint.</w:t>
             </w:r>
           </w:p>
           <w:p>
@@ -1792,7 +2157,79 @@
                 <w:szCs w:val="20"/>
                 <w:lang w:eastAsia="es-CL"/>
               </w:rPr>
-              <w:t xml:space="preserve">Vicente Torres: mis intereses profesionales se enfocan en la ingeniería de datos y la administración de bases de datos, junto con la jefatura de proyectos tecnológicos; me proyecto como líder de proyecto o arquitecto de datos. Mis fortalezas están en la arquitectura y gestión de bases de datos, el análisis de requerimientos y la planificación. EcoTrack se relaciona directamente con eso porque el corazón del sistema es un modelo de datos que debe garantizar la integridad de la cadena de verificación: cada registro tiene que poder trazarse sin que ningún estado se salte indebidamente. Además me permite reforzar lo que reconozco como mi debilidad, la integración con servicios en la nube y las arquitecturas escalables, ya que el proyecto se construye íntegramente sobre Firebase.</w:t>
+              <w:t xml:space="preserve">Vicente Torres: mis intereses profesionales se enfocan en la ingeniería de datos y la administración de bases de datos, junto con la jefatura de proyectos tecnológicos; me proyecto como líder de proyecto o arquitecto de datos. Mis fortalezas están en la arquitectura y gestión de bases de datos, el análisis de requerimientos y la planificación. </w:t>
+            </w:r>
+            <w:proofErr w:type="spellStart"/>
+            <w:r>
+              <w:rPr>
+                <w:rFonts w:ascii="Calibri" w:hAnsi="Calibri" w:cs="Arial"/>
+                <w:i/>
+                <w:color w:val="000000"/>
+                <w:sz w:val="20"/>
+                <w:szCs w:val="20"/>
+                <w:lang w:eastAsia="es-CL"/>
+              </w:rPr>
+              <w:t>EcoTrack</w:t>
+            </w:r>
+            <w:proofErr w:type="spellEnd"/>
+            <w:r>
+              <w:rPr>
+                <w:rFonts w:ascii="Calibri" w:hAnsi="Calibri" w:cs="Arial"/>
+                <w:i/>
+                <w:color w:val="000000"/>
+                <w:sz w:val="20"/>
+                <w:szCs w:val="20"/>
+                <w:lang w:eastAsia="es-CL"/>
+              </w:rPr>
+              <w:t xml:space="preserve"> se relaciona directamente con eso porque el corazón del sistema es un modelo de datos que debe garantizar la integridad de la cadena de verificación: cada registro tiene que poder trazarse sin que ningún estado se salte indebidamente. </w:t>
+            </w:r>
+            <w:proofErr w:type="gramStart"/>
+            <w:r>
+              <w:rPr>
+                <w:rFonts w:ascii="Calibri" w:hAnsi="Calibri" w:cs="Arial"/>
+                <w:i/>
+                <w:color w:val="000000"/>
+                <w:sz w:val="20"/>
+                <w:szCs w:val="20"/>
+                <w:lang w:eastAsia="es-CL"/>
+              </w:rPr>
+              <w:t>Además</w:t>
+            </w:r>
+            <w:proofErr w:type="gramEnd"/>
+            <w:r>
+              <w:rPr>
+                <w:rFonts w:ascii="Calibri" w:hAnsi="Calibri" w:cs="Arial"/>
+                <w:i/>
+                <w:color w:val="000000"/>
+                <w:sz w:val="20"/>
+                <w:szCs w:val="20"/>
+                <w:lang w:eastAsia="es-CL"/>
+              </w:rPr>
+              <w:t xml:space="preserve"> me permite reforzar lo que reconozco como mi debilidad, la integración con servicios en la nube y las arquitecturas escalables, ya que el proyecto se construye íntegramente sobre </w:t>
+            </w:r>
+            <w:proofErr w:type="spellStart"/>
+            <w:r>
+              <w:rPr>
+                <w:rFonts w:ascii="Calibri" w:hAnsi="Calibri" w:cs="Arial"/>
+                <w:i/>
+                <w:color w:val="000000"/>
+                <w:sz w:val="20"/>
+                <w:szCs w:val="20"/>
+                <w:lang w:eastAsia="es-CL"/>
+              </w:rPr>
+              <w:t>Firebase</w:t>
+            </w:r>
+            <w:proofErr w:type="spellEnd"/>
+            <w:r>
+              <w:rPr>
+                <w:rFonts w:ascii="Calibri" w:hAnsi="Calibri" w:cs="Arial"/>
+                <w:i/>
+                <w:color w:val="000000"/>
+                <w:sz w:val="20"/>
+                <w:szCs w:val="20"/>
+                <w:lang w:eastAsia="es-CL"/>
+              </w:rPr>
+              <w:t>.</w:t>
             </w:r>
           </w:p>
         </w:tc>
@@ -1818,6 +2255,7 @@
                 <w:rFonts w:ascii="Calibri" w:hAnsi="Calibri"/>
                 <w:color w:val="000000"/>
               </w:rPr>
+              <w:lastRenderedPageBreak/>
               <w:t>Factibilidad de desarrollo del Proyecto APT</w:t>
             </w:r>
           </w:p>
@@ -1848,7 +2286,31 @@
                 <w:szCs w:val="20"/>
                 <w:lang w:eastAsia="es-CL"/>
               </w:rPr>
-              <w:t xml:space="preserve">El proyecto es factible dentro del semestre porque su alcance fue acotado deliberadamente. La planificación contempla seis sprints de dos semanas, es decir doce semanas de desarrollo efectivo, más las semanas iniciales de definición y las finales de piloto y documentación, lo que se ajusta al periodo académico y a las horas asignadas a la asignatura.</w:t>
+              <w:t xml:space="preserve">El proyecto es factible dentro del semestre porque su alcance fue acotado deliberadamente. La planificación contempla seis </w:t>
+            </w:r>
+            <w:proofErr w:type="spellStart"/>
+            <w:r>
+              <w:rPr>
+                <w:rFonts w:ascii="Calibri" w:hAnsi="Calibri" w:cs="Arial"/>
+                <w:i/>
+                <w:color w:val="000000"/>
+                <w:sz w:val="20"/>
+                <w:szCs w:val="20"/>
+                <w:lang w:eastAsia="es-CL"/>
+              </w:rPr>
+              <w:t>sprints</w:t>
+            </w:r>
+            <w:proofErr w:type="spellEnd"/>
+            <w:r>
+              <w:rPr>
+                <w:rFonts w:ascii="Calibri" w:hAnsi="Calibri" w:cs="Arial"/>
+                <w:i/>
+                <w:color w:val="000000"/>
+                <w:sz w:val="20"/>
+                <w:szCs w:val="20"/>
+                <w:lang w:eastAsia="es-CL"/>
+              </w:rPr>
+              <w:t xml:space="preserve"> de dos semanas, es decir doce semanas de desarrollo efectivo, más las semanas iniciales de definición y las finales de piloto y documentación, lo que se ajusta al periodo académico y a las horas asignadas a la asignatura.</w:t>
             </w:r>
           </w:p>
           <w:p>
@@ -1872,7 +2334,55 @@
                 <w:szCs w:val="20"/>
                 <w:lang w:eastAsia="es-CL"/>
               </w:rPr>
-              <w:t xml:space="preserve">Los materiales requeridos son de bajo costo o gratuitos: computadores personales de los integrantes, teléfonos Android para pruebas, la aplicación Expo Go para ejecutar el prototipo sin necesidad de publicar en tiendas, y una cuenta de Firebase en su plan gratuito, cuyos límites son holgados para el volumen del piloto. No se requiere hardware especial ni licencias pagadas.</w:t>
+              <w:t xml:space="preserve">Los materiales requeridos son de bajo costo o gratuitos: computadores personales de los integrantes, teléfonos Android para pruebas, la aplicación Expo </w:t>
+            </w:r>
+            <w:proofErr w:type="spellStart"/>
+            <w:r>
+              <w:rPr>
+                <w:rFonts w:ascii="Calibri" w:hAnsi="Calibri" w:cs="Arial"/>
+                <w:i/>
+                <w:color w:val="000000"/>
+                <w:sz w:val="20"/>
+                <w:szCs w:val="20"/>
+                <w:lang w:eastAsia="es-CL"/>
+              </w:rPr>
+              <w:t>Go</w:t>
+            </w:r>
+            <w:proofErr w:type="spellEnd"/>
+            <w:r>
+              <w:rPr>
+                <w:rFonts w:ascii="Calibri" w:hAnsi="Calibri" w:cs="Arial"/>
+                <w:i/>
+                <w:color w:val="000000"/>
+                <w:sz w:val="20"/>
+                <w:szCs w:val="20"/>
+                <w:lang w:eastAsia="es-CL"/>
+              </w:rPr>
+              <w:t xml:space="preserve"> para ejecutar el prototipo sin necesidad de publicar en tiendas, y una cuenta de </w:t>
+            </w:r>
+            <w:proofErr w:type="spellStart"/>
+            <w:r>
+              <w:rPr>
+                <w:rFonts w:ascii="Calibri" w:hAnsi="Calibri" w:cs="Arial"/>
+                <w:i/>
+                <w:color w:val="000000"/>
+                <w:sz w:val="20"/>
+                <w:szCs w:val="20"/>
+                <w:lang w:eastAsia="es-CL"/>
+              </w:rPr>
+              <w:t>Firebase</w:t>
+            </w:r>
+            <w:proofErr w:type="spellEnd"/>
+            <w:r>
+              <w:rPr>
+                <w:rFonts w:ascii="Calibri" w:hAnsi="Calibri" w:cs="Arial"/>
+                <w:i/>
+                <w:color w:val="000000"/>
+                <w:sz w:val="20"/>
+                <w:szCs w:val="20"/>
+                <w:lang w:eastAsia="es-CL"/>
+              </w:rPr>
+              <w:t xml:space="preserve"> en su plan gratuito, cuyos límites son holgados para el volumen del piloto. No se requiere hardware especial ni licencias pagadas.</w:t>
             </w:r>
           </w:p>
           <w:p>
@@ -1896,7 +2406,31 @@
                 <w:szCs w:val="20"/>
                 <w:lang w:eastAsia="es-CL"/>
               </w:rPr>
-              <w:t xml:space="preserve">Factores que facilitan el desarrollo: el equipo ya tiene experiencia previa en desarrollo web y móvil; el stack seleccionado es gratuito y está ampliamente documentado; y se cuenta con acceso a un condominio residencial dispuesto a participar en el piloto.</w:t>
+              <w:t xml:space="preserve">Factores que facilitan el desarrollo: el equipo ya tiene experiencia previa en desarrollo web y móvil; el </w:t>
+            </w:r>
+            <w:proofErr w:type="spellStart"/>
+            <w:r>
+              <w:rPr>
+                <w:rFonts w:ascii="Calibri" w:hAnsi="Calibri" w:cs="Arial"/>
+                <w:i/>
+                <w:color w:val="000000"/>
+                <w:sz w:val="20"/>
+                <w:szCs w:val="20"/>
+                <w:lang w:eastAsia="es-CL"/>
+              </w:rPr>
+              <w:t>stack</w:t>
+            </w:r>
+            <w:proofErr w:type="spellEnd"/>
+            <w:r>
+              <w:rPr>
+                <w:rFonts w:ascii="Calibri" w:hAnsi="Calibri" w:cs="Arial"/>
+                <w:i/>
+                <w:color w:val="000000"/>
+                <w:sz w:val="20"/>
+                <w:szCs w:val="20"/>
+                <w:lang w:eastAsia="es-CL"/>
+              </w:rPr>
+              <w:t xml:space="preserve"> seleccionado es gratuito y está ampliamente documentado; y se cuenta con acceso a un condominio residencial dispuesto a participar en el piloto.</w:t>
             </w:r>
           </w:p>
           <w:p>
@@ -1920,7 +2454,55 @@
                 <w:szCs w:val="20"/>
                 <w:lang w:eastAsia="es-CL"/>
               </w:rPr>
-              <w:t xml:space="preserve">Factores que lo dificultan y cómo se abordarán. Firebase y NativeWind son tecnologías nuevas para el equipo, lo que introduce un riesgo de curva de aprendizaje; se aborda destinando el primer sprint a la configuración de la arquitectura base y avanzando en paralelo con datos simulados para no bloquear el desarrollo de las pantallas. La disponibilidad de residentes reales durante cuatro semanas es incierta; se aborda fijando un mínimo realista de ocho usuarios activos y simulando el rol del gestor de reciclaje con el propio equipo, tal como se declara en el alcance. Finalmente, existe el riesgo de sobredimensionar el proyecto; se aborda excluyendo explícitamente del prototipo el registro en blockchain, el mapa territorial de impacto, la integración con gestores industriales reales y las APIs públicas, que quedan documentados como trabajo futuro.</w:t>
+              <w:t xml:space="preserve">Factores que lo dificultan y cómo se abordarán. </w:t>
+            </w:r>
+            <w:proofErr w:type="spellStart"/>
+            <w:r>
+              <w:rPr>
+                <w:rFonts w:ascii="Calibri" w:hAnsi="Calibri" w:cs="Arial"/>
+                <w:i/>
+                <w:color w:val="000000"/>
+                <w:sz w:val="20"/>
+                <w:szCs w:val="20"/>
+                <w:lang w:eastAsia="es-CL"/>
+              </w:rPr>
+              <w:t>Firebase</w:t>
+            </w:r>
+            <w:proofErr w:type="spellEnd"/>
+            <w:r>
+              <w:rPr>
+                <w:rFonts w:ascii="Calibri" w:hAnsi="Calibri" w:cs="Arial"/>
+                <w:i/>
+                <w:color w:val="000000"/>
+                <w:sz w:val="20"/>
+                <w:szCs w:val="20"/>
+                <w:lang w:eastAsia="es-CL"/>
+              </w:rPr>
+              <w:t xml:space="preserve"> y NativeWind son tecnologías nuevas para el equipo, lo que introduce un riesgo de curva de aprendizaje; se aborda destinando el primer sprint a la configuración de la arquitectura base y avanzando en paralelo con datos simulados para no bloquear el desarrollo de las pantallas. La disponibilidad de residentes reales durante cuatro semanas es incierta; se aborda fijando un mínimo realista de ocho usuarios activos y simulando el rol del gestor de reciclaje con el propio equipo, tal como se declara en el alcance. Finalmente, existe el riesgo de sobredimensionar el proyecto; se aborda excluyendo explícitamente del prototipo el registro en blockchain, el mapa territorial de impacto, la integración con gestores industriales reales y las </w:t>
+            </w:r>
+            <w:proofErr w:type="spellStart"/>
+            <w:r>
+              <w:rPr>
+                <w:rFonts w:ascii="Calibri" w:hAnsi="Calibri" w:cs="Arial"/>
+                <w:i/>
+                <w:color w:val="000000"/>
+                <w:sz w:val="20"/>
+                <w:szCs w:val="20"/>
+                <w:lang w:eastAsia="es-CL"/>
+              </w:rPr>
+              <w:t>APIs</w:t>
+            </w:r>
+            <w:proofErr w:type="spellEnd"/>
+            <w:r>
+              <w:rPr>
+                <w:rFonts w:ascii="Calibri" w:hAnsi="Calibri" w:cs="Arial"/>
+                <w:i/>
+                <w:color w:val="000000"/>
+                <w:sz w:val="20"/>
+                <w:szCs w:val="20"/>
+                <w:lang w:eastAsia="es-CL"/>
+              </w:rPr>
+              <w:t xml:space="preserve"> públicas, que quedan documentados como trabajo futuro.</w:t>
             </w:r>
           </w:p>
         </w:tc>
@@ -2147,7 +2729,7 @@
                 <w:szCs w:val="20"/>
                 <w:lang w:eastAsia="es-CL"/>
               </w:rPr>
-              <w:t xml:space="preserve">Desarrollar un prototipo de sistema que permita registrar, validar y certificar de forma verificable el reciclaje realizado por una comunidad residencial, entregando trazabilidad real entre el ciudadano, el administrador del edificio y el gestor de residuos.</w:t>
+              <w:t>Desarrollar un prototipo de sistema que permita registrar, validar y certificar de forma verificable el reciclaje realizado por una comunidad residencial, entregando trazabilidad real entre el ciudadano, el administrador del edificio y el gestor de residuos.</w:t>
             </w:r>
           </w:p>
         </w:tc>
@@ -2217,7 +2799,7 @@
                 <w:szCs w:val="20"/>
                 <w:lang w:eastAsia="es-CL"/>
               </w:rPr>
-              <w:t xml:space="preserve">1. Implementar el módulo de incorporación de usuarios, con registro en dispositivos móviles y vinculación obligatoria a una única torre mediante un código entregado por el administrador.</w:t>
+              <w:t>1. Implementar el módulo de incorporación de usuarios, con registro en dispositivos móviles y vinculación obligatoria a una única torre mediante un código entregado por el administrador.</w:t>
             </w:r>
           </w:p>
           <w:p>
@@ -2241,7 +2823,7 @@
                 <w:szCs w:val="20"/>
                 <w:lang w:eastAsia="es-CL"/>
               </w:rPr>
-              <w:t xml:space="preserve">2. Desarrollar el registro de reciclaje mediante escaneo de código QR en el contenedor y selección del material depositado, en un proceso que no supere los 30 segundos.</w:t>
+              <w:t>2. Desarrollar el registro de reciclaje mediante escaneo de código QR en el contenedor y selección del material depositado, en un proceso que no supere los 30 segundos.</w:t>
             </w:r>
           </w:p>
           <w:p>
@@ -2265,7 +2847,8 @@
                 <w:szCs w:val="20"/>
                 <w:lang w:eastAsia="es-CL"/>
               </w:rPr>
-              <w:t xml:space="preserve">3. Construir el flujo de validación en dos etapas, de modo que un depósito solo avance de estado por la acción del administrador de la torre y, posteriormente, del gestor de reciclaje.</w:t>
+              <w:lastRenderedPageBreak/>
+              <w:t>3. Construir el flujo de validación en dos etapas, de modo que un depósito solo avance de estado por la acción del administrador de la torre y, posteriormente, del gestor de reciclaje.</w:t>
             </w:r>
           </w:p>
           <w:p>
@@ -2289,7 +2872,7 @@
                 <w:szCs w:val="20"/>
                 <w:lang w:eastAsia="es-CL"/>
               </w:rPr>
-              <w:t xml:space="preserve">4. Generar de forma automática un certificado digital descargable en PDF, con código de verificación único, al completarse ambas etapas de validación.</w:t>
+              <w:t>4. Generar de forma automática un certificado digital descargable en PDF, con código de verificación único, al completarse ambas etapas de validación.</w:t>
             </w:r>
           </w:p>
           <w:p>
@@ -2313,7 +2896,7 @@
                 <w:szCs w:val="20"/>
                 <w:lang w:eastAsia="es-CL"/>
               </w:rPr>
-              <w:t xml:space="preserve">5. Implementar un módulo de gamificación colectiva que incluya marcador de la torre, ranking semanal entre torres y misiones definidas por el administrador.</w:t>
+              <w:t>5. Implementar un módulo de gamificación colectiva que incluya marcador de la torre, ranking semanal entre torres y misiones definidas por el administrador.</w:t>
             </w:r>
           </w:p>
           <w:p>
@@ -2337,7 +2920,7 @@
                 <w:szCs w:val="20"/>
                 <w:lang w:eastAsia="es-CL"/>
               </w:rPr>
-              <w:t xml:space="preserve">6. Desarrollar un panel de administración que permita gestionar usuarios, validar depósitos, visualizar métricas de desempeño y exportar reportes mensuales.</w:t>
+              <w:t>6. Desarrollar un panel de administración que permita gestionar usuarios, validar depósitos, visualizar métricas de desempeño y exportar reportes mensuales.</w:t>
             </w:r>
           </w:p>
           <w:p>
@@ -2361,7 +2944,7 @@
                 <w:szCs w:val="20"/>
                 <w:lang w:eastAsia="es-CL"/>
               </w:rPr>
-              <w:t xml:space="preserve">7. Validar el sistema mediante un piloto de al menos cuatro semanas en un condominio residencial, con un mínimo de ocho usuarios activos, contrastando los resultados con las métricas de éxito definidas.</w:t>
+              <w:t>7. Validar el sistema mediante un piloto de al menos cuatro semanas en un condominio residencial, con un mínimo de ocho usuarios activos, contrastando los resultados con las métricas de éxito definidas.</w:t>
             </w:r>
           </w:p>
         </w:tc>
@@ -2601,7 +3184,31 @@
                 <w:szCs w:val="20"/>
                 <w:lang w:eastAsia="es-CL"/>
               </w:rPr>
-              <w:t xml:space="preserve">El proyecto se desarrollará aplicando Scrum adaptado al contexto académico, organizado en seis sprints de dos semanas cada uno, para un total de doce semanas de desarrollo. Se eligió una metodología ágil porque el prototipo debe validarse con usuarios reales durante su construcción, y porque el alcance requiere ajustes progresivos a medida que se conocen las limitaciones de las tecnologías que son nuevas para el equipo.</w:t>
+              <w:t xml:space="preserve">El proyecto se desarrollará aplicando Scrum adaptado al contexto académico, organizado en seis </w:t>
+            </w:r>
+            <w:proofErr w:type="spellStart"/>
+            <w:r>
+              <w:rPr>
+                <w:rFonts w:ascii="Calibri" w:hAnsi="Calibri" w:cs="Arial"/>
+                <w:i/>
+                <w:color w:val="000000"/>
+                <w:sz w:val="20"/>
+                <w:szCs w:val="20"/>
+                <w:lang w:eastAsia="es-CL"/>
+              </w:rPr>
+              <w:t>sprints</w:t>
+            </w:r>
+            <w:proofErr w:type="spellEnd"/>
+            <w:r>
+              <w:rPr>
+                <w:rFonts w:ascii="Calibri" w:hAnsi="Calibri" w:cs="Arial"/>
+                <w:i/>
+                <w:color w:val="000000"/>
+                <w:sz w:val="20"/>
+                <w:szCs w:val="20"/>
+                <w:lang w:eastAsia="es-CL"/>
+              </w:rPr>
+              <w:t xml:space="preserve"> de dos semanas cada uno, para un total de doce semanas de desarrollo. Se eligió una metodología ágil porque el prototipo debe validarse con usuarios reales durante su construcción, y porque el alcance requiere ajustes progresivos a medida que se conocen las limitaciones de las tecnologías que son nuevas para el equipo.</w:t>
             </w:r>
           </w:p>
           <w:p>
@@ -2625,7 +3232,7 @@
                 <w:szCs w:val="20"/>
                 <w:lang w:eastAsia="es-CL"/>
               </w:rPr>
-              <w:t xml:space="preserve">Cada sprint contempla una reunión de planificación al inicio, en la que se define el objetivo y se distribuyen las tareas; reuniones breves de coordinación durante la ejecución; y una revisión y retrospectiva al cierre, en las que se demuestra el incremento funcional y se registran los aprendizajes en las evidencias de la asignatura. El seguimiento del avance se lleva en un tablero de tareas compartido y el código se versiona en un repositorio Git común.</w:t>
+              <w:t>Cada sprint contempla una reunión de planificación al inicio, en la que se define el objetivo y se distribuyen las tareas; reuniones breves de coordinación durante la ejecución; y una revisión y retrospectiva al cierre, en las que se demuestra el incremento funcional y se registran los aprendizajes en las evidencias de la asignatura. El seguimiento del avance se lleva en un tablero de tareas compartido y el código se versiona en un repositorio Git común.</w:t>
             </w:r>
           </w:p>
           <w:p>
@@ -2649,7 +3256,7 @@
                 <w:szCs w:val="20"/>
                 <w:lang w:eastAsia="es-CL"/>
               </w:rPr>
-              <w:t xml:space="preserve">Distribución de funciones y responsabilidades del equipo:</w:t>
+              <w:t>Distribución de funciones y responsabilidades del equipo:</w:t>
             </w:r>
           </w:p>
           <w:p>
@@ -2673,7 +3280,55 @@
                 <w:szCs w:val="20"/>
                 <w:lang w:eastAsia="es-CL"/>
               </w:rPr>
-              <w:t xml:space="preserve">Álvaro Jaña: desarrollo de la aplicación móvil en React Native, construcción de las interfaces de los tres roles de usuario, integración con Firebase y despliegue del prototipo para las pruebas de campo.</w:t>
+              <w:t xml:space="preserve">Álvaro Jaña: desarrollo de la aplicación móvil en </w:t>
+            </w:r>
+            <w:proofErr w:type="spellStart"/>
+            <w:r>
+              <w:rPr>
+                <w:rFonts w:ascii="Calibri" w:hAnsi="Calibri" w:cs="Arial"/>
+                <w:i/>
+                <w:color w:val="000000"/>
+                <w:sz w:val="20"/>
+                <w:szCs w:val="20"/>
+                <w:lang w:eastAsia="es-CL"/>
+              </w:rPr>
+              <w:t>React</w:t>
+            </w:r>
+            <w:proofErr w:type="spellEnd"/>
+            <w:r>
+              <w:rPr>
+                <w:rFonts w:ascii="Calibri" w:hAnsi="Calibri" w:cs="Arial"/>
+                <w:i/>
+                <w:color w:val="000000"/>
+                <w:sz w:val="20"/>
+                <w:szCs w:val="20"/>
+                <w:lang w:eastAsia="es-CL"/>
+              </w:rPr>
+              <w:t xml:space="preserve"> Native, construcción de las interfaces de los tres roles de usuario, integración con </w:t>
+            </w:r>
+            <w:proofErr w:type="spellStart"/>
+            <w:r>
+              <w:rPr>
+                <w:rFonts w:ascii="Calibri" w:hAnsi="Calibri" w:cs="Arial"/>
+                <w:i/>
+                <w:color w:val="000000"/>
+                <w:sz w:val="20"/>
+                <w:szCs w:val="20"/>
+                <w:lang w:eastAsia="es-CL"/>
+              </w:rPr>
+              <w:t>Firebase</w:t>
+            </w:r>
+            <w:proofErr w:type="spellEnd"/>
+            <w:r>
+              <w:rPr>
+                <w:rFonts w:ascii="Calibri" w:hAnsi="Calibri" w:cs="Arial"/>
+                <w:i/>
+                <w:color w:val="000000"/>
+                <w:sz w:val="20"/>
+                <w:szCs w:val="20"/>
+                <w:lang w:eastAsia="es-CL"/>
+              </w:rPr>
+              <w:t xml:space="preserve"> y despliegue del prototipo para las pruebas de campo.</w:t>
             </w:r>
           </w:p>
           <w:p>
@@ -2697,7 +3352,55 @@
                 <w:szCs w:val="20"/>
                 <w:lang w:eastAsia="es-CL"/>
               </w:rPr>
-              <w:t xml:space="preserve">Vicente Torres: diseño e implementación del modelo de datos en Firestore, definición de la arquitectura de la solución y desarrollo de las Cloud Functions que gobiernan las transiciones de estado y la emisión del certificado digital.</w:t>
+              <w:t xml:space="preserve">Vicente Torres: diseño e implementación del modelo de datos en </w:t>
+            </w:r>
+            <w:proofErr w:type="spellStart"/>
+            <w:r>
+              <w:rPr>
+                <w:rFonts w:ascii="Calibri" w:hAnsi="Calibri" w:cs="Arial"/>
+                <w:i/>
+                <w:color w:val="000000"/>
+                <w:sz w:val="20"/>
+                <w:szCs w:val="20"/>
+                <w:lang w:eastAsia="es-CL"/>
+              </w:rPr>
+              <w:t>Firestore</w:t>
+            </w:r>
+            <w:proofErr w:type="spellEnd"/>
+            <w:r>
+              <w:rPr>
+                <w:rFonts w:ascii="Calibri" w:hAnsi="Calibri" w:cs="Arial"/>
+                <w:i/>
+                <w:color w:val="000000"/>
+                <w:sz w:val="20"/>
+                <w:szCs w:val="20"/>
+                <w:lang w:eastAsia="es-CL"/>
+              </w:rPr>
+              <w:t xml:space="preserve">, definición de la arquitectura de la solución y desarrollo de las Cloud </w:t>
+            </w:r>
+            <w:proofErr w:type="spellStart"/>
+            <w:r>
+              <w:rPr>
+                <w:rFonts w:ascii="Calibri" w:hAnsi="Calibri" w:cs="Arial"/>
+                <w:i/>
+                <w:color w:val="000000"/>
+                <w:sz w:val="20"/>
+                <w:szCs w:val="20"/>
+                <w:lang w:eastAsia="es-CL"/>
+              </w:rPr>
+              <w:t>Functions</w:t>
+            </w:r>
+            <w:proofErr w:type="spellEnd"/>
+            <w:r>
+              <w:rPr>
+                <w:rFonts w:ascii="Calibri" w:hAnsi="Calibri" w:cs="Arial"/>
+                <w:i/>
+                <w:color w:val="000000"/>
+                <w:sz w:val="20"/>
+                <w:szCs w:val="20"/>
+                <w:lang w:eastAsia="es-CL"/>
+              </w:rPr>
+              <w:t xml:space="preserve"> que gobiernan las transiciones de estado y la emisión del certificado digital.</w:t>
             </w:r>
           </w:p>
           <w:p>
@@ -2721,7 +3424,55 @@
                 <w:szCs w:val="20"/>
                 <w:lang w:eastAsia="es-CL"/>
               </w:rPr>
-              <w:t xml:space="preserve">Matías Bustamante: conducción ágil del proyecto en el rol de Scrum Master, gestión del Product Backlog y de los requisitos, facilitación de las ceremonias, seguimiento del avance, definición del plan de pruebas y coordinación del piloto con la administración del condominio.</w:t>
+              <w:t xml:space="preserve">Matías Bustamante: conducción ágil del proyecto en el rol de Scrum </w:t>
+            </w:r>
+            <w:proofErr w:type="gramStart"/>
+            <w:r>
+              <w:rPr>
+                <w:rFonts w:ascii="Calibri" w:hAnsi="Calibri" w:cs="Arial"/>
+                <w:i/>
+                <w:color w:val="000000"/>
+                <w:sz w:val="20"/>
+                <w:szCs w:val="20"/>
+                <w:lang w:eastAsia="es-CL"/>
+              </w:rPr>
+              <w:t>Master</w:t>
+            </w:r>
+            <w:proofErr w:type="gramEnd"/>
+            <w:r>
+              <w:rPr>
+                <w:rFonts w:ascii="Calibri" w:hAnsi="Calibri" w:cs="Arial"/>
+                <w:i/>
+                <w:color w:val="000000"/>
+                <w:sz w:val="20"/>
+                <w:szCs w:val="20"/>
+                <w:lang w:eastAsia="es-CL"/>
+              </w:rPr>
+              <w:t xml:space="preserve">, gestión del </w:t>
+            </w:r>
+            <w:proofErr w:type="spellStart"/>
+            <w:r>
+              <w:rPr>
+                <w:rFonts w:ascii="Calibri" w:hAnsi="Calibri" w:cs="Arial"/>
+                <w:i/>
+                <w:color w:val="000000"/>
+                <w:sz w:val="20"/>
+                <w:szCs w:val="20"/>
+                <w:lang w:eastAsia="es-CL"/>
+              </w:rPr>
+              <w:t>Product</w:t>
+            </w:r>
+            <w:proofErr w:type="spellEnd"/>
+            <w:r>
+              <w:rPr>
+                <w:rFonts w:ascii="Calibri" w:hAnsi="Calibri" w:cs="Arial"/>
+                <w:i/>
+                <w:color w:val="000000"/>
+                <w:sz w:val="20"/>
+                <w:szCs w:val="20"/>
+                <w:lang w:eastAsia="es-CL"/>
+              </w:rPr>
+              <w:t xml:space="preserve"> Backlog y de los requisitos, facilitación de las ceremonias, seguimiento del avance, definición del plan de pruebas y coordinación del piloto con la administración del condominio.</w:t>
             </w:r>
           </w:p>
           <w:p>
@@ -2745,7 +3496,7 @@
                 <w:szCs w:val="20"/>
                 <w:lang w:eastAsia="es-CL"/>
               </w:rPr>
-              <w:t xml:space="preserve">La distribución responde a las fortalezas declaradas por cada integrante en sus autoevaluaciones de competencias, pero las responsabilidades son de conducción y no de trabajo aislado: la revisión de código y la validación de cada incremento se realizan de forma conjunta al cierre de cada sprint.</w:t>
+              <w:t>La distribución responde a las fortalezas declaradas por cada integrante en sus autoevaluaciones de competencias, pero las responsabilidades son de conducción y no de trabajo aislado: la revisión de código y la validación de cada incremento se realizan de forma conjunta al cierre de cada sprint.</w:t>
             </w:r>
           </w:p>
           <w:p>
@@ -2769,7 +3520,32 @@
                 <w:szCs w:val="20"/>
                 <w:lang w:eastAsia="es-CL"/>
               </w:rPr>
-              <w:t xml:space="preserve">Los sprints se organizan de la siguiente forma. Sprint 1: arquitectura base, modelo de datos y autenticación con vinculación a torres. Sprint 2: escaneo de QR, selección de material e historial del residente. Sprint 3: panel de administración y primera etapa de validación. Sprint 4: módulo del gestor, segunda etapa de validación y generación del certificado en PDF. Sprint 5: gamificación, ranking semanal y misiones colectivas. Sprint 6: ejecución del piloto en entorno real, pruebas, corrección de errores y documentación final.</w:t>
+              <w:lastRenderedPageBreak/>
+              <w:t xml:space="preserve">Los </w:t>
+            </w:r>
+            <w:proofErr w:type="spellStart"/>
+            <w:r>
+              <w:rPr>
+                <w:rFonts w:ascii="Calibri" w:hAnsi="Calibri" w:cs="Arial"/>
+                <w:i/>
+                <w:color w:val="000000"/>
+                <w:sz w:val="20"/>
+                <w:szCs w:val="20"/>
+                <w:lang w:eastAsia="es-CL"/>
+              </w:rPr>
+              <w:t>sprints</w:t>
+            </w:r>
+            <w:proofErr w:type="spellEnd"/>
+            <w:r>
+              <w:rPr>
+                <w:rFonts w:ascii="Calibri" w:hAnsi="Calibri" w:cs="Arial"/>
+                <w:i/>
+                <w:color w:val="000000"/>
+                <w:sz w:val="20"/>
+                <w:szCs w:val="20"/>
+                <w:lang w:eastAsia="es-CL"/>
+              </w:rPr>
+              <w:t xml:space="preserve"> se organizan de la siguiente forma. Sprint 1: arquitectura base, modelo de datos y autenticación con vinculación a torres. Sprint 2: escaneo de QR, selección de material e historial del residente. Sprint 3: panel de administración y primera etapa de validación. Sprint 4: módulo del gestor, segunda etapa de validación y generación del certificado en PDF. Sprint 5: gamificación, ranking semanal y misiones colectivas. Sprint 6: ejecución del piloto en entorno real, pruebas, corrección de errores y documentación final.</w:t>
             </w:r>
           </w:p>
         </w:tc>
@@ -2847,6 +3623,7 @@
                 <w:sz w:val="28"/>
                 <w:szCs w:val="28"/>
               </w:rPr>
+              <w:lastRenderedPageBreak/>
               <w:t>6</w:t>
             </w:r>
             <w:r>
@@ -3105,7 +3882,7 @@
                 <w:b/>
                 <w:color w:val="000000"/>
               </w:rPr>
-              <w:t xml:space="preserve">Avance</w:t>
+              <w:t>Avance</w:t>
             </w:r>
           </w:p>
         </w:tc>
@@ -3129,7 +3906,7 @@
                 <w:b/>
                 <w:color w:val="000000"/>
               </w:rPr>
-              <w:t xml:space="preserve">Prototipo funcional de la aplicación móvil</w:t>
+              <w:t>Prototipo funcional de la aplicación móvil</w:t>
             </w:r>
           </w:p>
         </w:tc>
@@ -3158,7 +3935,31 @@
                 <w:szCs w:val="20"/>
                 <w:lang w:eastAsia="es-CL"/>
               </w:rPr>
-              <w:t xml:space="preserve">Aplicación en React Native con los flujos de registro de usuario, escaneo de QR, validación del administrador y confirmación del gestor operando sobre datos simulados.</w:t>
+              <w:t xml:space="preserve">Aplicación en </w:t>
+            </w:r>
+            <w:proofErr w:type="spellStart"/>
+            <w:r>
+              <w:rPr>
+                <w:rFonts w:ascii="Calibri" w:hAnsi="Calibri" w:cs="Arial"/>
+                <w:i/>
+                <w:color w:val="000000"/>
+                <w:sz w:val="18"/>
+                <w:szCs w:val="20"/>
+                <w:lang w:eastAsia="es-CL"/>
+              </w:rPr>
+              <w:t>React</w:t>
+            </w:r>
+            <w:proofErr w:type="spellEnd"/>
+            <w:r>
+              <w:rPr>
+                <w:rFonts w:ascii="Calibri" w:hAnsi="Calibri" w:cs="Arial"/>
+                <w:i/>
+                <w:color w:val="000000"/>
+                <w:sz w:val="18"/>
+                <w:szCs w:val="20"/>
+                <w:lang w:eastAsia="es-CL"/>
+              </w:rPr>
+              <w:t xml:space="preserve"> Native con los flujos de registro de usuario, escaneo de QR, validación del administrador y confirmación del gestor operando sobre datos simulados.</w:t>
             </w:r>
           </w:p>
         </w:tc>
@@ -3182,7 +3983,25 @@
                 <w:b/>
                 <w:color w:val="000000"/>
               </w:rPr>
-              <w:t xml:space="preserve">Permite verificar tempranamente que la cadena de verificación es viable y navegable de extremo a extremo, antes de conectar el backend definitivo.</w:t>
+              <w:t xml:space="preserve">Permite verificar tempranamente que la cadena de verificación es viable y navegable de extremo a extremo, antes de conectar el </w:t>
+            </w:r>
+            <w:proofErr w:type="spellStart"/>
+            <w:r>
+              <w:rPr>
+                <w:rFonts w:ascii="Calibri" w:hAnsi="Calibri"/>
+                <w:b/>
+                <w:color w:val="000000"/>
+              </w:rPr>
+              <w:t>backend</w:t>
+            </w:r>
+            <w:proofErr w:type="spellEnd"/>
+            <w:r>
+              <w:rPr>
+                <w:rFonts w:ascii="Calibri" w:hAnsi="Calibri"/>
+                <w:b/>
+                <w:color w:val="000000"/>
+              </w:rPr>
+              <w:t xml:space="preserve"> definitivo.</w:t>
             </w:r>
           </w:p>
         </w:tc>
@@ -3211,7 +4030,7 @@
                 <w:b/>
                 <w:color w:val="000000"/>
               </w:rPr>
-              <w:t xml:space="preserve">Avance</w:t>
+              <w:t>Avance</w:t>
             </w:r>
           </w:p>
         </w:tc>
@@ -3235,7 +4054,7 @@
                 <w:b/>
                 <w:color w:val="000000"/>
               </w:rPr>
-              <w:t xml:space="preserve">Modelo de datos y diagrama de casos de uso</w:t>
+              <w:t>Modelo de datos y diagrama de casos de uso</w:t>
             </w:r>
           </w:p>
         </w:tc>
@@ -3259,7 +4078,25 @@
                 <w:b/>
                 <w:color w:val="000000"/>
               </w:rPr>
-              <w:t xml:space="preserve">Estructura de colecciones en Firestore para usuarios, torres, registros de reciclaje y certificados, acompañada de los diagramas de casos de uso del sistema.</w:t>
+              <w:t xml:space="preserve">Estructura de colecciones en </w:t>
+            </w:r>
+            <w:proofErr w:type="spellStart"/>
+            <w:r>
+              <w:rPr>
+                <w:rFonts w:ascii="Calibri" w:hAnsi="Calibri"/>
+                <w:b/>
+                <w:color w:val="000000"/>
+              </w:rPr>
+              <w:t>Firestore</w:t>
+            </w:r>
+            <w:proofErr w:type="spellEnd"/>
+            <w:r>
+              <w:rPr>
+                <w:rFonts w:ascii="Calibri" w:hAnsi="Calibri"/>
+                <w:b/>
+                <w:color w:val="000000"/>
+              </w:rPr>
+              <w:t xml:space="preserve"> para usuarios, torres, registros de reciclaje y certificados, acompañada de los diagramas de casos de uso del sistema.</w:t>
             </w:r>
           </w:p>
         </w:tc>
@@ -3283,7 +4120,7 @@
                 <w:b/>
                 <w:color w:val="000000"/>
               </w:rPr>
-              <w:t xml:space="preserve">Evidencia la competencia de construir modelos de datos escalables y documenta las decisiones de diseño que sostienen la trazabilidad.</w:t>
+              <w:t>Evidencia la competencia de construir modelos de datos escalables y documenta las decisiones de diseño que sostienen la trazabilidad.</w:t>
             </w:r>
           </w:p>
         </w:tc>
@@ -3312,7 +4149,7 @@
                 <w:b/>
                 <w:color w:val="000000"/>
               </w:rPr>
-              <w:t xml:space="preserve">Final</w:t>
+              <w:t>Final</w:t>
             </w:r>
           </w:p>
         </w:tc>
@@ -3336,7 +4173,7 @@
                 <w:b/>
                 <w:color w:val="000000"/>
               </w:rPr>
-              <w:t xml:space="preserve">Certificados digitales emitidos durante el piloto</w:t>
+              <w:t>Certificados digitales emitidos durante el piloto</w:t>
             </w:r>
           </w:p>
         </w:tc>
@@ -3360,7 +4197,7 @@
                 <w:b/>
                 <w:color w:val="000000"/>
               </w:rPr>
-              <w:t xml:space="preserve">Conjunto de certificados en PDF con código de verificación único, generados automáticamente por el sistema a partir de reciclaje real de los residentes.</w:t>
+              <w:t>Conjunto de certificados en PDF con código de verificación único, generados automáticamente por el sistema a partir de reciclaje real de los residentes.</w:t>
             </w:r>
           </w:p>
         </w:tc>
@@ -3384,7 +4221,7 @@
                 <w:b/>
                 <w:color w:val="000000"/>
               </w:rPr>
-              <w:t xml:space="preserve">Demuestra que la cadena completa se ejecutó con usuarios reales y constituye la evidencia central del objetivo general del proyecto.</w:t>
+              <w:t>Demuestra que la cadena completa se ejecutó con usuarios reales y constituye la evidencia central del objetivo general del proyecto.</w:t>
             </w:r>
           </w:p>
         </w:tc>
@@ -3413,7 +4250,7 @@
                 <w:b/>
                 <w:color w:val="000000"/>
               </w:rPr>
-              <w:t xml:space="preserve">Final</w:t>
+              <w:t>Final</w:t>
             </w:r>
           </w:p>
         </w:tc>
@@ -3437,7 +4274,7 @@
                 <w:b/>
                 <w:color w:val="000000"/>
               </w:rPr>
-              <w:t xml:space="preserve">Informe de resultados del piloto</w:t>
+              <w:t>Informe de resultados del piloto</w:t>
             </w:r>
           </w:p>
         </w:tc>
@@ -3461,7 +4298,7 @@
                 <w:b/>
                 <w:color w:val="000000"/>
               </w:rPr>
-              <w:t xml:space="preserve">Documento con las métricas obtenidas durante las cuatro semanas de operación: tasa de lectura de QR, tiempo del flujo completo, porcentaje de participación y certificados emitidos.</w:t>
+              <w:t>Documento con las métricas obtenidas durante las cuatro semanas de operación: tasa de lectura de QR, tiempo del flujo completo, porcentaje de participación y certificados emitidos.</w:t>
             </w:r>
           </w:p>
         </w:tc>
@@ -3485,7 +4322,7 @@
                 <w:b/>
                 <w:color w:val="000000"/>
               </w:rPr>
-              <w:t xml:space="preserve">Permite contrastar los resultados alcanzados con las métricas de éxito comprometidas y respalda las pruebas de certificación del producto.</w:t>
+              <w:t>Permite contrastar los resultados alcanzados con las métricas de éxito comprometidas y respalda las pruebas de certificación del producto.</w:t>
             </w:r>
           </w:p>
         </w:tc>
@@ -3514,7 +4351,7 @@
                 <w:b/>
                 <w:color w:val="000000"/>
               </w:rPr>
-              <w:t xml:space="preserve">Avance</w:t>
+              <w:t>Avance</w:t>
             </w:r>
           </w:p>
         </w:tc>
@@ -3538,7 +4375,7 @@
                 <w:b/>
                 <w:color w:val="000000"/>
               </w:rPr>
-              <w:t xml:space="preserve">Tablero de gestión ágil del proyecto</w:t>
+              <w:t>Tablero de gestión ágil del proyecto</w:t>
             </w:r>
           </w:p>
         </w:tc>
@@ -3556,13 +4393,41 @@
                 <w:color w:val="1F3864" w:themeColor="accent1" w:themeShade="80"/>
               </w:rPr>
             </w:pPr>
-            <w:r>
-              <w:rPr>
-                <w:rFonts w:ascii="Calibri" w:hAnsi="Calibri"/>
-                <w:b/>
-                <w:color w:val="000000"/>
-              </w:rPr>
-              <w:t xml:space="preserve">Product Backlog priorizado, planificación de los seis sprints, actas de retrospectiva y registro de velocidad del equipo.</w:t>
+            <w:proofErr w:type="spellStart"/>
+            <w:r>
+              <w:rPr>
+                <w:rFonts w:ascii="Calibri" w:hAnsi="Calibri"/>
+                <w:b/>
+                <w:color w:val="000000"/>
+              </w:rPr>
+              <w:t>Product</w:t>
+            </w:r>
+            <w:proofErr w:type="spellEnd"/>
+            <w:r>
+              <w:rPr>
+                <w:rFonts w:ascii="Calibri" w:hAnsi="Calibri"/>
+                <w:b/>
+                <w:color w:val="000000"/>
+              </w:rPr>
+              <w:t xml:space="preserve"> Backlog priorizado, planificación de los seis </w:t>
+            </w:r>
+            <w:proofErr w:type="spellStart"/>
+            <w:r>
+              <w:rPr>
+                <w:rFonts w:ascii="Calibri" w:hAnsi="Calibri"/>
+                <w:b/>
+                <w:color w:val="000000"/>
+              </w:rPr>
+              <w:t>sprints</w:t>
+            </w:r>
+            <w:proofErr w:type="spellEnd"/>
+            <w:r>
+              <w:rPr>
+                <w:rFonts w:ascii="Calibri" w:hAnsi="Calibri"/>
+                <w:b/>
+                <w:color w:val="000000"/>
+              </w:rPr>
+              <w:t>, actas de retrospectiva y registro de velocidad del equipo.</w:t>
             </w:r>
           </w:p>
         </w:tc>
@@ -3586,7 +4451,7 @@
                 <w:b/>
                 <w:color w:val="000000"/>
               </w:rPr>
-              <w:t xml:space="preserve">Evidencia la competencia de gestionar proyectos informáticos y documenta las decisiones de alcance tomadas durante el desarrollo, que no quedan visibles en el producto de software.</w:t>
+              <w:t>Evidencia la competencia de gestionar proyectos informáticos y documenta las decisiones de alcance tomadas durante el desarrollo, que no quedan visibles en el producto de software.</w:t>
             </w:r>
           </w:p>
         </w:tc>
@@ -3700,7 +4565,23 @@
                 <w:rFonts w:ascii="Calibri" w:hAnsi="Calibri"/>
                 <w:color w:val="1F3864" w:themeColor="accent1" w:themeShade="80"/>
               </w:rPr>
-              <w:t>efine la planificación de tu Proyecto APT de acuerdo a lo requerido</w:t>
+              <w:t xml:space="preserve">efine la planificación de tu Proyecto APT </w:t>
+            </w:r>
+            <w:proofErr w:type="gramStart"/>
+            <w:r>
+              <w:rPr>
+                <w:rFonts w:ascii="Calibri" w:hAnsi="Calibri"/>
+                <w:color w:val="1F3864" w:themeColor="accent1" w:themeShade="80"/>
+              </w:rPr>
+              <w:t>de acuerdo a</w:t>
+            </w:r>
+            <w:proofErr w:type="gramEnd"/>
+            <w:r>
+              <w:rPr>
+                <w:rFonts w:ascii="Calibri" w:hAnsi="Calibri"/>
+                <w:color w:val="1F3864" w:themeColor="accent1" w:themeShade="80"/>
+              </w:rPr>
+              <w:t xml:space="preserve"> lo requerido</w:t>
             </w:r>
             <w:r>
               <w:rPr>
@@ -3838,14 +4719,30 @@
                 <w:rFonts w:ascii="Calibri" w:hAnsi="Calibri"/>
                 <w:color w:val="000000"/>
               </w:rPr>
-              <w:t xml:space="preserve">Nombre de </w:t>
-            </w:r>
-            <w:r>
-              <w:rPr>
-                <w:rFonts w:ascii="Calibri" w:hAnsi="Calibri"/>
-                <w:color w:val="000000"/>
-              </w:rPr>
-              <w:t xml:space="preserve"> Actividades/Tareas</w:t>
+              <w:t xml:space="preserve">Nombre </w:t>
+            </w:r>
+            <w:proofErr w:type="gramStart"/>
+            <w:r>
+              <w:rPr>
+                <w:rFonts w:ascii="Calibri" w:hAnsi="Calibri"/>
+                <w:color w:val="000000"/>
+              </w:rPr>
+              <w:t xml:space="preserve">de </w:t>
+            </w:r>
+            <w:r>
+              <w:rPr>
+                <w:rFonts w:ascii="Calibri" w:hAnsi="Calibri"/>
+                <w:color w:val="000000"/>
+              </w:rPr>
+              <w:t xml:space="preserve"> Actividades</w:t>
+            </w:r>
+            <w:proofErr w:type="gramEnd"/>
+            <w:r>
+              <w:rPr>
+                <w:rFonts w:ascii="Calibri" w:hAnsi="Calibri"/>
+                <w:color w:val="000000"/>
+              </w:rPr>
+              <w:t>/Tareas</w:t>
             </w:r>
           </w:p>
         </w:tc>
@@ -4013,7 +4910,7 @@
                 <w:szCs w:val="20"/>
                 <w:lang w:eastAsia="es-CL"/>
               </w:rPr>
-              <w:t xml:space="preserve">Desarrollar una solución de software / Construir modelos de datos</w:t>
+              <w:t>Desarrollar una solución de software / Construir modelos de datos</w:t>
             </w:r>
           </w:p>
         </w:tc>
@@ -4037,7 +4934,7 @@
                 <w:sz w:val="18"/>
                 <w:szCs w:val="24"/>
               </w:rPr>
-              <w:t xml:space="preserve">Sprint 1: arquitectura base, modelo de datos y autenticación</w:t>
+              <w:t>Sprint 1: arquitectura base, modelo de datos y autenticación</w:t>
             </w:r>
           </w:p>
         </w:tc>
@@ -4061,7 +4958,67 @@
                 <w:sz w:val="18"/>
                 <w:szCs w:val="24"/>
               </w:rPr>
-              <w:t xml:space="preserve">Configuración del proyecto en React Native con Expo, creación del proyecto en Firebase, diseño del modelo de datos en Firestore para usuarios, torres y registros, e implementación del registro, inicio de sesión y código de invitación que vincula al residente con una única torre.</w:t>
+              <w:t xml:space="preserve">Configuración del proyecto en </w:t>
+            </w:r>
+            <w:proofErr w:type="spellStart"/>
+            <w:r>
+              <w:rPr>
+                <w:b/>
+                <w:color w:val="000000"/>
+                <w:sz w:val="18"/>
+                <w:szCs w:val="24"/>
+              </w:rPr>
+              <w:t>React</w:t>
+            </w:r>
+            <w:proofErr w:type="spellEnd"/>
+            <w:r>
+              <w:rPr>
+                <w:b/>
+                <w:color w:val="000000"/>
+                <w:sz w:val="18"/>
+                <w:szCs w:val="24"/>
+              </w:rPr>
+              <w:t xml:space="preserve"> Native con Expo, creación del proyecto en </w:t>
+            </w:r>
+            <w:proofErr w:type="spellStart"/>
+            <w:r>
+              <w:rPr>
+                <w:b/>
+                <w:color w:val="000000"/>
+                <w:sz w:val="18"/>
+                <w:szCs w:val="24"/>
+              </w:rPr>
+              <w:t>Firebase</w:t>
+            </w:r>
+            <w:proofErr w:type="spellEnd"/>
+            <w:r>
+              <w:rPr>
+                <w:b/>
+                <w:color w:val="000000"/>
+                <w:sz w:val="18"/>
+                <w:szCs w:val="24"/>
+              </w:rPr>
+              <w:t xml:space="preserve">, diseño del modelo de datos en </w:t>
+            </w:r>
+            <w:proofErr w:type="spellStart"/>
+            <w:r>
+              <w:rPr>
+                <w:b/>
+                <w:color w:val="000000"/>
+                <w:sz w:val="18"/>
+                <w:szCs w:val="24"/>
+              </w:rPr>
+              <w:t>Firestore</w:t>
+            </w:r>
+            <w:proofErr w:type="spellEnd"/>
+            <w:r>
+              <w:rPr>
+                <w:b/>
+                <w:color w:val="000000"/>
+                <w:sz w:val="18"/>
+                <w:szCs w:val="24"/>
+              </w:rPr>
+              <w:t xml:space="preserve"> para usuarios, torres y registros, e implementación del registro, inicio de sesión y código de invitación que vincula al residente con una única torre.</w:t>
             </w:r>
           </w:p>
         </w:tc>
@@ -4090,7 +5047,55 @@
                 <w:szCs w:val="20"/>
                 <w:lang w:eastAsia="es-CL"/>
               </w:rPr>
-              <w:t xml:space="preserve">Computadores del equipo, cuenta Firebase (plan gratuito), repositorio Git, Expo Go.</w:t>
+              <w:t xml:space="preserve">Computadores del equipo, cuenta </w:t>
+            </w:r>
+            <w:proofErr w:type="spellStart"/>
+            <w:r>
+              <w:rPr>
+                <w:rFonts w:ascii="Calibri" w:hAnsi="Calibri" w:cs="Arial"/>
+                <w:i/>
+                <w:color w:val="000000"/>
+                <w:sz w:val="18"/>
+                <w:szCs w:val="20"/>
+                <w:lang w:eastAsia="es-CL"/>
+              </w:rPr>
+              <w:t>Firebase</w:t>
+            </w:r>
+            <w:proofErr w:type="spellEnd"/>
+            <w:r>
+              <w:rPr>
+                <w:rFonts w:ascii="Calibri" w:hAnsi="Calibri" w:cs="Arial"/>
+                <w:i/>
+                <w:color w:val="000000"/>
+                <w:sz w:val="18"/>
+                <w:szCs w:val="20"/>
+                <w:lang w:eastAsia="es-CL"/>
+              </w:rPr>
+              <w:t xml:space="preserve"> (plan gratuito), repositorio Git, Expo </w:t>
+            </w:r>
+            <w:proofErr w:type="spellStart"/>
+            <w:r>
+              <w:rPr>
+                <w:rFonts w:ascii="Calibri" w:hAnsi="Calibri" w:cs="Arial"/>
+                <w:i/>
+                <w:color w:val="000000"/>
+                <w:sz w:val="18"/>
+                <w:szCs w:val="20"/>
+                <w:lang w:eastAsia="es-CL"/>
+              </w:rPr>
+              <w:t>Go</w:t>
+            </w:r>
+            <w:proofErr w:type="spellEnd"/>
+            <w:r>
+              <w:rPr>
+                <w:rFonts w:ascii="Calibri" w:hAnsi="Calibri" w:cs="Arial"/>
+                <w:i/>
+                <w:color w:val="000000"/>
+                <w:sz w:val="18"/>
+                <w:szCs w:val="20"/>
+                <w:lang w:eastAsia="es-CL"/>
+              </w:rPr>
+              <w:t>.</w:t>
             </w:r>
           </w:p>
         </w:tc>
@@ -4122,7 +5127,7 @@
                 <w:szCs w:val="20"/>
                 <w:lang w:eastAsia="es-CL"/>
               </w:rPr>
-              <w:t xml:space="preserve">2 semanas</w:t>
+              <w:t>2 semanas</w:t>
             </w:r>
           </w:p>
         </w:tc>
@@ -4150,7 +5155,7 @@
                 <w:sz w:val="18"/>
                 <w:szCs w:val="24"/>
               </w:rPr>
-              <w:t xml:space="preserve">Vicente Torres</w:t>
+              <w:t>Vicente Torres</w:t>
             </w:r>
           </w:p>
         </w:tc>
@@ -4174,7 +5179,27 @@
                 <w:sz w:val="18"/>
                 <w:szCs w:val="24"/>
               </w:rPr>
-              <w:t xml:space="preserve">Facilitador: experiencia previa del equipo en desarrollo web. Obstaculizador: Firebase es nuevo para el equipo; se mitiga dedicando este sprint a la configuración y dejando la lógica de negocio para el siguiente.</w:t>
+              <w:t xml:space="preserve">Facilitador: experiencia previa del equipo en desarrollo web. Obstaculizador: </w:t>
+            </w:r>
+            <w:proofErr w:type="spellStart"/>
+            <w:r>
+              <w:rPr>
+                <w:b/>
+                <w:color w:val="000000"/>
+                <w:sz w:val="18"/>
+                <w:szCs w:val="24"/>
+              </w:rPr>
+              <w:t>Firebase</w:t>
+            </w:r>
+            <w:proofErr w:type="spellEnd"/>
+            <w:r>
+              <w:rPr>
+                <w:b/>
+                <w:color w:val="000000"/>
+                <w:sz w:val="18"/>
+                <w:szCs w:val="24"/>
+              </w:rPr>
+              <w:t xml:space="preserve"> es nuevo para el equipo; se mitiga dedicando este sprint a la configuración y dejando la lógica de negocio para el siguiente.</w:t>
             </w:r>
           </w:p>
         </w:tc>
@@ -4208,7 +5233,7 @@
                 <w:szCs w:val="20"/>
                 <w:lang w:eastAsia="es-CL"/>
               </w:rPr>
-              <w:t xml:space="preserve">Desarrollar una solución de software</w:t>
+              <w:t>Desarrollar una solución de software</w:t>
             </w:r>
           </w:p>
         </w:tc>
@@ -4232,7 +5257,7 @@
                 <w:sz w:val="18"/>
                 <w:szCs w:val="24"/>
               </w:rPr>
-              <w:t xml:space="preserve">Sprint 2: escaneo de QR, selección de material e historial</w:t>
+              <w:t>Sprint 2: escaneo de QR, selección de material e historial</w:t>
             </w:r>
           </w:p>
         </w:tc>
@@ -4256,7 +5281,7 @@
                 <w:sz w:val="18"/>
                 <w:szCs w:val="24"/>
               </w:rPr>
-              <w:t xml:space="preserve">Integración de la cámara para lectura de códigos QR en el contenedor, selección del tipo de material y registro del peso, más la vista de historial del residente con el estado de cada depósito.</w:t>
+              <w:t>Integración de la cámara para lectura de códigos QR en el contenedor, selección del tipo de material y registro del peso, más la vista de historial del residente con el estado de cada depósito.</w:t>
             </w:r>
           </w:p>
         </w:tc>
@@ -4285,7 +5310,7 @@
                 <w:szCs w:val="20"/>
                 <w:lang w:eastAsia="es-CL"/>
               </w:rPr>
-              <w:t xml:space="preserve">Teléfonos Android de prueba, códigos QR impresos, librería expo-camera.</w:t>
+              <w:t>Teléfonos Android de prueba, códigos QR impresos, librería expo-camera.</w:t>
             </w:r>
           </w:p>
         </w:tc>
@@ -4317,7 +5342,7 @@
                 <w:szCs w:val="20"/>
                 <w:lang w:eastAsia="es-CL"/>
               </w:rPr>
-              <w:t xml:space="preserve">2 semanas</w:t>
+              <w:t>2 semanas</w:t>
             </w:r>
           </w:p>
         </w:tc>
@@ -4345,7 +5370,7 @@
                 <w:sz w:val="18"/>
                 <w:szCs w:val="24"/>
               </w:rPr>
-              <w:t xml:space="preserve">Álvaro Jaña</w:t>
+              <w:t>Álvaro Jaña</w:t>
             </w:r>
           </w:p>
         </w:tc>
@@ -4369,7 +5394,7 @@
                 <w:sz w:val="18"/>
                 <w:szCs w:val="24"/>
               </w:rPr>
-              <w:t xml:space="preserve">Obstaculizador: la lectura del QR puede fallar con poca luz en el sector de contenedores; se mitiga probando en terreno y permitiendo el ingreso manual del código del contenedor.</w:t>
+              <w:t>Obstaculizador: la lectura del QR puede fallar con poca luz en el sector de contenedores; se mitiga probando en terreno y permitiendo el ingreso manual del código del contenedor.</w:t>
             </w:r>
           </w:p>
         </w:tc>
@@ -4403,7 +5428,7 @@
                 <w:szCs w:val="20"/>
                 <w:lang w:eastAsia="es-CL"/>
               </w:rPr>
-              <w:t xml:space="preserve">Gestionar proyectos informáticos / Desarrollar una solución de software</w:t>
+              <w:t>Gestionar proyectos informáticos / Desarrollar una solución de software</w:t>
             </w:r>
           </w:p>
         </w:tc>
@@ -4427,7 +5452,7 @@
                 <w:sz w:val="18"/>
                 <w:szCs w:val="24"/>
               </w:rPr>
-              <w:t xml:space="preserve">Sprint 3: panel de administración y primera validación</w:t>
+              <w:t>Sprint 3: panel de administración y primera validación</w:t>
             </w:r>
           </w:p>
         </w:tc>
@@ -4451,7 +5476,17 @@
                 <w:sz w:val="18"/>
                 <w:szCs w:val="24"/>
               </w:rPr>
-              <w:t xml:space="preserve">Construcción del panel del administrador con la cola de depósitos pendientes por torre, las acciones de validar y rechazar, y las métricas de participación de la torre.</w:t>
+              <w:t xml:space="preserve">Construcción del panel del administrador con la cola de depósitos pendientes por torre, las acciones de validar y rechazar, y las métricas de </w:t>
+            </w:r>
+            <w:r>
+              <w:rPr>
+                <w:b/>
+                <w:color w:val="000000"/>
+                <w:sz w:val="18"/>
+                <w:szCs w:val="24"/>
+              </w:rPr>
+              <w:lastRenderedPageBreak/>
+              <w:t>participación de la torre.</w:t>
             </w:r>
           </w:p>
         </w:tc>
@@ -4480,7 +5515,8 @@
                 <w:szCs w:val="20"/>
                 <w:lang w:eastAsia="es-CL"/>
               </w:rPr>
-              <w:t xml:space="preserve">Repositorio Git, entorno de desarrollo, datos de prueba.</w:t>
+              <w:lastRenderedPageBreak/>
+              <w:t>Repositorio Git, entorno de desarrollo, datos de prueba.</w:t>
             </w:r>
           </w:p>
         </w:tc>
@@ -4512,7 +5548,7 @@
                 <w:szCs w:val="20"/>
                 <w:lang w:eastAsia="es-CL"/>
               </w:rPr>
-              <w:t xml:space="preserve">2 semanas</w:t>
+              <w:t>2 semanas</w:t>
             </w:r>
           </w:p>
         </w:tc>
@@ -4540,7 +5576,7 @@
                 <w:sz w:val="18"/>
                 <w:szCs w:val="24"/>
               </w:rPr>
-              <w:t xml:space="preserve">Matías Bustamante</w:t>
+              <w:t>Matías Bustamante</w:t>
             </w:r>
           </w:p>
         </w:tc>
@@ -4564,7 +5600,17 @@
                 <w:sz w:val="18"/>
                 <w:szCs w:val="24"/>
               </w:rPr>
-              <w:t xml:space="preserve">Facilitador: el flujo ya está definido en los casos de uso. Obstaculizador: requiere acordar con el administrador real del condominio los criterios de validación.</w:t>
+              <w:t xml:space="preserve">Facilitador: el flujo ya está definido en los casos de uso. Obstaculizador: requiere acordar con el administrador real del condominio los </w:t>
+            </w:r>
+            <w:r>
+              <w:rPr>
+                <w:b/>
+                <w:color w:val="000000"/>
+                <w:sz w:val="18"/>
+                <w:szCs w:val="24"/>
+              </w:rPr>
+              <w:lastRenderedPageBreak/>
+              <w:t>criterios de validación.</w:t>
             </w:r>
           </w:p>
         </w:tc>
@@ -4598,7 +5644,8 @@
                 <w:szCs w:val="20"/>
                 <w:lang w:eastAsia="es-CL"/>
               </w:rPr>
-              <w:t xml:space="preserve">Construir modelos de datos / Desarrollar una solución de software</w:t>
+              <w:lastRenderedPageBreak/>
+              <w:t>Construir modelos de datos / Desarrollar una solución de software</w:t>
             </w:r>
           </w:p>
         </w:tc>
@@ -4622,7 +5669,7 @@
                 <w:sz w:val="18"/>
                 <w:szCs w:val="24"/>
               </w:rPr>
-              <w:t xml:space="preserve">Sprint 4: módulo del gestor, segunda validación y certificado PDF</w:t>
+              <w:t>Sprint 4: módulo del gestor, segunda validación y certificado PDF</w:t>
             </w:r>
           </w:p>
         </w:tc>
@@ -4646,7 +5693,7 @@
                 <w:sz w:val="18"/>
                 <w:szCs w:val="24"/>
               </w:rPr>
-              <w:t xml:space="preserve">Implementación de la cola del gestor de reciclaje, la confirmación de retiro y procesamiento, y la generación automática del certificado en PDF con código de verificación único.</w:t>
+              <w:t>Implementación de la cola del gestor de reciclaje, la confirmación de retiro y procesamiento, y la generación automática del certificado en PDF con código de verificación único.</w:t>
             </w:r>
           </w:p>
         </w:tc>
@@ -4675,7 +5722,55 @@
                 <w:szCs w:val="20"/>
                 <w:lang w:eastAsia="es-CL"/>
               </w:rPr>
-              <w:t xml:space="preserve">Cloud Functions de Firebase, librería de generación de PDF.</w:t>
+              <w:t xml:space="preserve">Cloud </w:t>
+            </w:r>
+            <w:proofErr w:type="spellStart"/>
+            <w:r>
+              <w:rPr>
+                <w:rFonts w:ascii="Calibri" w:hAnsi="Calibri" w:cs="Arial"/>
+                <w:i/>
+                <w:color w:val="000000"/>
+                <w:sz w:val="18"/>
+                <w:szCs w:val="20"/>
+                <w:lang w:eastAsia="es-CL"/>
+              </w:rPr>
+              <w:t>Functions</w:t>
+            </w:r>
+            <w:proofErr w:type="spellEnd"/>
+            <w:r>
+              <w:rPr>
+                <w:rFonts w:ascii="Calibri" w:hAnsi="Calibri" w:cs="Arial"/>
+                <w:i/>
+                <w:color w:val="000000"/>
+                <w:sz w:val="18"/>
+                <w:szCs w:val="20"/>
+                <w:lang w:eastAsia="es-CL"/>
+              </w:rPr>
+              <w:t xml:space="preserve"> de </w:t>
+            </w:r>
+            <w:proofErr w:type="spellStart"/>
+            <w:r>
+              <w:rPr>
+                <w:rFonts w:ascii="Calibri" w:hAnsi="Calibri" w:cs="Arial"/>
+                <w:i/>
+                <w:color w:val="000000"/>
+                <w:sz w:val="18"/>
+                <w:szCs w:val="20"/>
+                <w:lang w:eastAsia="es-CL"/>
+              </w:rPr>
+              <w:t>Firebase</w:t>
+            </w:r>
+            <w:proofErr w:type="spellEnd"/>
+            <w:r>
+              <w:rPr>
+                <w:rFonts w:ascii="Calibri" w:hAnsi="Calibri" w:cs="Arial"/>
+                <w:i/>
+                <w:color w:val="000000"/>
+                <w:sz w:val="18"/>
+                <w:szCs w:val="20"/>
+                <w:lang w:eastAsia="es-CL"/>
+              </w:rPr>
+              <w:t>, librería de generación de PDF.</w:t>
             </w:r>
           </w:p>
         </w:tc>
@@ -4707,7 +5802,7 @@
                 <w:szCs w:val="20"/>
                 <w:lang w:eastAsia="es-CL"/>
               </w:rPr>
-              <w:t xml:space="preserve">2 semanas</w:t>
+              <w:t>2 semanas</w:t>
             </w:r>
           </w:p>
         </w:tc>
@@ -4735,7 +5830,7 @@
                 <w:sz w:val="18"/>
                 <w:szCs w:val="24"/>
               </w:rPr>
-              <w:t xml:space="preserve">Vicente Torres</w:t>
+              <w:t>Vicente Torres</w:t>
             </w:r>
           </w:p>
         </w:tc>
@@ -4759,7 +5854,7 @@
                 <w:sz w:val="18"/>
                 <w:szCs w:val="24"/>
               </w:rPr>
-              <w:t xml:space="preserve">Obstaculizador: la generación de PDF en el servidor es la parte técnicamente más incierta; se mitiga prototipándola de forma aislada durante el sprint anterior.</w:t>
+              <w:t>Obstaculizador: la generación de PDF en el servidor es la parte técnicamente más incierta; se mitiga prototipándola de forma aislada durante el sprint anterior.</w:t>
             </w:r>
           </w:p>
         </w:tc>
@@ -4793,7 +5888,7 @@
                 <w:szCs w:val="20"/>
                 <w:lang w:eastAsia="es-CL"/>
               </w:rPr>
-              <w:t xml:space="preserve">Desarrollar una solución de software</w:t>
+              <w:t>Desarrollar una solución de software</w:t>
             </w:r>
           </w:p>
         </w:tc>
@@ -4817,7 +5912,7 @@
                 <w:sz w:val="18"/>
                 <w:szCs w:val="24"/>
               </w:rPr>
-              <w:t xml:space="preserve">Sprint 5: gamificación, ranking y misiones</w:t>
+              <w:t>Sprint 5: gamificación, ranking y misiones</w:t>
             </w:r>
           </w:p>
         </w:tc>
@@ -4841,7 +5936,7 @@
                 <w:sz w:val="18"/>
                 <w:szCs w:val="24"/>
               </w:rPr>
-              <w:t xml:space="preserve">Desarrollo del marcador de la torre, el ranking semanal entre torres calculado solo sobre kilos certificados, y la configuración de misiones e incentivos por parte del administrador.</w:t>
+              <w:t>Desarrollo del marcador de la torre, el ranking semanal entre torres calculado solo sobre kilos certificados, y la configuración de misiones e incentivos por parte del administrador.</w:t>
             </w:r>
           </w:p>
         </w:tc>
@@ -4870,7 +5965,31 @@
                 <w:szCs w:val="20"/>
                 <w:lang w:eastAsia="es-CL"/>
               </w:rPr>
-              <w:t xml:space="preserve">Entorno de desarrollo, datos acumulados de los sprints previos.</w:t>
+              <w:t xml:space="preserve">Entorno de desarrollo, datos acumulados de los </w:t>
+            </w:r>
+            <w:proofErr w:type="spellStart"/>
+            <w:r>
+              <w:rPr>
+                <w:rFonts w:ascii="Calibri" w:hAnsi="Calibri" w:cs="Arial"/>
+                <w:i/>
+                <w:color w:val="000000"/>
+                <w:sz w:val="18"/>
+                <w:szCs w:val="20"/>
+                <w:lang w:eastAsia="es-CL"/>
+              </w:rPr>
+              <w:t>sprints</w:t>
+            </w:r>
+            <w:proofErr w:type="spellEnd"/>
+            <w:r>
+              <w:rPr>
+                <w:rFonts w:ascii="Calibri" w:hAnsi="Calibri" w:cs="Arial"/>
+                <w:i/>
+                <w:color w:val="000000"/>
+                <w:sz w:val="18"/>
+                <w:szCs w:val="20"/>
+                <w:lang w:eastAsia="es-CL"/>
+              </w:rPr>
+              <w:t xml:space="preserve"> previos.</w:t>
             </w:r>
           </w:p>
         </w:tc>
@@ -4902,7 +6021,7 @@
                 <w:szCs w:val="20"/>
                 <w:lang w:eastAsia="es-CL"/>
               </w:rPr>
-              <w:t xml:space="preserve">2 semanas</w:t>
+              <w:t>2 semanas</w:t>
             </w:r>
           </w:p>
         </w:tc>
@@ -4930,7 +6049,7 @@
                 <w:sz w:val="18"/>
                 <w:szCs w:val="24"/>
               </w:rPr>
-              <w:t xml:space="preserve">Álvaro Jaña</w:t>
+              <w:t>Álvaro Jaña</w:t>
             </w:r>
           </w:p>
         </w:tc>
@@ -4954,7 +6073,7 @@
                 <w:sz w:val="18"/>
                 <w:szCs w:val="24"/>
               </w:rPr>
-              <w:t xml:space="preserve">Facilitador: reutiliza el modelo de datos ya construido. Obstaculizador: definir incentivos atractivos depende de la administración del condominio.</w:t>
+              <w:t>Facilitador: reutiliza el modelo de datos ya construido. Obstaculizador: definir incentivos atractivos depende de la administración del condominio.</w:t>
             </w:r>
           </w:p>
         </w:tc>
@@ -4988,7 +6107,7 @@
                 <w:szCs w:val="20"/>
                 <w:lang w:eastAsia="es-CL"/>
               </w:rPr>
-              <w:t xml:space="preserve">Realizar pruebas de certificación / Gestionar proyectos informáticos</w:t>
+              <w:t>Realizar pruebas de certificación / Gestionar proyectos informáticos</w:t>
             </w:r>
           </w:p>
         </w:tc>
@@ -5012,7 +6131,7 @@
                 <w:sz w:val="18"/>
                 <w:szCs w:val="24"/>
               </w:rPr>
-              <w:t xml:space="preserve">Sprint 6: piloto en entorno real, ajustes y documentación</w:t>
+              <w:t>Sprint 6: piloto en entorno real, ajustes y documentación</w:t>
             </w:r>
           </w:p>
         </w:tc>
@@ -5036,7 +6155,7 @@
                 <w:sz w:val="18"/>
                 <w:szCs w:val="24"/>
               </w:rPr>
-              <w:t xml:space="preserve">Despliegue del prototipo con los residentes del condominio, ejecución del plan de pruebas, medición de las métricas de éxito, corrección de errores detectados y elaboración de la documentación final.</w:t>
+              <w:t>Despliegue del prototipo con los residentes del condominio, ejecución del plan de pruebas, medición de las métricas de éxito, corrección de errores detectados y elaboración de la documentación final.</w:t>
             </w:r>
           </w:p>
         </w:tc>
@@ -5065,7 +6184,7 @@
                 <w:szCs w:val="20"/>
                 <w:lang w:eastAsia="es-CL"/>
               </w:rPr>
-              <w:t xml:space="preserve">Condominio piloto, mínimo 8 usuarios activos, 1 administrador por torre, teléfonos de los residentes.</w:t>
+              <w:t>Condominio piloto, mínimo 8 usuarios activos, 1 administrador por torre, teléfonos de los residentes.</w:t>
             </w:r>
           </w:p>
         </w:tc>
@@ -5097,7 +6216,7 @@
                 <w:szCs w:val="20"/>
                 <w:lang w:eastAsia="es-CL"/>
               </w:rPr>
-              <w:t xml:space="preserve">4 semanas</w:t>
+              <w:t>4 semanas</w:t>
             </w:r>
           </w:p>
         </w:tc>
@@ -5125,7 +6244,7 @@
                 <w:sz w:val="18"/>
                 <w:szCs w:val="24"/>
               </w:rPr>
-              <w:t xml:space="preserve">Matías Bustamante</w:t>
+              <w:t>Matías Bustamante</w:t>
             </w:r>
           </w:p>
         </w:tc>
@@ -5149,7 +6268,7 @@
                 <w:sz w:val="18"/>
                 <w:szCs w:val="24"/>
               </w:rPr>
-              <w:t xml:space="preserve">Obstaculizador principal: la participación sostenida de los residentes durante cuatro semanas; se mitiga con una inducción presencial al inicio y recordatorios semanales a través de la administración.</w:t>
+              <w:t>Obstaculizador principal: la participación sostenida de los residentes durante cuatro semanas; se mitiga con una inducción presencial al inicio y recordatorios semanales a través de la administración.</w:t>
             </w:r>
           </w:p>
         </w:tc>
@@ -5377,6 +6496,7 @@
                 <w:sz w:val="16"/>
                 <w:szCs w:val="16"/>
               </w:rPr>
+              <w:lastRenderedPageBreak/>
               <w:t>Actividad</w:t>
             </w:r>
           </w:p>
@@ -5987,7 +7107,7 @@
                 <w:sz w:val="16"/>
                 <w:szCs w:val="16"/>
               </w:rPr>
-              <w:t xml:space="preserve">Definición del Proyecto APT (Fase 1)</w:t>
+              <w:t>Definición del Proyecto APT (Fase 1)</w:t>
             </w:r>
           </w:p>
         </w:tc>
@@ -6012,7 +7132,7 @@
                 <w:sz w:val="16"/>
                 <w:szCs w:val="16"/>
               </w:rPr>
-              <w:t xml:space="preserve">X</w:t>
+              <w:t>X</w:t>
             </w:r>
           </w:p>
         </w:tc>
@@ -6037,7 +7157,7 @@
                 <w:sz w:val="16"/>
                 <w:szCs w:val="16"/>
               </w:rPr>
-              <w:t xml:space="preserve">X</w:t>
+              <w:t>X</w:t>
             </w:r>
           </w:p>
         </w:tc>
@@ -6062,7 +7182,7 @@
                 <w:sz w:val="16"/>
                 <w:szCs w:val="16"/>
               </w:rPr>
-              <w:t xml:space="preserve">X</w:t>
+              <w:t>X</w:t>
             </w:r>
           </w:p>
         </w:tc>
@@ -6080,15 +7200,6 @@
                 <w:szCs w:val="16"/>
               </w:rPr>
             </w:pPr>
-            <w:r>
-              <w:rPr>
-                <w:b/>
-                <w:color w:val="000000"/>
-                <w:sz w:val="16"/>
-                <w:szCs w:val="16"/>
-              </w:rPr>
-              <w:t xml:space="preserve"/>
-            </w:r>
           </w:p>
         </w:tc>
         <w:tc>
@@ -6105,15 +7216,6 @@
                 <w:szCs w:val="16"/>
               </w:rPr>
             </w:pPr>
-            <w:r>
-              <w:rPr>
-                <w:b/>
-                <w:color w:val="000000"/>
-                <w:sz w:val="16"/>
-                <w:szCs w:val="16"/>
-              </w:rPr>
-              <w:t xml:space="preserve"/>
-            </w:r>
           </w:p>
         </w:tc>
         <w:tc>
@@ -6130,15 +7232,6 @@
                 <w:szCs w:val="16"/>
               </w:rPr>
             </w:pPr>
-            <w:r>
-              <w:rPr>
-                <w:b/>
-                <w:color w:val="000000"/>
-                <w:sz w:val="16"/>
-                <w:szCs w:val="16"/>
-              </w:rPr>
-              <w:t xml:space="preserve"/>
-            </w:r>
           </w:p>
         </w:tc>
         <w:tc>
@@ -6155,15 +7248,6 @@
                 <w:szCs w:val="16"/>
               </w:rPr>
             </w:pPr>
-            <w:r>
-              <w:rPr>
-                <w:b/>
-                <w:color w:val="000000"/>
-                <w:sz w:val="16"/>
-                <w:szCs w:val="16"/>
-              </w:rPr>
-              <w:t xml:space="preserve"/>
-            </w:r>
           </w:p>
         </w:tc>
         <w:tc>
@@ -6180,15 +7264,6 @@
                 <w:szCs w:val="16"/>
               </w:rPr>
             </w:pPr>
-            <w:r>
-              <w:rPr>
-                <w:b/>
-                <w:color w:val="000000"/>
-                <w:sz w:val="16"/>
-                <w:szCs w:val="16"/>
-              </w:rPr>
-              <w:t xml:space="preserve"/>
-            </w:r>
           </w:p>
         </w:tc>
         <w:tc>
@@ -6205,15 +7280,6 @@
                 <w:szCs w:val="16"/>
               </w:rPr>
             </w:pPr>
-            <w:r>
-              <w:rPr>
-                <w:b/>
-                <w:color w:val="000000"/>
-                <w:sz w:val="16"/>
-                <w:szCs w:val="16"/>
-              </w:rPr>
-              <w:t xml:space="preserve"/>
-            </w:r>
           </w:p>
         </w:tc>
         <w:tc>
@@ -6230,15 +7296,6 @@
                 <w:szCs w:val="16"/>
               </w:rPr>
             </w:pPr>
-            <w:r>
-              <w:rPr>
-                <w:b/>
-                <w:color w:val="000000"/>
-                <w:sz w:val="16"/>
-                <w:szCs w:val="16"/>
-              </w:rPr>
-              <w:t xml:space="preserve"/>
-            </w:r>
           </w:p>
         </w:tc>
         <w:tc>
@@ -6255,15 +7312,6 @@
                 <w:szCs w:val="16"/>
               </w:rPr>
             </w:pPr>
-            <w:r>
-              <w:rPr>
-                <w:b/>
-                <w:color w:val="000000"/>
-                <w:sz w:val="16"/>
-                <w:szCs w:val="16"/>
-              </w:rPr>
-              <w:t xml:space="preserve"/>
-            </w:r>
           </w:p>
         </w:tc>
         <w:tc>
@@ -6280,15 +7328,6 @@
                 <w:szCs w:val="16"/>
               </w:rPr>
             </w:pPr>
-            <w:r>
-              <w:rPr>
-                <w:b/>
-                <w:color w:val="000000"/>
-                <w:sz w:val="16"/>
-                <w:szCs w:val="16"/>
-              </w:rPr>
-              <w:t xml:space="preserve"/>
-            </w:r>
           </w:p>
         </w:tc>
         <w:tc>
@@ -6305,15 +7344,6 @@
                 <w:szCs w:val="16"/>
               </w:rPr>
             </w:pPr>
-            <w:r>
-              <w:rPr>
-                <w:b/>
-                <w:color w:val="000000"/>
-                <w:sz w:val="16"/>
-                <w:szCs w:val="16"/>
-              </w:rPr>
-              <w:t xml:space="preserve"/>
-            </w:r>
           </w:p>
         </w:tc>
         <w:tc>
@@ -6330,15 +7360,6 @@
                 <w:szCs w:val="16"/>
               </w:rPr>
             </w:pPr>
-            <w:r>
-              <w:rPr>
-                <w:b/>
-                <w:color w:val="000000"/>
-                <w:sz w:val="16"/>
-                <w:szCs w:val="16"/>
-              </w:rPr>
-              <w:t xml:space="preserve"/>
-            </w:r>
           </w:p>
         </w:tc>
         <w:tc>
@@ -6355,15 +7376,6 @@
                 <w:szCs w:val="16"/>
               </w:rPr>
             </w:pPr>
-            <w:r>
-              <w:rPr>
-                <w:b/>
-                <w:color w:val="000000"/>
-                <w:sz w:val="16"/>
-                <w:szCs w:val="16"/>
-              </w:rPr>
-              <w:t xml:space="preserve"/>
-            </w:r>
           </w:p>
         </w:tc>
         <w:tc>
@@ -6381,15 +7393,6 @@
                 <w:szCs w:val="16"/>
               </w:rPr>
             </w:pPr>
-            <w:r>
-              <w:rPr>
-                <w:b/>
-                <w:color w:val="000000"/>
-                <w:sz w:val="16"/>
-                <w:szCs w:val="16"/>
-              </w:rPr>
-              <w:t xml:space="preserve"/>
-            </w:r>
           </w:p>
         </w:tc>
         <w:tc>
@@ -6406,15 +7409,6 @@
                 <w:szCs w:val="16"/>
               </w:rPr>
             </w:pPr>
-            <w:r>
-              <w:rPr>
-                <w:b/>
-                <w:color w:val="000000"/>
-                <w:sz w:val="16"/>
-                <w:szCs w:val="16"/>
-              </w:rPr>
-              <w:t xml:space="preserve"/>
-            </w:r>
           </w:p>
         </w:tc>
         <w:tc>
@@ -6431,15 +7425,6 @@
                 <w:szCs w:val="16"/>
               </w:rPr>
             </w:pPr>
-            <w:r>
-              <w:rPr>
-                <w:b/>
-                <w:color w:val="000000"/>
-                <w:sz w:val="16"/>
-                <w:szCs w:val="16"/>
-              </w:rPr>
-              <w:t xml:space="preserve"/>
-            </w:r>
           </w:p>
         </w:tc>
       </w:tr>
@@ -6471,7 +7456,7 @@
                 <w:sz w:val="16"/>
                 <w:szCs w:val="16"/>
               </w:rPr>
-              <w:t xml:space="preserve">Sprint 1: arquitectura, modelo de datos y autenticación</w:t>
+              <w:t>Sprint 1: arquitectura, modelo de datos y autenticación</w:t>
             </w:r>
           </w:p>
         </w:tc>
@@ -6489,15 +7474,6 @@
                 <w:szCs w:val="16"/>
               </w:rPr>
             </w:pPr>
-            <w:r>
-              <w:rPr>
-                <w:b/>
-                <w:color w:val="000000"/>
-                <w:sz w:val="16"/>
-                <w:szCs w:val="16"/>
-              </w:rPr>
-              <w:t xml:space="preserve"/>
-            </w:r>
           </w:p>
         </w:tc>
         <w:tc>
@@ -6514,15 +7490,6 @@
                 <w:szCs w:val="16"/>
               </w:rPr>
             </w:pPr>
-            <w:r>
-              <w:rPr>
-                <w:b/>
-                <w:color w:val="000000"/>
-                <w:sz w:val="16"/>
-                <w:szCs w:val="16"/>
-              </w:rPr>
-              <w:t xml:space="preserve"/>
-            </w:r>
           </w:p>
         </w:tc>
         <w:tc>
@@ -6539,15 +7506,6 @@
                 <w:szCs w:val="16"/>
               </w:rPr>
             </w:pPr>
-            <w:r>
-              <w:rPr>
-                <w:b/>
-                <w:color w:val="000000"/>
-                <w:sz w:val="16"/>
-                <w:szCs w:val="16"/>
-              </w:rPr>
-              <w:t xml:space="preserve"/>
-            </w:r>
           </w:p>
         </w:tc>
         <w:tc>
@@ -6571,7 +7529,7 @@
                 <w:sz w:val="16"/>
                 <w:szCs w:val="16"/>
               </w:rPr>
-              <w:t xml:space="preserve">X</w:t>
+              <w:t>X</w:t>
             </w:r>
           </w:p>
         </w:tc>
@@ -6596,7 +7554,7 @@
                 <w:sz w:val="16"/>
                 <w:szCs w:val="16"/>
               </w:rPr>
-              <w:t xml:space="preserve">X</w:t>
+              <w:t>X</w:t>
             </w:r>
           </w:p>
         </w:tc>
@@ -6614,15 +7572,6 @@
                 <w:szCs w:val="16"/>
               </w:rPr>
             </w:pPr>
-            <w:r>
-              <w:rPr>
-                <w:b/>
-                <w:color w:val="000000"/>
-                <w:sz w:val="16"/>
-                <w:szCs w:val="16"/>
-              </w:rPr>
-              <w:t xml:space="preserve"/>
-            </w:r>
           </w:p>
         </w:tc>
         <w:tc>
@@ -6639,15 +7588,6 @@
                 <w:szCs w:val="16"/>
               </w:rPr>
             </w:pPr>
-            <w:r>
-              <w:rPr>
-                <w:b/>
-                <w:color w:val="000000"/>
-                <w:sz w:val="16"/>
-                <w:szCs w:val="16"/>
-              </w:rPr>
-              <w:t xml:space="preserve"/>
-            </w:r>
           </w:p>
         </w:tc>
         <w:tc>
@@ -6664,15 +7604,6 @@
                 <w:szCs w:val="16"/>
               </w:rPr>
             </w:pPr>
-            <w:r>
-              <w:rPr>
-                <w:b/>
-                <w:color w:val="000000"/>
-                <w:sz w:val="16"/>
-                <w:szCs w:val="16"/>
-              </w:rPr>
-              <w:t xml:space="preserve"/>
-            </w:r>
           </w:p>
         </w:tc>
         <w:tc>
@@ -6689,15 +7620,6 @@
                 <w:szCs w:val="16"/>
               </w:rPr>
             </w:pPr>
-            <w:r>
-              <w:rPr>
-                <w:b/>
-                <w:color w:val="000000"/>
-                <w:sz w:val="16"/>
-                <w:szCs w:val="16"/>
-              </w:rPr>
-              <w:t xml:space="preserve"/>
-            </w:r>
           </w:p>
         </w:tc>
         <w:tc>
@@ -6714,15 +7636,6 @@
                 <w:szCs w:val="16"/>
               </w:rPr>
             </w:pPr>
-            <w:r>
-              <w:rPr>
-                <w:b/>
-                <w:color w:val="000000"/>
-                <w:sz w:val="16"/>
-                <w:szCs w:val="16"/>
-              </w:rPr>
-              <w:t xml:space="preserve"/>
-            </w:r>
           </w:p>
         </w:tc>
         <w:tc>
@@ -6739,15 +7652,6 @@
                 <w:szCs w:val="16"/>
               </w:rPr>
             </w:pPr>
-            <w:r>
-              <w:rPr>
-                <w:b/>
-                <w:color w:val="000000"/>
-                <w:sz w:val="16"/>
-                <w:szCs w:val="16"/>
-              </w:rPr>
-              <w:t xml:space="preserve"/>
-            </w:r>
           </w:p>
         </w:tc>
         <w:tc>
@@ -6764,15 +7668,6 @@
                 <w:szCs w:val="16"/>
               </w:rPr>
             </w:pPr>
-            <w:r>
-              <w:rPr>
-                <w:b/>
-                <w:color w:val="000000"/>
-                <w:sz w:val="16"/>
-                <w:szCs w:val="16"/>
-              </w:rPr>
-              <w:t xml:space="preserve"/>
-            </w:r>
           </w:p>
         </w:tc>
         <w:tc>
@@ -6789,15 +7684,6 @@
                 <w:szCs w:val="16"/>
               </w:rPr>
             </w:pPr>
-            <w:r>
-              <w:rPr>
-                <w:b/>
-                <w:color w:val="000000"/>
-                <w:sz w:val="16"/>
-                <w:szCs w:val="16"/>
-              </w:rPr>
-              <w:t xml:space="preserve"/>
-            </w:r>
           </w:p>
         </w:tc>
         <w:tc>
@@ -6814,15 +7700,6 @@
                 <w:szCs w:val="16"/>
               </w:rPr>
             </w:pPr>
-            <w:r>
-              <w:rPr>
-                <w:b/>
-                <w:color w:val="000000"/>
-                <w:sz w:val="16"/>
-                <w:szCs w:val="16"/>
-              </w:rPr>
-              <w:t xml:space="preserve"/>
-            </w:r>
           </w:p>
         </w:tc>
         <w:tc>
@@ -6839,15 +7716,6 @@
                 <w:szCs w:val="16"/>
               </w:rPr>
             </w:pPr>
-            <w:r>
-              <w:rPr>
-                <w:b/>
-                <w:color w:val="000000"/>
-                <w:sz w:val="16"/>
-                <w:szCs w:val="16"/>
-              </w:rPr>
-              <w:t xml:space="preserve"/>
-            </w:r>
           </w:p>
         </w:tc>
         <w:tc>
@@ -6865,15 +7733,6 @@
                 <w:szCs w:val="16"/>
               </w:rPr>
             </w:pPr>
-            <w:r>
-              <w:rPr>
-                <w:b/>
-                <w:color w:val="000000"/>
-                <w:sz w:val="16"/>
-                <w:szCs w:val="16"/>
-              </w:rPr>
-              <w:t xml:space="preserve"/>
-            </w:r>
           </w:p>
         </w:tc>
         <w:tc>
@@ -6890,15 +7749,6 @@
                 <w:szCs w:val="16"/>
               </w:rPr>
             </w:pPr>
-            <w:r>
-              <w:rPr>
-                <w:b/>
-                <w:color w:val="000000"/>
-                <w:sz w:val="16"/>
-                <w:szCs w:val="16"/>
-              </w:rPr>
-              <w:t xml:space="preserve"/>
-            </w:r>
           </w:p>
         </w:tc>
         <w:tc>
@@ -6915,15 +7765,6 @@
                 <w:szCs w:val="16"/>
               </w:rPr>
             </w:pPr>
-            <w:r>
-              <w:rPr>
-                <w:b/>
-                <w:color w:val="000000"/>
-                <w:sz w:val="16"/>
-                <w:szCs w:val="16"/>
-              </w:rPr>
-              <w:t xml:space="preserve"/>
-            </w:r>
           </w:p>
         </w:tc>
       </w:tr>
@@ -6955,7 +7796,7 @@
                 <w:sz w:val="16"/>
                 <w:szCs w:val="16"/>
               </w:rPr>
-              <w:t xml:space="preserve">Sprint 2: escaneo QR, material e historial</w:t>
+              <w:t>Sprint 2: escaneo QR, material e historial</w:t>
             </w:r>
           </w:p>
         </w:tc>
@@ -6973,15 +7814,6 @@
                 <w:szCs w:val="16"/>
               </w:rPr>
             </w:pPr>
-            <w:r>
-              <w:rPr>
-                <w:b/>
-                <w:color w:val="000000"/>
-                <w:sz w:val="16"/>
-                <w:szCs w:val="16"/>
-              </w:rPr>
-              <w:t xml:space="preserve"/>
-            </w:r>
           </w:p>
         </w:tc>
         <w:tc>
@@ -6998,15 +7830,6 @@
                 <w:szCs w:val="16"/>
               </w:rPr>
             </w:pPr>
-            <w:r>
-              <w:rPr>
-                <w:b/>
-                <w:color w:val="000000"/>
-                <w:sz w:val="16"/>
-                <w:szCs w:val="16"/>
-              </w:rPr>
-              <w:t xml:space="preserve"/>
-            </w:r>
           </w:p>
         </w:tc>
         <w:tc>
@@ -7023,15 +7846,6 @@
                 <w:szCs w:val="16"/>
               </w:rPr>
             </w:pPr>
-            <w:r>
-              <w:rPr>
-                <w:b/>
-                <w:color w:val="000000"/>
-                <w:sz w:val="16"/>
-                <w:szCs w:val="16"/>
-              </w:rPr>
-              <w:t xml:space="preserve"/>
-            </w:r>
           </w:p>
         </w:tc>
         <w:tc>
@@ -7048,15 +7862,6 @@
                 <w:szCs w:val="16"/>
               </w:rPr>
             </w:pPr>
-            <w:r>
-              <w:rPr>
-                <w:b/>
-                <w:color w:val="000000"/>
-                <w:sz w:val="16"/>
-                <w:szCs w:val="16"/>
-              </w:rPr>
-              <w:t xml:space="preserve"/>
-            </w:r>
           </w:p>
         </w:tc>
         <w:tc>
@@ -7073,15 +7878,6 @@
                 <w:szCs w:val="16"/>
               </w:rPr>
             </w:pPr>
-            <w:r>
-              <w:rPr>
-                <w:b/>
-                <w:color w:val="000000"/>
-                <w:sz w:val="16"/>
-                <w:szCs w:val="16"/>
-              </w:rPr>
-              <w:t xml:space="preserve"/>
-            </w:r>
           </w:p>
         </w:tc>
         <w:tc>
@@ -7105,7 +7901,7 @@
                 <w:sz w:val="16"/>
                 <w:szCs w:val="16"/>
               </w:rPr>
-              <w:t xml:space="preserve">X</w:t>
+              <w:t>X</w:t>
             </w:r>
           </w:p>
         </w:tc>
@@ -7130,7 +7926,7 @@
                 <w:sz w:val="16"/>
                 <w:szCs w:val="16"/>
               </w:rPr>
-              <w:t xml:space="preserve">X</w:t>
+              <w:t>X</w:t>
             </w:r>
           </w:p>
         </w:tc>
@@ -7148,15 +7944,6 @@
                 <w:szCs w:val="16"/>
               </w:rPr>
             </w:pPr>
-            <w:r>
-              <w:rPr>
-                <w:b/>
-                <w:color w:val="000000"/>
-                <w:sz w:val="16"/>
-                <w:szCs w:val="16"/>
-              </w:rPr>
-              <w:t xml:space="preserve"/>
-            </w:r>
           </w:p>
         </w:tc>
         <w:tc>
@@ -7173,15 +7960,6 @@
                 <w:szCs w:val="16"/>
               </w:rPr>
             </w:pPr>
-            <w:r>
-              <w:rPr>
-                <w:b/>
-                <w:color w:val="000000"/>
-                <w:sz w:val="16"/>
-                <w:szCs w:val="16"/>
-              </w:rPr>
-              <w:t xml:space="preserve"/>
-            </w:r>
           </w:p>
         </w:tc>
         <w:tc>
@@ -7198,15 +7976,6 @@
                 <w:szCs w:val="16"/>
               </w:rPr>
             </w:pPr>
-            <w:r>
-              <w:rPr>
-                <w:b/>
-                <w:color w:val="000000"/>
-                <w:sz w:val="16"/>
-                <w:szCs w:val="16"/>
-              </w:rPr>
-              <w:t xml:space="preserve"/>
-            </w:r>
           </w:p>
         </w:tc>
         <w:tc>
@@ -7223,15 +7992,6 @@
                 <w:szCs w:val="16"/>
               </w:rPr>
             </w:pPr>
-            <w:r>
-              <w:rPr>
-                <w:b/>
-                <w:color w:val="000000"/>
-                <w:sz w:val="16"/>
-                <w:szCs w:val="16"/>
-              </w:rPr>
-              <w:t xml:space="preserve"/>
-            </w:r>
           </w:p>
         </w:tc>
         <w:tc>
@@ -7248,15 +8008,6 @@
                 <w:szCs w:val="16"/>
               </w:rPr>
             </w:pPr>
-            <w:r>
-              <w:rPr>
-                <w:b/>
-                <w:color w:val="000000"/>
-                <w:sz w:val="16"/>
-                <w:szCs w:val="16"/>
-              </w:rPr>
-              <w:t xml:space="preserve"/>
-            </w:r>
           </w:p>
         </w:tc>
         <w:tc>
@@ -7273,15 +8024,6 @@
                 <w:szCs w:val="16"/>
               </w:rPr>
             </w:pPr>
-            <w:r>
-              <w:rPr>
-                <w:b/>
-                <w:color w:val="000000"/>
-                <w:sz w:val="16"/>
-                <w:szCs w:val="16"/>
-              </w:rPr>
-              <w:t xml:space="preserve"/>
-            </w:r>
           </w:p>
         </w:tc>
         <w:tc>
@@ -7298,15 +8040,6 @@
                 <w:szCs w:val="16"/>
               </w:rPr>
             </w:pPr>
-            <w:r>
-              <w:rPr>
-                <w:b/>
-                <w:color w:val="000000"/>
-                <w:sz w:val="16"/>
-                <w:szCs w:val="16"/>
-              </w:rPr>
-              <w:t xml:space="preserve"/>
-            </w:r>
           </w:p>
         </w:tc>
         <w:tc>
@@ -7323,15 +8056,6 @@
                 <w:szCs w:val="16"/>
               </w:rPr>
             </w:pPr>
-            <w:r>
-              <w:rPr>
-                <w:b/>
-                <w:color w:val="000000"/>
-                <w:sz w:val="16"/>
-                <w:szCs w:val="16"/>
-              </w:rPr>
-              <w:t xml:space="preserve"/>
-            </w:r>
           </w:p>
         </w:tc>
         <w:tc>
@@ -7349,15 +8073,6 @@
                 <w:szCs w:val="16"/>
               </w:rPr>
             </w:pPr>
-            <w:r>
-              <w:rPr>
-                <w:b/>
-                <w:color w:val="000000"/>
-                <w:sz w:val="16"/>
-                <w:szCs w:val="16"/>
-              </w:rPr>
-              <w:t xml:space="preserve"/>
-            </w:r>
           </w:p>
         </w:tc>
         <w:tc>
@@ -7374,15 +8089,6 @@
                 <w:szCs w:val="16"/>
               </w:rPr>
             </w:pPr>
-            <w:r>
-              <w:rPr>
-                <w:b/>
-                <w:color w:val="000000"/>
-                <w:sz w:val="16"/>
-                <w:szCs w:val="16"/>
-              </w:rPr>
-              <w:t xml:space="preserve"/>
-            </w:r>
           </w:p>
         </w:tc>
         <w:tc>
@@ -7399,15 +8105,6 @@
                 <w:szCs w:val="16"/>
               </w:rPr>
             </w:pPr>
-            <w:r>
-              <w:rPr>
-                <w:b/>
-                <w:color w:val="000000"/>
-                <w:sz w:val="16"/>
-                <w:szCs w:val="16"/>
-              </w:rPr>
-              <w:t xml:space="preserve"/>
-            </w:r>
           </w:p>
         </w:tc>
       </w:tr>
@@ -7439,7 +8136,7 @@
                 <w:sz w:val="16"/>
                 <w:szCs w:val="16"/>
               </w:rPr>
-              <w:t xml:space="preserve">Sprint 3: panel de administración y validación 1</w:t>
+              <w:t>Sprint 3: panel de administración y validación 1</w:t>
             </w:r>
           </w:p>
         </w:tc>
@@ -7457,15 +8154,6 @@
                 <w:szCs w:val="16"/>
               </w:rPr>
             </w:pPr>
-            <w:r>
-              <w:rPr>
-                <w:b/>
-                <w:color w:val="000000"/>
-                <w:sz w:val="16"/>
-                <w:szCs w:val="16"/>
-              </w:rPr>
-              <w:t xml:space="preserve"/>
-            </w:r>
           </w:p>
         </w:tc>
         <w:tc>
@@ -7482,15 +8170,6 @@
                 <w:szCs w:val="16"/>
               </w:rPr>
             </w:pPr>
-            <w:r>
-              <w:rPr>
-                <w:b/>
-                <w:color w:val="000000"/>
-                <w:sz w:val="16"/>
-                <w:szCs w:val="16"/>
-              </w:rPr>
-              <w:t xml:space="preserve"/>
-            </w:r>
           </w:p>
         </w:tc>
         <w:tc>
@@ -7507,15 +8186,6 @@
                 <w:szCs w:val="16"/>
               </w:rPr>
             </w:pPr>
-            <w:r>
-              <w:rPr>
-                <w:b/>
-                <w:color w:val="000000"/>
-                <w:sz w:val="16"/>
-                <w:szCs w:val="16"/>
-              </w:rPr>
-              <w:t xml:space="preserve"/>
-            </w:r>
           </w:p>
         </w:tc>
         <w:tc>
@@ -7532,15 +8202,6 @@
                 <w:szCs w:val="16"/>
               </w:rPr>
             </w:pPr>
-            <w:r>
-              <w:rPr>
-                <w:b/>
-                <w:color w:val="000000"/>
-                <w:sz w:val="16"/>
-                <w:szCs w:val="16"/>
-              </w:rPr>
-              <w:t xml:space="preserve"/>
-            </w:r>
           </w:p>
         </w:tc>
         <w:tc>
@@ -7557,15 +8218,6 @@
                 <w:szCs w:val="16"/>
               </w:rPr>
             </w:pPr>
-            <w:r>
-              <w:rPr>
-                <w:b/>
-                <w:color w:val="000000"/>
-                <w:sz w:val="16"/>
-                <w:szCs w:val="16"/>
-              </w:rPr>
-              <w:t xml:space="preserve"/>
-            </w:r>
           </w:p>
         </w:tc>
         <w:tc>
@@ -7582,15 +8234,6 @@
                 <w:szCs w:val="16"/>
               </w:rPr>
             </w:pPr>
-            <w:r>
-              <w:rPr>
-                <w:b/>
-                <w:color w:val="000000"/>
-                <w:sz w:val="16"/>
-                <w:szCs w:val="16"/>
-              </w:rPr>
-              <w:t xml:space="preserve"/>
-            </w:r>
           </w:p>
         </w:tc>
         <w:tc>
@@ -7607,15 +8250,6 @@
                 <w:szCs w:val="16"/>
               </w:rPr>
             </w:pPr>
-            <w:r>
-              <w:rPr>
-                <w:b/>
-                <w:color w:val="000000"/>
-                <w:sz w:val="16"/>
-                <w:szCs w:val="16"/>
-              </w:rPr>
-              <w:t xml:space="preserve"/>
-            </w:r>
           </w:p>
         </w:tc>
         <w:tc>
@@ -7639,7 +8273,7 @@
                 <w:sz w:val="16"/>
                 <w:szCs w:val="16"/>
               </w:rPr>
-              <w:t xml:space="preserve">X</w:t>
+              <w:t>X</w:t>
             </w:r>
           </w:p>
         </w:tc>
@@ -7664,7 +8298,7 @@
                 <w:sz w:val="16"/>
                 <w:szCs w:val="16"/>
               </w:rPr>
-              <w:t xml:space="preserve">X</w:t>
+              <w:t>X</w:t>
             </w:r>
           </w:p>
         </w:tc>
@@ -7682,15 +8316,6 @@
                 <w:szCs w:val="16"/>
               </w:rPr>
             </w:pPr>
-            <w:r>
-              <w:rPr>
-                <w:b/>
-                <w:color w:val="000000"/>
-                <w:sz w:val="16"/>
-                <w:szCs w:val="16"/>
-              </w:rPr>
-              <w:t xml:space="preserve"/>
-            </w:r>
           </w:p>
         </w:tc>
         <w:tc>
@@ -7707,15 +8332,6 @@
                 <w:szCs w:val="16"/>
               </w:rPr>
             </w:pPr>
-            <w:r>
-              <w:rPr>
-                <w:b/>
-                <w:color w:val="000000"/>
-                <w:sz w:val="16"/>
-                <w:szCs w:val="16"/>
-              </w:rPr>
-              <w:t xml:space="preserve"/>
-            </w:r>
           </w:p>
         </w:tc>
         <w:tc>
@@ -7732,15 +8348,6 @@
                 <w:szCs w:val="16"/>
               </w:rPr>
             </w:pPr>
-            <w:r>
-              <w:rPr>
-                <w:b/>
-                <w:color w:val="000000"/>
-                <w:sz w:val="16"/>
-                <w:szCs w:val="16"/>
-              </w:rPr>
-              <w:t xml:space="preserve"/>
-            </w:r>
           </w:p>
         </w:tc>
         <w:tc>
@@ -7757,15 +8364,6 @@
                 <w:szCs w:val="16"/>
               </w:rPr>
             </w:pPr>
-            <w:r>
-              <w:rPr>
-                <w:b/>
-                <w:color w:val="000000"/>
-                <w:sz w:val="16"/>
-                <w:szCs w:val="16"/>
-              </w:rPr>
-              <w:t xml:space="preserve"/>
-            </w:r>
           </w:p>
         </w:tc>
         <w:tc>
@@ -7782,15 +8380,6 @@
                 <w:szCs w:val="16"/>
               </w:rPr>
             </w:pPr>
-            <w:r>
-              <w:rPr>
-                <w:b/>
-                <w:color w:val="000000"/>
-                <w:sz w:val="16"/>
-                <w:szCs w:val="16"/>
-              </w:rPr>
-              <w:t xml:space="preserve"/>
-            </w:r>
           </w:p>
         </w:tc>
         <w:tc>
@@ -7807,15 +8396,6 @@
                 <w:szCs w:val="16"/>
               </w:rPr>
             </w:pPr>
-            <w:r>
-              <w:rPr>
-                <w:b/>
-                <w:color w:val="000000"/>
-                <w:sz w:val="16"/>
-                <w:szCs w:val="16"/>
-              </w:rPr>
-              <w:t xml:space="preserve"/>
-            </w:r>
           </w:p>
         </w:tc>
         <w:tc>
@@ -7833,15 +8413,6 @@
                 <w:szCs w:val="16"/>
               </w:rPr>
             </w:pPr>
-            <w:r>
-              <w:rPr>
-                <w:b/>
-                <w:color w:val="000000"/>
-                <w:sz w:val="16"/>
-                <w:szCs w:val="16"/>
-              </w:rPr>
-              <w:t xml:space="preserve"/>
-            </w:r>
           </w:p>
         </w:tc>
         <w:tc>
@@ -7858,15 +8429,6 @@
                 <w:szCs w:val="16"/>
               </w:rPr>
             </w:pPr>
-            <w:r>
-              <w:rPr>
-                <w:b/>
-                <w:color w:val="000000"/>
-                <w:sz w:val="16"/>
-                <w:szCs w:val="16"/>
-              </w:rPr>
-              <w:t xml:space="preserve"/>
-            </w:r>
           </w:p>
         </w:tc>
         <w:tc>
@@ -7883,15 +8445,6 @@
                 <w:szCs w:val="16"/>
               </w:rPr>
             </w:pPr>
-            <w:r>
-              <w:rPr>
-                <w:b/>
-                <w:color w:val="000000"/>
-                <w:sz w:val="16"/>
-                <w:szCs w:val="16"/>
-              </w:rPr>
-              <w:t xml:space="preserve"/>
-            </w:r>
           </w:p>
         </w:tc>
       </w:tr>
@@ -7923,7 +8476,7 @@
                 <w:sz w:val="16"/>
                 <w:szCs w:val="16"/>
               </w:rPr>
-              <w:t xml:space="preserve">Sprint 4: gestor, validación 2 y certificado PDF</w:t>
+              <w:t>Sprint 4: gestor, validación 2 y certificado PDF</w:t>
             </w:r>
           </w:p>
         </w:tc>
@@ -7941,15 +8494,6 @@
                 <w:szCs w:val="16"/>
               </w:rPr>
             </w:pPr>
-            <w:r>
-              <w:rPr>
-                <w:b/>
-                <w:color w:val="000000"/>
-                <w:sz w:val="16"/>
-                <w:szCs w:val="16"/>
-              </w:rPr>
-              <w:t xml:space="preserve"/>
-            </w:r>
           </w:p>
         </w:tc>
         <w:tc>
@@ -7966,15 +8510,6 @@
                 <w:szCs w:val="16"/>
               </w:rPr>
             </w:pPr>
-            <w:r>
-              <w:rPr>
-                <w:b/>
-                <w:color w:val="000000"/>
-                <w:sz w:val="16"/>
-                <w:szCs w:val="16"/>
-              </w:rPr>
-              <w:t xml:space="preserve"/>
-            </w:r>
           </w:p>
         </w:tc>
         <w:tc>
@@ -7991,15 +8526,6 @@
                 <w:szCs w:val="16"/>
               </w:rPr>
             </w:pPr>
-            <w:r>
-              <w:rPr>
-                <w:b/>
-                <w:color w:val="000000"/>
-                <w:sz w:val="16"/>
-                <w:szCs w:val="16"/>
-              </w:rPr>
-              <w:t xml:space="preserve"/>
-            </w:r>
           </w:p>
         </w:tc>
         <w:tc>
@@ -8016,15 +8542,6 @@
                 <w:szCs w:val="16"/>
               </w:rPr>
             </w:pPr>
-            <w:r>
-              <w:rPr>
-                <w:b/>
-                <w:color w:val="000000"/>
-                <w:sz w:val="16"/>
-                <w:szCs w:val="16"/>
-              </w:rPr>
-              <w:t xml:space="preserve"/>
-            </w:r>
           </w:p>
         </w:tc>
         <w:tc>
@@ -8041,15 +8558,6 @@
                 <w:szCs w:val="16"/>
               </w:rPr>
             </w:pPr>
-            <w:r>
-              <w:rPr>
-                <w:b/>
-                <w:color w:val="000000"/>
-                <w:sz w:val="16"/>
-                <w:szCs w:val="16"/>
-              </w:rPr>
-              <w:t xml:space="preserve"/>
-            </w:r>
           </w:p>
         </w:tc>
         <w:tc>
@@ -8066,15 +8574,6 @@
                 <w:szCs w:val="16"/>
               </w:rPr>
             </w:pPr>
-            <w:r>
-              <w:rPr>
-                <w:b/>
-                <w:color w:val="000000"/>
-                <w:sz w:val="16"/>
-                <w:szCs w:val="16"/>
-              </w:rPr>
-              <w:t xml:space="preserve"/>
-            </w:r>
           </w:p>
         </w:tc>
         <w:tc>
@@ -8091,15 +8590,6 @@
                 <w:szCs w:val="16"/>
               </w:rPr>
             </w:pPr>
-            <w:r>
-              <w:rPr>
-                <w:b/>
-                <w:color w:val="000000"/>
-                <w:sz w:val="16"/>
-                <w:szCs w:val="16"/>
-              </w:rPr>
-              <w:t xml:space="preserve"/>
-            </w:r>
           </w:p>
         </w:tc>
         <w:tc>
@@ -8116,15 +8606,6 @@
                 <w:szCs w:val="16"/>
               </w:rPr>
             </w:pPr>
-            <w:r>
-              <w:rPr>
-                <w:b/>
-                <w:color w:val="000000"/>
-                <w:sz w:val="16"/>
-                <w:szCs w:val="16"/>
-              </w:rPr>
-              <w:t xml:space="preserve"/>
-            </w:r>
           </w:p>
         </w:tc>
         <w:tc>
@@ -8141,15 +8622,6 @@
                 <w:szCs w:val="16"/>
               </w:rPr>
             </w:pPr>
-            <w:r>
-              <w:rPr>
-                <w:b/>
-                <w:color w:val="000000"/>
-                <w:sz w:val="16"/>
-                <w:szCs w:val="16"/>
-              </w:rPr>
-              <w:t xml:space="preserve"/>
-            </w:r>
           </w:p>
         </w:tc>
         <w:tc>
@@ -8173,7 +8645,7 @@
                 <w:sz w:val="16"/>
                 <w:szCs w:val="16"/>
               </w:rPr>
-              <w:t xml:space="preserve">X</w:t>
+              <w:t>X</w:t>
             </w:r>
           </w:p>
         </w:tc>
@@ -8198,7 +8670,7 @@
                 <w:sz w:val="16"/>
                 <w:szCs w:val="16"/>
               </w:rPr>
-              <w:t xml:space="preserve">X</w:t>
+              <w:t>X</w:t>
             </w:r>
           </w:p>
         </w:tc>
@@ -8216,15 +8688,6 @@
                 <w:szCs w:val="16"/>
               </w:rPr>
             </w:pPr>
-            <w:r>
-              <w:rPr>
-                <w:b/>
-                <w:color w:val="000000"/>
-                <w:sz w:val="16"/>
-                <w:szCs w:val="16"/>
-              </w:rPr>
-              <w:t xml:space="preserve"/>
-            </w:r>
           </w:p>
         </w:tc>
         <w:tc>
@@ -8241,15 +8704,6 @@
                 <w:szCs w:val="16"/>
               </w:rPr>
             </w:pPr>
-            <w:r>
-              <w:rPr>
-                <w:b/>
-                <w:color w:val="000000"/>
-                <w:sz w:val="16"/>
-                <w:szCs w:val="16"/>
-              </w:rPr>
-              <w:t xml:space="preserve"/>
-            </w:r>
           </w:p>
         </w:tc>
         <w:tc>
@@ -8266,15 +8720,6 @@
                 <w:szCs w:val="16"/>
               </w:rPr>
             </w:pPr>
-            <w:r>
-              <w:rPr>
-                <w:b/>
-                <w:color w:val="000000"/>
-                <w:sz w:val="16"/>
-                <w:szCs w:val="16"/>
-              </w:rPr>
-              <w:t xml:space="preserve"/>
-            </w:r>
           </w:p>
         </w:tc>
         <w:tc>
@@ -8291,15 +8736,6 @@
                 <w:szCs w:val="16"/>
               </w:rPr>
             </w:pPr>
-            <w:r>
-              <w:rPr>
-                <w:b/>
-                <w:color w:val="000000"/>
-                <w:sz w:val="16"/>
-                <w:szCs w:val="16"/>
-              </w:rPr>
-              <w:t xml:space="preserve"/>
-            </w:r>
           </w:p>
         </w:tc>
         <w:tc>
@@ -8317,15 +8753,6 @@
                 <w:szCs w:val="16"/>
               </w:rPr>
             </w:pPr>
-            <w:r>
-              <w:rPr>
-                <w:b/>
-                <w:color w:val="000000"/>
-                <w:sz w:val="16"/>
-                <w:szCs w:val="16"/>
-              </w:rPr>
-              <w:t xml:space="preserve"/>
-            </w:r>
           </w:p>
         </w:tc>
         <w:tc>
@@ -8342,15 +8769,6 @@
                 <w:szCs w:val="16"/>
               </w:rPr>
             </w:pPr>
-            <w:r>
-              <w:rPr>
-                <w:b/>
-                <w:color w:val="000000"/>
-                <w:sz w:val="16"/>
-                <w:szCs w:val="16"/>
-              </w:rPr>
-              <w:t xml:space="preserve"/>
-            </w:r>
           </w:p>
         </w:tc>
         <w:tc>
@@ -8367,15 +8785,6 @@
                 <w:szCs w:val="16"/>
               </w:rPr>
             </w:pPr>
-            <w:r>
-              <w:rPr>
-                <w:b/>
-                <w:color w:val="000000"/>
-                <w:sz w:val="16"/>
-                <w:szCs w:val="16"/>
-              </w:rPr>
-              <w:t xml:space="preserve"/>
-            </w:r>
           </w:p>
         </w:tc>
       </w:tr>
@@ -8407,7 +8816,7 @@
                 <w:sz w:val="16"/>
                 <w:szCs w:val="16"/>
               </w:rPr>
-              <w:t xml:space="preserve">Sprint 5: gamificación, ranking y misiones</w:t>
+              <w:t>Sprint 5: gamificación, ranking y misiones</w:t>
             </w:r>
           </w:p>
         </w:tc>
@@ -8425,15 +8834,6 @@
                 <w:szCs w:val="16"/>
               </w:rPr>
             </w:pPr>
-            <w:r>
-              <w:rPr>
-                <w:b/>
-                <w:color w:val="000000"/>
-                <w:sz w:val="16"/>
-                <w:szCs w:val="16"/>
-              </w:rPr>
-              <w:t xml:space="preserve"/>
-            </w:r>
           </w:p>
         </w:tc>
         <w:tc>
@@ -8450,15 +8850,6 @@
                 <w:szCs w:val="16"/>
               </w:rPr>
             </w:pPr>
-            <w:r>
-              <w:rPr>
-                <w:b/>
-                <w:color w:val="000000"/>
-                <w:sz w:val="16"/>
-                <w:szCs w:val="16"/>
-              </w:rPr>
-              <w:t xml:space="preserve"/>
-            </w:r>
           </w:p>
         </w:tc>
         <w:tc>
@@ -8475,15 +8866,6 @@
                 <w:szCs w:val="16"/>
               </w:rPr>
             </w:pPr>
-            <w:r>
-              <w:rPr>
-                <w:b/>
-                <w:color w:val="000000"/>
-                <w:sz w:val="16"/>
-                <w:szCs w:val="16"/>
-              </w:rPr>
-              <w:t xml:space="preserve"/>
-            </w:r>
           </w:p>
         </w:tc>
         <w:tc>
@@ -8500,15 +8882,6 @@
                 <w:szCs w:val="16"/>
               </w:rPr>
             </w:pPr>
-            <w:r>
-              <w:rPr>
-                <w:b/>
-                <w:color w:val="000000"/>
-                <w:sz w:val="16"/>
-                <w:szCs w:val="16"/>
-              </w:rPr>
-              <w:t xml:space="preserve"/>
-            </w:r>
           </w:p>
         </w:tc>
         <w:tc>
@@ -8525,15 +8898,6 @@
                 <w:szCs w:val="16"/>
               </w:rPr>
             </w:pPr>
-            <w:r>
-              <w:rPr>
-                <w:b/>
-                <w:color w:val="000000"/>
-                <w:sz w:val="16"/>
-                <w:szCs w:val="16"/>
-              </w:rPr>
-              <w:t xml:space="preserve"/>
-            </w:r>
           </w:p>
         </w:tc>
         <w:tc>
@@ -8550,15 +8914,6 @@
                 <w:szCs w:val="16"/>
               </w:rPr>
             </w:pPr>
-            <w:r>
-              <w:rPr>
-                <w:b/>
-                <w:color w:val="000000"/>
-                <w:sz w:val="16"/>
-                <w:szCs w:val="16"/>
-              </w:rPr>
-              <w:t xml:space="preserve"/>
-            </w:r>
           </w:p>
         </w:tc>
         <w:tc>
@@ -8575,15 +8930,6 @@
                 <w:szCs w:val="16"/>
               </w:rPr>
             </w:pPr>
-            <w:r>
-              <w:rPr>
-                <w:b/>
-                <w:color w:val="000000"/>
-                <w:sz w:val="16"/>
-                <w:szCs w:val="16"/>
-              </w:rPr>
-              <w:t xml:space="preserve"/>
-            </w:r>
           </w:p>
         </w:tc>
         <w:tc>
@@ -8600,15 +8946,6 @@
                 <w:szCs w:val="16"/>
               </w:rPr>
             </w:pPr>
-            <w:r>
-              <w:rPr>
-                <w:b/>
-                <w:color w:val="000000"/>
-                <w:sz w:val="16"/>
-                <w:szCs w:val="16"/>
-              </w:rPr>
-              <w:t xml:space="preserve"/>
-            </w:r>
           </w:p>
         </w:tc>
         <w:tc>
@@ -8625,15 +8962,6 @@
                 <w:szCs w:val="16"/>
               </w:rPr>
             </w:pPr>
-            <w:r>
-              <w:rPr>
-                <w:b/>
-                <w:color w:val="000000"/>
-                <w:sz w:val="16"/>
-                <w:szCs w:val="16"/>
-              </w:rPr>
-              <w:t xml:space="preserve"/>
-            </w:r>
           </w:p>
         </w:tc>
         <w:tc>
@@ -8650,15 +8978,6 @@
                 <w:szCs w:val="16"/>
               </w:rPr>
             </w:pPr>
-            <w:r>
-              <w:rPr>
-                <w:b/>
-                <w:color w:val="000000"/>
-                <w:sz w:val="16"/>
-                <w:szCs w:val="16"/>
-              </w:rPr>
-              <w:t xml:space="preserve"/>
-            </w:r>
           </w:p>
         </w:tc>
         <w:tc>
@@ -8675,15 +8994,6 @@
                 <w:szCs w:val="16"/>
               </w:rPr>
             </w:pPr>
-            <w:r>
-              <w:rPr>
-                <w:b/>
-                <w:color w:val="000000"/>
-                <w:sz w:val="16"/>
-                <w:szCs w:val="16"/>
-              </w:rPr>
-              <w:t xml:space="preserve"/>
-            </w:r>
           </w:p>
         </w:tc>
         <w:tc>
@@ -8707,7 +9017,7 @@
                 <w:sz w:val="16"/>
                 <w:szCs w:val="16"/>
               </w:rPr>
-              <w:t xml:space="preserve">X</w:t>
+              <w:t>X</w:t>
             </w:r>
           </w:p>
         </w:tc>
@@ -8732,7 +9042,7 @@
                 <w:sz w:val="16"/>
                 <w:szCs w:val="16"/>
               </w:rPr>
-              <w:t xml:space="preserve">X</w:t>
+              <w:t>X</w:t>
             </w:r>
           </w:p>
         </w:tc>
@@ -8750,15 +9060,6 @@
                 <w:szCs w:val="16"/>
               </w:rPr>
             </w:pPr>
-            <w:r>
-              <w:rPr>
-                <w:b/>
-                <w:color w:val="000000"/>
-                <w:sz w:val="16"/>
-                <w:szCs w:val="16"/>
-              </w:rPr>
-              <w:t xml:space="preserve"/>
-            </w:r>
           </w:p>
         </w:tc>
         <w:tc>
@@ -8775,15 +9076,6 @@
                 <w:szCs w:val="16"/>
               </w:rPr>
             </w:pPr>
-            <w:r>
-              <w:rPr>
-                <w:b/>
-                <w:color w:val="000000"/>
-                <w:sz w:val="16"/>
-                <w:szCs w:val="16"/>
-              </w:rPr>
-              <w:t xml:space="preserve"/>
-            </w:r>
           </w:p>
         </w:tc>
         <w:tc>
@@ -8801,15 +9093,6 @@
                 <w:szCs w:val="16"/>
               </w:rPr>
             </w:pPr>
-            <w:r>
-              <w:rPr>
-                <w:b/>
-                <w:color w:val="000000"/>
-                <w:sz w:val="16"/>
-                <w:szCs w:val="16"/>
-              </w:rPr>
-              <w:t xml:space="preserve"/>
-            </w:r>
           </w:p>
         </w:tc>
         <w:tc>
@@ -8826,15 +9109,6 @@
                 <w:szCs w:val="16"/>
               </w:rPr>
             </w:pPr>
-            <w:r>
-              <w:rPr>
-                <w:b/>
-                <w:color w:val="000000"/>
-                <w:sz w:val="16"/>
-                <w:szCs w:val="16"/>
-              </w:rPr>
-              <w:t xml:space="preserve"/>
-            </w:r>
           </w:p>
         </w:tc>
         <w:tc>
@@ -8851,15 +9125,6 @@
                 <w:szCs w:val="16"/>
               </w:rPr>
             </w:pPr>
-            <w:r>
-              <w:rPr>
-                <w:b/>
-                <w:color w:val="000000"/>
-                <w:sz w:val="16"/>
-                <w:szCs w:val="16"/>
-              </w:rPr>
-              <w:t xml:space="preserve"/>
-            </w:r>
           </w:p>
         </w:tc>
       </w:tr>
@@ -8891,7 +9156,7 @@
                 <w:sz w:val="16"/>
                 <w:szCs w:val="16"/>
               </w:rPr>
-              <w:t xml:space="preserve">Sprint 6: piloto en entorno real y ajustes</w:t>
+              <w:t>Sprint 6: piloto en entorno real y ajustes</w:t>
             </w:r>
           </w:p>
         </w:tc>
@@ -8909,15 +9174,6 @@
                 <w:szCs w:val="16"/>
               </w:rPr>
             </w:pPr>
-            <w:r>
-              <w:rPr>
-                <w:b/>
-                <w:color w:val="000000"/>
-                <w:sz w:val="16"/>
-                <w:szCs w:val="16"/>
-              </w:rPr>
-              <w:t xml:space="preserve"/>
-            </w:r>
           </w:p>
         </w:tc>
         <w:tc>
@@ -8934,15 +9190,6 @@
                 <w:szCs w:val="16"/>
               </w:rPr>
             </w:pPr>
-            <w:r>
-              <w:rPr>
-                <w:b/>
-                <w:color w:val="000000"/>
-                <w:sz w:val="16"/>
-                <w:szCs w:val="16"/>
-              </w:rPr>
-              <w:t xml:space="preserve"/>
-            </w:r>
           </w:p>
         </w:tc>
         <w:tc>
@@ -8959,15 +9206,6 @@
                 <w:szCs w:val="16"/>
               </w:rPr>
             </w:pPr>
-            <w:r>
-              <w:rPr>
-                <w:b/>
-                <w:color w:val="000000"/>
-                <w:sz w:val="16"/>
-                <w:szCs w:val="16"/>
-              </w:rPr>
-              <w:t xml:space="preserve"/>
-            </w:r>
           </w:p>
         </w:tc>
         <w:tc>
@@ -8984,15 +9222,6 @@
                 <w:szCs w:val="16"/>
               </w:rPr>
             </w:pPr>
-            <w:r>
-              <w:rPr>
-                <w:b/>
-                <w:color w:val="000000"/>
-                <w:sz w:val="16"/>
-                <w:szCs w:val="16"/>
-              </w:rPr>
-              <w:t xml:space="preserve"/>
-            </w:r>
           </w:p>
         </w:tc>
         <w:tc>
@@ -9009,15 +9238,6 @@
                 <w:szCs w:val="16"/>
               </w:rPr>
             </w:pPr>
-            <w:r>
-              <w:rPr>
-                <w:b/>
-                <w:color w:val="000000"/>
-                <w:sz w:val="16"/>
-                <w:szCs w:val="16"/>
-              </w:rPr>
-              <w:t xml:space="preserve"/>
-            </w:r>
           </w:p>
         </w:tc>
         <w:tc>
@@ -9034,15 +9254,6 @@
                 <w:szCs w:val="16"/>
               </w:rPr>
             </w:pPr>
-            <w:r>
-              <w:rPr>
-                <w:b/>
-                <w:color w:val="000000"/>
-                <w:sz w:val="16"/>
-                <w:szCs w:val="16"/>
-              </w:rPr>
-              <w:t xml:space="preserve"/>
-            </w:r>
           </w:p>
         </w:tc>
         <w:tc>
@@ -9059,15 +9270,6 @@
                 <w:szCs w:val="16"/>
               </w:rPr>
             </w:pPr>
-            <w:r>
-              <w:rPr>
-                <w:b/>
-                <w:color w:val="000000"/>
-                <w:sz w:val="16"/>
-                <w:szCs w:val="16"/>
-              </w:rPr>
-              <w:t xml:space="preserve"/>
-            </w:r>
           </w:p>
         </w:tc>
         <w:tc>
@@ -9084,15 +9286,6 @@
                 <w:szCs w:val="16"/>
               </w:rPr>
             </w:pPr>
-            <w:r>
-              <w:rPr>
-                <w:b/>
-                <w:color w:val="000000"/>
-                <w:sz w:val="16"/>
-                <w:szCs w:val="16"/>
-              </w:rPr>
-              <w:t xml:space="preserve"/>
-            </w:r>
           </w:p>
         </w:tc>
         <w:tc>
@@ -9109,15 +9302,6 @@
                 <w:szCs w:val="16"/>
               </w:rPr>
             </w:pPr>
-            <w:r>
-              <w:rPr>
-                <w:b/>
-                <w:color w:val="000000"/>
-                <w:sz w:val="16"/>
-                <w:szCs w:val="16"/>
-              </w:rPr>
-              <w:t xml:space="preserve"/>
-            </w:r>
           </w:p>
         </w:tc>
         <w:tc>
@@ -9134,15 +9318,6 @@
                 <w:szCs w:val="16"/>
               </w:rPr>
             </w:pPr>
-            <w:r>
-              <w:rPr>
-                <w:b/>
-                <w:color w:val="000000"/>
-                <w:sz w:val="16"/>
-                <w:szCs w:val="16"/>
-              </w:rPr>
-              <w:t xml:space="preserve"/>
-            </w:r>
           </w:p>
         </w:tc>
         <w:tc>
@@ -9159,15 +9334,6 @@
                 <w:szCs w:val="16"/>
               </w:rPr>
             </w:pPr>
-            <w:r>
-              <w:rPr>
-                <w:b/>
-                <w:color w:val="000000"/>
-                <w:sz w:val="16"/>
-                <w:szCs w:val="16"/>
-              </w:rPr>
-              <w:t xml:space="preserve"/>
-            </w:r>
           </w:p>
         </w:tc>
         <w:tc>
@@ -9184,15 +9350,6 @@
                 <w:szCs w:val="16"/>
               </w:rPr>
             </w:pPr>
-            <w:r>
-              <w:rPr>
-                <w:b/>
-                <w:color w:val="000000"/>
-                <w:sz w:val="16"/>
-                <w:szCs w:val="16"/>
-              </w:rPr>
-              <w:t xml:space="preserve"/>
-            </w:r>
           </w:p>
         </w:tc>
         <w:tc>
@@ -9209,15 +9366,6 @@
                 <w:szCs w:val="16"/>
               </w:rPr>
             </w:pPr>
-            <w:r>
-              <w:rPr>
-                <w:b/>
-                <w:color w:val="000000"/>
-                <w:sz w:val="16"/>
-                <w:szCs w:val="16"/>
-              </w:rPr>
-              <w:t xml:space="preserve"/>
-            </w:r>
           </w:p>
         </w:tc>
         <w:tc>
@@ -9241,7 +9389,7 @@
                 <w:sz w:val="16"/>
                 <w:szCs w:val="16"/>
               </w:rPr>
-              <w:t xml:space="preserve">X</w:t>
+              <w:t>X</w:t>
             </w:r>
           </w:p>
         </w:tc>
@@ -9266,7 +9414,7 @@
                 <w:sz w:val="16"/>
                 <w:szCs w:val="16"/>
               </w:rPr>
-              <w:t xml:space="preserve">X</w:t>
+              <w:t>X</w:t>
             </w:r>
           </w:p>
         </w:tc>
@@ -9292,7 +9440,7 @@
                 <w:sz w:val="16"/>
                 <w:szCs w:val="16"/>
               </w:rPr>
-              <w:t xml:space="preserve">X</w:t>
+              <w:t>X</w:t>
             </w:r>
           </w:p>
         </w:tc>
@@ -9317,7 +9465,7 @@
                 <w:sz w:val="16"/>
                 <w:szCs w:val="16"/>
               </w:rPr>
-              <w:t xml:space="preserve">X</w:t>
+              <w:t>X</w:t>
             </w:r>
           </w:p>
         </w:tc>
@@ -9335,15 +9483,6 @@
                 <w:szCs w:val="16"/>
               </w:rPr>
             </w:pPr>
-            <w:r>
-              <w:rPr>
-                <w:b/>
-                <w:color w:val="000000"/>
-                <w:sz w:val="16"/>
-                <w:szCs w:val="16"/>
-              </w:rPr>
-              <w:t xml:space="preserve"/>
-            </w:r>
           </w:p>
         </w:tc>
       </w:tr>
@@ -9375,7 +9514,7 @@
                 <w:sz w:val="16"/>
                 <w:szCs w:val="16"/>
               </w:rPr>
-              <w:t xml:space="preserve">Documentación y presentación final</w:t>
+              <w:t>Documentación y presentación final</w:t>
             </w:r>
           </w:p>
         </w:tc>
@@ -9393,15 +9532,6 @@
                 <w:szCs w:val="16"/>
               </w:rPr>
             </w:pPr>
-            <w:r>
-              <w:rPr>
-                <w:b/>
-                <w:color w:val="000000"/>
-                <w:sz w:val="16"/>
-                <w:szCs w:val="16"/>
-              </w:rPr>
-              <w:t xml:space="preserve"/>
-            </w:r>
           </w:p>
         </w:tc>
         <w:tc>
@@ -9418,15 +9548,6 @@
                 <w:szCs w:val="16"/>
               </w:rPr>
             </w:pPr>
-            <w:r>
-              <w:rPr>
-                <w:b/>
-                <w:color w:val="000000"/>
-                <w:sz w:val="16"/>
-                <w:szCs w:val="16"/>
-              </w:rPr>
-              <w:t xml:space="preserve"/>
-            </w:r>
           </w:p>
         </w:tc>
         <w:tc>
@@ -9443,15 +9564,6 @@
                 <w:szCs w:val="16"/>
               </w:rPr>
             </w:pPr>
-            <w:r>
-              <w:rPr>
-                <w:b/>
-                <w:color w:val="000000"/>
-                <w:sz w:val="16"/>
-                <w:szCs w:val="16"/>
-              </w:rPr>
-              <w:t xml:space="preserve"/>
-            </w:r>
           </w:p>
         </w:tc>
         <w:tc>
@@ -9468,15 +9580,6 @@
                 <w:szCs w:val="16"/>
               </w:rPr>
             </w:pPr>
-            <w:r>
-              <w:rPr>
-                <w:b/>
-                <w:color w:val="000000"/>
-                <w:sz w:val="16"/>
-                <w:szCs w:val="16"/>
-              </w:rPr>
-              <w:t xml:space="preserve"/>
-            </w:r>
           </w:p>
         </w:tc>
         <w:tc>
@@ -9493,15 +9596,6 @@
                 <w:szCs w:val="16"/>
               </w:rPr>
             </w:pPr>
-            <w:r>
-              <w:rPr>
-                <w:b/>
-                <w:color w:val="000000"/>
-                <w:sz w:val="16"/>
-                <w:szCs w:val="16"/>
-              </w:rPr>
-              <w:t xml:space="preserve"/>
-            </w:r>
           </w:p>
         </w:tc>
         <w:tc>
@@ -9518,15 +9612,6 @@
                 <w:szCs w:val="16"/>
               </w:rPr>
             </w:pPr>
-            <w:r>
-              <w:rPr>
-                <w:b/>
-                <w:color w:val="000000"/>
-                <w:sz w:val="16"/>
-                <w:szCs w:val="16"/>
-              </w:rPr>
-              <w:t xml:space="preserve"/>
-            </w:r>
           </w:p>
         </w:tc>
         <w:tc>
@@ -9543,15 +9628,6 @@
                 <w:szCs w:val="16"/>
               </w:rPr>
             </w:pPr>
-            <w:r>
-              <w:rPr>
-                <w:b/>
-                <w:color w:val="000000"/>
-                <w:sz w:val="16"/>
-                <w:szCs w:val="16"/>
-              </w:rPr>
-              <w:t xml:space="preserve"/>
-            </w:r>
           </w:p>
         </w:tc>
         <w:tc>
@@ -9568,15 +9644,6 @@
                 <w:szCs w:val="16"/>
               </w:rPr>
             </w:pPr>
-            <w:r>
-              <w:rPr>
-                <w:b/>
-                <w:color w:val="000000"/>
-                <w:sz w:val="16"/>
-                <w:szCs w:val="16"/>
-              </w:rPr>
-              <w:t xml:space="preserve"/>
-            </w:r>
           </w:p>
         </w:tc>
         <w:tc>
@@ -9593,15 +9660,6 @@
                 <w:szCs w:val="16"/>
               </w:rPr>
             </w:pPr>
-            <w:r>
-              <w:rPr>
-                <w:b/>
-                <w:color w:val="000000"/>
-                <w:sz w:val="16"/>
-                <w:szCs w:val="16"/>
-              </w:rPr>
-              <w:t xml:space="preserve"/>
-            </w:r>
           </w:p>
         </w:tc>
         <w:tc>
@@ -9618,15 +9676,6 @@
                 <w:szCs w:val="16"/>
               </w:rPr>
             </w:pPr>
-            <w:r>
-              <w:rPr>
-                <w:b/>
-                <w:color w:val="000000"/>
-                <w:sz w:val="16"/>
-                <w:szCs w:val="16"/>
-              </w:rPr>
-              <w:t xml:space="preserve"/>
-            </w:r>
           </w:p>
         </w:tc>
         <w:tc>
@@ -9643,15 +9692,6 @@
                 <w:szCs w:val="16"/>
               </w:rPr>
             </w:pPr>
-            <w:r>
-              <w:rPr>
-                <w:b/>
-                <w:color w:val="000000"/>
-                <w:sz w:val="16"/>
-                <w:szCs w:val="16"/>
-              </w:rPr>
-              <w:t xml:space="preserve"/>
-            </w:r>
           </w:p>
         </w:tc>
         <w:tc>
@@ -9668,15 +9708,6 @@
                 <w:szCs w:val="16"/>
               </w:rPr>
             </w:pPr>
-            <w:r>
-              <w:rPr>
-                <w:b/>
-                <w:color w:val="000000"/>
-                <w:sz w:val="16"/>
-                <w:szCs w:val="16"/>
-              </w:rPr>
-              <w:t xml:space="preserve"/>
-            </w:r>
           </w:p>
         </w:tc>
         <w:tc>
@@ -9693,15 +9724,6 @@
                 <w:szCs w:val="16"/>
               </w:rPr>
             </w:pPr>
-            <w:r>
-              <w:rPr>
-                <w:b/>
-                <w:color w:val="000000"/>
-                <w:sz w:val="16"/>
-                <w:szCs w:val="16"/>
-              </w:rPr>
-              <w:t xml:space="preserve"/>
-            </w:r>
           </w:p>
         </w:tc>
         <w:tc>
@@ -9718,15 +9740,6 @@
                 <w:szCs w:val="16"/>
               </w:rPr>
             </w:pPr>
-            <w:r>
-              <w:rPr>
-                <w:b/>
-                <w:color w:val="000000"/>
-                <w:sz w:val="16"/>
-                <w:szCs w:val="16"/>
-              </w:rPr>
-              <w:t xml:space="preserve"/>
-            </w:r>
           </w:p>
         </w:tc>
         <w:tc>
@@ -9743,15 +9756,6 @@
                 <w:szCs w:val="16"/>
               </w:rPr>
             </w:pPr>
-            <w:r>
-              <w:rPr>
-                <w:b/>
-                <w:color w:val="000000"/>
-                <w:sz w:val="16"/>
-                <w:szCs w:val="16"/>
-              </w:rPr>
-              <w:t xml:space="preserve"/>
-            </w:r>
           </w:p>
         </w:tc>
         <w:tc>
@@ -9769,15 +9773,6 @@
                 <w:szCs w:val="16"/>
               </w:rPr>
             </w:pPr>
-            <w:r>
-              <w:rPr>
-                <w:b/>
-                <w:color w:val="000000"/>
-                <w:sz w:val="16"/>
-                <w:szCs w:val="16"/>
-              </w:rPr>
-              <w:t xml:space="preserve"/>
-            </w:r>
           </w:p>
         </w:tc>
         <w:tc>
@@ -9801,7 +9796,7 @@
                 <w:sz w:val="16"/>
                 <w:szCs w:val="16"/>
               </w:rPr>
-              <w:t xml:space="preserve">X</w:t>
+              <w:t>X</w:t>
             </w:r>
           </w:p>
         </w:tc>
@@ -9826,7 +9821,7 @@
                 <w:sz w:val="16"/>
                 <w:szCs w:val="16"/>
               </w:rPr>
-              <w:t xml:space="preserve">X</w:t>
+              <w:t>X</w:t>
             </w:r>
           </w:p>
         </w:tc>
@@ -9836,7 +9831,6 @@
     <w:p>
       <w:pPr>
         <w:spacing w:before="240"/>
-        <w:jc w:val="left"/>
       </w:pPr>
       <w:r>
         <w:rPr>
@@ -9845,8 +9839,19 @@
           <w:color w:val="000000"/>
           <w:sz w:val="24"/>
         </w:rPr>
-        <w:t xml:space="preserve">9. Abstract</w:t>
+        <w:t xml:space="preserve">9. </w:t>
       </w:r>
+      <w:proofErr w:type="spellStart"/>
+      <w:r>
+        <w:rPr>
+          <w:rFonts w:ascii="Arial" w:hAnsi="Arial"/>
+          <w:b/>
+          <w:color w:val="000000"/>
+          <w:sz w:val="24"/>
+        </w:rPr>
+        <w:t>Abstract</w:t>
+      </w:r>
+      <w:proofErr w:type="spellEnd"/>
     </w:p>
     <w:p>
       <w:pPr>
@@ -9856,28 +9861,156 @@
         <w:rPr>
           <w:rFonts w:ascii="Arial" w:hAnsi="Arial"/>
           <w:color w:val="000000"/>
-          <w:sz w:val="22"/>
         </w:rPr>
-        <w:t xml:space="preserve">Resumen. EcoTrack es un sistema de trazabilidad de reciclaje colectivo con incentivos verificables, orientado a comunidades residenciales. A diferencia de las aplicaciones de reciclaje actuales, que confían en la declaración del propio usuario, EcoTrack construye una cadena de verificación completa: el residente registra su depósito escaneando un código QR en el contenedor, el administrador de la torre valida la correcta deposición y el gestor de residuos confirma el retiro y procesamiento. Solo al completarse ambas validaciones el sistema emite un certificado digital con código de verificación único. El prototipo se desarrolla en React Native con Firebase, siguiendo Scrum en seis sprints de dos semanas, y se valida mediante un piloto de cuatro semanas en un condominio residencial de al menos dos torres. El resultado esperado es demostrar que es posible acreditar el reciclaje ciudadano con evidencia verificable y no con declaraciones.</w:t>
+        <w:t xml:space="preserve">Resumen. </w:t>
+      </w:r>
+      <w:proofErr w:type="spellStart"/>
+      <w:r>
+        <w:rPr>
+          <w:rFonts w:ascii="Arial" w:hAnsi="Arial"/>
+          <w:color w:val="000000"/>
+        </w:rPr>
+        <w:t>EcoTrack</w:t>
+      </w:r>
+      <w:proofErr w:type="spellEnd"/>
+      <w:r>
+        <w:rPr>
+          <w:rFonts w:ascii="Arial" w:hAnsi="Arial"/>
+          <w:color w:val="000000"/>
+        </w:rPr>
+        <w:t xml:space="preserve"> es un sistema de trazabilidad de reciclaje colectivo con incentivos verificables, orientado a comunidades residenciales. A diferencia de las aplicaciones de reciclaje actuales, que confían en la declaración del propio usuario, </w:t>
+      </w:r>
+      <w:proofErr w:type="spellStart"/>
+      <w:r>
+        <w:rPr>
+          <w:rFonts w:ascii="Arial" w:hAnsi="Arial"/>
+          <w:color w:val="000000"/>
+        </w:rPr>
+        <w:t>EcoTrack</w:t>
+      </w:r>
+      <w:proofErr w:type="spellEnd"/>
+      <w:r>
+        <w:rPr>
+          <w:rFonts w:ascii="Arial" w:hAnsi="Arial"/>
+          <w:color w:val="000000"/>
+        </w:rPr>
+        <w:t xml:space="preserve"> construye una cadena de verificación completa: el residente registra su depósito escaneando un código QR en el contenedor, el administrador de la torre valida la correcta deposición y el gestor de residuos confirma el retiro y procesamiento. Solo al completarse ambas validaciones el sistema emite un certificado digital con código de verificación único. El prototipo se desarrolla en </w:t>
+      </w:r>
+      <w:proofErr w:type="spellStart"/>
+      <w:r>
+        <w:rPr>
+          <w:rFonts w:ascii="Arial" w:hAnsi="Arial"/>
+          <w:color w:val="000000"/>
+        </w:rPr>
+        <w:t>React</w:t>
+      </w:r>
+      <w:proofErr w:type="spellEnd"/>
+      <w:r>
+        <w:rPr>
+          <w:rFonts w:ascii="Arial" w:hAnsi="Arial"/>
+          <w:color w:val="000000"/>
+        </w:rPr>
+        <w:t xml:space="preserve"> Native con </w:t>
+      </w:r>
+      <w:proofErr w:type="spellStart"/>
+      <w:r>
+        <w:rPr>
+          <w:rFonts w:ascii="Arial" w:hAnsi="Arial"/>
+          <w:color w:val="000000"/>
+        </w:rPr>
+        <w:t>Firebase</w:t>
+      </w:r>
+      <w:proofErr w:type="spellEnd"/>
+      <w:r>
+        <w:rPr>
+          <w:rFonts w:ascii="Arial" w:hAnsi="Arial"/>
+          <w:color w:val="000000"/>
+        </w:rPr>
+        <w:t xml:space="preserve">, siguiendo Scrum en seis </w:t>
+      </w:r>
+      <w:proofErr w:type="spellStart"/>
+      <w:r>
+        <w:rPr>
+          <w:rFonts w:ascii="Arial" w:hAnsi="Arial"/>
+          <w:color w:val="000000"/>
+        </w:rPr>
+        <w:t>sprints</w:t>
+      </w:r>
+      <w:proofErr w:type="spellEnd"/>
+      <w:r>
+        <w:rPr>
+          <w:rFonts w:ascii="Arial" w:hAnsi="Arial"/>
+          <w:color w:val="000000"/>
+        </w:rPr>
+        <w:t xml:space="preserve"> </w:t>
+      </w:r>
+      <w:r>
+        <w:rPr>
+          <w:rFonts w:ascii="Arial" w:hAnsi="Arial"/>
+          <w:color w:val="000000"/>
+        </w:rPr>
+        <w:lastRenderedPageBreak/>
+        <w:t>de dos semanas, y se valida mediante un piloto de cuatro semanas en un condominio residencial de al menos dos torres. El resultado esperado es demostrar que es posible acreditar el reciclaje ciudadano con evidencia verificable y no con declaraciones.</w:t>
       </w:r>
     </w:p>
     <w:p>
       <w:pPr>
         <w:jc w:val="both"/>
+        <w:rPr>
+          <w:lang w:val="en-US"/>
+        </w:rPr>
       </w:pPr>
       <w:r>
         <w:rPr>
           <w:rFonts w:ascii="Arial" w:hAnsi="Arial"/>
           <w:color w:val="000000"/>
-          <w:sz w:val="22"/>
+          <w:lang w:val="en-US"/>
         </w:rPr>
-        <w:t xml:space="preserve">Abstract. EcoTrack is a collective recycling traceability system with verifiable incentives, designed for residential communities. Unlike current recycling applications, which rely on the user's own declaration, EcoTrack builds a complete verification chain: the resident registers a deposit by scanning a QR code on the container, the building administrator validates the correct disposal, and the waste manager confirms collection and processing. Only when both validations are complete does the system issue a digital certificate with a unique verification code. The prototype is developed in React Native with Firebase, following Scrum across six two-week sprints, and is validated through a four-week pilot in a residential complex of at least two towers. The expected outcome is to demonstrate that citizen recycling can be certified with verifiable evidence rather than with declarations.</w:t>
+        <w:t xml:space="preserve">Abstract. </w:t>
+      </w:r>
+      <w:proofErr w:type="spellStart"/>
+      <w:r>
+        <w:rPr>
+          <w:rFonts w:ascii="Arial" w:hAnsi="Arial"/>
+          <w:color w:val="000000"/>
+          <w:lang w:val="en-US"/>
+        </w:rPr>
+        <w:t>EcoTrack</w:t>
+      </w:r>
+      <w:proofErr w:type="spellEnd"/>
+      <w:r>
+        <w:rPr>
+          <w:rFonts w:ascii="Arial" w:hAnsi="Arial"/>
+          <w:color w:val="000000"/>
+          <w:lang w:val="en-US"/>
+        </w:rPr>
+        <w:t xml:space="preserve"> is a collective recycling traceability system with verifiable incentives, designed for residential communities. Unlike current recycling applications, which rely on the user's own declaration, </w:t>
+      </w:r>
+      <w:proofErr w:type="spellStart"/>
+      <w:r>
+        <w:rPr>
+          <w:rFonts w:ascii="Arial" w:hAnsi="Arial"/>
+          <w:color w:val="000000"/>
+          <w:lang w:val="en-US"/>
+        </w:rPr>
+        <w:t>EcoTrack</w:t>
+      </w:r>
+      <w:proofErr w:type="spellEnd"/>
+      <w:r>
+        <w:rPr>
+          <w:rFonts w:ascii="Arial" w:hAnsi="Arial"/>
+          <w:color w:val="000000"/>
+          <w:lang w:val="en-US"/>
+        </w:rPr>
+        <w:t xml:space="preserve"> builds a complete verification chain: the resident registers a deposit by scanning a QR code on the container, the building administrator validates the correct disposal, and the waste manager confirms collection and processing. Only when both validations are complete does the system issue a digital certificate with a unique verification code. The prototype is developed in React Native with Firebase, following Scrum across six two-week sprints, and is validated through a four-week pilot in a residential complex of at least two towers. The expected outcome is to demonstrate that citizen recycling can be certified with verifiable evidence rather than with declarations.</w:t>
       </w:r>
     </w:p>
     <w:p>
       <w:pPr>
         <w:spacing w:before="240"/>
-        <w:jc w:val="left"/>
+        <w:rPr>
+          <w:lang w:val="en-US"/>
+        </w:rPr>
       </w:pPr>
       <w:r>
         <w:rPr>
@@ -9885,47 +10018,206 @@
           <w:b/>
           <w:color w:val="000000"/>
           <w:sz w:val="24"/>
+          <w:lang w:val="en-US"/>
         </w:rPr>
-        <w:t xml:space="preserve">10. Individual Conclusions</w:t>
+        <w:t>10. Individual Conclusions</w:t>
       </w:r>
     </w:p>
     <w:p>
       <w:pPr>
         <w:jc w:val="both"/>
+        <w:rPr>
+          <w:lang w:val="en-US"/>
+        </w:rPr>
       </w:pPr>
       <w:r>
         <w:rPr>
           <w:color w:val="000000"/>
+          <w:lang w:val="en-US"/>
         </w:rPr>
-        <w:t xml:space="preserve">Álvaro Jaña. Working on the definition of this project made me realise that the hardest part was not the technology but deciding what to leave out. Our first version of EcoTrack included blockchain records and a territorial impact map, and it took us several discussions to accept that neither of them could be built and tested properly within one semester. Removing them did not weaken the project; it made the core idea clearer, because the verification chain is what actually differentiates our proposal. On the technical side I am confident about the mobile development, since front-end work is my strongest area, but I know that Firebase and NoSQL data modelling will demand real study time from me. The competence I most need to strengthen is software testing: I usually test manually while I code, and this project requires evidence that the state chain cannot be broken. That is the skill I intend to develop during the Capstone.</w:t>
+        <w:t xml:space="preserve">Álvaro Jaña. Working on the definition of this project made me </w:t>
+      </w:r>
+      <w:proofErr w:type="spellStart"/>
+      <w:r>
+        <w:rPr>
+          <w:color w:val="000000"/>
+          <w:lang w:val="en-US"/>
+        </w:rPr>
+        <w:t>realise</w:t>
+      </w:r>
+      <w:proofErr w:type="spellEnd"/>
+      <w:r>
+        <w:rPr>
+          <w:color w:val="000000"/>
+          <w:lang w:val="en-US"/>
+        </w:rPr>
+        <w:t xml:space="preserve"> that the hardest part was not the technology but deciding what to leave out. Our first version of </w:t>
+      </w:r>
+      <w:proofErr w:type="spellStart"/>
+      <w:r>
+        <w:rPr>
+          <w:color w:val="000000"/>
+          <w:lang w:val="en-US"/>
+        </w:rPr>
+        <w:t>EcoTrack</w:t>
+      </w:r>
+      <w:proofErr w:type="spellEnd"/>
+      <w:r>
+        <w:rPr>
+          <w:color w:val="000000"/>
+          <w:lang w:val="en-US"/>
+        </w:rPr>
+        <w:t xml:space="preserve"> included blockchain records and a territorial impact map, and it took us several discussions to accept that neither of them could be built and tested properly within one semester. Removing them did not weaken the project; it made the core idea clearer, because the verification chain is what </w:t>
+      </w:r>
+      <w:proofErr w:type="gramStart"/>
+      <w:r>
+        <w:rPr>
+          <w:color w:val="000000"/>
+          <w:lang w:val="en-US"/>
+        </w:rPr>
+        <w:t>actually differentiates</w:t>
+      </w:r>
+      <w:proofErr w:type="gramEnd"/>
+      <w:r>
+        <w:rPr>
+          <w:color w:val="000000"/>
+          <w:lang w:val="en-US"/>
+        </w:rPr>
+        <w:t xml:space="preserve"> our proposal. On the technical side I am confident about the mobile development, since front-end work is my strongest area, but I know that Firebase and NoSQL data modelling will demand real study time from me. The competence I most need to strengthen is software </w:t>
+      </w:r>
+      <w:proofErr w:type="gramStart"/>
+      <w:r>
+        <w:rPr>
+          <w:color w:val="000000"/>
+          <w:lang w:val="en-US"/>
+        </w:rPr>
+        <w:t>testing:</w:t>
+      </w:r>
+      <w:proofErr w:type="gramEnd"/>
+      <w:r>
+        <w:rPr>
+          <w:color w:val="000000"/>
+          <w:lang w:val="en-US"/>
+        </w:rPr>
+        <w:t xml:space="preserve"> I usually test manually while I code, and this project requires evidence that the state chain cannot be broken. That is the skill I intend to develop during the Capstone.</w:t>
       </w:r>
     </w:p>
     <w:p>
       <w:pPr>
         <w:jc w:val="both"/>
+        <w:rPr>
+          <w:lang w:val="en-US"/>
+        </w:rPr>
       </w:pPr>
       <w:r>
         <w:rPr>
           <w:color w:val="000000"/>
+          <w:lang w:val="en-US"/>
         </w:rPr>
-        <w:t xml:space="preserve">Matías Bustamante. Defining this project confirmed that my contribution to EcoTrack will not be measured in lines of code. My strengths are planning, requirements gathering and agile methodologies, while large-scale data processing is my weakest area, so I deliberately took the role of Scrum Master for the team. During this phase I learned that agile management is much harder in practice than in theory: agreeing on a realistic scope with two teammates who were enthusiastic about the original idea required negotiation rather than a framework. Reducing the scope was my main contribution to this definition, because it turned an attractive idea into something we can actually deliver in one semester. For the next phase I want to prove that the management layer is a real deliverable, by maintaining a working Product Backlog, running a retrospective after every sprint and measuring the team's velocity.</w:t>
+        <w:t xml:space="preserve">Matías Bustamante. Defining this project confirmed that my contribution to </w:t>
+      </w:r>
+      <w:proofErr w:type="spellStart"/>
+      <w:r>
+        <w:rPr>
+          <w:color w:val="000000"/>
+          <w:lang w:val="en-US"/>
+        </w:rPr>
+        <w:t>EcoTrack</w:t>
+      </w:r>
+      <w:proofErr w:type="spellEnd"/>
+      <w:r>
+        <w:rPr>
+          <w:color w:val="000000"/>
+          <w:lang w:val="en-US"/>
+        </w:rPr>
+        <w:t xml:space="preserve"> will not be measured in lines of code. My strengths are planning, requirements gathering and agile methodologies, while large-scale data processing is my weakest area, so I deliberately took the role of Scrum Master for the team. During this phase I learned that agile management is much harder in practice than in theory: agreeing on a realistic scope with two teammates who were enthusiastic about the original idea required negotiation rather than a framework. Reducing the scope was my main contribution to this definition, because it turned an attractive idea into something we can </w:t>
+      </w:r>
+      <w:proofErr w:type="gramStart"/>
+      <w:r>
+        <w:rPr>
+          <w:color w:val="000000"/>
+          <w:lang w:val="en-US"/>
+        </w:rPr>
+        <w:t>actually deliver</w:t>
+      </w:r>
+      <w:proofErr w:type="gramEnd"/>
+      <w:r>
+        <w:rPr>
+          <w:color w:val="000000"/>
+          <w:lang w:val="en-US"/>
+        </w:rPr>
+        <w:t xml:space="preserve"> in one semester. For the next phase I want to prove that the management layer is a real deliverable, by maintaining a working Product Backlog, running a retrospective after every sprint and measuring the team's velocity.</w:t>
       </w:r>
     </w:p>
     <w:p>
       <w:pPr>
         <w:jc w:val="both"/>
+        <w:rPr>
+          <w:lang w:val="en-US"/>
+        </w:rPr>
       </w:pPr>
       <w:r>
         <w:rPr>
           <w:color w:val="000000"/>
+          <w:lang w:val="en-US"/>
         </w:rPr>
-        <w:t xml:space="preserve">Vicente Torres. What convinced me about EcoTrack is that its value depends entirely on the data model. The verification chain only means something if a deposit cannot move from one state to another without the corresponding role acting on it, and that guarantee has to be designed into the database rather than patched later in the interface. My strongest areas are database architecture, requirements analysis and planning, so this is the part of the project I took responsibility for. My weakness is cloud infrastructure and deployment automation, and this project pushes me directly into it, because we chose Firebase and Firestore instead of the relational databases I already know. Modelling in documents rather than in tables is new to me and I expect it to be the hardest technical adjustment of the semester.</w:t>
+        <w:t xml:space="preserve">Vicente Torres. What convinced me about </w:t>
+      </w:r>
+      <w:proofErr w:type="spellStart"/>
+      <w:r>
+        <w:rPr>
+          <w:color w:val="000000"/>
+          <w:lang w:val="en-US"/>
+        </w:rPr>
+        <w:t>EcoTrack</w:t>
+      </w:r>
+      <w:proofErr w:type="spellEnd"/>
+      <w:r>
+        <w:rPr>
+          <w:color w:val="000000"/>
+          <w:lang w:val="en-US"/>
+        </w:rPr>
+        <w:t xml:space="preserve"> is that its value depends entirely on the data model. The verification chain only means something if a deposit cannot move from one state to another without the corresponding role acting on it, and that guarantee </w:t>
+      </w:r>
+      <w:proofErr w:type="gramStart"/>
+      <w:r>
+        <w:rPr>
+          <w:color w:val="000000"/>
+          <w:lang w:val="en-US"/>
+        </w:rPr>
+        <w:t>has to</w:t>
+      </w:r>
+      <w:proofErr w:type="gramEnd"/>
+      <w:r>
+        <w:rPr>
+          <w:color w:val="000000"/>
+          <w:lang w:val="en-US"/>
+        </w:rPr>
+        <w:t xml:space="preserve"> be designed into the database rather than patched later in the interface. My strongest areas are database architecture, requirements analysis and planning, so this is the part of the project I took responsibility for. My weakness is cloud infrastructure and deployment automation, and this project pushes me directly into it, because we chose Firebase and </w:t>
+      </w:r>
+      <w:proofErr w:type="spellStart"/>
+      <w:r>
+        <w:rPr>
+          <w:color w:val="000000"/>
+          <w:lang w:val="en-US"/>
+        </w:rPr>
+        <w:t>Firestore</w:t>
+      </w:r>
+      <w:proofErr w:type="spellEnd"/>
+      <w:r>
+        <w:rPr>
+          <w:color w:val="000000"/>
+          <w:lang w:val="en-US"/>
+        </w:rPr>
+        <w:t xml:space="preserve"> instead of the relational databases I already know. Modelling in documents rather than in tables is new to me and I expect it to be the hardest technical adjustment of the semester.</w:t>
       </w:r>
     </w:p>
     <w:p>
       <w:pPr>
         <w:spacing w:before="240"/>
-        <w:jc w:val="left"/>
+        <w:rPr>
+          <w:lang w:val="en-US"/>
+        </w:rPr>
       </w:pPr>
       <w:r>
         <w:rPr>
@@ -9933,47 +10225,166 @@
           <w:b/>
           <w:color w:val="000000"/>
           <w:sz w:val="24"/>
+          <w:lang w:val="en-US"/>
         </w:rPr>
-        <w:t xml:space="preserve">11. Reflection</w:t>
+        <w:lastRenderedPageBreak/>
+        <w:t>11. Reflection</w:t>
       </w:r>
     </w:p>
     <w:p>
       <w:pPr>
         <w:jc w:val="both"/>
+        <w:rPr>
+          <w:lang w:val="en-US"/>
+        </w:rPr>
       </w:pPr>
       <w:r>
         <w:rPr>
           <w:rFonts w:ascii="Arial" w:hAnsi="Arial"/>
           <w:color w:val="000000"/>
-          <w:sz w:val="22"/>
+          <w:lang w:val="en-US"/>
         </w:rPr>
-        <w:t xml:space="preserve">Defining EcoTrack forced our team to move from an idea we found attractive to a proposal we can actually defend. At the beginning we described the project by listing features, and only when we mapped it against the graduate profile did we understand what we were really building: an information system whose value lies in trust rather than in functionality. That shift changed our priorities. We stopped measuring progress by how many screens were finished and started measuring it by whether a deposit could be traced from the resident to the waste manager without any step being skipped.</w:t>
+        <w:t xml:space="preserve">Defining </w:t>
+      </w:r>
+      <w:proofErr w:type="spellStart"/>
+      <w:r>
+        <w:rPr>
+          <w:rFonts w:ascii="Arial" w:hAnsi="Arial"/>
+          <w:color w:val="000000"/>
+          <w:lang w:val="en-US"/>
+        </w:rPr>
+        <w:t>EcoTrack</w:t>
+      </w:r>
+      <w:proofErr w:type="spellEnd"/>
+      <w:r>
+        <w:rPr>
+          <w:rFonts w:ascii="Arial" w:hAnsi="Arial"/>
+          <w:color w:val="000000"/>
+          <w:lang w:val="en-US"/>
+        </w:rPr>
+        <w:t xml:space="preserve"> forced our team to move from an idea we found attractive to a proposal we can </w:t>
+      </w:r>
+      <w:proofErr w:type="gramStart"/>
+      <w:r>
+        <w:rPr>
+          <w:rFonts w:ascii="Arial" w:hAnsi="Arial"/>
+          <w:color w:val="000000"/>
+          <w:lang w:val="en-US"/>
+        </w:rPr>
+        <w:t>actually defend</w:t>
+      </w:r>
+      <w:proofErr w:type="gramEnd"/>
+      <w:r>
+        <w:rPr>
+          <w:rFonts w:ascii="Arial" w:hAnsi="Arial"/>
+          <w:color w:val="000000"/>
+          <w:lang w:val="en-US"/>
+        </w:rPr>
+        <w:t xml:space="preserve">. At the beginning we described the project by listing features, and only when we mapped it against the graduate profile </w:t>
+      </w:r>
+      <w:proofErr w:type="gramStart"/>
+      <w:r>
+        <w:rPr>
+          <w:rFonts w:ascii="Arial" w:hAnsi="Arial"/>
+          <w:color w:val="000000"/>
+          <w:lang w:val="en-US"/>
+        </w:rPr>
+        <w:t>did</w:t>
+      </w:r>
+      <w:proofErr w:type="gramEnd"/>
+      <w:r>
+        <w:rPr>
+          <w:rFonts w:ascii="Arial" w:hAnsi="Arial"/>
+          <w:color w:val="000000"/>
+          <w:lang w:val="en-US"/>
+        </w:rPr>
+        <w:t xml:space="preserve"> we understand what we were really building: an information system whose value lies in trust rather than in functionality. That shift changed our priorities. We stopped measuring progress by how many screens were finished and started measuring it by whether a deposit could be traced from the resident to the waste manager without any step being skipped.</w:t>
       </w:r>
     </w:p>
     <w:p>
       <w:pPr>
         <w:jc w:val="both"/>
+        <w:rPr>
+          <w:lang w:val="en-US"/>
+        </w:rPr>
       </w:pPr>
       <w:r>
         <w:rPr>
           <w:rFonts w:ascii="Arial" w:hAnsi="Arial"/>
           <w:color w:val="000000"/>
-          <w:sz w:val="22"/>
+          <w:lang w:val="en-US"/>
         </w:rPr>
-        <w:t xml:space="preserve">The scope discussion was the most valuable exercise of this phase. Cutting blockchain and the territorial map was uncomfortable, because both made the project sound more ambitious, but keeping them would have left us with a wide prototype that proves nothing. Documenting them as future work allowed us to protect the ideas without compromising the semester. We also accepted an honest limitation: the waste manager role will be simulated by our own team, since we cannot commit an external company to a four-week academic pilot.</w:t>
+        <w:t>The scope discussion was the most valuable exercise of this phase. Cutting blockchain and the territorial map was uncomfortable, because both made the project sound more ambitious, but keeping them would have left us with a wide prototype that proves nothing. Documenting them as future work allowed us to protect the ideas without compromising the semester. We also accepted an honest limitation: the waste manager role will be simulated by our own team, since we cannot commit an external company to a four-week academic pilot.</w:t>
       </w:r>
     </w:p>
     <w:p>
       <w:pPr>
         <w:jc w:val="both"/>
+        <w:rPr>
+          <w:lang w:val="en-US"/>
+        </w:rPr>
       </w:pPr>
       <w:r>
         <w:rPr>
           <w:rFonts w:ascii="Arial" w:hAnsi="Arial"/>
           <w:color w:val="000000"/>
-          <w:sz w:val="22"/>
+          <w:lang w:val="en-US"/>
         </w:rPr>
-        <w:t xml:space="preserve">As a team we still have to improve how we monitor our own progress. We are comfortable planning sprints, but we tend to concentrate on writing code and postpone the follow-up work, which is exactly where academic projects usually fail. For the next phase we agreed to review the task board at the end of every sprint and to record what was actually delivered, so that our final report reflects real evidence and not intentions.</w:t>
+        <w:t xml:space="preserve">As a team we still </w:t>
+      </w:r>
+      <w:proofErr w:type="gramStart"/>
+      <w:r>
+        <w:rPr>
+          <w:rFonts w:ascii="Arial" w:hAnsi="Arial"/>
+          <w:color w:val="000000"/>
+          <w:lang w:val="en-US"/>
+        </w:rPr>
+        <w:t>have to</w:t>
+      </w:r>
+      <w:proofErr w:type="gramEnd"/>
+      <w:r>
+        <w:rPr>
+          <w:rFonts w:ascii="Arial" w:hAnsi="Arial"/>
+          <w:color w:val="000000"/>
+          <w:lang w:val="en-US"/>
+        </w:rPr>
+        <w:t xml:space="preserve"> improve how we monitor our own progress. We are comfortable planning sprints, but we tend to concentrate on writing code and postpone the follow-up work, which is exactly where academic projects usually fail. For the next phase we agreed to review the task board at the end of every sprint and to record what was </w:t>
+      </w:r>
+      <w:proofErr w:type="gramStart"/>
+      <w:r>
+        <w:rPr>
+          <w:rFonts w:ascii="Arial" w:hAnsi="Arial"/>
+          <w:color w:val="000000"/>
+          <w:lang w:val="en-US"/>
+        </w:rPr>
+        <w:t>actually delivered</w:t>
+      </w:r>
+      <w:proofErr w:type="gramEnd"/>
+      <w:r>
+        <w:rPr>
+          <w:rFonts w:ascii="Arial" w:hAnsi="Arial"/>
+          <w:color w:val="000000"/>
+          <w:lang w:val="en-US"/>
+        </w:rPr>
+        <w:t xml:space="preserve">, so that our final report reflects real evidence and </w:t>
+      </w:r>
+      <w:proofErr w:type="gramStart"/>
+      <w:r>
+        <w:rPr>
+          <w:rFonts w:ascii="Arial" w:hAnsi="Arial"/>
+          <w:color w:val="000000"/>
+          <w:lang w:val="en-US"/>
+        </w:rPr>
+        <w:t>not</w:t>
+      </w:r>
+      <w:proofErr w:type="gramEnd"/>
+      <w:r>
+        <w:rPr>
+          <w:rFonts w:ascii="Arial" w:hAnsi="Arial"/>
+          <w:color w:val="000000"/>
+          <w:lang w:val="en-US"/>
+        </w:rPr>
+        <w:t xml:space="preserve"> intentions.</w:t>
       </w:r>
     </w:p>
     <w:sectPr>
@@ -9988,7 +10399,7 @@
 </file>
 
 <file path=word/endnotes.xml><?xml version="1.0" encoding="utf-8"?>
-<w:endnotes xmlns:wpc="http://schemas.microsoft.com/office/word/2010/wordprocessingCanvas" xmlns:cx="http://schemas.microsoft.com/office/drawing/2014/chartex" xmlns:mc="http://schemas.openxmlformats.org/markup-compatibility/2006" xmlns:o="urn:schemas-microsoft-com:office:office" xmlns:r="http://schemas.openxmlformats.org/officeDocument/2006/relationships" xmlns:m="http://schemas.openxmlformats.org/officeDocument/2006/math" xmlns:v="urn:schemas-microsoft-com:vml" xmlns:wp14="http://schemas.microsoft.com/office/word/2010/wordprocessingDrawing" xmlns:wp="http://schemas.openxmlformats.org/drawingml/2006/wordprocessingDrawing" xmlns:w10="urn:schemas-microsoft-com:office:word" xmlns:w="http://schemas.openxmlformats.org/wordprocessingml/2006/main" xmlns:w14="http://schemas.microsoft.com/office/word/2010/wordml" xmlns:w15="http://schemas.microsoft.com/office/word/2012/wordml" xmlns:w16se="http://schemas.microsoft.com/office/word/2015/wordml/symex" xmlns:wpg="http://schemas.microsoft.com/office/word/2010/wordprocessingGroup" xmlns:wpi="http://schemas.microsoft.com/office/word/2010/wordprocessingInk" xmlns:wne="http://schemas.microsoft.com/office/word/2006/wordml" xmlns:wps="http://schemas.microsoft.com/office/word/2010/wordprocessingShape" mc:Ignorable="w14 w15 w16se wp14">
+<w:endnotes xmlns:wpc="http://schemas.microsoft.com/office/word/2010/wordprocessingCanvas" xmlns:cx="http://schemas.microsoft.com/office/drawing/2014/chartex" xmlns:cx1="http://schemas.microsoft.com/office/drawing/2015/9/8/chartex" xmlns:cx2="http://schemas.microsoft.com/office/drawing/2015/10/21/chartex" xmlns:cx3="http://schemas.microsoft.com/office/drawing/2016/5/9/chartex" xmlns:cx4="http://schemas.microsoft.com/office/drawing/2016/5/10/chartex" xmlns:cx5="http://schemas.microsoft.com/office/drawing/2016/5/11/chartex" xmlns:cx6="http://schemas.microsoft.com/office/drawing/2016/5/12/chartex" xmlns:cx7="http://schemas.microsoft.com/office/drawing/2016/5/13/chartex" xmlns:cx8="http://schemas.microsoft.com/office/drawing/2016/5/14/chartex" xmlns:mc="http://schemas.openxmlformats.org/markup-compatibility/2006" xmlns:aink="http://schemas.microsoft.com/office/drawing/2016/ink" xmlns:am3d="http://schemas.microsoft.com/office/drawing/2017/model3d" xmlns:o="urn:schemas-microsoft-com:office:office" xmlns:oel="http://schemas.microsoft.com/office/2019/extlst" xmlns:r="http://schemas.openxmlformats.org/officeDocument/2006/relationships" xmlns:m="http://schemas.openxmlformats.org/officeDocument/2006/math" xmlns:v="urn:schemas-microsoft-com:vml" xmlns:wp14="http://schemas.microsoft.com/office/word/2010/wordprocessingDrawing" xmlns:wp="http://schemas.openxmlformats.org/drawingml/2006/wordprocessingDrawing" xmlns:w10="urn:schemas-microsoft-com:office:word" xmlns:w="http://schemas.openxmlformats.org/wordprocessingml/2006/main" xmlns:w14="http://schemas.microsoft.com/office/word/2010/wordml" xmlns:w15="http://schemas.microsoft.com/office/word/2012/wordml" xmlns:w16cex="http://schemas.microsoft.com/office/word/2018/wordml/cex" xmlns:w16cid="http://schemas.microsoft.com/office/word/2016/wordml/cid" xmlns:w16="http://schemas.microsoft.com/office/word/2018/wordml" xmlns:w16du="http://schemas.microsoft.com/office/word/2023/wordml/word16du" xmlns:w16sdtdh="http://schemas.microsoft.com/office/word/2020/wordml/sdtdatahash" xmlns:w16sdtfl="http://schemas.microsoft.com/office/word/2024/wordml/sdtformatlock" xmlns:w16se="http://schemas.microsoft.com/office/word/2015/wordml/symex" xmlns:wpg="http://schemas.microsoft.com/office/word/2010/wordprocessingGroup" xmlns:wpi="http://schemas.microsoft.com/office/word/2010/wordprocessingInk" xmlns:wne="http://schemas.microsoft.com/office/word/2006/wordml" xmlns:wps="http://schemas.microsoft.com/office/word/2010/wordprocessingShape" mc:Ignorable="w14 w15 w16se w16cid w16 w16cex w16sdtdh w16sdtfl w16du wp14">
   <w:endnote w:type="separator" w:id="-1">
     <w:p>
       <w:pPr>
@@ -10013,7 +10424,7 @@
 </file>
 
 <file path=word/footnotes.xml><?xml version="1.0" encoding="utf-8"?>
-<w:footnotes xmlns:wpc="http://schemas.microsoft.com/office/word/2010/wordprocessingCanvas" xmlns:cx="http://schemas.microsoft.com/office/drawing/2014/chartex" xmlns:mc="http://schemas.openxmlformats.org/markup-compatibility/2006" xmlns:o="urn:schemas-microsoft-com:office:office" xmlns:r="http://schemas.openxmlformats.org/officeDocument/2006/relationships" xmlns:m="http://schemas.openxmlformats.org/officeDocument/2006/math" xmlns:v="urn:schemas-microsoft-com:vml" xmlns:wp14="http://schemas.microsoft.com/office/word/2010/wordprocessingDrawing" xmlns:wp="http://schemas.openxmlformats.org/drawingml/2006/wordprocessingDrawing" xmlns:w10="urn:schemas-microsoft-com:office:word" xmlns:w="http://schemas.openxmlformats.org/wordprocessingml/2006/main" xmlns:w14="http://schemas.microsoft.com/office/word/2010/wordml" xmlns:w15="http://schemas.microsoft.com/office/word/2012/wordml" xmlns:w16se="http://schemas.microsoft.com/office/word/2015/wordml/symex" xmlns:wpg="http://schemas.microsoft.com/office/word/2010/wordprocessingGroup" xmlns:wpi="http://schemas.microsoft.com/office/word/2010/wordprocessingInk" xmlns:wne="http://schemas.microsoft.com/office/word/2006/wordml" xmlns:wps="http://schemas.microsoft.com/office/word/2010/wordprocessingShape" mc:Ignorable="w14 w15 w16se wp14">
+<w:footnotes xmlns:wpc="http://schemas.microsoft.com/office/word/2010/wordprocessingCanvas" xmlns:cx="http://schemas.microsoft.com/office/drawing/2014/chartex" xmlns:cx1="http://schemas.microsoft.com/office/drawing/2015/9/8/chartex" xmlns:cx2="http://schemas.microsoft.com/office/drawing/2015/10/21/chartex" xmlns:cx3="http://schemas.microsoft.com/office/drawing/2016/5/9/chartex" xmlns:cx4="http://schemas.microsoft.com/office/drawing/2016/5/10/chartex" xmlns:cx5="http://schemas.microsoft.com/office/drawing/2016/5/11/chartex" xmlns:cx6="http://schemas.microsoft.com/office/drawing/2016/5/12/chartex" xmlns:cx7="http://schemas.microsoft.com/office/drawing/2016/5/13/chartex" xmlns:cx8="http://schemas.microsoft.com/office/drawing/2016/5/14/chartex" xmlns:mc="http://schemas.openxmlformats.org/markup-compatibility/2006" xmlns:aink="http://schemas.microsoft.com/office/drawing/2016/ink" xmlns:am3d="http://schemas.microsoft.com/office/drawing/2017/model3d" xmlns:o="urn:schemas-microsoft-com:office:office" xmlns:oel="http://schemas.microsoft.com/office/2019/extlst" xmlns:r="http://schemas.openxmlformats.org/officeDocument/2006/relationships" xmlns:m="http://schemas.openxmlformats.org/officeDocument/2006/math" xmlns:v="urn:schemas-microsoft-com:vml" xmlns:wp14="http://schemas.microsoft.com/office/word/2010/wordprocessingDrawing" xmlns:wp="http://schemas.openxmlformats.org/drawingml/2006/wordprocessingDrawing" xmlns:w10="urn:schemas-microsoft-com:office:word" xmlns:w="http://schemas.openxmlformats.org/wordprocessingml/2006/main" xmlns:w14="http://schemas.microsoft.com/office/word/2010/wordml" xmlns:w15="http://schemas.microsoft.com/office/word/2012/wordml" xmlns:w16cex="http://schemas.microsoft.com/office/word/2018/wordml/cex" xmlns:w16cid="http://schemas.microsoft.com/office/word/2016/wordml/cid" xmlns:w16="http://schemas.microsoft.com/office/word/2018/wordml" xmlns:w16du="http://schemas.microsoft.com/office/word/2023/wordml/word16du" xmlns:w16sdtdh="http://schemas.microsoft.com/office/word/2020/wordml/sdtdatahash" xmlns:w16sdtfl="http://schemas.microsoft.com/office/word/2024/wordml/sdtformatlock" xmlns:w16se="http://schemas.microsoft.com/office/word/2015/wordml/symex" xmlns:wpg="http://schemas.microsoft.com/office/word/2010/wordprocessingGroup" xmlns:wpi="http://schemas.microsoft.com/office/word/2010/wordprocessingInk" xmlns:wne="http://schemas.microsoft.com/office/word/2006/wordml" xmlns:wps="http://schemas.microsoft.com/office/word/2010/wordprocessingShape" mc:Ignorable="w14 w15 w16se w16cid w16 w16cex w16sdtdh w16sdtfl w16du wp14">
   <w:footnote w:type="separator" w:id="-1">
     <w:p>
       <w:pPr>
@@ -10093,7 +10504,7 @@
 </file>
 
 <file path=word/header1.xml><?xml version="1.0" encoding="utf-8"?>
-<w:hdr xmlns:wpc="http://schemas.microsoft.com/office/word/2010/wordprocessingCanvas" xmlns:cx="http://schemas.microsoft.com/office/drawing/2014/chartex" xmlns:mc="http://schemas.openxmlformats.org/markup-compatibility/2006" xmlns:o="urn:schemas-microsoft-com:office:office" xmlns:r="http://schemas.openxmlformats.org/officeDocument/2006/relationships" xmlns:m="http://schemas.openxmlformats.org/officeDocument/2006/math" xmlns:v="urn:schemas-microsoft-com:vml" xmlns:wp14="http://schemas.microsoft.com/office/word/2010/wordprocessingDrawing" xmlns:wp="http://schemas.openxmlformats.org/drawingml/2006/wordprocessingDrawing" xmlns:w10="urn:schemas-microsoft-com:office:word" xmlns:w="http://schemas.openxmlformats.org/wordprocessingml/2006/main" xmlns:w14="http://schemas.microsoft.com/office/word/2010/wordml" xmlns:w15="http://schemas.microsoft.com/office/word/2012/wordml" xmlns:w16se="http://schemas.microsoft.com/office/word/2015/wordml/symex" xmlns:wpg="http://schemas.microsoft.com/office/word/2010/wordprocessingGroup" xmlns:wpi="http://schemas.microsoft.com/office/word/2010/wordprocessingInk" xmlns:wne="http://schemas.microsoft.com/office/word/2006/wordml" xmlns:wps="http://schemas.microsoft.com/office/word/2010/wordprocessingShape" mc:Ignorable="w14 w15 w16se wp14">
+<w:hdr xmlns:wpc="http://schemas.microsoft.com/office/word/2010/wordprocessingCanvas" xmlns:cx="http://schemas.microsoft.com/office/drawing/2014/chartex" xmlns:cx1="http://schemas.microsoft.com/office/drawing/2015/9/8/chartex" xmlns:cx2="http://schemas.microsoft.com/office/drawing/2015/10/21/chartex" xmlns:cx3="http://schemas.microsoft.com/office/drawing/2016/5/9/chartex" xmlns:cx4="http://schemas.microsoft.com/office/drawing/2016/5/10/chartex" xmlns:cx5="http://schemas.microsoft.com/office/drawing/2016/5/11/chartex" xmlns:cx6="http://schemas.microsoft.com/office/drawing/2016/5/12/chartex" xmlns:cx7="http://schemas.microsoft.com/office/drawing/2016/5/13/chartex" xmlns:cx8="http://schemas.microsoft.com/office/drawing/2016/5/14/chartex" xmlns:mc="http://schemas.openxmlformats.org/markup-compatibility/2006" xmlns:aink="http://schemas.microsoft.com/office/drawing/2016/ink" xmlns:am3d="http://schemas.microsoft.com/office/drawing/2017/model3d" xmlns:o="urn:schemas-microsoft-com:office:office" xmlns:oel="http://schemas.microsoft.com/office/2019/extlst" xmlns:r="http://schemas.openxmlformats.org/officeDocument/2006/relationships" xmlns:m="http://schemas.openxmlformats.org/officeDocument/2006/math" xmlns:v="urn:schemas-microsoft-com:vml" xmlns:wp14="http://schemas.microsoft.com/office/word/2010/wordprocessingDrawing" xmlns:wp="http://schemas.openxmlformats.org/drawingml/2006/wordprocessingDrawing" xmlns:w10="urn:schemas-microsoft-com:office:word" xmlns:w="http://schemas.openxmlformats.org/wordprocessingml/2006/main" xmlns:w14="http://schemas.microsoft.com/office/word/2010/wordml" xmlns:w15="http://schemas.microsoft.com/office/word/2012/wordml" xmlns:w16cex="http://schemas.microsoft.com/office/word/2018/wordml/cex" xmlns:w16cid="http://schemas.microsoft.com/office/word/2016/wordml/cid" xmlns:w16="http://schemas.microsoft.com/office/word/2018/wordml" xmlns:w16du="http://schemas.microsoft.com/office/word/2023/wordml/word16du" xmlns:w16sdtdh="http://schemas.microsoft.com/office/word/2020/wordml/sdtdatahash" xmlns:w16sdtfl="http://schemas.microsoft.com/office/word/2024/wordml/sdtformatlock" xmlns:w16se="http://schemas.microsoft.com/office/word/2015/wordml/symex" xmlns:wpg="http://schemas.microsoft.com/office/word/2010/wordprocessingGroup" xmlns:wpi="http://schemas.microsoft.com/office/word/2010/wordprocessingInk" xmlns:wne="http://schemas.microsoft.com/office/word/2006/wordml" xmlns:wps="http://schemas.microsoft.com/office/word/2010/wordprocessingShape" mc:Ignorable="w14 w15 w16se w16cid w16 w16cex w16sdtdh w16sdtfl w16du wp14">
   <w:tbl>
     <w:tblPr>
       <w:tblStyle w:val="Tablaconcuadrcula1"/>
@@ -10278,7 +10689,7 @@
 </file>
 
 <file path=word/numbering.xml><?xml version="1.0" encoding="utf-8"?>
-<w:numbering xmlns:wpc="http://schemas.microsoft.com/office/word/2010/wordprocessingCanvas" xmlns:cx="http://schemas.microsoft.com/office/drawing/2014/chartex" xmlns:mc="http://schemas.openxmlformats.org/markup-compatibility/2006" xmlns:o="urn:schemas-microsoft-com:office:office" xmlns:r="http://schemas.openxmlformats.org/officeDocument/2006/relationships" xmlns:m="http://schemas.openxmlformats.org/officeDocument/2006/math" xmlns:v="urn:schemas-microsoft-com:vml" xmlns:wp14="http://schemas.microsoft.com/office/word/2010/wordprocessingDrawing" xmlns:wp="http://schemas.openxmlformats.org/drawingml/2006/wordprocessingDrawing" xmlns:w10="urn:schemas-microsoft-com:office:word" xmlns:w="http://schemas.openxmlformats.org/wordprocessingml/2006/main" xmlns:w14="http://schemas.microsoft.com/office/word/2010/wordml" xmlns:w15="http://schemas.microsoft.com/office/word/2012/wordml" xmlns:w16se="http://schemas.microsoft.com/office/word/2015/wordml/symex" xmlns:wpg="http://schemas.microsoft.com/office/word/2010/wordprocessingGroup" xmlns:wpi="http://schemas.microsoft.com/office/word/2010/wordprocessingInk" xmlns:wne="http://schemas.microsoft.com/office/word/2006/wordml" xmlns:wps="http://schemas.microsoft.com/office/word/2010/wordprocessingShape" mc:Ignorable="w14 w15 w16se wp14">
+<w:numbering xmlns:wpc="http://schemas.microsoft.com/office/word/2010/wordprocessingCanvas" xmlns:cx="http://schemas.microsoft.com/office/drawing/2014/chartex" xmlns:cx1="http://schemas.microsoft.com/office/drawing/2015/9/8/chartex" xmlns:cx2="http://schemas.microsoft.com/office/drawing/2015/10/21/chartex" xmlns:cx3="http://schemas.microsoft.com/office/drawing/2016/5/9/chartex" xmlns:cx4="http://schemas.microsoft.com/office/drawing/2016/5/10/chartex" xmlns:cx5="http://schemas.microsoft.com/office/drawing/2016/5/11/chartex" xmlns:cx6="http://schemas.microsoft.com/office/drawing/2016/5/12/chartex" xmlns:cx7="http://schemas.microsoft.com/office/drawing/2016/5/13/chartex" xmlns:cx8="http://schemas.microsoft.com/office/drawing/2016/5/14/chartex" xmlns:mc="http://schemas.openxmlformats.org/markup-compatibility/2006" xmlns:aink="http://schemas.microsoft.com/office/drawing/2016/ink" xmlns:am3d="http://schemas.microsoft.com/office/drawing/2017/model3d" xmlns:o="urn:schemas-microsoft-com:office:office" xmlns:oel="http://schemas.microsoft.com/office/2019/extlst" xmlns:r="http://schemas.openxmlformats.org/officeDocument/2006/relationships" xmlns:m="http://schemas.openxmlformats.org/officeDocument/2006/math" xmlns:v="urn:schemas-microsoft-com:vml" xmlns:wp14="http://schemas.microsoft.com/office/word/2010/wordprocessingDrawing" xmlns:wp="http://schemas.openxmlformats.org/drawingml/2006/wordprocessingDrawing" xmlns:w10="urn:schemas-microsoft-com:office:word" xmlns:w="http://schemas.openxmlformats.org/wordprocessingml/2006/main" xmlns:w14="http://schemas.microsoft.com/office/word/2010/wordml" xmlns:w15="http://schemas.microsoft.com/office/word/2012/wordml" xmlns:w16cex="http://schemas.microsoft.com/office/word/2018/wordml/cex" xmlns:w16cid="http://schemas.microsoft.com/office/word/2016/wordml/cid" xmlns:w16="http://schemas.microsoft.com/office/word/2018/wordml" xmlns:w16du="http://schemas.microsoft.com/office/word/2023/wordml/word16du" xmlns:w16sdtdh="http://schemas.microsoft.com/office/word/2020/wordml/sdtdatahash" xmlns:w16sdtfl="http://schemas.microsoft.com/office/word/2024/wordml/sdtformatlock" xmlns:w16se="http://schemas.microsoft.com/office/word/2015/wordml/symex" xmlns:wpg="http://schemas.microsoft.com/office/word/2010/wordprocessingGroup" xmlns:wpi="http://schemas.microsoft.com/office/word/2010/wordprocessingInk" xmlns:wne="http://schemas.microsoft.com/office/word/2006/wordml" xmlns:wps="http://schemas.microsoft.com/office/word/2010/wordprocessingShape" mc:Ignorable="w14 w15 w16se w16cid w16 w16cex w16sdtdh w16sdtfl w16du wp14">
   <w:abstractNum w:abstractNumId="0" w15:restartNumberingAfterBreak="0">
     <w:nsid w:val="129E5F86"/>
     <w:multiLevelType w:val="hybridMultilevel"/>
@@ -10667,23 +11078,23 @@
       </w:pPr>
     </w:lvl>
   </w:abstractNum>
-  <w:num w:numId="1">
+  <w:num w:numId="1" w16cid:durableId="1041788032">
     <w:abstractNumId w:val="2"/>
   </w:num>
-  <w:num w:numId="2">
+  <w:num w:numId="2" w16cid:durableId="632370706">
     <w:abstractNumId w:val="3"/>
   </w:num>
-  <w:num w:numId="3">
+  <w:num w:numId="3" w16cid:durableId="1643734239">
     <w:abstractNumId w:val="0"/>
   </w:num>
-  <w:num w:numId="4">
+  <w:num w:numId="4" w16cid:durableId="1737818988">
     <w:abstractNumId w:val="1"/>
   </w:num>
 </w:numbering>
 </file>
 
 <file path=word/styles.xml><?xml version="1.0" encoding="utf-8"?>
-<w:styles xmlns:mc="http://schemas.openxmlformats.org/markup-compatibility/2006" xmlns:r="http://schemas.openxmlformats.org/officeDocument/2006/relationships" xmlns:w="http://schemas.openxmlformats.org/wordprocessingml/2006/main" xmlns:w14="http://schemas.microsoft.com/office/word/2010/wordml" xmlns:w15="http://schemas.microsoft.com/office/word/2012/wordml" xmlns:w16se="http://schemas.microsoft.com/office/word/2015/wordml/symex" mc:Ignorable="w14 w15 w16se">
+<w:styles xmlns:mc="http://schemas.openxmlformats.org/markup-compatibility/2006" xmlns:r="http://schemas.openxmlformats.org/officeDocument/2006/relationships" xmlns:w="http://schemas.openxmlformats.org/wordprocessingml/2006/main" xmlns:w14="http://schemas.microsoft.com/office/word/2010/wordml" xmlns:w15="http://schemas.microsoft.com/office/word/2012/wordml" xmlns:w16cex="http://schemas.microsoft.com/office/word/2018/wordml/cex" xmlns:w16cid="http://schemas.microsoft.com/office/word/2016/wordml/cid" xmlns:w16="http://schemas.microsoft.com/office/word/2018/wordml" xmlns:w16du="http://schemas.microsoft.com/office/word/2023/wordml/word16du" xmlns:w16sdtdh="http://schemas.microsoft.com/office/word/2020/wordml/sdtdatahash" xmlns:w16sdtfl="http://schemas.microsoft.com/office/word/2024/wordml/sdtformatlock" xmlns:w16se="http://schemas.microsoft.com/office/word/2015/wordml/symex" mc:Ignorable="w14 w15 w16se w16cid w16 w16cex w16sdtdh w16sdtfl w16du">
   <w:docDefaults>
     <w:rPrDefault>
       <w:rPr>
@@ -10695,7 +11106,7 @@
     </w:rPrDefault>
     <w:pPrDefault/>
   </w:docDefaults>
-  <w:latentStyles w:defLockedState="0" w:defUIPriority="99" w:defSemiHidden="0" w:defUnhideWhenUsed="0" w:defQFormat="0" w:count="371">
+  <w:latentStyles w:defLockedState="0" w:defUIPriority="99" w:defSemiHidden="0" w:defUnhideWhenUsed="0" w:defQFormat="0" w:count="376">
     <w:lsdException w:name="Normal" w:uiPriority="0" w:qFormat="1"/>
     <w:lsdException w:name="heading 1" w:uiPriority="9" w:qFormat="1"/>
     <w:lsdException w:name="heading 2" w:semiHidden="1" w:uiPriority="9" w:unhideWhenUsed="1" w:qFormat="1"/>
@@ -11067,6 +11478,11 @@
     <w:lsdException w:name="List Table 5 Dark Accent 6" w:uiPriority="50"/>
     <w:lsdException w:name="List Table 6 Colorful Accent 6" w:uiPriority="51"/>
     <w:lsdException w:name="List Table 7 Colorful Accent 6" w:uiPriority="52"/>
+    <w:lsdException w:name="Mention" w:semiHidden="1" w:unhideWhenUsed="1"/>
+    <w:lsdException w:name="Smart Hyperlink" w:semiHidden="1" w:unhideWhenUsed="1"/>
+    <w:lsdException w:name="Hashtag" w:semiHidden="1" w:unhideWhenUsed="1"/>
+    <w:lsdException w:name="Unresolved Mention" w:semiHidden="1" w:unhideWhenUsed="1"/>
+    <w:lsdException w:name="Smart Link" w:semiHidden="1" w:unhideWhenUsed="1"/>
   </w:latentStyles>
   <w:style w:type="paragraph" w:default="1" w:styleId="Normal">
     <w:name w:val="Normal"/>
@@ -11689,6 +12105,21 @@
 </file>
 
 <file path=customXml/item1.xml><?xml version="1.0" encoding="utf-8"?>
+<p:properties xmlns:p="http://schemas.microsoft.com/office/2006/metadata/properties" xmlns:xsi="http://www.w3.org/2001/XMLSchema-instance" xmlns:pc="http://schemas.microsoft.com/office/infopath/2007/PartnerControls">
+  <documentManagement/>
+</p:properties>
+</file>
+
+<file path=customXml/item2.xml><?xml version="1.0" encoding="utf-8"?>
+<?mso-contentType ?>
+<FormTemplates xmlns="http://schemas.microsoft.com/sharepoint/v3/contenttype/forms">
+  <Display>DocumentLibraryForm</Display>
+  <Edit>DocumentLibraryForm</Edit>
+  <New>DocumentLibraryForm</New>
+</FormTemplates>
+</file>
+
+<file path=customXml/item3.xml><?xml version="1.0" encoding="utf-8"?>
 <ct:contentTypeSchema xmlns:ct="http://schemas.microsoft.com/office/2006/metadata/contentType" xmlns:ma="http://schemas.microsoft.com/office/2006/metadata/properties/metaAttributes" ct:_="" ma:_="" ma:contentTypeName="Documento" ma:contentTypeID="0x010100E96778489EE7714D8BD12CC105EB918B" ma:contentTypeVersion="2" ma:contentTypeDescription="Crear nuevo documento." ma:contentTypeScope="" ma:versionID="416c5c7ae9b5d54d83875cd3c65194e3">
   <xsd:schema xmlns:xsd="http://www.w3.org/2001/XMLSchema" xmlns:xs="http://www.w3.org/2001/XMLSchema" xmlns:p="http://schemas.microsoft.com/office/2006/metadata/properties" xmlns:ns2="126e8a1c-9ea9-435a-ac89-d06c80d62e30" targetNamespace="http://schemas.microsoft.com/office/2006/metadata/properties" ma:root="true" ma:fieldsID="70a237c842677bd850644f8595079f5e" ns2:_="">
     <xsd:import namespace="126e8a1c-9ea9-435a-ac89-d06c80d62e30"/>
@@ -11820,22 +12251,24 @@
 </ct:contentTypeSchema>
 </file>
 
-<file path=customXml/item2.xml><?xml version="1.0" encoding="utf-8"?>
-<?mso-contentType ?>
-<FormTemplates xmlns="http://schemas.microsoft.com/sharepoint/v3/contenttype/forms">
-  <Display>DocumentLibraryForm</Display>
-  <Edit>DocumentLibraryForm</Edit>
-  <New>DocumentLibraryForm</New>
-</FormTemplates>
+<file path=customXml/itemProps1.xml><?xml version="1.0" encoding="utf-8"?>
+<ds:datastoreItem xmlns:ds="http://schemas.openxmlformats.org/officeDocument/2006/customXml" ds:itemID="{38174882-579A-45DC-A704-C035A9357F73}">
+  <ds:schemaRefs>
+    <ds:schemaRef ds:uri="http://schemas.microsoft.com/office/2006/metadata/properties"/>
+    <ds:schemaRef ds:uri="http://schemas.microsoft.com/office/infopath/2007/PartnerControls"/>
+  </ds:schemaRefs>
+</ds:datastoreItem>
 </file>
 
-<file path=customXml/item3.xml><?xml version="1.0" encoding="utf-8"?>
-<p:properties xmlns:p="http://schemas.microsoft.com/office/2006/metadata/properties" xmlns:xsi="http://www.w3.org/2001/XMLSchema-instance" xmlns:pc="http://schemas.microsoft.com/office/infopath/2007/PartnerControls">
-  <documentManagement/>
-</p:properties>
+<file path=customXml/itemProps2.xml><?xml version="1.0" encoding="utf-8"?>
+<ds:datastoreItem xmlns:ds="http://schemas.openxmlformats.org/officeDocument/2006/customXml" ds:itemID="{F3E3E2F7-59E7-4722-B872-D023DC9D1CC1}">
+  <ds:schemaRefs>
+    <ds:schemaRef ds:uri="http://schemas.microsoft.com/sharepoint/v3/contenttype/forms"/>
+  </ds:schemaRefs>
+</ds:datastoreItem>
 </file>
 
-<file path=customXml/itemProps1.xml><?xml version="1.0" encoding="utf-8"?>
+<file path=customXml/itemProps3.xml><?xml version="1.0" encoding="utf-8"?>
 <ds:datastoreItem xmlns:ds="http://schemas.openxmlformats.org/officeDocument/2006/customXml" ds:itemID="{7C9B9CFF-B258-43B4-948A-968A031773F5}">
   <ds:schemaRefs>
     <ds:schemaRef ds:uri="http://schemas.microsoft.com/office/2006/metadata/contentType"/>
@@ -11851,28 +12284,4 @@
     <ds:schemaRef ds:uri="http://schemas.microsoft.com/internal/obd"/>
   </ds:schemaRefs>
 </ds:datastoreItem>
-</file>
-
-<file path=customXml/itemProps2.xml><?xml version="1.0" encoding="utf-8"?>
-<ds:datastoreItem xmlns:ds="http://schemas.openxmlformats.org/officeDocument/2006/customXml" ds:itemID="{F3E3E2F7-59E7-4722-B872-D023DC9D1CC1}">
-  <ds:schemaRefs>
-    <ds:schemaRef ds:uri="http://schemas.microsoft.com/sharepoint/v3/contenttype/forms"/>
-  </ds:schemaRefs>
-</ds:datastoreItem>
-</file>
-
-<file path=customXml/itemProps3.xml><?xml version="1.0" encoding="utf-8"?>
-<ds:datastoreItem xmlns:ds="http://schemas.openxmlformats.org/officeDocument/2006/customXml" ds:itemID="{38174882-579A-45DC-A704-C035A9357F73}">
-  <ds:schemaRefs>
-    <ds:schemaRef ds:uri="http://purl.org/dc/elements/1.1/"/>
-    <ds:schemaRef ds:uri="126e8a1c-9ea9-435a-ac89-d06c80d62e30"/>
-    <ds:schemaRef ds:uri="http://purl.org/dc/dcmitype/"/>
-    <ds:schemaRef ds:uri="http://schemas.microsoft.com/office/2006/documentManagement/types"/>
-    <ds:schemaRef ds:uri="http://www.w3.org/XML/1998/namespace"/>
-    <ds:schemaRef ds:uri="http://schemas.microsoft.com/office/2006/metadata/properties"/>
-    <ds:schemaRef ds:uri="http://schemas.microsoft.com/office/infopath/2007/PartnerControls"/>
-    <ds:schemaRef ds:uri="http://schemas.openxmlformats.org/package/2006/metadata/core-properties"/>
-    <ds:schemaRef ds:uri="http://purl.org/dc/terms/"/>
-  </ds:schemaRefs>
-</ds:datastoreItem>
 </file>
--- a/Fase 1/Evidencias Grupales/1.5_GuiaEstudiante_Fase 1_Definicion Proyecto APT (Español).docx
+++ b/Fase 1/Evidencias Grupales/1.5_GuiaEstudiante_Fase 1_Definicion Proyecto APT (Español).docx
@@ -1,6 +1,6 @@
 
 <file path=word/document.xml><?xml version="1.0" encoding="utf-8"?>
-<w:document xmlns:wpc="http://schemas.microsoft.com/office/word/2010/wordprocessingCanvas" xmlns:cx="http://schemas.microsoft.com/office/drawing/2014/chartex" xmlns:cx1="http://schemas.microsoft.com/office/drawing/2015/9/8/chartex" xmlns:cx2="http://schemas.microsoft.com/office/drawing/2015/10/21/chartex" xmlns:cx3="http://schemas.microsoft.com/office/drawing/2016/5/9/chartex" xmlns:cx4="http://schemas.microsoft.com/office/drawing/2016/5/10/chartex" xmlns:cx5="http://schemas.microsoft.com/office/drawing/2016/5/11/chartex" xmlns:cx6="http://schemas.microsoft.com/office/drawing/2016/5/12/chartex" xmlns:cx7="http://schemas.microsoft.com/office/drawing/2016/5/13/chartex" xmlns:cx8="http://schemas.microsoft.com/office/drawing/2016/5/14/chartex" xmlns:mc="http://schemas.openxmlformats.org/markup-compatibility/2006" xmlns:aink="http://schemas.microsoft.com/office/drawing/2016/ink" xmlns:am3d="http://schemas.microsoft.com/office/drawing/2017/model3d" xmlns:o="urn:schemas-microsoft-com:office:office" xmlns:oel="http://schemas.microsoft.com/office/2019/extlst" xmlns:r="http://schemas.openxmlformats.org/officeDocument/2006/relationships" xmlns:m="http://schemas.openxmlformats.org/officeDocument/2006/math" xmlns:v="urn:schemas-microsoft-com:vml" xmlns:wp14="http://schemas.microsoft.com/office/word/2010/wordprocessingDrawing" xmlns:wp="http://schemas.openxmlformats.org/drawingml/2006/wordprocessingDrawing" xmlns:w10="urn:schemas-microsoft-com:office:word" xmlns:w="http://schemas.openxmlformats.org/wordprocessingml/2006/main" xmlns:w14="http://schemas.microsoft.com/office/word/2010/wordml" xmlns:w15="http://schemas.microsoft.com/office/word/2012/wordml" xmlns:w16cex="http://schemas.microsoft.com/office/word/2018/wordml/cex" xmlns:w16cid="http://schemas.microsoft.com/office/word/2016/wordml/cid" xmlns:w16="http://schemas.microsoft.com/office/word/2018/wordml" xmlns:w16du="http://schemas.microsoft.com/office/word/2023/wordml/word16du" xmlns:w16sdtdh="http://schemas.microsoft.com/office/word/2020/wordml/sdtdatahash" xmlns:w16sdtfl="http://schemas.microsoft.com/office/word/2024/wordml/sdtformatlock" xmlns:w16se="http://schemas.microsoft.com/office/word/2015/wordml/symex" xmlns:wpg="http://schemas.microsoft.com/office/word/2010/wordprocessingGroup" xmlns:wpi="http://schemas.microsoft.com/office/word/2010/wordprocessingInk" xmlns:wne="http://schemas.microsoft.com/office/word/2006/wordml" xmlns:wps="http://schemas.microsoft.com/office/word/2010/wordprocessingShape" mc:Ignorable="w14 w15 w16se w16cid w16 w16cex w16sdtdh w16sdtfl w16du wp14">
+<w:document xmlns:wpc="http://schemas.microsoft.com/office/word/2010/wordprocessingCanvas" xmlns:cx="http://schemas.microsoft.com/office/drawing/2014/chartex" xmlns:cx1="http://schemas.microsoft.com/office/drawing/2015/9/8/chartex" xmlns:cx2="http://schemas.microsoft.com/office/drawing/2015/10/21/chartex" xmlns:cx3="http://schemas.microsoft.com/office/drawing/2016/5/9/chartex" xmlns:cx4="http://schemas.microsoft.com/office/drawing/2016/5/10/chartex" xmlns:cx5="http://schemas.microsoft.com/office/drawing/2016/5/11/chartex" xmlns:cx6="http://schemas.microsoft.com/office/drawing/2016/5/12/chartex" xmlns:cx7="http://schemas.microsoft.com/office/drawing/2016/5/13/chartex" xmlns:cx8="http://schemas.microsoft.com/office/drawing/2016/5/14/chartex" xmlns:mc="http://schemas.openxmlformats.org/markup-compatibility/2006" xmlns:aink="http://schemas.microsoft.com/office/drawing/2016/ink" xmlns:am3d="http://schemas.microsoft.com/office/drawing/2017/model3d" xmlns:o="urn:schemas-microsoft-com:office:office" xmlns:oel="http://schemas.microsoft.com/office/2019/extlst" xmlns:r="http://schemas.openxmlformats.org/officeDocument/2006/relationships" xmlns:m="http://schemas.openxmlformats.org/officeDocument/2006/math" xmlns:v="urn:schemas-microsoft-com:vml" xmlns:wp14="http://schemas.microsoft.com/office/word/2010/wordprocessingDrawing" xmlns:wp="http://schemas.openxmlformats.org/drawingml/2006/wordprocessingDrawing" xmlns:w10="urn:schemas-microsoft-com:office:word" xmlns:w="http://schemas.openxmlformats.org/wordprocessingml/2006/main" xmlns:w14="http://schemas.microsoft.com/office/word/2010/wordml" xmlns:w15="http://schemas.microsoft.com/office/word/2012/wordml" xmlns:w16cex="http://schemas.microsoft.com/office/word/2018/wordml/cex" xmlns:w16cid="http://schemas.microsoft.com/office/word/2016/wordml/cid" xmlns:w16="http://schemas.microsoft.com/office/word/2018/wordml" xmlns:w16du="http://schemas.microsoft.com/office/word/2023/wordml/word16du" xmlns:w16sdtdh="http://schemas.microsoft.com/office/word/2020/wordml/sdtdatahash" xmlns:w16sdtfl="http://schemas.microsoft.com/office/word/2024/wordml/sdtformatlock" xmlns:w16se="http://schemas.microsoft.com/office/word/2015/wordml/symex" xmlns:wpg="http://schemas.microsoft.com/office/word/2010/wordprocessingGroup" xmlns:wpi="http://schemas.microsoft.com/office/word/2010/wordprocessingInk" xmlns:wne="http://schemas.microsoft.com/office/word/2006/wordml" xmlns:wps="http://schemas.microsoft.com/office/word/2010/wordprocessingShape" xmlns:a="http://schemas.openxmlformats.org/drawingml/2006/main" mc:Ignorable="w14 w15 w16se w16cid w16 w16cex w16sdtdh w16sdtfl w16du wp14">
   <w:body>
     <w:p>
       <w:r>
@@ -26,7 +26,7 @@
                 <wp:wrapNone/>
                 <wp:docPr id="47" name="Grupo 47"/>
                 <wp:cNvGraphicFramePr/>
-                <a:graphic xmlns:a="http://schemas.openxmlformats.org/drawingml/2006/main">
+                <a:graphic>
                   <a:graphicData uri="http://schemas.microsoft.com/office/word/2010/wordprocessingGroup">
                     <wpg:wgp>
                       <wpg:cNvGrpSpPr/>
@@ -226,7 +226,7 @@
               </wp:anchor>
             </w:drawing>
           </mc:Choice>
-          <mc:Fallback xmlns:a="http://schemas.openxmlformats.org/drawingml/2006/main">
+          <mc:Fallback>
             <w:pict>
               <v:group w14:anchorId="2D7FCADB" id="Grupo 47" o:spid="_x0000_s1026" style="position:absolute;margin-left:-34.3pt;margin-top:2.65pt;width:518.15pt;height:117.05pt;z-index:251659264;mso-position-horizontal-relative:margin;mso-width-relative:margin" coordsize="59034,14868" o:gfxdata="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">
                 <v:shapetype id="_x0000_t202" coordsize="21600,21600" o:spt="202" path="m,l,21600r21600,l21600,xe">
@@ -637,6 +637,7 @@
             <w:r>
               <w:rPr>
                 <w:b/>
+                <w:color w:val="000000"/>
               </w:rPr>
               <w:t>21.383.163-1</w:t>
             </w:r>
@@ -650,6 +651,7 @@
             <w:r>
               <w:rPr>
                 <w:b/>
+                <w:color w:val="000000"/>
               </w:rPr>
               <w:t>21.322.472-7</w:t>
             </w:r>
@@ -663,6 +665,7 @@
             <w:r>
               <w:rPr>
                 <w:b/>
+                <w:color w:val="000000"/>
               </w:rPr>
               <w:t>21.846.583-8</w:t>
             </w:r>
@@ -754,6 +757,7 @@
             <w:r>
               <w:rPr>
                 <w:b/>
+                <w:color w:val="000000"/>
               </w:rPr>
               <w:t>Antonio Varas</w:t>
             </w:r>
@@ -1377,7 +1381,7 @@
                 <w:szCs w:val="20"/>
                 <w:lang w:eastAsia="es-CL"/>
               </w:rPr>
-              <w:t>El reciclaje domiciliario en Chile enfrenta tres problemas que se refuerzan entre sí. El primero es la ausencia de un incentivo concreto: el ciudadano que separa sus residuos no recibe ningún retorno verificable por hacerlo. El segundo es la falta de trazabilidad, ya que una vez que el residuo se deposita en el contenedor desaparece del control del usuario y nadie confirma su destino final. El tercero es la ausencia de confianza, porque las aplicaciones de reciclaje disponibles actualmente operan sobre la declaración del propio usuario, sin ningún mecanismo que verifique que el acto declarado ocurrió realmente.</w:t>
+              <w:t xml:space="preserve">En Chile solo el 5,2% de los residuos domiciliarios se valoriza. El problema no es la falta de infraestructura: el 75,5% de los edificios ya cuenta con contenedores de reciclaje y un 55% de los residentes los utiliza. El punto de quiebre está en la información, porque el 88,5% de los administradores no sabe qué ocurre con el material una vez depositado.</w:t>
             </w:r>
           </w:p>
           <w:p>
@@ -1403,33 +1407,7 @@
                 <w:szCs w:val="20"/>
                 <w:lang w:eastAsia="es-CL"/>
               </w:rPr>
-              <w:t xml:space="preserve">El proyecto se sitúa en un condominio residencial de al menos dos torres, un entorno donde el reciclaje ya es una práctica colectiva </w:t>
-            </w:r>
-            <w:proofErr w:type="gramStart"/>
-            <w:r>
-              <w:rPr>
-                <w:rFonts w:ascii="Calibri" w:hAnsi="Calibri" w:cs="Arial"/>
-                <w:i/>
-                <w:iCs/>
-                <w:color w:val="000000"/>
-                <w:sz w:val="20"/>
-                <w:szCs w:val="20"/>
-                <w:lang w:eastAsia="es-CL"/>
-              </w:rPr>
-              <w:t>organizada</w:t>
-            </w:r>
-            <w:proofErr w:type="gramEnd"/>
-            <w:r>
-              <w:rPr>
-                <w:rFonts w:ascii="Calibri" w:hAnsi="Calibri" w:cs="Arial"/>
-                <w:i/>
-                <w:iCs/>
-                <w:color w:val="000000"/>
-                <w:sz w:val="20"/>
-                <w:szCs w:val="20"/>
-                <w:lang w:eastAsia="es-CL"/>
-              </w:rPr>
-              <w:t xml:space="preserve"> pero carece de medición confiable. Los afectados directos son los residentes, que reciclan sin obtener reconocimiento; la administración del condominio, que no puede demostrar el desempeño ambiental de la comunidad ante los copropietarios; y el gestor de residuos, que no cuenta con información sobre el origen ni la calidad del material que retira.</w:t>
+              <w:t xml:space="preserve">El reciclaje de un edificio es, en la práctica, invisible. Nadie puede afirmar cuánto recicló la comunidad, quién participó ni si el material llegó efectivamente a un gestor. Sin ese dato no hay forma de reconocer al residente que sí separa sus residuos, ni de que la administración demuestre resultados ante los copropietarios, ni de que un gestor conozca el origen y la calidad de lo que retira.</w:t>
             </w:r>
           </w:p>
           <w:p>
@@ -1455,22 +1433,22 @@
                 <w:szCs w:val="20"/>
                 <w:lang w:eastAsia="es-CL"/>
               </w:rPr>
-              <w:t xml:space="preserve">El aporte de valor de </w:t>
-            </w:r>
-            <w:proofErr w:type="spellStart"/>
-            <w:r>
+              <w:t xml:space="preserve">El proyecto se sitúa en un condominio residencial de al menos dos torres, donde el reciclaje ya es una práctica instalada pero carece de medición confiable. Los afectados son los residentes, la administración del edificio y el gestor de residuos.</w:t>
+            </w:r>
+          </w:p>
+          <w:p>
+            <w:pPr>
+              <w:jc w:val="both"/>
               <w:rPr>
                 <w:rFonts w:ascii="Calibri" w:hAnsi="Calibri" w:cs="Arial"/>
                 <w:i/>
                 <w:iCs/>
-                <w:color w:val="000000"/>
+                <w:color w:val="548DD4"/>
                 <w:sz w:val="20"/>
                 <w:szCs w:val="20"/>
                 <w:lang w:eastAsia="es-CL"/>
               </w:rPr>
-              <w:t>EcoTrack</w:t>
-            </w:r>
-            <w:proofErr w:type="spellEnd"/>
+            </w:pPr>
             <w:r>
               <w:rPr>
                 <w:rFonts w:ascii="Calibri" w:hAnsi="Calibri" w:cs="Arial"/>
@@ -1481,7 +1459,7 @@
                 <w:szCs w:val="20"/>
                 <w:lang w:eastAsia="es-CL"/>
               </w:rPr>
-              <w:t xml:space="preserve"> es incorporar una capa de verificación que hoy no existe en el mercado nacional: cada acto de reciclaje genera evidencia real validada por terceros, y no una simple declaración. Para el campo laboral de Ingeniería en Informática, el proyecto es relevante porque aborda un problema de confianza mediante el diseño de un sistema de información, que es precisamente la clase de solución que la disciplina está llamada a construir.</w:t>
+              <w:t xml:space="preserve">El aporte de valor de EcoTrack es convertir ese reciclaje invisible en datos verificados y auditables, mediante una verificación de bajo costo que no requiere instrumentos ni inversión en hardware. Para el campo laboral de Ingeniería en Informática el proyecto es relevante porque resuelve un problema de confianza mediante el diseño de un sistema de información, que es la clase de solución que la disciplina está llamada a construir.</w:t>
             </w:r>
           </w:p>
         </w:tc>
@@ -1535,7 +1513,6 @@
                 <w:lang w:eastAsia="es-CL"/>
               </w:rPr>
             </w:pPr>
-            <w:proofErr w:type="spellStart"/>
             <w:r>
               <w:rPr>
                 <w:rFonts w:ascii="Calibri" w:hAnsi="Calibri" w:cs="Arial"/>
@@ -1545,19 +1522,7 @@
                 <w:szCs w:val="20"/>
                 <w:lang w:eastAsia="es-CL"/>
               </w:rPr>
-              <w:t>EcoTrack</w:t>
-            </w:r>
-            <w:proofErr w:type="spellEnd"/>
-            <w:r>
-              <w:rPr>
-                <w:rFonts w:ascii="Calibri" w:hAnsi="Calibri" w:cs="Arial"/>
-                <w:i/>
-                <w:color w:val="000000"/>
-                <w:sz w:val="20"/>
-                <w:szCs w:val="20"/>
-                <w:lang w:eastAsia="es-CL"/>
-              </w:rPr>
-              <w:t xml:space="preserve"> es una aplicación móvil que registra, valida y certifica el reciclaje realizado por una comunidad residencial, construyendo una cadena de verificación completa entre el ciudadano, el administrador del edificio y el gestor de residuos.</w:t>
+              <w:t xml:space="preserve">EcoTrack es una aplicación móvil que registra, valida y certifica actos de reciclaje en un condominio residencial, construyendo una cadena de verificación auditable entre el residente, el conserje y el gestor de residuos.</w:t>
             </w:r>
           </w:p>
           <w:p>
@@ -1581,7 +1546,7 @@
                 <w:szCs w:val="20"/>
                 <w:lang w:eastAsia="es-CL"/>
               </w:rPr>
-              <w:t>El funcionamiento se estructura en cuatro pasos. El residente escanea un código QR ubicado en el contenedor al momento de depositar su material y selecciona el tipo de residuo. El administrador de la torre valida que la deposición se realizó correctamente. El gestor de reciclaje confirma el retiro y el procesamiento efectivo del material. Solo cuando ambas validaciones se completan, el sistema emite automáticamente un certificado digital con un código de verificación único.</w:t>
+              <w:t xml:space="preserve">La cadena tiene cuatro pasos. Primero, el residente escanea el código QR del contenedor al depositar e indica el material. Segundo, el conserje realiza una ronda diaria en la que valida por lote todos los depósitos declarados ese día, comparándolos con lo que efectivamente encuentra en el contenedor. Tercero, el gestor confirma el retiro y se cierra el período. Cuarto, el sistema emite automáticamente un certificado digital con código de verificación único.</w:t>
             </w:r>
           </w:p>
           <w:p>
@@ -1605,7 +1570,7 @@
                 <w:szCs w:val="20"/>
                 <w:lang w:eastAsia="es-CL"/>
               </w:rPr>
-              <w:t>El prototipo contempla seis módulos: incorporación de usuarios con vinculación obligatoria a una torre, registro de reciclaje mediante escaneo de QR, validación en dos etapas, generación del certificado digital en PDF, gamificación colectiva con ranking semanal entre torres, y un panel de administración con métricas y exportación de reportes.</w:t>
+              <w:t xml:space="preserve">La decisión de diseño central es que la verificación se realiza sin instrumentos. El conserje no pesa ni mide: confirma o rechaza lo declarado durante su ronda habitual, que es una tarea que ya forma parte de su trabajo. Esto mantiene el costo de operación en cero y hace viable el sistema en cualquier condominio, sin comprar balanzas ni sensores.</w:t>
             </w:r>
           </w:p>
           <w:p>
@@ -1629,7 +1594,55 @@
                 <w:szCs w:val="20"/>
                 <w:lang w:eastAsia="es-CL"/>
               </w:rPr>
-              <w:t>Un principio de diseño atraviesa todo el sistema: los kilos solo se contabilizan en las métricas y en el ranking cuando el registro completó la cadena de verificación. Un depósito sin validar no suma, y esa es la diferencia central respecto de una aplicación declarativa.</w:t>
+              <w:t xml:space="preserve">La validación es por lote y no depósito por depósito, porque una ronda diaria única es sostenible en el tiempo, mientras que exigir una confirmación individual por cada residente no lo sería.</w:t>
+            </w:r>
+          </w:p>
+          <w:p>
+            <w:pPr>
+              <w:jc w:val="both"/>
+              <w:rPr>
+                <w:rFonts w:ascii="Calibri" w:hAnsi="Calibri" w:cs="Arial"/>
+                <w:i/>
+                <w:color w:val="548DD4"/>
+                <w:sz w:val="20"/>
+                <w:szCs w:val="20"/>
+                <w:lang w:eastAsia="es-CL"/>
+              </w:rPr>
+            </w:pPr>
+            <w:r>
+              <w:rPr>
+                <w:rFonts w:ascii="Calibri" w:hAnsi="Calibri" w:cs="Arial"/>
+                <w:i/>
+                <w:color w:val="000000"/>
+                <w:sz w:val="20"/>
+                <w:szCs w:val="20"/>
+                <w:lang w:eastAsia="es-CL"/>
+              </w:rPr>
+              <w:t xml:space="preserve">El prototipo contempla siete módulos: incorporación de usuarios con vinculación a una torre, registro por QR, validación diaria por lote, retiro y cierre de período, certificado digital, gamificación colectiva y panel del administrador.</w:t>
+            </w:r>
+          </w:p>
+          <w:p>
+            <w:pPr>
+              <w:jc w:val="both"/>
+              <w:rPr>
+                <w:rFonts w:ascii="Calibri" w:hAnsi="Calibri" w:cs="Arial"/>
+                <w:i/>
+                <w:color w:val="548DD4"/>
+                <w:sz w:val="20"/>
+                <w:szCs w:val="20"/>
+                <w:lang w:eastAsia="es-CL"/>
+              </w:rPr>
+            </w:pPr>
+            <w:r>
+              <w:rPr>
+                <w:rFonts w:ascii="Calibri" w:hAnsi="Calibri" w:cs="Arial"/>
+                <w:i/>
+                <w:color w:val="000000"/>
+                <w:sz w:val="20"/>
+                <w:szCs w:val="20"/>
+                <w:lang w:eastAsia="es-CL"/>
+              </w:rPr>
+              <w:t xml:space="preserve">Un principio atraviesa todo el sistema: un depósito solo se contabiliza cuando completó la cadena. Lo declarado y no verificado no suma, y esa es la diferencia respecto de una aplicación basada en la sola declaración del usuario.</w:t>
             </w:r>
           </w:p>
         </w:tc>
@@ -1693,7 +1706,7 @@
                 <w:szCs w:val="20"/>
                 <w:lang w:eastAsia="es-CL"/>
               </w:rPr>
-              <w:t>El proyecto exige poner en práctica de manera integrada las cuatro competencias seleccionadas del perfil de egreso.</w:t>
+              <w:t xml:space="preserve">El proyecto exige poner en práctica de manera integrada las cuatro competencias seleccionadas del perfil de egreso.</w:t>
             </w:r>
           </w:p>
           <w:p>
@@ -1717,55 +1730,7 @@
                 <w:szCs w:val="20"/>
                 <w:lang w:eastAsia="es-CL"/>
               </w:rPr>
-              <w:t xml:space="preserve">Desarrollar una solución de software: es la competencia principal, ya que el resultado es una aplicación móvil funcional construida con </w:t>
-            </w:r>
-            <w:proofErr w:type="spellStart"/>
-            <w:r>
-              <w:rPr>
-                <w:rFonts w:ascii="Calibri" w:hAnsi="Calibri" w:cs="Arial"/>
-                <w:i/>
-                <w:color w:val="000000"/>
-                <w:sz w:val="20"/>
-                <w:szCs w:val="20"/>
-                <w:lang w:eastAsia="es-CL"/>
-              </w:rPr>
-              <w:t>React</w:t>
-            </w:r>
-            <w:proofErr w:type="spellEnd"/>
-            <w:r>
-              <w:rPr>
-                <w:rFonts w:ascii="Calibri" w:hAnsi="Calibri" w:cs="Arial"/>
-                <w:i/>
-                <w:color w:val="000000"/>
-                <w:sz w:val="20"/>
-                <w:szCs w:val="20"/>
-                <w:lang w:eastAsia="es-CL"/>
-              </w:rPr>
-              <w:t xml:space="preserve"> Native y Expo, que debe integrar componentes de </w:t>
-            </w:r>
-            <w:proofErr w:type="spellStart"/>
-            <w:r>
-              <w:rPr>
-                <w:rFonts w:ascii="Calibri" w:hAnsi="Calibri" w:cs="Arial"/>
-                <w:i/>
-                <w:color w:val="000000"/>
-                <w:sz w:val="20"/>
-                <w:szCs w:val="20"/>
-                <w:lang w:eastAsia="es-CL"/>
-              </w:rPr>
-              <w:t>frontend</w:t>
-            </w:r>
-            <w:proofErr w:type="spellEnd"/>
-            <w:r>
-              <w:rPr>
-                <w:rFonts w:ascii="Calibri" w:hAnsi="Calibri" w:cs="Arial"/>
-                <w:i/>
-                <w:color w:val="000000"/>
-                <w:sz w:val="20"/>
-                <w:szCs w:val="20"/>
-                <w:lang w:eastAsia="es-CL"/>
-              </w:rPr>
-              <w:t>, autenticación, base de datos en la nube y generación de documentos, y luego ser implantada en un entorno real durante el piloto.</w:t>
+              <w:t xml:space="preserve">Desarrollar una solución de software: el resultado es una aplicación móvil funcional construida con React Native y Expo, que integra interfaz, autenticación, base de datos en la nube y generación de documentos, y que se implanta en un entorno real durante el piloto.</w:t>
             </w:r>
           </w:p>
           <w:p>
@@ -1789,31 +1754,7 @@
                 <w:szCs w:val="20"/>
                 <w:lang w:eastAsia="es-CL"/>
               </w:rPr>
-              <w:t xml:space="preserve">Construir modelos de datos: el sistema requiere diseñar un modelo en </w:t>
-            </w:r>
-            <w:proofErr w:type="spellStart"/>
-            <w:r>
-              <w:rPr>
-                <w:rFonts w:ascii="Calibri" w:hAnsi="Calibri" w:cs="Arial"/>
-                <w:i/>
-                <w:color w:val="000000"/>
-                <w:sz w:val="20"/>
-                <w:szCs w:val="20"/>
-                <w:lang w:eastAsia="es-CL"/>
-              </w:rPr>
-              <w:t>Firestore</w:t>
-            </w:r>
-            <w:proofErr w:type="spellEnd"/>
-            <w:r>
-              <w:rPr>
-                <w:rFonts w:ascii="Calibri" w:hAnsi="Calibri" w:cs="Arial"/>
-                <w:i/>
-                <w:color w:val="000000"/>
-                <w:sz w:val="20"/>
-                <w:szCs w:val="20"/>
-                <w:lang w:eastAsia="es-CL"/>
-              </w:rPr>
-              <w:t xml:space="preserve"> capaz de representar usuarios, torres, registros de reciclaje, estados de validación y certificados, manteniendo la integridad de la cadena y permitiendo consultas eficientes para el ranking y los reportes.</w:t>
+              <w:t xml:space="preserve">Construir modelos de datos: el sistema requiere un modelo en Firestore capaz de representar usuarios, torres, depósitos, lotes de validación diaria, períodos de retiro y certificados, garantizando que la cadena no admita saltos de estado.</w:t>
             </w:r>
           </w:p>
           <w:p>
@@ -1837,31 +1778,7 @@
                 <w:szCs w:val="20"/>
                 <w:lang w:eastAsia="es-CL"/>
               </w:rPr>
-              <w:t xml:space="preserve">Gestionar proyectos informáticos: el desarrollo se organiza en seis </w:t>
-            </w:r>
-            <w:proofErr w:type="spellStart"/>
-            <w:r>
-              <w:rPr>
-                <w:rFonts w:ascii="Calibri" w:hAnsi="Calibri" w:cs="Arial"/>
-                <w:i/>
-                <w:color w:val="000000"/>
-                <w:sz w:val="20"/>
-                <w:szCs w:val="20"/>
-                <w:lang w:eastAsia="es-CL"/>
-              </w:rPr>
-              <w:t>sprints</w:t>
-            </w:r>
-            <w:proofErr w:type="spellEnd"/>
-            <w:r>
-              <w:rPr>
-                <w:rFonts w:ascii="Calibri" w:hAnsi="Calibri" w:cs="Arial"/>
-                <w:i/>
-                <w:color w:val="000000"/>
-                <w:sz w:val="20"/>
-                <w:szCs w:val="20"/>
-                <w:lang w:eastAsia="es-CL"/>
-              </w:rPr>
-              <w:t xml:space="preserve"> con entregables definidos, lo que obliga a planificar, distribuir responsabilidades entre los tres integrantes, controlar el avance y tomar decisiones de alcance cuando los tiempos lo exijan.</w:t>
+              <w:t xml:space="preserve">Gestionar proyectos informáticos: el desarrollo se organiza en un sprint de validación en terreno más seis sprints de dos semanas, lo que obliga a planificar, distribuir responsabilidades, controlar el avance y tomar decisiones de alcance documentadas.</w:t>
             </w:r>
           </w:p>
           <w:p>
@@ -1885,7 +1802,7 @@
                 <w:szCs w:val="20"/>
                 <w:lang w:eastAsia="es-CL"/>
               </w:rPr>
-              <w:t>Realizar pruebas de certificación: el prototipo debe ser validado antes y durante el piloto, verificando que la cadena de estados no permita saltos indebidos, que la lectura del QR alcance la tasa de éxito comprometida y que los certificados se generen correctamente en todos los casos.</w:t>
+              <w:t xml:space="preserve">Realizar pruebas de certificación: el prototipo debe validarse antes y durante el piloto, verificando que las transiciones de estado solo puedan ejecutarse desde el rol correspondiente, que la lectura del QR sea confiable y que los certificados se emitan en el cien por ciento de los casos que completan la cadena.</w:t>
             </w:r>
           </w:p>
         </w:tc>
@@ -2286,31 +2203,7 @@
                 <w:szCs w:val="20"/>
                 <w:lang w:eastAsia="es-CL"/>
               </w:rPr>
-              <w:t xml:space="preserve">El proyecto es factible dentro del semestre porque su alcance fue acotado deliberadamente. La planificación contempla seis </w:t>
-            </w:r>
-            <w:proofErr w:type="spellStart"/>
-            <w:r>
-              <w:rPr>
-                <w:rFonts w:ascii="Calibri" w:hAnsi="Calibri" w:cs="Arial"/>
-                <w:i/>
-                <w:color w:val="000000"/>
-                <w:sz w:val="20"/>
-                <w:szCs w:val="20"/>
-                <w:lang w:eastAsia="es-CL"/>
-              </w:rPr>
-              <w:t>sprints</w:t>
-            </w:r>
-            <w:proofErr w:type="spellEnd"/>
-            <w:r>
-              <w:rPr>
-                <w:rFonts w:ascii="Calibri" w:hAnsi="Calibri" w:cs="Arial"/>
-                <w:i/>
-                <w:color w:val="000000"/>
-                <w:sz w:val="20"/>
-                <w:szCs w:val="20"/>
-                <w:lang w:eastAsia="es-CL"/>
-              </w:rPr>
-              <w:t xml:space="preserve"> de dos semanas, es decir doce semanas de desarrollo efectivo, más las semanas iniciales de definición y las finales de piloto y documentación, lo que se ajusta al periodo académico y a las horas asignadas a la asignatura.</w:t>
+              <w:t xml:space="preserve">El proyecto es factible dentro del semestre porque su alcance fue acotado deliberadamente. La planificación contempla un sprint cero de validación en terreno y seis sprints de dos semanas de desarrollo, con un piloto de seis semanas que comienza en el sprint 4, cuando la emisión de certificados ya está operativa. Antes de ese punto un piloto no sería medible, porque el residente no recibiría ningún retorno por participar.</w:t>
             </w:r>
           </w:p>
           <w:p>
@@ -2334,55 +2227,7 @@
                 <w:szCs w:val="20"/>
                 <w:lang w:eastAsia="es-CL"/>
               </w:rPr>
-              <w:t xml:space="preserve">Los materiales requeridos son de bajo costo o gratuitos: computadores personales de los integrantes, teléfonos Android para pruebas, la aplicación Expo </w:t>
-            </w:r>
-            <w:proofErr w:type="spellStart"/>
-            <w:r>
-              <w:rPr>
-                <w:rFonts w:ascii="Calibri" w:hAnsi="Calibri" w:cs="Arial"/>
-                <w:i/>
-                <w:color w:val="000000"/>
-                <w:sz w:val="20"/>
-                <w:szCs w:val="20"/>
-                <w:lang w:eastAsia="es-CL"/>
-              </w:rPr>
-              <w:t>Go</w:t>
-            </w:r>
-            <w:proofErr w:type="spellEnd"/>
-            <w:r>
-              <w:rPr>
-                <w:rFonts w:ascii="Calibri" w:hAnsi="Calibri" w:cs="Arial"/>
-                <w:i/>
-                <w:color w:val="000000"/>
-                <w:sz w:val="20"/>
-                <w:szCs w:val="20"/>
-                <w:lang w:eastAsia="es-CL"/>
-              </w:rPr>
-              <w:t xml:space="preserve"> para ejecutar el prototipo sin necesidad de publicar en tiendas, y una cuenta de </w:t>
-            </w:r>
-            <w:proofErr w:type="spellStart"/>
-            <w:r>
-              <w:rPr>
-                <w:rFonts w:ascii="Calibri" w:hAnsi="Calibri" w:cs="Arial"/>
-                <w:i/>
-                <w:color w:val="000000"/>
-                <w:sz w:val="20"/>
-                <w:szCs w:val="20"/>
-                <w:lang w:eastAsia="es-CL"/>
-              </w:rPr>
-              <w:t>Firebase</w:t>
-            </w:r>
-            <w:proofErr w:type="spellEnd"/>
-            <w:r>
-              <w:rPr>
-                <w:rFonts w:ascii="Calibri" w:hAnsi="Calibri" w:cs="Arial"/>
-                <w:i/>
-                <w:color w:val="000000"/>
-                <w:sz w:val="20"/>
-                <w:szCs w:val="20"/>
-                <w:lang w:eastAsia="es-CL"/>
-              </w:rPr>
-              <w:t xml:space="preserve"> en su plan gratuito, cuyos límites son holgados para el volumen del piloto. No se requiere hardware especial ni licencias pagadas.</w:t>
+              <w:t xml:space="preserve">Los materiales requeridos son de bajo costo o gratuitos: computadores personales de los integrantes, teléfonos Android para pruebas, la aplicación Expo Go para ejecutar el prototipo sin publicar en tiendas, códigos QR impresos y una cuenta de Firebase en su plan gratuito. La decisión de verificar sin instrumentos elimina la necesidad de balanzas o sensores, que era el principal costo potencial del proyecto.</w:t>
             </w:r>
           </w:p>
           <w:p>
@@ -2406,31 +2251,7 @@
                 <w:szCs w:val="20"/>
                 <w:lang w:eastAsia="es-CL"/>
               </w:rPr>
-              <w:t xml:space="preserve">Factores que facilitan el desarrollo: el equipo ya tiene experiencia previa en desarrollo web y móvil; el </w:t>
-            </w:r>
-            <w:proofErr w:type="spellStart"/>
-            <w:r>
-              <w:rPr>
-                <w:rFonts w:ascii="Calibri" w:hAnsi="Calibri" w:cs="Arial"/>
-                <w:i/>
-                <w:color w:val="000000"/>
-                <w:sz w:val="20"/>
-                <w:szCs w:val="20"/>
-                <w:lang w:eastAsia="es-CL"/>
-              </w:rPr>
-              <w:t>stack</w:t>
-            </w:r>
-            <w:proofErr w:type="spellEnd"/>
-            <w:r>
-              <w:rPr>
-                <w:rFonts w:ascii="Calibri" w:hAnsi="Calibri" w:cs="Arial"/>
-                <w:i/>
-                <w:color w:val="000000"/>
-                <w:sz w:val="20"/>
-                <w:szCs w:val="20"/>
-                <w:lang w:eastAsia="es-CL"/>
-              </w:rPr>
-              <w:t xml:space="preserve"> seleccionado es gratuito y está ampliamente documentado; y se cuenta con acceso a un condominio residencial dispuesto a participar en el piloto.</w:t>
+              <w:t xml:space="preserve">Factores que facilitan el desarrollo: el equipo tiene experiencia previa en desarrollo web y móvil; el stack seleccionado es gratuito y está ampliamente documentado; el condominio ya cuenta con contenedores instalados; y la ronda del conserje es una rutina existente sobre la que el sistema se apoya en lugar de crear trabajo nuevo.</w:t>
             </w:r>
           </w:p>
           <w:p>
@@ -2454,55 +2275,7 @@
                 <w:szCs w:val="20"/>
                 <w:lang w:eastAsia="es-CL"/>
               </w:rPr>
-              <w:t xml:space="preserve">Factores que lo dificultan y cómo se abordarán. </w:t>
-            </w:r>
-            <w:proofErr w:type="spellStart"/>
-            <w:r>
-              <w:rPr>
-                <w:rFonts w:ascii="Calibri" w:hAnsi="Calibri" w:cs="Arial"/>
-                <w:i/>
-                <w:color w:val="000000"/>
-                <w:sz w:val="20"/>
-                <w:szCs w:val="20"/>
-                <w:lang w:eastAsia="es-CL"/>
-              </w:rPr>
-              <w:t>Firebase</w:t>
-            </w:r>
-            <w:proofErr w:type="spellEnd"/>
-            <w:r>
-              <w:rPr>
-                <w:rFonts w:ascii="Calibri" w:hAnsi="Calibri" w:cs="Arial"/>
-                <w:i/>
-                <w:color w:val="000000"/>
-                <w:sz w:val="20"/>
-                <w:szCs w:val="20"/>
-                <w:lang w:eastAsia="es-CL"/>
-              </w:rPr>
-              <w:t xml:space="preserve"> y NativeWind son tecnologías nuevas para el equipo, lo que introduce un riesgo de curva de aprendizaje; se aborda destinando el primer sprint a la configuración de la arquitectura base y avanzando en paralelo con datos simulados para no bloquear el desarrollo de las pantallas. La disponibilidad de residentes reales durante cuatro semanas es incierta; se aborda fijando un mínimo realista de ocho usuarios activos y simulando el rol del gestor de reciclaje con el propio equipo, tal como se declara en el alcance. Finalmente, existe el riesgo de sobredimensionar el proyecto; se aborda excluyendo explícitamente del prototipo el registro en blockchain, el mapa territorial de impacto, la integración con gestores industriales reales y las </w:t>
-            </w:r>
-            <w:proofErr w:type="spellStart"/>
-            <w:r>
-              <w:rPr>
-                <w:rFonts w:ascii="Calibri" w:hAnsi="Calibri" w:cs="Arial"/>
-                <w:i/>
-                <w:color w:val="000000"/>
-                <w:sz w:val="20"/>
-                <w:szCs w:val="20"/>
-                <w:lang w:eastAsia="es-CL"/>
-              </w:rPr>
-              <w:t>APIs</w:t>
-            </w:r>
-            <w:proofErr w:type="spellEnd"/>
-            <w:r>
-              <w:rPr>
-                <w:rFonts w:ascii="Calibri" w:hAnsi="Calibri" w:cs="Arial"/>
-                <w:i/>
-                <w:color w:val="000000"/>
-                <w:sz w:val="20"/>
-                <w:szCs w:val="20"/>
-                <w:lang w:eastAsia="es-CL"/>
-              </w:rPr>
-              <w:t xml:space="preserve"> públicas, que quedan documentados como trabajo futuro.</w:t>
+              <w:t xml:space="preserve">Factores que lo dificultan y cómo se abordarán. Firebase y NativeWind son tecnologías nuevas para el equipo, lo que introduce riesgo de curva de aprendizaje; se aborda dedicando el sprint 1 a la arquitectura base y avanzando en paralelo con datos simulados. La continuidad de la ronda diaria del conserje durante seis semanas es incierta; se aborda fijando una meta realista de al menos 70% de rondas completadas y diseñando la validación por lote para que tome pocos minutos. La disponibilidad de un gestor externo no está asegurada; se aborda simulando ese rol con el propio equipo durante el piloto, tal como se declara en el alcance.</w:t>
             </w:r>
           </w:p>
         </w:tc>
@@ -2729,7 +2502,7 @@
                 <w:szCs w:val="20"/>
                 <w:lang w:eastAsia="es-CL"/>
               </w:rPr>
-              <w:t>Desarrollar un prototipo de sistema que permita registrar, validar y certificar de forma verificable el reciclaje realizado por una comunidad residencial, entregando trazabilidad real entre el ciudadano, el administrador del edificio y el gestor de residuos.</w:t>
+              <w:t xml:space="preserve">Desarrollar un prototipo funcional que registre, valide y certifique actos de reciclaje en un condominio residencial, con verificación de bajo costo y gamificación colectiva.</w:t>
             </w:r>
           </w:p>
         </w:tc>
@@ -2799,7 +2572,7 @@
                 <w:szCs w:val="20"/>
                 <w:lang w:eastAsia="es-CL"/>
               </w:rPr>
-              <w:t>1. Implementar el módulo de incorporación de usuarios, con registro en dispositivos móviles y vinculación obligatoria a una única torre mediante un código entregado por el administrador.</w:t>
+              <w:t xml:space="preserve">1. Implementar el módulo de incorporación de usuarios, con registro en dispositivos móviles y vinculación obligatoria a una única torre mediante un código entregado por el administrador.</w:t>
             </w:r>
           </w:p>
           <w:p>
@@ -2823,7 +2596,7 @@
                 <w:szCs w:val="20"/>
                 <w:lang w:eastAsia="es-CL"/>
               </w:rPr>
-              <w:t>2. Desarrollar el registro de reciclaje mediante escaneo de código QR en el contenedor y selección del material depositado, en un proceso que no supere los 30 segundos.</w:t>
+              <w:t xml:space="preserve">2. Desarrollar el registro de reciclaje mediante escaneo de código QR en el contenedor y selección del material depositado.</w:t>
             </w:r>
           </w:p>
           <w:p>
@@ -2847,8 +2620,7 @@
                 <w:szCs w:val="20"/>
                 <w:lang w:eastAsia="es-CL"/>
               </w:rPr>
-              <w:lastRenderedPageBreak/>
-              <w:t>3. Construir el flujo de validación en dos etapas, de modo que un depósito solo avance de estado por la acción del administrador de la torre y, posteriormente, del gestor de reciclaje.</w:t>
+              <w:t xml:space="preserve">3. Construir la validación diaria por lote, de modo que el conserje confirme o rechace en una sola ronda los depósitos declarados durante el día, sin necesidad de instrumentos de medición.</w:t>
             </w:r>
           </w:p>
           <w:p>
@@ -2872,7 +2644,7 @@
                 <w:szCs w:val="20"/>
                 <w:lang w:eastAsia="es-CL"/>
               </w:rPr>
-              <w:t>4. Generar de forma automática un certificado digital descargable en PDF, con código de verificación único, al completarse ambas etapas de validación.</w:t>
+              <w:t xml:space="preserve">4. Implementar el retiro y cierre de período, mediante el cual el gestor confirma el retiro del material y consolida los lotes validados.</w:t>
             </w:r>
           </w:p>
           <w:p>
@@ -2896,7 +2668,7 @@
                 <w:szCs w:val="20"/>
                 <w:lang w:eastAsia="es-CL"/>
               </w:rPr>
-              <w:t>5. Implementar un módulo de gamificación colectiva que incluya marcador de la torre, ranking semanal entre torres y misiones definidas por el administrador.</w:t>
+              <w:t xml:space="preserve">5. Generar de forma automática un certificado digital descargable con código de verificación único al cerrarse el período, alcanzando el 100% de certificados emitidos automáticamente.</w:t>
             </w:r>
           </w:p>
           <w:p>
@@ -2920,7 +2692,7 @@
                 <w:szCs w:val="20"/>
                 <w:lang w:eastAsia="es-CL"/>
               </w:rPr>
-              <w:t>6. Desarrollar un panel de administración que permita gestionar usuarios, validar depósitos, visualizar métricas de desempeño y exportar reportes mensuales.</w:t>
+              <w:t xml:space="preserve">6. Implementar un módulo de gamificación colectiva con marcador de la torre, ranking semanal entre torres y misiones definidas por el administrador.</w:t>
             </w:r>
           </w:p>
           <w:p>
@@ -2944,7 +2716,31 @@
                 <w:szCs w:val="20"/>
                 <w:lang w:eastAsia="es-CL"/>
               </w:rPr>
-              <w:t>7. Validar el sistema mediante un piloto de al menos cuatro semanas en un condominio residencial, con un mínimo de ocho usuarios activos, contrastando los resultados con las métricas de éxito definidas.</w:t>
+              <w:t xml:space="preserve">7. Desarrollar el panel del administrador con gestión de usuarios, métricas de desempeño y exportación de reportes.</w:t>
+            </w:r>
+          </w:p>
+          <w:p>
+            <w:pPr>
+              <w:jc w:val="both"/>
+              <w:rPr>
+                <w:rFonts w:ascii="Calibri" w:hAnsi="Calibri" w:cs="Arial"/>
+                <w:i/>
+                <w:color w:val="548DD4"/>
+                <w:sz w:val="20"/>
+                <w:szCs w:val="20"/>
+                <w:lang w:eastAsia="es-CL"/>
+              </w:rPr>
+            </w:pPr>
+            <w:r>
+              <w:rPr>
+                <w:rFonts w:ascii="Calibri" w:hAnsi="Calibri" w:cs="Arial"/>
+                <w:i/>
+                <w:color w:val="000000"/>
+                <w:sz w:val="20"/>
+                <w:szCs w:val="20"/>
+                <w:lang w:eastAsia="es-CL"/>
+              </w:rPr>
+              <w:t xml:space="preserve">8. Validar el sistema mediante un piloto de seis semanas en un condominio residencial, alcanzando al menos un 70% de rondas diarias completadas y midiendo el porcentaje de departamentos participantes.</w:t>
             </w:r>
           </w:p>
         </w:tc>
@@ -3184,31 +2980,7 @@
                 <w:szCs w:val="20"/>
                 <w:lang w:eastAsia="es-CL"/>
               </w:rPr>
-              <w:t xml:space="preserve">El proyecto se desarrollará aplicando Scrum adaptado al contexto académico, organizado en seis </w:t>
-            </w:r>
-            <w:proofErr w:type="spellStart"/>
-            <w:r>
-              <w:rPr>
-                <w:rFonts w:ascii="Calibri" w:hAnsi="Calibri" w:cs="Arial"/>
-                <w:i/>
-                <w:color w:val="000000"/>
-                <w:sz w:val="20"/>
-                <w:szCs w:val="20"/>
-                <w:lang w:eastAsia="es-CL"/>
-              </w:rPr>
-              <w:t>sprints</w:t>
-            </w:r>
-            <w:proofErr w:type="spellEnd"/>
-            <w:r>
-              <w:rPr>
-                <w:rFonts w:ascii="Calibri" w:hAnsi="Calibri" w:cs="Arial"/>
-                <w:i/>
-                <w:color w:val="000000"/>
-                <w:sz w:val="20"/>
-                <w:szCs w:val="20"/>
-                <w:lang w:eastAsia="es-CL"/>
-              </w:rPr>
-              <w:t xml:space="preserve"> de dos semanas cada uno, para un total de doce semanas de desarrollo. Se eligió una metodología ágil porque el prototipo debe validarse con usuarios reales durante su construcción, y porque el alcance requiere ajustes progresivos a medida que se conocen las limitaciones de las tecnologías que son nuevas para el equipo.</w:t>
+              <w:t xml:space="preserve">El proyecto se desarrollará aplicando Scrum adaptado al contexto académico: un sprint cero de validación en terreno, seguido de seis sprints de dos semanas de desarrollo, y un piloto de seis semanas que se inicia en el sprint 4. Se eligió una metodología ágil porque el prototipo debe validarse con usuarios reales mientras se construye, y porque el alcance requiere ajustes a medida que se conocen las limitaciones de las tecnologías nuevas para el equipo.</w:t>
             </w:r>
           </w:p>
           <w:p>
@@ -3232,7 +3004,7 @@
                 <w:szCs w:val="20"/>
                 <w:lang w:eastAsia="es-CL"/>
               </w:rPr>
-              <w:t>Cada sprint contempla una reunión de planificación al inicio, en la que se define el objetivo y se distribuyen las tareas; reuniones breves de coordinación durante la ejecución; y una revisión y retrospectiva al cierre, en las que se demuestra el incremento funcional y se registran los aprendizajes en las evidencias de la asignatura. El seguimiento del avance se lleva en un tablero de tareas compartido y el código se versiona en un repositorio Git común.</w:t>
+              <w:t xml:space="preserve">La secuencia de sprints responde a una decisión explícita. El sprint 0 valida el problema en terreno con residentes y administración antes de escribir código. Los sprints 1 a 3 construyen la cadena de verificación completa. El piloto comienza recién en el sprint 4, cuando la emisión de certificados ya funciona, porque antes de ese punto el residente no recibiría ningún retorno y la participación no sería medible.</w:t>
             </w:r>
           </w:p>
           <w:p>
@@ -3256,7 +3028,7 @@
                 <w:szCs w:val="20"/>
                 <w:lang w:eastAsia="es-CL"/>
               </w:rPr>
-              <w:t>Distribución de funciones y responsabilidades del equipo:</w:t>
+              <w:t xml:space="preserve">Cada sprint contempla una reunión de planificación al inicio, coordinaciones breves durante la ejecución, y una revisión con retrospectiva al cierre, en las que se demuestra el incremento funcional y se registran los aprendizajes. El seguimiento se lleva en un tablero compartido y el código se versiona en un repositorio Git común.</w:t>
             </w:r>
           </w:p>
           <w:p>
@@ -3280,55 +3052,7 @@
                 <w:szCs w:val="20"/>
                 <w:lang w:eastAsia="es-CL"/>
               </w:rPr>
-              <w:t xml:space="preserve">Álvaro Jaña: desarrollo de la aplicación móvil en </w:t>
-            </w:r>
-            <w:proofErr w:type="spellStart"/>
-            <w:r>
-              <w:rPr>
-                <w:rFonts w:ascii="Calibri" w:hAnsi="Calibri" w:cs="Arial"/>
-                <w:i/>
-                <w:color w:val="000000"/>
-                <w:sz w:val="20"/>
-                <w:szCs w:val="20"/>
-                <w:lang w:eastAsia="es-CL"/>
-              </w:rPr>
-              <w:t>React</w:t>
-            </w:r>
-            <w:proofErr w:type="spellEnd"/>
-            <w:r>
-              <w:rPr>
-                <w:rFonts w:ascii="Calibri" w:hAnsi="Calibri" w:cs="Arial"/>
-                <w:i/>
-                <w:color w:val="000000"/>
-                <w:sz w:val="20"/>
-                <w:szCs w:val="20"/>
-                <w:lang w:eastAsia="es-CL"/>
-              </w:rPr>
-              <w:t xml:space="preserve"> Native, construcción de las interfaces de los tres roles de usuario, integración con </w:t>
-            </w:r>
-            <w:proofErr w:type="spellStart"/>
-            <w:r>
-              <w:rPr>
-                <w:rFonts w:ascii="Calibri" w:hAnsi="Calibri" w:cs="Arial"/>
-                <w:i/>
-                <w:color w:val="000000"/>
-                <w:sz w:val="20"/>
-                <w:szCs w:val="20"/>
-                <w:lang w:eastAsia="es-CL"/>
-              </w:rPr>
-              <w:t>Firebase</w:t>
-            </w:r>
-            <w:proofErr w:type="spellEnd"/>
-            <w:r>
-              <w:rPr>
-                <w:rFonts w:ascii="Calibri" w:hAnsi="Calibri" w:cs="Arial"/>
-                <w:i/>
-                <w:color w:val="000000"/>
-                <w:sz w:val="20"/>
-                <w:szCs w:val="20"/>
-                <w:lang w:eastAsia="es-CL"/>
-              </w:rPr>
-              <w:t xml:space="preserve"> y despliegue del prototipo para las pruebas de campo.</w:t>
+              <w:t xml:space="preserve">Distribución de funciones y responsabilidades del equipo:</w:t>
             </w:r>
           </w:p>
           <w:p>
@@ -3352,55 +3076,7 @@
                 <w:szCs w:val="20"/>
                 <w:lang w:eastAsia="es-CL"/>
               </w:rPr>
-              <w:t xml:space="preserve">Vicente Torres: diseño e implementación del modelo de datos en </w:t>
-            </w:r>
-            <w:proofErr w:type="spellStart"/>
-            <w:r>
-              <w:rPr>
-                <w:rFonts w:ascii="Calibri" w:hAnsi="Calibri" w:cs="Arial"/>
-                <w:i/>
-                <w:color w:val="000000"/>
-                <w:sz w:val="20"/>
-                <w:szCs w:val="20"/>
-                <w:lang w:eastAsia="es-CL"/>
-              </w:rPr>
-              <w:t>Firestore</w:t>
-            </w:r>
-            <w:proofErr w:type="spellEnd"/>
-            <w:r>
-              <w:rPr>
-                <w:rFonts w:ascii="Calibri" w:hAnsi="Calibri" w:cs="Arial"/>
-                <w:i/>
-                <w:color w:val="000000"/>
-                <w:sz w:val="20"/>
-                <w:szCs w:val="20"/>
-                <w:lang w:eastAsia="es-CL"/>
-              </w:rPr>
-              <w:t xml:space="preserve">, definición de la arquitectura de la solución y desarrollo de las Cloud </w:t>
-            </w:r>
-            <w:proofErr w:type="spellStart"/>
-            <w:r>
-              <w:rPr>
-                <w:rFonts w:ascii="Calibri" w:hAnsi="Calibri" w:cs="Arial"/>
-                <w:i/>
-                <w:color w:val="000000"/>
-                <w:sz w:val="20"/>
-                <w:szCs w:val="20"/>
-                <w:lang w:eastAsia="es-CL"/>
-              </w:rPr>
-              <w:t>Functions</w:t>
-            </w:r>
-            <w:proofErr w:type="spellEnd"/>
-            <w:r>
-              <w:rPr>
-                <w:rFonts w:ascii="Calibri" w:hAnsi="Calibri" w:cs="Arial"/>
-                <w:i/>
-                <w:color w:val="000000"/>
-                <w:sz w:val="20"/>
-                <w:szCs w:val="20"/>
-                <w:lang w:eastAsia="es-CL"/>
-              </w:rPr>
-              <w:t xml:space="preserve"> que gobiernan las transiciones de estado y la emisión del certificado digital.</w:t>
+              <w:t xml:space="preserve">Álvaro Jaña: desarrollo de la aplicación móvil en React Native, construcción de las interfaces de los tres roles, integración con Firebase y despliegue del prototipo para las pruebas de campo.</w:t>
             </w:r>
           </w:p>
           <w:p>
@@ -3424,55 +3100,7 @@
                 <w:szCs w:val="20"/>
                 <w:lang w:eastAsia="es-CL"/>
               </w:rPr>
-              <w:t xml:space="preserve">Matías Bustamante: conducción ágil del proyecto en el rol de Scrum </w:t>
-            </w:r>
-            <w:proofErr w:type="gramStart"/>
-            <w:r>
-              <w:rPr>
-                <w:rFonts w:ascii="Calibri" w:hAnsi="Calibri" w:cs="Arial"/>
-                <w:i/>
-                <w:color w:val="000000"/>
-                <w:sz w:val="20"/>
-                <w:szCs w:val="20"/>
-                <w:lang w:eastAsia="es-CL"/>
-              </w:rPr>
-              <w:t>Master</w:t>
-            </w:r>
-            <w:proofErr w:type="gramEnd"/>
-            <w:r>
-              <w:rPr>
-                <w:rFonts w:ascii="Calibri" w:hAnsi="Calibri" w:cs="Arial"/>
-                <w:i/>
-                <w:color w:val="000000"/>
-                <w:sz w:val="20"/>
-                <w:szCs w:val="20"/>
-                <w:lang w:eastAsia="es-CL"/>
-              </w:rPr>
-              <w:t xml:space="preserve">, gestión del </w:t>
-            </w:r>
-            <w:proofErr w:type="spellStart"/>
-            <w:r>
-              <w:rPr>
-                <w:rFonts w:ascii="Calibri" w:hAnsi="Calibri" w:cs="Arial"/>
-                <w:i/>
-                <w:color w:val="000000"/>
-                <w:sz w:val="20"/>
-                <w:szCs w:val="20"/>
-                <w:lang w:eastAsia="es-CL"/>
-              </w:rPr>
-              <w:t>Product</w:t>
-            </w:r>
-            <w:proofErr w:type="spellEnd"/>
-            <w:r>
-              <w:rPr>
-                <w:rFonts w:ascii="Calibri" w:hAnsi="Calibri" w:cs="Arial"/>
-                <w:i/>
-                <w:color w:val="000000"/>
-                <w:sz w:val="20"/>
-                <w:szCs w:val="20"/>
-                <w:lang w:eastAsia="es-CL"/>
-              </w:rPr>
-              <w:t xml:space="preserve"> Backlog y de los requisitos, facilitación de las ceremonias, seguimiento del avance, definición del plan de pruebas y coordinación del piloto con la administración del condominio.</w:t>
+              <w:t xml:space="preserve">Vicente Torres: diseño e implementación del modelo de datos en Firestore, definición de la arquitectura de la solución y desarrollo de las Cloud Functions que gobiernan las transiciones de estado y la emisión del certificado.</w:t>
             </w:r>
           </w:p>
           <w:p>
@@ -3496,7 +3124,7 @@
                 <w:szCs w:val="20"/>
                 <w:lang w:eastAsia="es-CL"/>
               </w:rPr>
-              <w:t>La distribución responde a las fortalezas declaradas por cada integrante en sus autoevaluaciones de competencias, pero las responsabilidades son de conducción y no de trabajo aislado: la revisión de código y la validación de cada incremento se realizan de forma conjunta al cierre de cada sprint.</w:t>
+              <w:t xml:space="preserve">Matías Bustamante: conducción ágil del proyecto en el rol de Scrum Master, gestión del Product Backlog y de los requisitos, facilitación de las ceremonias, seguimiento del avance, definición del plan de pruebas y coordinación del piloto con la administración del condominio.</w:t>
             </w:r>
           </w:p>
           <w:p>
@@ -3520,22 +3148,21 @@
                 <w:szCs w:val="20"/>
                 <w:lang w:eastAsia="es-CL"/>
               </w:rPr>
-              <w:lastRenderedPageBreak/>
-              <w:t xml:space="preserve">Los </w:t>
-            </w:r>
-            <w:proofErr w:type="spellStart"/>
-            <w:r>
-              <w:rPr>
-                <w:rFonts w:ascii="Calibri" w:hAnsi="Calibri" w:cs="Arial"/>
-                <w:i/>
-                <w:color w:val="000000"/>
+              <w:t xml:space="preserve">La distribución responde a las fortalezas declaradas por cada integrante en sus autoevaluaciones de competencias, pero las responsabilidades son de conducción y no de trabajo aislado: la revisión de código y la validación de cada incremento se realizan de forma conjunta al cierre de cada sprint.</w:t>
+            </w:r>
+          </w:p>
+          <w:p>
+            <w:pPr>
+              <w:jc w:val="both"/>
+              <w:rPr>
+                <w:rFonts w:ascii="Calibri" w:hAnsi="Calibri" w:cs="Arial"/>
+                <w:i/>
+                <w:color w:val="548DD4"/>
                 <w:sz w:val="20"/>
                 <w:szCs w:val="20"/>
                 <w:lang w:eastAsia="es-CL"/>
               </w:rPr>
-              <w:t>sprints</w:t>
-            </w:r>
-            <w:proofErr w:type="spellEnd"/>
+            </w:pPr>
             <w:r>
               <w:rPr>
                 <w:rFonts w:ascii="Calibri" w:hAnsi="Calibri" w:cs="Arial"/>
@@ -3545,7 +3172,7 @@
                 <w:szCs w:val="20"/>
                 <w:lang w:eastAsia="es-CL"/>
               </w:rPr>
-              <w:t xml:space="preserve"> se organizan de la siguiente forma. Sprint 1: arquitectura base, modelo de datos y autenticación con vinculación a torres. Sprint 2: escaneo de QR, selección de material e historial del residente. Sprint 3: panel de administración y primera etapa de validación. Sprint 4: módulo del gestor, segunda etapa de validación y generación del certificado en PDF. Sprint 5: gamificación, ranking semanal y misiones colectivas. Sprint 6: ejecución del piloto en entorno real, pruebas, corrección de errores y documentación final.</w:t>
+              <w:t xml:space="preserve">Los sprints se organizan así. S0: validación en terreno del problema y de la ronda diaria con el conserje. S1: arquitectura base, modelo de datos y definición de roles. S2: registro de reciclaje por QR. S3: validación diaria por lote y ronda del conserje. S4: retiro, cierre de período y emisión de certificados; comienza el piloto. S5: gamificación colectiva y ranking. S6: cierre, corrección de errores y documentación final.</w:t>
             </w:r>
           </w:p>
         </w:tc>
@@ -4910,7 +4537,7 @@
                 <w:szCs w:val="20"/>
                 <w:lang w:eastAsia="es-CL"/>
               </w:rPr>
-              <w:t>Desarrollar una solución de software / Construir modelos de datos</w:t>
+              <w:t xml:space="preserve">Gestionar proyectos informáticos</w:t>
             </w:r>
           </w:p>
         </w:tc>
@@ -4934,7 +4561,7 @@
                 <w:sz w:val="18"/>
                 <w:szCs w:val="24"/>
               </w:rPr>
-              <w:t>Sprint 1: arquitectura base, modelo de datos y autenticación</w:t>
+              <w:t xml:space="preserve">S0: validación en terreno</w:t>
             </w:r>
           </w:p>
         </w:tc>
@@ -4958,67 +4585,7 @@
                 <w:sz w:val="18"/>
                 <w:szCs w:val="24"/>
               </w:rPr>
-              <w:t xml:space="preserve">Configuración del proyecto en </w:t>
-            </w:r>
-            <w:proofErr w:type="spellStart"/>
-            <w:r>
-              <w:rPr>
-                <w:b/>
-                <w:color w:val="000000"/>
-                <w:sz w:val="18"/>
-                <w:szCs w:val="24"/>
-              </w:rPr>
-              <w:t>React</w:t>
-            </w:r>
-            <w:proofErr w:type="spellEnd"/>
-            <w:r>
-              <w:rPr>
-                <w:b/>
-                <w:color w:val="000000"/>
-                <w:sz w:val="18"/>
-                <w:szCs w:val="24"/>
-              </w:rPr>
-              <w:t xml:space="preserve"> Native con Expo, creación del proyecto en </w:t>
-            </w:r>
-            <w:proofErr w:type="spellStart"/>
-            <w:r>
-              <w:rPr>
-                <w:b/>
-                <w:color w:val="000000"/>
-                <w:sz w:val="18"/>
-                <w:szCs w:val="24"/>
-              </w:rPr>
-              <w:t>Firebase</w:t>
-            </w:r>
-            <w:proofErr w:type="spellEnd"/>
-            <w:r>
-              <w:rPr>
-                <w:b/>
-                <w:color w:val="000000"/>
-                <w:sz w:val="18"/>
-                <w:szCs w:val="24"/>
-              </w:rPr>
-              <w:t xml:space="preserve">, diseño del modelo de datos en </w:t>
-            </w:r>
-            <w:proofErr w:type="spellStart"/>
-            <w:r>
-              <w:rPr>
-                <w:b/>
-                <w:color w:val="000000"/>
-                <w:sz w:val="18"/>
-                <w:szCs w:val="24"/>
-              </w:rPr>
-              <w:t>Firestore</w:t>
-            </w:r>
-            <w:proofErr w:type="spellEnd"/>
-            <w:r>
-              <w:rPr>
-                <w:b/>
-                <w:color w:val="000000"/>
-                <w:sz w:val="18"/>
-                <w:szCs w:val="24"/>
-              </w:rPr>
-              <w:t xml:space="preserve"> para usuarios, torres y registros, e implementación del registro, inicio de sesión y código de invitación que vincula al residente con una única torre.</w:t>
+              <w:t xml:space="preserve">Levantamiento con residentes, administración y conserje para confirmar el problema, observar la ronda diaria existente y validar que la verificación sin instrumentos es operable en el condominio.</w:t>
             </w:r>
           </w:p>
         </w:tc>
@@ -5047,55 +4614,7 @@
                 <w:szCs w:val="20"/>
                 <w:lang w:eastAsia="es-CL"/>
               </w:rPr>
-              <w:t xml:space="preserve">Computadores del equipo, cuenta </w:t>
-            </w:r>
-            <w:proofErr w:type="spellStart"/>
-            <w:r>
-              <w:rPr>
-                <w:rFonts w:ascii="Calibri" w:hAnsi="Calibri" w:cs="Arial"/>
-                <w:i/>
-                <w:color w:val="000000"/>
-                <w:sz w:val="18"/>
-                <w:szCs w:val="20"/>
-                <w:lang w:eastAsia="es-CL"/>
-              </w:rPr>
-              <w:t>Firebase</w:t>
-            </w:r>
-            <w:proofErr w:type="spellEnd"/>
-            <w:r>
-              <w:rPr>
-                <w:rFonts w:ascii="Calibri" w:hAnsi="Calibri" w:cs="Arial"/>
-                <w:i/>
-                <w:color w:val="000000"/>
-                <w:sz w:val="18"/>
-                <w:szCs w:val="20"/>
-                <w:lang w:eastAsia="es-CL"/>
-              </w:rPr>
-              <w:t xml:space="preserve"> (plan gratuito), repositorio Git, Expo </w:t>
-            </w:r>
-            <w:proofErr w:type="spellStart"/>
-            <w:r>
-              <w:rPr>
-                <w:rFonts w:ascii="Calibri" w:hAnsi="Calibri" w:cs="Arial"/>
-                <w:i/>
-                <w:color w:val="000000"/>
-                <w:sz w:val="18"/>
-                <w:szCs w:val="20"/>
-                <w:lang w:eastAsia="es-CL"/>
-              </w:rPr>
-              <w:t>Go</w:t>
-            </w:r>
-            <w:proofErr w:type="spellEnd"/>
-            <w:r>
-              <w:rPr>
-                <w:rFonts w:ascii="Calibri" w:hAnsi="Calibri" w:cs="Arial"/>
-                <w:i/>
-                <w:color w:val="000000"/>
-                <w:sz w:val="18"/>
-                <w:szCs w:val="20"/>
-                <w:lang w:eastAsia="es-CL"/>
-              </w:rPr>
-              <w:t>.</w:t>
+              <w:t xml:space="preserve">Acceso al condominio piloto, pauta de entrevista, registro fotográfico.</w:t>
             </w:r>
           </w:p>
         </w:tc>
@@ -5127,7 +4646,7 @@
                 <w:szCs w:val="20"/>
                 <w:lang w:eastAsia="es-CL"/>
               </w:rPr>
-              <w:t>2 semanas</w:t>
+              <w:t xml:space="preserve">2 semanas</w:t>
             </w:r>
           </w:p>
         </w:tc>
@@ -5155,7 +4674,7 @@
                 <w:sz w:val="18"/>
                 <w:szCs w:val="24"/>
               </w:rPr>
-              <w:t>Vicente Torres</w:t>
+              <w:t xml:space="preserve">Matías Bustamante</w:t>
             </w:r>
           </w:p>
         </w:tc>
@@ -5179,27 +4698,7 @@
                 <w:sz w:val="18"/>
                 <w:szCs w:val="24"/>
               </w:rPr>
-              <w:t xml:space="preserve">Facilitador: experiencia previa del equipo en desarrollo web. Obstaculizador: </w:t>
-            </w:r>
-            <w:proofErr w:type="spellStart"/>
-            <w:r>
-              <w:rPr>
-                <w:b/>
-                <w:color w:val="000000"/>
-                <w:sz w:val="18"/>
-                <w:szCs w:val="24"/>
-              </w:rPr>
-              <w:t>Firebase</w:t>
-            </w:r>
-            <w:proofErr w:type="spellEnd"/>
-            <w:r>
-              <w:rPr>
-                <w:b/>
-                <w:color w:val="000000"/>
-                <w:sz w:val="18"/>
-                <w:szCs w:val="24"/>
-              </w:rPr>
-              <w:t xml:space="preserve"> es nuevo para el equipo; se mitiga dedicando este sprint a la configuración y dejando la lógica de negocio para el siguiente.</w:t>
+              <w:t xml:space="preserve">Facilitador: el condominio ya tiene contenedores instalados. Obstaculizador: disponibilidad de la administración para reunirse; se mitiga agendando con anticipación.</w:t>
             </w:r>
           </w:p>
         </w:tc>
@@ -5233,7 +4732,7 @@
                 <w:szCs w:val="20"/>
                 <w:lang w:eastAsia="es-CL"/>
               </w:rPr>
-              <w:t>Desarrollar una solución de software</w:t>
+              <w:t xml:space="preserve">Construir modelos de datos / Desarrollar una solución de software</w:t>
             </w:r>
           </w:p>
         </w:tc>
@@ -5257,7 +4756,7 @@
                 <w:sz w:val="18"/>
                 <w:szCs w:val="24"/>
               </w:rPr>
-              <w:t>Sprint 2: escaneo de QR, selección de material e historial</w:t>
+              <w:t xml:space="preserve">S1: arquitectura base, modelo de datos y roles</w:t>
             </w:r>
           </w:p>
         </w:tc>
@@ -5281,7 +4780,7 @@
                 <w:sz w:val="18"/>
                 <w:szCs w:val="24"/>
               </w:rPr>
-              <w:t>Integración de la cámara para lectura de códigos QR en el contenedor, selección del tipo de material y registro del peso, más la vista de historial del residente con el estado de cada depósito.</w:t>
+              <w:t xml:space="preserve">Configuración del proyecto en React Native con Expo, creación del proyecto en Firebase, diseño del modelo en Firestore para usuarios, torres, depósitos, lotes y períodos, e implementación de autenticación y vinculación a torre.</w:t>
             </w:r>
           </w:p>
         </w:tc>
@@ -5310,7 +4809,7 @@
                 <w:szCs w:val="20"/>
                 <w:lang w:eastAsia="es-CL"/>
               </w:rPr>
-              <w:t>Teléfonos Android de prueba, códigos QR impresos, librería expo-camera.</w:t>
+              <w:t xml:space="preserve">Computadores del equipo, cuenta Firebase (plan gratuito), repositorio Git.</w:t>
             </w:r>
           </w:p>
         </w:tc>
@@ -5342,7 +4841,7 @@
                 <w:szCs w:val="20"/>
                 <w:lang w:eastAsia="es-CL"/>
               </w:rPr>
-              <w:t>2 semanas</w:t>
+              <w:t xml:space="preserve">2 semanas</w:t>
             </w:r>
           </w:p>
         </w:tc>
@@ -5370,7 +4869,7 @@
                 <w:sz w:val="18"/>
                 <w:szCs w:val="24"/>
               </w:rPr>
-              <w:t>Álvaro Jaña</w:t>
+              <w:t xml:space="preserve">Vicente Torres</w:t>
             </w:r>
           </w:p>
         </w:tc>
@@ -5394,7 +4893,7 @@
                 <w:sz w:val="18"/>
                 <w:szCs w:val="24"/>
               </w:rPr>
-              <w:t>Obstaculizador: la lectura del QR puede fallar con poca luz en el sector de contenedores; se mitiga probando en terreno y permitiendo el ingreso manual del código del contenedor.</w:t>
+              <w:t xml:space="preserve">Obstaculizador: Firebase es nuevo para el equipo; se mitiga dedicando el sprint completo a la arquitectura y dejando la lógica de negocio para el siguiente.</w:t>
             </w:r>
           </w:p>
         </w:tc>
@@ -5428,7 +4927,7 @@
                 <w:szCs w:val="20"/>
                 <w:lang w:eastAsia="es-CL"/>
               </w:rPr>
-              <w:t>Gestionar proyectos informáticos / Desarrollar una solución de software</w:t>
+              <w:t xml:space="preserve">Desarrollar una solución de software</w:t>
             </w:r>
           </w:p>
         </w:tc>
@@ -5452,7 +4951,7 @@
                 <w:sz w:val="18"/>
                 <w:szCs w:val="24"/>
               </w:rPr>
-              <w:t>Sprint 3: panel de administración y primera validación</w:t>
+              <w:t xml:space="preserve">S2: registro de reciclaje por QR</w:t>
             </w:r>
           </w:p>
         </w:tc>
@@ -5476,17 +4975,7 @@
                 <w:sz w:val="18"/>
                 <w:szCs w:val="24"/>
               </w:rPr>
-              <w:t xml:space="preserve">Construcción del panel del administrador con la cola de depósitos pendientes por torre, las acciones de validar y rechazar, y las métricas de </w:t>
-            </w:r>
-            <w:r>
-              <w:rPr>
-                <w:b/>
-                <w:color w:val="000000"/>
-                <w:sz w:val="18"/>
-                <w:szCs w:val="24"/>
-              </w:rPr>
-              <w:lastRenderedPageBreak/>
-              <w:t>participación de la torre.</w:t>
+              <w:t xml:space="preserve">Integración de la cámara para lectura del código QR del contenedor, selección del material e historial del residente con el estado de cada depósito.</w:t>
             </w:r>
           </w:p>
         </w:tc>
@@ -5515,8 +5004,7 @@
                 <w:szCs w:val="20"/>
                 <w:lang w:eastAsia="es-CL"/>
               </w:rPr>
-              <w:lastRenderedPageBreak/>
-              <w:t>Repositorio Git, entorno de desarrollo, datos de prueba.</w:t>
+              <w:t xml:space="preserve">Teléfonos Android de prueba, códigos QR impresos, expo-camera.</w:t>
             </w:r>
           </w:p>
         </w:tc>
@@ -5548,7 +5036,7 @@
                 <w:szCs w:val="20"/>
                 <w:lang w:eastAsia="es-CL"/>
               </w:rPr>
-              <w:t>2 semanas</w:t>
+              <w:t xml:space="preserve">2 semanas</w:t>
             </w:r>
           </w:p>
         </w:tc>
@@ -5576,7 +5064,7 @@
                 <w:sz w:val="18"/>
                 <w:szCs w:val="24"/>
               </w:rPr>
-              <w:t>Matías Bustamante</w:t>
+              <w:t xml:space="preserve">Álvaro Jaña</w:t>
             </w:r>
           </w:p>
         </w:tc>
@@ -5600,17 +5088,7 @@
                 <w:sz w:val="18"/>
                 <w:szCs w:val="24"/>
               </w:rPr>
-              <w:t xml:space="preserve">Facilitador: el flujo ya está definido en los casos de uso. Obstaculizador: requiere acordar con el administrador real del condominio los </w:t>
-            </w:r>
-            <w:r>
-              <w:rPr>
-                <w:b/>
-                <w:color w:val="000000"/>
-                <w:sz w:val="18"/>
-                <w:szCs w:val="24"/>
-              </w:rPr>
-              <w:lastRenderedPageBreak/>
-              <w:t>criterios de validación.</w:t>
+              <w:t xml:space="preserve">Obstaculizador: la lectura del QR puede fallar con poca luz junto a los contenedores; se mitiga probando en terreno y permitiendo ingreso manual del código.</w:t>
             </w:r>
           </w:p>
         </w:tc>
@@ -5644,8 +5122,7 @@
                 <w:szCs w:val="20"/>
                 <w:lang w:eastAsia="es-CL"/>
               </w:rPr>
-              <w:lastRenderedPageBreak/>
-              <w:t>Construir modelos de datos / Desarrollar una solución de software</w:t>
+              <w:t xml:space="preserve">Desarrollar una solución de software / Realizar pruebas de certificación</w:t>
             </w:r>
           </w:p>
         </w:tc>
@@ -5669,7 +5146,7 @@
                 <w:sz w:val="18"/>
                 <w:szCs w:val="24"/>
               </w:rPr>
-              <w:t>Sprint 4: módulo del gestor, segunda validación y certificado PDF</w:t>
+              <w:t xml:space="preserve">S3: validación diaria por lote y ronda del conserje</w:t>
             </w:r>
           </w:p>
         </w:tc>
@@ -5693,7 +5170,7 @@
                 <w:sz w:val="18"/>
                 <w:szCs w:val="24"/>
               </w:rPr>
-              <w:t>Implementación de la cola del gestor de reciclaje, la confirmación de retiro y procesamiento, y la generación automática del certificado en PDF con código de verificación único.</w:t>
+              <w:t xml:space="preserve">Construcción de la vista de ronda diaria, que agrupa los depósitos del día en un lote y permite al conserje confirmarlos o rechazarlos en una sola pasada, sin instrumentos de medición.</w:t>
             </w:r>
           </w:p>
         </w:tc>
@@ -5722,55 +5199,7 @@
                 <w:szCs w:val="20"/>
                 <w:lang w:eastAsia="es-CL"/>
               </w:rPr>
-              <w:t xml:space="preserve">Cloud </w:t>
-            </w:r>
-            <w:proofErr w:type="spellStart"/>
-            <w:r>
-              <w:rPr>
-                <w:rFonts w:ascii="Calibri" w:hAnsi="Calibri" w:cs="Arial"/>
-                <w:i/>
-                <w:color w:val="000000"/>
-                <w:sz w:val="18"/>
-                <w:szCs w:val="20"/>
-                <w:lang w:eastAsia="es-CL"/>
-              </w:rPr>
-              <w:t>Functions</w:t>
-            </w:r>
-            <w:proofErr w:type="spellEnd"/>
-            <w:r>
-              <w:rPr>
-                <w:rFonts w:ascii="Calibri" w:hAnsi="Calibri" w:cs="Arial"/>
-                <w:i/>
-                <w:color w:val="000000"/>
-                <w:sz w:val="18"/>
-                <w:szCs w:val="20"/>
-                <w:lang w:eastAsia="es-CL"/>
-              </w:rPr>
-              <w:t xml:space="preserve"> de </w:t>
-            </w:r>
-            <w:proofErr w:type="spellStart"/>
-            <w:r>
-              <w:rPr>
-                <w:rFonts w:ascii="Calibri" w:hAnsi="Calibri" w:cs="Arial"/>
-                <w:i/>
-                <w:color w:val="000000"/>
-                <w:sz w:val="18"/>
-                <w:szCs w:val="20"/>
-                <w:lang w:eastAsia="es-CL"/>
-              </w:rPr>
-              <w:t>Firebase</w:t>
-            </w:r>
-            <w:proofErr w:type="spellEnd"/>
-            <w:r>
-              <w:rPr>
-                <w:rFonts w:ascii="Calibri" w:hAnsi="Calibri" w:cs="Arial"/>
-                <w:i/>
-                <w:color w:val="000000"/>
-                <w:sz w:val="18"/>
-                <w:szCs w:val="20"/>
-                <w:lang w:eastAsia="es-CL"/>
-              </w:rPr>
-              <w:t>, librería de generación de PDF.</w:t>
+              <w:t xml:space="preserve">Entorno de desarrollo, datos de prueba, retroalimentación del conserje.</w:t>
             </w:r>
           </w:p>
         </w:tc>
@@ -5802,7 +5231,7 @@
                 <w:szCs w:val="20"/>
                 <w:lang w:eastAsia="es-CL"/>
               </w:rPr>
-              <w:t>2 semanas</w:t>
+              <w:t xml:space="preserve">2 semanas</w:t>
             </w:r>
           </w:p>
         </w:tc>
@@ -5830,7 +5259,7 @@
                 <w:sz w:val="18"/>
                 <w:szCs w:val="24"/>
               </w:rPr>
-              <w:t>Vicente Torres</w:t>
+              <w:t xml:space="preserve">Matías Bustamante</w:t>
             </w:r>
           </w:p>
         </w:tc>
@@ -5854,7 +5283,7 @@
                 <w:sz w:val="18"/>
                 <w:szCs w:val="24"/>
               </w:rPr>
-              <w:t>Obstaculizador: la generación de PDF en el servidor es la parte técnicamente más incierta; se mitiga prototipándola de forma aislada durante el sprint anterior.</w:t>
+              <w:t xml:space="preserve">Facilitador: la ronda ya existe como rutina. Obstaculizador: el flujo debe ser muy breve o el conserje no lo sostendrá; se mitiga midiendo el tiempo de la ronda en terreno.</w:t>
             </w:r>
           </w:p>
         </w:tc>
@@ -5888,7 +5317,7 @@
                 <w:szCs w:val="20"/>
                 <w:lang w:eastAsia="es-CL"/>
               </w:rPr>
-              <w:t>Desarrollar una solución de software</w:t>
+              <w:t xml:space="preserve">Construir modelos de datos / Desarrollar una solución de software</w:t>
             </w:r>
           </w:p>
         </w:tc>
@@ -5912,7 +5341,7 @@
                 <w:sz w:val="18"/>
                 <w:szCs w:val="24"/>
               </w:rPr>
-              <w:t>Sprint 5: gamificación, ranking y misiones</w:t>
+              <w:t xml:space="preserve">S4: retiro, cierre de período y certificados</w:t>
             </w:r>
           </w:p>
         </w:tc>
@@ -5936,7 +5365,7 @@
                 <w:sz w:val="18"/>
                 <w:szCs w:val="24"/>
               </w:rPr>
-              <w:t>Desarrollo del marcador de la torre, el ranking semanal entre torres calculado solo sobre kilos certificados, y la configuración de misiones e incentivos por parte del administrador.</w:t>
+              <w:t xml:space="preserve">Implementación de la confirmación de retiro por parte del gestor, el cierre de período que consolida los lotes validados, y la emisión automática del certificado digital con código de verificación único. Comienza el piloto.</w:t>
             </w:r>
           </w:p>
         </w:tc>
@@ -5965,31 +5394,7 @@
                 <w:szCs w:val="20"/>
                 <w:lang w:eastAsia="es-CL"/>
               </w:rPr>
-              <w:t xml:space="preserve">Entorno de desarrollo, datos acumulados de los </w:t>
-            </w:r>
-            <w:proofErr w:type="spellStart"/>
-            <w:r>
-              <w:rPr>
-                <w:rFonts w:ascii="Calibri" w:hAnsi="Calibri" w:cs="Arial"/>
-                <w:i/>
-                <w:color w:val="000000"/>
-                <w:sz w:val="18"/>
-                <w:szCs w:val="20"/>
-                <w:lang w:eastAsia="es-CL"/>
-              </w:rPr>
-              <w:t>sprints</w:t>
-            </w:r>
-            <w:proofErr w:type="spellEnd"/>
-            <w:r>
-              <w:rPr>
-                <w:rFonts w:ascii="Calibri" w:hAnsi="Calibri" w:cs="Arial"/>
-                <w:i/>
-                <w:color w:val="000000"/>
-                <w:sz w:val="18"/>
-                <w:szCs w:val="20"/>
-                <w:lang w:eastAsia="es-CL"/>
-              </w:rPr>
-              <w:t xml:space="preserve"> previos.</w:t>
+              <w:t xml:space="preserve">Cloud Functions de Firebase, librería de generación de PDF, condominio piloto.</w:t>
             </w:r>
           </w:p>
         </w:tc>
@@ -6021,7 +5426,7 @@
                 <w:szCs w:val="20"/>
                 <w:lang w:eastAsia="es-CL"/>
               </w:rPr>
-              <w:t>2 semanas</w:t>
+              <w:t xml:space="preserve">2 semanas</w:t>
             </w:r>
           </w:p>
         </w:tc>
@@ -6049,7 +5454,7 @@
                 <w:sz w:val="18"/>
                 <w:szCs w:val="24"/>
               </w:rPr>
-              <w:t>Álvaro Jaña</w:t>
+              <w:t xml:space="preserve">Vicente Torres</w:t>
             </w:r>
           </w:p>
         </w:tc>
@@ -6073,7 +5478,7 @@
                 <w:sz w:val="18"/>
                 <w:szCs w:val="24"/>
               </w:rPr>
-              <w:t>Facilitador: reutiliza el modelo de datos ya construido. Obstaculizador: definir incentivos atractivos depende de la administración del condominio.</w:t>
+              <w:t xml:space="preserve">Obstaculizador: la emisión automática en el servidor es lo técnicamente más incierto; se mitiga prototipándola de forma aislada durante el sprint anterior.</w:t>
             </w:r>
           </w:p>
         </w:tc>
@@ -6107,7 +5512,7 @@
                 <w:szCs w:val="20"/>
                 <w:lang w:eastAsia="es-CL"/>
               </w:rPr>
-              <w:t>Realizar pruebas de certificación / Gestionar proyectos informáticos</w:t>
+              <w:t xml:space="preserve">Desarrollar una solución de software</w:t>
             </w:r>
           </w:p>
         </w:tc>
@@ -6131,7 +5536,7 @@
                 <w:sz w:val="18"/>
                 <w:szCs w:val="24"/>
               </w:rPr>
-              <w:t>Sprint 6: piloto en entorno real, ajustes y documentación</w:t>
+              <w:t xml:space="preserve">S5: gamificación colectiva y ranking</w:t>
             </w:r>
           </w:p>
         </w:tc>
@@ -6155,7 +5560,7 @@
                 <w:sz w:val="18"/>
                 <w:szCs w:val="24"/>
               </w:rPr>
-              <w:t>Despliegue del prototipo con los residentes del condominio, ejecución del plan de pruebas, medición de las métricas de éxito, corrección de errores detectados y elaboración de la documentación final.</w:t>
+              <w:t xml:space="preserve">Desarrollo del marcador de la torre, el ranking semanal entre torres calculado solo sobre material certificado, y la configuración de misiones e incentivos por parte del administrador.</w:t>
             </w:r>
           </w:p>
         </w:tc>
@@ -6184,7 +5589,7 @@
                 <w:szCs w:val="20"/>
                 <w:lang w:eastAsia="es-CL"/>
               </w:rPr>
-              <w:t>Condominio piloto, mínimo 8 usuarios activos, 1 administrador por torre, teléfonos de los residentes.</w:t>
+              <w:t xml:space="preserve">Entorno de desarrollo, datos acumulados del piloto en curso.</w:t>
             </w:r>
           </w:p>
         </w:tc>
@@ -6216,7 +5621,7 @@
                 <w:szCs w:val="20"/>
                 <w:lang w:eastAsia="es-CL"/>
               </w:rPr>
-              <w:t>4 semanas</w:t>
+              <w:t xml:space="preserve">2 semanas</w:t>
             </w:r>
           </w:p>
         </w:tc>
@@ -6244,7 +5649,7 @@
                 <w:sz w:val="18"/>
                 <w:szCs w:val="24"/>
               </w:rPr>
-              <w:t>Matías Bustamante</w:t>
+              <w:t xml:space="preserve">Álvaro Jaña</w:t>
             </w:r>
           </w:p>
         </w:tc>
@@ -6268,7 +5673,202 @@
                 <w:sz w:val="18"/>
                 <w:szCs w:val="24"/>
               </w:rPr>
-              <w:t>Obstaculizador principal: la participación sostenida de los residentes durante cuatro semanas; se mitiga con una inducción presencial al inicio y recordatorios semanales a través de la administración.</w:t>
+              <w:t xml:space="preserve">Facilitador: reutiliza el modelo de datos ya construido. Obstaculizador: definir incentivos atractivos depende de la administración del condominio.</w:t>
+            </w:r>
+          </w:p>
+        </w:tc>
+      </w:tr>
+      <w:tr>
+        <w:trPr>
+          <w:jc w:val="center"/>
+        </w:trPr>
+        <w:tc>
+          <w:tcPr>
+            <w:tcW w:w="1580" w:type="dxa"/>
+          </w:tcPr>
+          <w:p>
+            <w:pPr>
+              <w:jc w:val="both"/>
+              <w:rPr>
+                <w:rFonts w:ascii="Calibri" w:hAnsi="Calibri" w:cs="Arial"/>
+                <w:i/>
+                <w:color w:val="548DD4"/>
+                <w:sz w:val="18"/>
+                <w:szCs w:val="20"/>
+                <w:lang w:eastAsia="es-CL"/>
+              </w:rPr>
+            </w:pPr>
+            <w:r>
+              <w:rPr>
+                <w:rFonts w:ascii="Calibri" w:hAnsi="Calibri" w:cs="Arial"/>
+                <w:i/>
+                <w:color w:val="000000"/>
+                <w:sz w:val="18"/>
+                <w:szCs w:val="20"/>
+                <w:lang w:eastAsia="es-CL"/>
+              </w:rPr>
+              <w:t xml:space="preserve">Realizar pruebas de certificación / Gestionar proyectos informáticos</w:t>
+            </w:r>
+          </w:p>
+        </w:tc>
+        <w:tc>
+          <w:tcPr>
+            <w:tcW w:w="1580" w:type="dxa"/>
+          </w:tcPr>
+          <w:p>
+            <w:pPr>
+              <w:jc w:val="both"/>
+              <w:rPr>
+                <w:b/>
+                <w:sz w:val="18"/>
+                <w:szCs w:val="24"/>
+              </w:rPr>
+            </w:pPr>
+            <w:r>
+              <w:rPr>
+                <w:b/>
+                <w:color w:val="000000"/>
+                <w:sz w:val="18"/>
+                <w:szCs w:val="24"/>
+              </w:rPr>
+              <w:t xml:space="preserve">S6: cierre, ajustes y documentación</w:t>
+            </w:r>
+          </w:p>
+        </w:tc>
+        <w:tc>
+          <w:tcPr>
+            <w:tcW w:w="1580" w:type="dxa"/>
+          </w:tcPr>
+          <w:p>
+            <w:pPr>
+              <w:jc w:val="both"/>
+              <w:rPr>
+                <w:b/>
+                <w:sz w:val="18"/>
+                <w:szCs w:val="24"/>
+              </w:rPr>
+            </w:pPr>
+            <w:r>
+              <w:rPr>
+                <w:b/>
+                <w:color w:val="000000"/>
+                <w:sz w:val="18"/>
+                <w:szCs w:val="24"/>
+              </w:rPr>
+              <w:t xml:space="preserve">Cierre del piloto, ejecución del plan de pruebas, medición de las métricas comprometidas, corrección de errores detectados y elaboración de la documentación final.</w:t>
+            </w:r>
+          </w:p>
+        </w:tc>
+        <w:tc>
+          <w:tcPr>
+            <w:tcW w:w="1580" w:type="dxa"/>
+          </w:tcPr>
+          <w:p>
+            <w:pPr>
+              <w:jc w:val="both"/>
+              <w:rPr>
+                <w:rFonts w:ascii="Calibri" w:hAnsi="Calibri" w:cs="Arial"/>
+                <w:i/>
+                <w:color w:val="548DD4"/>
+                <w:sz w:val="18"/>
+                <w:szCs w:val="20"/>
+                <w:lang w:eastAsia="es-CL"/>
+              </w:rPr>
+            </w:pPr>
+            <w:r>
+              <w:rPr>
+                <w:rFonts w:ascii="Calibri" w:hAnsi="Calibri" w:cs="Arial"/>
+                <w:i/>
+                <w:color w:val="000000"/>
+                <w:sz w:val="18"/>
+                <w:szCs w:val="20"/>
+                <w:lang w:eastAsia="es-CL"/>
+              </w:rPr>
+              <w:t xml:space="preserve">Condominio piloto, registros del período, equipo completo.</w:t>
+            </w:r>
+          </w:p>
+        </w:tc>
+        <w:tc>
+          <w:tcPr>
+            <w:tcW w:w="1580" w:type="dxa"/>
+            <w:tcBorders>
+              <w:right w:val="single" w:sz="4" w:space="0" w:color="FFFFFF" w:themeColor="background1"/>
+            </w:tcBorders>
+          </w:tcPr>
+          <w:p>
+            <w:pPr>
+              <w:jc w:val="both"/>
+              <w:rPr>
+                <w:rFonts w:ascii="Calibri" w:hAnsi="Calibri" w:cs="Arial"/>
+                <w:i/>
+                <w:color w:val="548DD4"/>
+                <w:sz w:val="18"/>
+                <w:szCs w:val="20"/>
+                <w:lang w:eastAsia="es-CL"/>
+              </w:rPr>
+            </w:pPr>
+            <w:r>
+              <w:rPr>
+                <w:rFonts w:ascii="Calibri" w:hAnsi="Calibri" w:cs="Arial"/>
+                <w:i/>
+                <w:color w:val="000000"/>
+                <w:sz w:val="18"/>
+                <w:szCs w:val="20"/>
+                <w:lang w:eastAsia="es-CL"/>
+              </w:rPr>
+              <w:t xml:space="preserve">2 semanas</w:t>
+            </w:r>
+          </w:p>
+        </w:tc>
+        <w:tc>
+          <w:tcPr>
+            <w:tcW w:w="1580" w:type="dxa"/>
+            <w:tcBorders>
+              <w:left w:val="single" w:sz="4" w:space="0" w:color="FFFFFF" w:themeColor="background1"/>
+            </w:tcBorders>
+            <w:shd w:val="clear" w:color="auto" w:fill="D9D9D9" w:themeFill="background1" w:themeFillShade="D9"/>
+          </w:tcPr>
+          <w:p>
+            <w:pPr>
+              <w:jc w:val="both"/>
+              <w:rPr>
+                <w:b/>
+                <w:sz w:val="18"/>
+                <w:szCs w:val="24"/>
+              </w:rPr>
+            </w:pPr>
+            <w:r>
+              <w:rPr>
+                <w:b/>
+                <w:color w:val="000000"/>
+                <w:sz w:val="18"/>
+                <w:szCs w:val="24"/>
+              </w:rPr>
+              <w:t xml:space="preserve">Matías Bustamante</w:t>
+            </w:r>
+          </w:p>
+        </w:tc>
+        <w:tc>
+          <w:tcPr>
+            <w:tcW w:w="1581" w:type="dxa"/>
+          </w:tcPr>
+          <w:p>
+            <w:pPr>
+              <w:jc w:val="both"/>
+              <w:rPr>
+                <w:b/>
+                <w:sz w:val="18"/>
+                <w:szCs w:val="24"/>
+              </w:rPr>
+            </w:pPr>
+            <w:r>
+              <w:rPr>
+                <w:b/>
+                <w:color w:val="000000"/>
+                <w:sz w:val="18"/>
+                <w:szCs w:val="24"/>
+              </w:rPr>
+              <w:t xml:space="preserve">Obstaculizador principal: sostener la ronda diaria durante seis semanas; se mitiga con inducción presencial al inicio y recordatorios semanales a la administración.</w:t>
             </w:r>
           </w:p>
         </w:tc>
@@ -7107,7 +6707,7 @@
                 <w:sz w:val="16"/>
                 <w:szCs w:val="16"/>
               </w:rPr>
-              <w:t>Definición del Proyecto APT (Fase 1)</w:t>
+              <w:t xml:space="preserve">Definición del Proyecto APT (Fase 1)</w:t>
             </w:r>
           </w:p>
         </w:tc>
@@ -7132,7 +6732,7 @@
                 <w:sz w:val="16"/>
                 <w:szCs w:val="16"/>
               </w:rPr>
-              <w:t>X</w:t>
+              <w:t xml:space="preserve">X</w:t>
             </w:r>
           </w:p>
         </w:tc>
@@ -7157,7 +6757,7 @@
                 <w:sz w:val="16"/>
                 <w:szCs w:val="16"/>
               </w:rPr>
-              <w:t>X</w:t>
+              <w:t xml:space="preserve">X</w:t>
             </w:r>
           </w:p>
         </w:tc>
@@ -7182,7 +6782,7 @@
                 <w:sz w:val="16"/>
                 <w:szCs w:val="16"/>
               </w:rPr>
-              <w:t>X</w:t>
+              <w:t xml:space="preserve"/>
             </w:r>
           </w:p>
         </w:tc>
@@ -7200,6 +6800,15 @@
                 <w:szCs w:val="16"/>
               </w:rPr>
             </w:pPr>
+            <w:r>
+              <w:rPr>
+                <w:b/>
+                <w:color w:val="000000"/>
+                <w:sz w:val="16"/>
+                <w:szCs w:val="16"/>
+              </w:rPr>
+              <w:t xml:space="preserve"/>
+            </w:r>
           </w:p>
         </w:tc>
         <w:tc>
@@ -7216,6 +6825,15 @@
                 <w:szCs w:val="16"/>
               </w:rPr>
             </w:pPr>
+            <w:r>
+              <w:rPr>
+                <w:b/>
+                <w:color w:val="000000"/>
+                <w:sz w:val="16"/>
+                <w:szCs w:val="16"/>
+              </w:rPr>
+              <w:t xml:space="preserve"/>
+            </w:r>
           </w:p>
         </w:tc>
         <w:tc>
@@ -7232,6 +6850,15 @@
                 <w:szCs w:val="16"/>
               </w:rPr>
             </w:pPr>
+            <w:r>
+              <w:rPr>
+                <w:b/>
+                <w:color w:val="000000"/>
+                <w:sz w:val="16"/>
+                <w:szCs w:val="16"/>
+              </w:rPr>
+              <w:t xml:space="preserve"/>
+            </w:r>
           </w:p>
         </w:tc>
         <w:tc>
@@ -7248,6 +6875,15 @@
                 <w:szCs w:val="16"/>
               </w:rPr>
             </w:pPr>
+            <w:r>
+              <w:rPr>
+                <w:b/>
+                <w:color w:val="000000"/>
+                <w:sz w:val="16"/>
+                <w:szCs w:val="16"/>
+              </w:rPr>
+              <w:t xml:space="preserve"/>
+            </w:r>
           </w:p>
         </w:tc>
         <w:tc>
@@ -7264,6 +6900,15 @@
                 <w:szCs w:val="16"/>
               </w:rPr>
             </w:pPr>
+            <w:r>
+              <w:rPr>
+                <w:b/>
+                <w:color w:val="000000"/>
+                <w:sz w:val="16"/>
+                <w:szCs w:val="16"/>
+              </w:rPr>
+              <w:t xml:space="preserve"/>
+            </w:r>
           </w:p>
         </w:tc>
         <w:tc>
@@ -7280,6 +6925,15 @@
                 <w:szCs w:val="16"/>
               </w:rPr>
             </w:pPr>
+            <w:r>
+              <w:rPr>
+                <w:b/>
+                <w:color w:val="000000"/>
+                <w:sz w:val="16"/>
+                <w:szCs w:val="16"/>
+              </w:rPr>
+              <w:t xml:space="preserve"/>
+            </w:r>
           </w:p>
         </w:tc>
         <w:tc>
@@ -7296,6 +6950,15 @@
                 <w:szCs w:val="16"/>
               </w:rPr>
             </w:pPr>
+            <w:r>
+              <w:rPr>
+                <w:b/>
+                <w:color w:val="000000"/>
+                <w:sz w:val="16"/>
+                <w:szCs w:val="16"/>
+              </w:rPr>
+              <w:t xml:space="preserve"/>
+            </w:r>
           </w:p>
         </w:tc>
         <w:tc>
@@ -7312,6 +6975,15 @@
                 <w:szCs w:val="16"/>
               </w:rPr>
             </w:pPr>
+            <w:r>
+              <w:rPr>
+                <w:b/>
+                <w:color w:val="000000"/>
+                <w:sz w:val="16"/>
+                <w:szCs w:val="16"/>
+              </w:rPr>
+              <w:t xml:space="preserve"/>
+            </w:r>
           </w:p>
         </w:tc>
         <w:tc>
@@ -7328,6 +7000,15 @@
                 <w:szCs w:val="16"/>
               </w:rPr>
             </w:pPr>
+            <w:r>
+              <w:rPr>
+                <w:b/>
+                <w:color w:val="000000"/>
+                <w:sz w:val="16"/>
+                <w:szCs w:val="16"/>
+              </w:rPr>
+              <w:t xml:space="preserve"/>
+            </w:r>
           </w:p>
         </w:tc>
         <w:tc>
@@ -7344,6 +7025,15 @@
                 <w:szCs w:val="16"/>
               </w:rPr>
             </w:pPr>
+            <w:r>
+              <w:rPr>
+                <w:b/>
+                <w:color w:val="000000"/>
+                <w:sz w:val="16"/>
+                <w:szCs w:val="16"/>
+              </w:rPr>
+              <w:t xml:space="preserve"/>
+            </w:r>
           </w:p>
         </w:tc>
         <w:tc>
@@ -7360,6 +7050,15 @@
                 <w:szCs w:val="16"/>
               </w:rPr>
             </w:pPr>
+            <w:r>
+              <w:rPr>
+                <w:b/>
+                <w:color w:val="000000"/>
+                <w:sz w:val="16"/>
+                <w:szCs w:val="16"/>
+              </w:rPr>
+              <w:t xml:space="preserve"/>
+            </w:r>
           </w:p>
         </w:tc>
         <w:tc>
@@ -7376,6 +7075,15 @@
                 <w:szCs w:val="16"/>
               </w:rPr>
             </w:pPr>
+            <w:r>
+              <w:rPr>
+                <w:b/>
+                <w:color w:val="000000"/>
+                <w:sz w:val="16"/>
+                <w:szCs w:val="16"/>
+              </w:rPr>
+              <w:t xml:space="preserve"/>
+            </w:r>
           </w:p>
         </w:tc>
         <w:tc>
@@ -7393,6 +7101,15 @@
                 <w:szCs w:val="16"/>
               </w:rPr>
             </w:pPr>
+            <w:r>
+              <w:rPr>
+                <w:b/>
+                <w:color w:val="000000"/>
+                <w:sz w:val="16"/>
+                <w:szCs w:val="16"/>
+              </w:rPr>
+              <w:t xml:space="preserve"/>
+            </w:r>
           </w:p>
         </w:tc>
         <w:tc>
@@ -7409,6 +7126,15 @@
                 <w:szCs w:val="16"/>
               </w:rPr>
             </w:pPr>
+            <w:r>
+              <w:rPr>
+                <w:b/>
+                <w:color w:val="000000"/>
+                <w:sz w:val="16"/>
+                <w:szCs w:val="16"/>
+              </w:rPr>
+              <w:t xml:space="preserve"/>
+            </w:r>
           </w:p>
         </w:tc>
         <w:tc>
@@ -7425,6 +7151,15 @@
                 <w:szCs w:val="16"/>
               </w:rPr>
             </w:pPr>
+            <w:r>
+              <w:rPr>
+                <w:b/>
+                <w:color w:val="000000"/>
+                <w:sz w:val="16"/>
+                <w:szCs w:val="16"/>
+              </w:rPr>
+              <w:t xml:space="preserve"/>
+            </w:r>
           </w:p>
         </w:tc>
       </w:tr>
@@ -7456,7 +7191,7 @@
                 <w:sz w:val="16"/>
                 <w:szCs w:val="16"/>
               </w:rPr>
-              <w:t>Sprint 1: arquitectura, modelo de datos y autenticación</w:t>
+              <w:t xml:space="preserve">S0: validación en terreno</w:t>
             </w:r>
           </w:p>
         </w:tc>
@@ -7474,6 +7209,15 @@
                 <w:szCs w:val="16"/>
               </w:rPr>
             </w:pPr>
+            <w:r>
+              <w:rPr>
+                <w:b/>
+                <w:color w:val="000000"/>
+                <w:sz w:val="16"/>
+                <w:szCs w:val="16"/>
+              </w:rPr>
+              <w:t xml:space="preserve"/>
+            </w:r>
           </w:p>
         </w:tc>
         <w:tc>
@@ -7490,6 +7234,15 @@
                 <w:szCs w:val="16"/>
               </w:rPr>
             </w:pPr>
+            <w:r>
+              <w:rPr>
+                <w:b/>
+                <w:color w:val="000000"/>
+                <w:sz w:val="16"/>
+                <w:szCs w:val="16"/>
+              </w:rPr>
+              <w:t xml:space="preserve"/>
+            </w:r>
           </w:p>
         </w:tc>
         <w:tc>
@@ -7506,6 +7259,15 @@
                 <w:szCs w:val="16"/>
               </w:rPr>
             </w:pPr>
+            <w:r>
+              <w:rPr>
+                <w:b/>
+                <w:color w:val="000000"/>
+                <w:sz w:val="16"/>
+                <w:szCs w:val="16"/>
+              </w:rPr>
+              <w:t xml:space="preserve">X</w:t>
+            </w:r>
           </w:p>
         </w:tc>
         <w:tc>
@@ -7529,7 +7291,7 @@
                 <w:sz w:val="16"/>
                 <w:szCs w:val="16"/>
               </w:rPr>
-              <w:t>X</w:t>
+              <w:t xml:space="preserve">X</w:t>
             </w:r>
           </w:p>
         </w:tc>
@@ -7554,7 +7316,7 @@
                 <w:sz w:val="16"/>
                 <w:szCs w:val="16"/>
               </w:rPr>
-              <w:t>X</w:t>
+              <w:t xml:space="preserve"/>
             </w:r>
           </w:p>
         </w:tc>
@@ -7572,6 +7334,15 @@
                 <w:szCs w:val="16"/>
               </w:rPr>
             </w:pPr>
+            <w:r>
+              <w:rPr>
+                <w:b/>
+                <w:color w:val="000000"/>
+                <w:sz w:val="16"/>
+                <w:szCs w:val="16"/>
+              </w:rPr>
+              <w:t xml:space="preserve"/>
+            </w:r>
           </w:p>
         </w:tc>
         <w:tc>
@@ -7588,6 +7359,15 @@
                 <w:szCs w:val="16"/>
               </w:rPr>
             </w:pPr>
+            <w:r>
+              <w:rPr>
+                <w:b/>
+                <w:color w:val="000000"/>
+                <w:sz w:val="16"/>
+                <w:szCs w:val="16"/>
+              </w:rPr>
+              <w:t xml:space="preserve"/>
+            </w:r>
           </w:p>
         </w:tc>
         <w:tc>
@@ -7604,6 +7384,15 @@
                 <w:szCs w:val="16"/>
               </w:rPr>
             </w:pPr>
+            <w:r>
+              <w:rPr>
+                <w:b/>
+                <w:color w:val="000000"/>
+                <w:sz w:val="16"/>
+                <w:szCs w:val="16"/>
+              </w:rPr>
+              <w:t xml:space="preserve"/>
+            </w:r>
           </w:p>
         </w:tc>
         <w:tc>
@@ -7620,6 +7409,15 @@
                 <w:szCs w:val="16"/>
               </w:rPr>
             </w:pPr>
+            <w:r>
+              <w:rPr>
+                <w:b/>
+                <w:color w:val="000000"/>
+                <w:sz w:val="16"/>
+                <w:szCs w:val="16"/>
+              </w:rPr>
+              <w:t xml:space="preserve"/>
+            </w:r>
           </w:p>
         </w:tc>
         <w:tc>
@@ -7636,6 +7434,15 @@
                 <w:szCs w:val="16"/>
               </w:rPr>
             </w:pPr>
+            <w:r>
+              <w:rPr>
+                <w:b/>
+                <w:color w:val="000000"/>
+                <w:sz w:val="16"/>
+                <w:szCs w:val="16"/>
+              </w:rPr>
+              <w:t xml:space="preserve"/>
+            </w:r>
           </w:p>
         </w:tc>
         <w:tc>
@@ -7652,6 +7459,15 @@
                 <w:szCs w:val="16"/>
               </w:rPr>
             </w:pPr>
+            <w:r>
+              <w:rPr>
+                <w:b/>
+                <w:color w:val="000000"/>
+                <w:sz w:val="16"/>
+                <w:szCs w:val="16"/>
+              </w:rPr>
+              <w:t xml:space="preserve"/>
+            </w:r>
           </w:p>
         </w:tc>
         <w:tc>
@@ -7668,6 +7484,15 @@
                 <w:szCs w:val="16"/>
               </w:rPr>
             </w:pPr>
+            <w:r>
+              <w:rPr>
+                <w:b/>
+                <w:color w:val="000000"/>
+                <w:sz w:val="16"/>
+                <w:szCs w:val="16"/>
+              </w:rPr>
+              <w:t xml:space="preserve"/>
+            </w:r>
           </w:p>
         </w:tc>
         <w:tc>
@@ -7684,6 +7509,15 @@
                 <w:szCs w:val="16"/>
               </w:rPr>
             </w:pPr>
+            <w:r>
+              <w:rPr>
+                <w:b/>
+                <w:color w:val="000000"/>
+                <w:sz w:val="16"/>
+                <w:szCs w:val="16"/>
+              </w:rPr>
+              <w:t xml:space="preserve"/>
+            </w:r>
           </w:p>
         </w:tc>
         <w:tc>
@@ -7700,6 +7534,15 @@
                 <w:szCs w:val="16"/>
               </w:rPr>
             </w:pPr>
+            <w:r>
+              <w:rPr>
+                <w:b/>
+                <w:color w:val="000000"/>
+                <w:sz w:val="16"/>
+                <w:szCs w:val="16"/>
+              </w:rPr>
+              <w:t xml:space="preserve"/>
+            </w:r>
           </w:p>
         </w:tc>
         <w:tc>
@@ -7716,6 +7559,15 @@
                 <w:szCs w:val="16"/>
               </w:rPr>
             </w:pPr>
+            <w:r>
+              <w:rPr>
+                <w:b/>
+                <w:color w:val="000000"/>
+                <w:sz w:val="16"/>
+                <w:szCs w:val="16"/>
+              </w:rPr>
+              <w:t xml:space="preserve"/>
+            </w:r>
           </w:p>
         </w:tc>
         <w:tc>
@@ -7733,6 +7585,15 @@
                 <w:szCs w:val="16"/>
               </w:rPr>
             </w:pPr>
+            <w:r>
+              <w:rPr>
+                <w:b/>
+                <w:color w:val="000000"/>
+                <w:sz w:val="16"/>
+                <w:szCs w:val="16"/>
+              </w:rPr>
+              <w:t xml:space="preserve"/>
+            </w:r>
           </w:p>
         </w:tc>
         <w:tc>
@@ -7749,6 +7610,15 @@
                 <w:szCs w:val="16"/>
               </w:rPr>
             </w:pPr>
+            <w:r>
+              <w:rPr>
+                <w:b/>
+                <w:color w:val="000000"/>
+                <w:sz w:val="16"/>
+                <w:szCs w:val="16"/>
+              </w:rPr>
+              <w:t xml:space="preserve"/>
+            </w:r>
           </w:p>
         </w:tc>
         <w:tc>
@@ -7765,6 +7635,15 @@
                 <w:szCs w:val="16"/>
               </w:rPr>
             </w:pPr>
+            <w:r>
+              <w:rPr>
+                <w:b/>
+                <w:color w:val="000000"/>
+                <w:sz w:val="16"/>
+                <w:szCs w:val="16"/>
+              </w:rPr>
+              <w:t xml:space="preserve"/>
+            </w:r>
           </w:p>
         </w:tc>
       </w:tr>
@@ -7796,7 +7675,7 @@
                 <w:sz w:val="16"/>
                 <w:szCs w:val="16"/>
               </w:rPr>
-              <w:t>Sprint 2: escaneo QR, material e historial</w:t>
+              <w:t xml:space="preserve">S1: arquitectura, modelo de datos y roles</w:t>
             </w:r>
           </w:p>
         </w:tc>
@@ -7814,6 +7693,15 @@
                 <w:szCs w:val="16"/>
               </w:rPr>
             </w:pPr>
+            <w:r>
+              <w:rPr>
+                <w:b/>
+                <w:color w:val="000000"/>
+                <w:sz w:val="16"/>
+                <w:szCs w:val="16"/>
+              </w:rPr>
+              <w:t xml:space="preserve"/>
+            </w:r>
           </w:p>
         </w:tc>
         <w:tc>
@@ -7830,6 +7718,15 @@
                 <w:szCs w:val="16"/>
               </w:rPr>
             </w:pPr>
+            <w:r>
+              <w:rPr>
+                <w:b/>
+                <w:color w:val="000000"/>
+                <w:sz w:val="16"/>
+                <w:szCs w:val="16"/>
+              </w:rPr>
+              <w:t xml:space="preserve"/>
+            </w:r>
           </w:p>
         </w:tc>
         <w:tc>
@@ -7846,6 +7743,15 @@
                 <w:szCs w:val="16"/>
               </w:rPr>
             </w:pPr>
+            <w:r>
+              <w:rPr>
+                <w:b/>
+                <w:color w:val="000000"/>
+                <w:sz w:val="16"/>
+                <w:szCs w:val="16"/>
+              </w:rPr>
+              <w:t xml:space="preserve"/>
+            </w:r>
           </w:p>
         </w:tc>
         <w:tc>
@@ -7862,6 +7768,15 @@
                 <w:szCs w:val="16"/>
               </w:rPr>
             </w:pPr>
+            <w:r>
+              <w:rPr>
+                <w:b/>
+                <w:color w:val="000000"/>
+                <w:sz w:val="16"/>
+                <w:szCs w:val="16"/>
+              </w:rPr>
+              <w:t xml:space="preserve"/>
+            </w:r>
           </w:p>
         </w:tc>
         <w:tc>
@@ -7878,6 +7793,15 @@
                 <w:szCs w:val="16"/>
               </w:rPr>
             </w:pPr>
+            <w:r>
+              <w:rPr>
+                <w:b/>
+                <w:color w:val="000000"/>
+                <w:sz w:val="16"/>
+                <w:szCs w:val="16"/>
+              </w:rPr>
+              <w:t xml:space="preserve">X</w:t>
+            </w:r>
           </w:p>
         </w:tc>
         <w:tc>
@@ -7901,7 +7825,7 @@
                 <w:sz w:val="16"/>
                 <w:szCs w:val="16"/>
               </w:rPr>
-              <w:t>X</w:t>
+              <w:t xml:space="preserve">X</w:t>
             </w:r>
           </w:p>
         </w:tc>
@@ -7926,7 +7850,7 @@
                 <w:sz w:val="16"/>
                 <w:szCs w:val="16"/>
               </w:rPr>
-              <w:t>X</w:t>
+              <w:t xml:space="preserve"/>
             </w:r>
           </w:p>
         </w:tc>
@@ -7944,6 +7868,15 @@
                 <w:szCs w:val="16"/>
               </w:rPr>
             </w:pPr>
+            <w:r>
+              <w:rPr>
+                <w:b/>
+                <w:color w:val="000000"/>
+                <w:sz w:val="16"/>
+                <w:szCs w:val="16"/>
+              </w:rPr>
+              <w:t xml:space="preserve"/>
+            </w:r>
           </w:p>
         </w:tc>
         <w:tc>
@@ -7960,6 +7893,15 @@
                 <w:szCs w:val="16"/>
               </w:rPr>
             </w:pPr>
+            <w:r>
+              <w:rPr>
+                <w:b/>
+                <w:color w:val="000000"/>
+                <w:sz w:val="16"/>
+                <w:szCs w:val="16"/>
+              </w:rPr>
+              <w:t xml:space="preserve"/>
+            </w:r>
           </w:p>
         </w:tc>
         <w:tc>
@@ -7976,6 +7918,15 @@
                 <w:szCs w:val="16"/>
               </w:rPr>
             </w:pPr>
+            <w:r>
+              <w:rPr>
+                <w:b/>
+                <w:color w:val="000000"/>
+                <w:sz w:val="16"/>
+                <w:szCs w:val="16"/>
+              </w:rPr>
+              <w:t xml:space="preserve"/>
+            </w:r>
           </w:p>
         </w:tc>
         <w:tc>
@@ -7992,6 +7943,15 @@
                 <w:szCs w:val="16"/>
               </w:rPr>
             </w:pPr>
+            <w:r>
+              <w:rPr>
+                <w:b/>
+                <w:color w:val="000000"/>
+                <w:sz w:val="16"/>
+                <w:szCs w:val="16"/>
+              </w:rPr>
+              <w:t xml:space="preserve"/>
+            </w:r>
           </w:p>
         </w:tc>
         <w:tc>
@@ -8008,6 +7968,15 @@
                 <w:szCs w:val="16"/>
               </w:rPr>
             </w:pPr>
+            <w:r>
+              <w:rPr>
+                <w:b/>
+                <w:color w:val="000000"/>
+                <w:sz w:val="16"/>
+                <w:szCs w:val="16"/>
+              </w:rPr>
+              <w:t xml:space="preserve"/>
+            </w:r>
           </w:p>
         </w:tc>
         <w:tc>
@@ -8024,6 +7993,15 @@
                 <w:szCs w:val="16"/>
               </w:rPr>
             </w:pPr>
+            <w:r>
+              <w:rPr>
+                <w:b/>
+                <w:color w:val="000000"/>
+                <w:sz w:val="16"/>
+                <w:szCs w:val="16"/>
+              </w:rPr>
+              <w:t xml:space="preserve"/>
+            </w:r>
           </w:p>
         </w:tc>
         <w:tc>
@@ -8040,6 +8018,15 @@
                 <w:szCs w:val="16"/>
               </w:rPr>
             </w:pPr>
+            <w:r>
+              <w:rPr>
+                <w:b/>
+                <w:color w:val="000000"/>
+                <w:sz w:val="16"/>
+                <w:szCs w:val="16"/>
+              </w:rPr>
+              <w:t xml:space="preserve"/>
+            </w:r>
           </w:p>
         </w:tc>
         <w:tc>
@@ -8056,6 +8043,15 @@
                 <w:szCs w:val="16"/>
               </w:rPr>
             </w:pPr>
+            <w:r>
+              <w:rPr>
+                <w:b/>
+                <w:color w:val="000000"/>
+                <w:sz w:val="16"/>
+                <w:szCs w:val="16"/>
+              </w:rPr>
+              <w:t xml:space="preserve"/>
+            </w:r>
           </w:p>
         </w:tc>
         <w:tc>
@@ -8073,6 +8069,15 @@
                 <w:szCs w:val="16"/>
               </w:rPr>
             </w:pPr>
+            <w:r>
+              <w:rPr>
+                <w:b/>
+                <w:color w:val="000000"/>
+                <w:sz w:val="16"/>
+                <w:szCs w:val="16"/>
+              </w:rPr>
+              <w:t xml:space="preserve"/>
+            </w:r>
           </w:p>
         </w:tc>
         <w:tc>
@@ -8089,6 +8094,15 @@
                 <w:szCs w:val="16"/>
               </w:rPr>
             </w:pPr>
+            <w:r>
+              <w:rPr>
+                <w:b/>
+                <w:color w:val="000000"/>
+                <w:sz w:val="16"/>
+                <w:szCs w:val="16"/>
+              </w:rPr>
+              <w:t xml:space="preserve"/>
+            </w:r>
           </w:p>
         </w:tc>
         <w:tc>
@@ -8105,6 +8119,15 @@
                 <w:szCs w:val="16"/>
               </w:rPr>
             </w:pPr>
+            <w:r>
+              <w:rPr>
+                <w:b/>
+                <w:color w:val="000000"/>
+                <w:sz w:val="16"/>
+                <w:szCs w:val="16"/>
+              </w:rPr>
+              <w:t xml:space="preserve"/>
+            </w:r>
           </w:p>
         </w:tc>
       </w:tr>
@@ -8136,7 +8159,7 @@
                 <w:sz w:val="16"/>
                 <w:szCs w:val="16"/>
               </w:rPr>
-              <w:t>Sprint 3: panel de administración y validación 1</w:t>
+              <w:t xml:space="preserve">S2: registro de reciclaje por QR</w:t>
             </w:r>
           </w:p>
         </w:tc>
@@ -8154,6 +8177,15 @@
                 <w:szCs w:val="16"/>
               </w:rPr>
             </w:pPr>
+            <w:r>
+              <w:rPr>
+                <w:b/>
+                <w:color w:val="000000"/>
+                <w:sz w:val="16"/>
+                <w:szCs w:val="16"/>
+              </w:rPr>
+              <w:t xml:space="preserve"/>
+            </w:r>
           </w:p>
         </w:tc>
         <w:tc>
@@ -8170,6 +8202,15 @@
                 <w:szCs w:val="16"/>
               </w:rPr>
             </w:pPr>
+            <w:r>
+              <w:rPr>
+                <w:b/>
+                <w:color w:val="000000"/>
+                <w:sz w:val="16"/>
+                <w:szCs w:val="16"/>
+              </w:rPr>
+              <w:t xml:space="preserve"/>
+            </w:r>
           </w:p>
         </w:tc>
         <w:tc>
@@ -8186,6 +8227,15 @@
                 <w:szCs w:val="16"/>
               </w:rPr>
             </w:pPr>
+            <w:r>
+              <w:rPr>
+                <w:b/>
+                <w:color w:val="000000"/>
+                <w:sz w:val="16"/>
+                <w:szCs w:val="16"/>
+              </w:rPr>
+              <w:t xml:space="preserve"/>
+            </w:r>
           </w:p>
         </w:tc>
         <w:tc>
@@ -8202,6 +8252,15 @@
                 <w:szCs w:val="16"/>
               </w:rPr>
             </w:pPr>
+            <w:r>
+              <w:rPr>
+                <w:b/>
+                <w:color w:val="000000"/>
+                <w:sz w:val="16"/>
+                <w:szCs w:val="16"/>
+              </w:rPr>
+              <w:t xml:space="preserve"/>
+            </w:r>
           </w:p>
         </w:tc>
         <w:tc>
@@ -8218,6 +8277,15 @@
                 <w:szCs w:val="16"/>
               </w:rPr>
             </w:pPr>
+            <w:r>
+              <w:rPr>
+                <w:b/>
+                <w:color w:val="000000"/>
+                <w:sz w:val="16"/>
+                <w:szCs w:val="16"/>
+              </w:rPr>
+              <w:t xml:space="preserve"/>
+            </w:r>
           </w:p>
         </w:tc>
         <w:tc>
@@ -8234,6 +8302,15 @@
                 <w:szCs w:val="16"/>
               </w:rPr>
             </w:pPr>
+            <w:r>
+              <w:rPr>
+                <w:b/>
+                <w:color w:val="000000"/>
+                <w:sz w:val="16"/>
+                <w:szCs w:val="16"/>
+              </w:rPr>
+              <w:t xml:space="preserve"/>
+            </w:r>
           </w:p>
         </w:tc>
         <w:tc>
@@ -8250,6 +8327,15 @@
                 <w:szCs w:val="16"/>
               </w:rPr>
             </w:pPr>
+            <w:r>
+              <w:rPr>
+                <w:b/>
+                <w:color w:val="000000"/>
+                <w:sz w:val="16"/>
+                <w:szCs w:val="16"/>
+              </w:rPr>
+              <w:t xml:space="preserve">X</w:t>
+            </w:r>
           </w:p>
         </w:tc>
         <w:tc>
@@ -8273,7 +8359,7 @@
                 <w:sz w:val="16"/>
                 <w:szCs w:val="16"/>
               </w:rPr>
-              <w:t>X</w:t>
+              <w:t xml:space="preserve">X</w:t>
             </w:r>
           </w:p>
         </w:tc>
@@ -8298,7 +8384,7 @@
                 <w:sz w:val="16"/>
                 <w:szCs w:val="16"/>
               </w:rPr>
-              <w:t>X</w:t>
+              <w:t xml:space="preserve"/>
             </w:r>
           </w:p>
         </w:tc>
@@ -8316,6 +8402,15 @@
                 <w:szCs w:val="16"/>
               </w:rPr>
             </w:pPr>
+            <w:r>
+              <w:rPr>
+                <w:b/>
+                <w:color w:val="000000"/>
+                <w:sz w:val="16"/>
+                <w:szCs w:val="16"/>
+              </w:rPr>
+              <w:t xml:space="preserve"/>
+            </w:r>
           </w:p>
         </w:tc>
         <w:tc>
@@ -8332,6 +8427,15 @@
                 <w:szCs w:val="16"/>
               </w:rPr>
             </w:pPr>
+            <w:r>
+              <w:rPr>
+                <w:b/>
+                <w:color w:val="000000"/>
+                <w:sz w:val="16"/>
+                <w:szCs w:val="16"/>
+              </w:rPr>
+              <w:t xml:space="preserve"/>
+            </w:r>
           </w:p>
         </w:tc>
         <w:tc>
@@ -8348,6 +8452,15 @@
                 <w:szCs w:val="16"/>
               </w:rPr>
             </w:pPr>
+            <w:r>
+              <w:rPr>
+                <w:b/>
+                <w:color w:val="000000"/>
+                <w:sz w:val="16"/>
+                <w:szCs w:val="16"/>
+              </w:rPr>
+              <w:t xml:space="preserve"/>
+            </w:r>
           </w:p>
         </w:tc>
         <w:tc>
@@ -8364,6 +8477,15 @@
                 <w:szCs w:val="16"/>
               </w:rPr>
             </w:pPr>
+            <w:r>
+              <w:rPr>
+                <w:b/>
+                <w:color w:val="000000"/>
+                <w:sz w:val="16"/>
+                <w:szCs w:val="16"/>
+              </w:rPr>
+              <w:t xml:space="preserve"/>
+            </w:r>
           </w:p>
         </w:tc>
         <w:tc>
@@ -8380,6 +8502,15 @@
                 <w:szCs w:val="16"/>
               </w:rPr>
             </w:pPr>
+            <w:r>
+              <w:rPr>
+                <w:b/>
+                <w:color w:val="000000"/>
+                <w:sz w:val="16"/>
+                <w:szCs w:val="16"/>
+              </w:rPr>
+              <w:t xml:space="preserve"/>
+            </w:r>
           </w:p>
         </w:tc>
         <w:tc>
@@ -8396,6 +8527,15 @@
                 <w:szCs w:val="16"/>
               </w:rPr>
             </w:pPr>
+            <w:r>
+              <w:rPr>
+                <w:b/>
+                <w:color w:val="000000"/>
+                <w:sz w:val="16"/>
+                <w:szCs w:val="16"/>
+              </w:rPr>
+              <w:t xml:space="preserve"/>
+            </w:r>
           </w:p>
         </w:tc>
         <w:tc>
@@ -8413,6 +8553,15 @@
                 <w:szCs w:val="16"/>
               </w:rPr>
             </w:pPr>
+            <w:r>
+              <w:rPr>
+                <w:b/>
+                <w:color w:val="000000"/>
+                <w:sz w:val="16"/>
+                <w:szCs w:val="16"/>
+              </w:rPr>
+              <w:t xml:space="preserve"/>
+            </w:r>
           </w:p>
         </w:tc>
         <w:tc>
@@ -8429,6 +8578,15 @@
                 <w:szCs w:val="16"/>
               </w:rPr>
             </w:pPr>
+            <w:r>
+              <w:rPr>
+                <w:b/>
+                <w:color w:val="000000"/>
+                <w:sz w:val="16"/>
+                <w:szCs w:val="16"/>
+              </w:rPr>
+              <w:t xml:space="preserve"/>
+            </w:r>
           </w:p>
         </w:tc>
         <w:tc>
@@ -8445,6 +8603,15 @@
                 <w:szCs w:val="16"/>
               </w:rPr>
             </w:pPr>
+            <w:r>
+              <w:rPr>
+                <w:b/>
+                <w:color w:val="000000"/>
+                <w:sz w:val="16"/>
+                <w:szCs w:val="16"/>
+              </w:rPr>
+              <w:t xml:space="preserve"/>
+            </w:r>
           </w:p>
         </w:tc>
       </w:tr>
@@ -8476,7 +8643,7 @@
                 <w:sz w:val="16"/>
                 <w:szCs w:val="16"/>
               </w:rPr>
-              <w:t>Sprint 4: gestor, validación 2 y certificado PDF</w:t>
+              <w:t xml:space="preserve">S3: validación diaria por lote</w:t>
             </w:r>
           </w:p>
         </w:tc>
@@ -8494,6 +8661,15 @@
                 <w:szCs w:val="16"/>
               </w:rPr>
             </w:pPr>
+            <w:r>
+              <w:rPr>
+                <w:b/>
+                <w:color w:val="000000"/>
+                <w:sz w:val="16"/>
+                <w:szCs w:val="16"/>
+              </w:rPr>
+              <w:t xml:space="preserve"/>
+            </w:r>
           </w:p>
         </w:tc>
         <w:tc>
@@ -8510,6 +8686,15 @@
                 <w:szCs w:val="16"/>
               </w:rPr>
             </w:pPr>
+            <w:r>
+              <w:rPr>
+                <w:b/>
+                <w:color w:val="000000"/>
+                <w:sz w:val="16"/>
+                <w:szCs w:val="16"/>
+              </w:rPr>
+              <w:t xml:space="preserve"/>
+            </w:r>
           </w:p>
         </w:tc>
         <w:tc>
@@ -8526,6 +8711,15 @@
                 <w:szCs w:val="16"/>
               </w:rPr>
             </w:pPr>
+            <w:r>
+              <w:rPr>
+                <w:b/>
+                <w:color w:val="000000"/>
+                <w:sz w:val="16"/>
+                <w:szCs w:val="16"/>
+              </w:rPr>
+              <w:t xml:space="preserve"/>
+            </w:r>
           </w:p>
         </w:tc>
         <w:tc>
@@ -8542,6 +8736,15 @@
                 <w:szCs w:val="16"/>
               </w:rPr>
             </w:pPr>
+            <w:r>
+              <w:rPr>
+                <w:b/>
+                <w:color w:val="000000"/>
+                <w:sz w:val="16"/>
+                <w:szCs w:val="16"/>
+              </w:rPr>
+              <w:t xml:space="preserve"/>
+            </w:r>
           </w:p>
         </w:tc>
         <w:tc>
@@ -8558,6 +8761,15 @@
                 <w:szCs w:val="16"/>
               </w:rPr>
             </w:pPr>
+            <w:r>
+              <w:rPr>
+                <w:b/>
+                <w:color w:val="000000"/>
+                <w:sz w:val="16"/>
+                <w:szCs w:val="16"/>
+              </w:rPr>
+              <w:t xml:space="preserve"/>
+            </w:r>
           </w:p>
         </w:tc>
         <w:tc>
@@ -8574,6 +8786,15 @@
                 <w:szCs w:val="16"/>
               </w:rPr>
             </w:pPr>
+            <w:r>
+              <w:rPr>
+                <w:b/>
+                <w:color w:val="000000"/>
+                <w:sz w:val="16"/>
+                <w:szCs w:val="16"/>
+              </w:rPr>
+              <w:t xml:space="preserve"/>
+            </w:r>
           </w:p>
         </w:tc>
         <w:tc>
@@ -8590,6 +8811,15 @@
                 <w:szCs w:val="16"/>
               </w:rPr>
             </w:pPr>
+            <w:r>
+              <w:rPr>
+                <w:b/>
+                <w:color w:val="000000"/>
+                <w:sz w:val="16"/>
+                <w:szCs w:val="16"/>
+              </w:rPr>
+              <w:t xml:space="preserve"/>
+            </w:r>
           </w:p>
         </w:tc>
         <w:tc>
@@ -8606,6 +8836,15 @@
                 <w:szCs w:val="16"/>
               </w:rPr>
             </w:pPr>
+            <w:r>
+              <w:rPr>
+                <w:b/>
+                <w:color w:val="000000"/>
+                <w:sz w:val="16"/>
+                <w:szCs w:val="16"/>
+              </w:rPr>
+              <w:t xml:space="preserve"/>
+            </w:r>
           </w:p>
         </w:tc>
         <w:tc>
@@ -8622,6 +8861,15 @@
                 <w:szCs w:val="16"/>
               </w:rPr>
             </w:pPr>
+            <w:r>
+              <w:rPr>
+                <w:b/>
+                <w:color w:val="000000"/>
+                <w:sz w:val="16"/>
+                <w:szCs w:val="16"/>
+              </w:rPr>
+              <w:t xml:space="preserve">X</w:t>
+            </w:r>
           </w:p>
         </w:tc>
         <w:tc>
@@ -8645,7 +8893,7 @@
                 <w:sz w:val="16"/>
                 <w:szCs w:val="16"/>
               </w:rPr>
-              <w:t>X</w:t>
+              <w:t xml:space="preserve">X</w:t>
             </w:r>
           </w:p>
         </w:tc>
@@ -8670,7 +8918,7 @@
                 <w:sz w:val="16"/>
                 <w:szCs w:val="16"/>
               </w:rPr>
-              <w:t>X</w:t>
+              <w:t xml:space="preserve"/>
             </w:r>
           </w:p>
         </w:tc>
@@ -8688,6 +8936,15 @@
                 <w:szCs w:val="16"/>
               </w:rPr>
             </w:pPr>
+            <w:r>
+              <w:rPr>
+                <w:b/>
+                <w:color w:val="000000"/>
+                <w:sz w:val="16"/>
+                <w:szCs w:val="16"/>
+              </w:rPr>
+              <w:t xml:space="preserve"/>
+            </w:r>
           </w:p>
         </w:tc>
         <w:tc>
@@ -8704,6 +8961,15 @@
                 <w:szCs w:val="16"/>
               </w:rPr>
             </w:pPr>
+            <w:r>
+              <w:rPr>
+                <w:b/>
+                <w:color w:val="000000"/>
+                <w:sz w:val="16"/>
+                <w:szCs w:val="16"/>
+              </w:rPr>
+              <w:t xml:space="preserve"/>
+            </w:r>
           </w:p>
         </w:tc>
         <w:tc>
@@ -8720,6 +8986,15 @@
                 <w:szCs w:val="16"/>
               </w:rPr>
             </w:pPr>
+            <w:r>
+              <w:rPr>
+                <w:b/>
+                <w:color w:val="000000"/>
+                <w:sz w:val="16"/>
+                <w:szCs w:val="16"/>
+              </w:rPr>
+              <w:t xml:space="preserve"/>
+            </w:r>
           </w:p>
         </w:tc>
         <w:tc>
@@ -8736,6 +9011,15 @@
                 <w:szCs w:val="16"/>
               </w:rPr>
             </w:pPr>
+            <w:r>
+              <w:rPr>
+                <w:b/>
+                <w:color w:val="000000"/>
+                <w:sz w:val="16"/>
+                <w:szCs w:val="16"/>
+              </w:rPr>
+              <w:t xml:space="preserve"/>
+            </w:r>
           </w:p>
         </w:tc>
         <w:tc>
@@ -8753,6 +9037,15 @@
                 <w:szCs w:val="16"/>
               </w:rPr>
             </w:pPr>
+            <w:r>
+              <w:rPr>
+                <w:b/>
+                <w:color w:val="000000"/>
+                <w:sz w:val="16"/>
+                <w:szCs w:val="16"/>
+              </w:rPr>
+              <w:t xml:space="preserve"/>
+            </w:r>
           </w:p>
         </w:tc>
         <w:tc>
@@ -8769,6 +9062,15 @@
                 <w:szCs w:val="16"/>
               </w:rPr>
             </w:pPr>
+            <w:r>
+              <w:rPr>
+                <w:b/>
+                <w:color w:val="000000"/>
+                <w:sz w:val="16"/>
+                <w:szCs w:val="16"/>
+              </w:rPr>
+              <w:t xml:space="preserve"/>
+            </w:r>
           </w:p>
         </w:tc>
         <w:tc>
@@ -8785,6 +9087,15 @@
                 <w:szCs w:val="16"/>
               </w:rPr>
             </w:pPr>
+            <w:r>
+              <w:rPr>
+                <w:b/>
+                <w:color w:val="000000"/>
+                <w:sz w:val="16"/>
+                <w:szCs w:val="16"/>
+              </w:rPr>
+              <w:t xml:space="preserve"/>
+            </w:r>
           </w:p>
         </w:tc>
       </w:tr>
@@ -8816,7 +9127,7 @@
                 <w:sz w:val="16"/>
                 <w:szCs w:val="16"/>
               </w:rPr>
-              <w:t>Sprint 5: gamificación, ranking y misiones</w:t>
+              <w:t xml:space="preserve">S4: retiro, cierre de período y certificados</w:t>
             </w:r>
           </w:p>
         </w:tc>
@@ -8834,6 +9145,15 @@
                 <w:szCs w:val="16"/>
               </w:rPr>
             </w:pPr>
+            <w:r>
+              <w:rPr>
+                <w:b/>
+                <w:color w:val="000000"/>
+                <w:sz w:val="16"/>
+                <w:szCs w:val="16"/>
+              </w:rPr>
+              <w:t xml:space="preserve"/>
+            </w:r>
           </w:p>
         </w:tc>
         <w:tc>
@@ -8850,6 +9170,15 @@
                 <w:szCs w:val="16"/>
               </w:rPr>
             </w:pPr>
+            <w:r>
+              <w:rPr>
+                <w:b/>
+                <w:color w:val="000000"/>
+                <w:sz w:val="16"/>
+                <w:szCs w:val="16"/>
+              </w:rPr>
+              <w:t xml:space="preserve"/>
+            </w:r>
           </w:p>
         </w:tc>
         <w:tc>
@@ -8866,6 +9195,15 @@
                 <w:szCs w:val="16"/>
               </w:rPr>
             </w:pPr>
+            <w:r>
+              <w:rPr>
+                <w:b/>
+                <w:color w:val="000000"/>
+                <w:sz w:val="16"/>
+                <w:szCs w:val="16"/>
+              </w:rPr>
+              <w:t xml:space="preserve"/>
+            </w:r>
           </w:p>
         </w:tc>
         <w:tc>
@@ -8882,6 +9220,15 @@
                 <w:szCs w:val="16"/>
               </w:rPr>
             </w:pPr>
+            <w:r>
+              <w:rPr>
+                <w:b/>
+                <w:color w:val="000000"/>
+                <w:sz w:val="16"/>
+                <w:szCs w:val="16"/>
+              </w:rPr>
+              <w:t xml:space="preserve"/>
+            </w:r>
           </w:p>
         </w:tc>
         <w:tc>
@@ -8898,6 +9245,15 @@
                 <w:szCs w:val="16"/>
               </w:rPr>
             </w:pPr>
+            <w:r>
+              <w:rPr>
+                <w:b/>
+                <w:color w:val="000000"/>
+                <w:sz w:val="16"/>
+                <w:szCs w:val="16"/>
+              </w:rPr>
+              <w:t xml:space="preserve"/>
+            </w:r>
           </w:p>
         </w:tc>
         <w:tc>
@@ -8914,6 +9270,15 @@
                 <w:szCs w:val="16"/>
               </w:rPr>
             </w:pPr>
+            <w:r>
+              <w:rPr>
+                <w:b/>
+                <w:color w:val="000000"/>
+                <w:sz w:val="16"/>
+                <w:szCs w:val="16"/>
+              </w:rPr>
+              <w:t xml:space="preserve"/>
+            </w:r>
           </w:p>
         </w:tc>
         <w:tc>
@@ -8930,6 +9295,15 @@
                 <w:szCs w:val="16"/>
               </w:rPr>
             </w:pPr>
+            <w:r>
+              <w:rPr>
+                <w:b/>
+                <w:color w:val="000000"/>
+                <w:sz w:val="16"/>
+                <w:szCs w:val="16"/>
+              </w:rPr>
+              <w:t xml:space="preserve"/>
+            </w:r>
           </w:p>
         </w:tc>
         <w:tc>
@@ -8946,6 +9320,15 @@
                 <w:szCs w:val="16"/>
               </w:rPr>
             </w:pPr>
+            <w:r>
+              <w:rPr>
+                <w:b/>
+                <w:color w:val="000000"/>
+                <w:sz w:val="16"/>
+                <w:szCs w:val="16"/>
+              </w:rPr>
+              <w:t xml:space="preserve"/>
+            </w:r>
           </w:p>
         </w:tc>
         <w:tc>
@@ -8962,6 +9345,15 @@
                 <w:szCs w:val="16"/>
               </w:rPr>
             </w:pPr>
+            <w:r>
+              <w:rPr>
+                <w:b/>
+                <w:color w:val="000000"/>
+                <w:sz w:val="16"/>
+                <w:szCs w:val="16"/>
+              </w:rPr>
+              <w:t xml:space="preserve"/>
+            </w:r>
           </w:p>
         </w:tc>
         <w:tc>
@@ -8978,6 +9370,15 @@
                 <w:szCs w:val="16"/>
               </w:rPr>
             </w:pPr>
+            <w:r>
+              <w:rPr>
+                <w:b/>
+                <w:color w:val="000000"/>
+                <w:sz w:val="16"/>
+                <w:szCs w:val="16"/>
+              </w:rPr>
+              <w:t xml:space="preserve"/>
+            </w:r>
           </w:p>
         </w:tc>
         <w:tc>
@@ -8994,6 +9395,15 @@
                 <w:szCs w:val="16"/>
               </w:rPr>
             </w:pPr>
+            <w:r>
+              <w:rPr>
+                <w:b/>
+                <w:color w:val="000000"/>
+                <w:sz w:val="16"/>
+                <w:szCs w:val="16"/>
+              </w:rPr>
+              <w:t xml:space="preserve">X</w:t>
+            </w:r>
           </w:p>
         </w:tc>
         <w:tc>
@@ -9017,7 +9427,7 @@
                 <w:sz w:val="16"/>
                 <w:szCs w:val="16"/>
               </w:rPr>
-              <w:t>X</w:t>
+              <w:t xml:space="preserve">X</w:t>
             </w:r>
           </w:p>
         </w:tc>
@@ -9042,7 +9452,7 @@
                 <w:sz w:val="16"/>
                 <w:szCs w:val="16"/>
               </w:rPr>
-              <w:t>X</w:t>
+              <w:t xml:space="preserve"/>
             </w:r>
           </w:p>
         </w:tc>
@@ -9060,6 +9470,15 @@
                 <w:szCs w:val="16"/>
               </w:rPr>
             </w:pPr>
+            <w:r>
+              <w:rPr>
+                <w:b/>
+                <w:color w:val="000000"/>
+                <w:sz w:val="16"/>
+                <w:szCs w:val="16"/>
+              </w:rPr>
+              <w:t xml:space="preserve"/>
+            </w:r>
           </w:p>
         </w:tc>
         <w:tc>
@@ -9076,6 +9495,15 @@
                 <w:szCs w:val="16"/>
               </w:rPr>
             </w:pPr>
+            <w:r>
+              <w:rPr>
+                <w:b/>
+                <w:color w:val="000000"/>
+                <w:sz w:val="16"/>
+                <w:szCs w:val="16"/>
+              </w:rPr>
+              <w:t xml:space="preserve"/>
+            </w:r>
           </w:p>
         </w:tc>
         <w:tc>
@@ -9093,6 +9521,15 @@
                 <w:szCs w:val="16"/>
               </w:rPr>
             </w:pPr>
+            <w:r>
+              <w:rPr>
+                <w:b/>
+                <w:color w:val="000000"/>
+                <w:sz w:val="16"/>
+                <w:szCs w:val="16"/>
+              </w:rPr>
+              <w:t xml:space="preserve"/>
+            </w:r>
           </w:p>
         </w:tc>
         <w:tc>
@@ -9109,6 +9546,15 @@
                 <w:szCs w:val="16"/>
               </w:rPr>
             </w:pPr>
+            <w:r>
+              <w:rPr>
+                <w:b/>
+                <w:color w:val="000000"/>
+                <w:sz w:val="16"/>
+                <w:szCs w:val="16"/>
+              </w:rPr>
+              <w:t xml:space="preserve"/>
+            </w:r>
           </w:p>
         </w:tc>
         <w:tc>
@@ -9125,6 +9571,15 @@
                 <w:szCs w:val="16"/>
               </w:rPr>
             </w:pPr>
+            <w:r>
+              <w:rPr>
+                <w:b/>
+                <w:color w:val="000000"/>
+                <w:sz w:val="16"/>
+                <w:szCs w:val="16"/>
+              </w:rPr>
+              <w:t xml:space="preserve"/>
+            </w:r>
           </w:p>
         </w:tc>
       </w:tr>
@@ -9156,7 +9611,7 @@
                 <w:sz w:val="16"/>
                 <w:szCs w:val="16"/>
               </w:rPr>
-              <w:t>Sprint 6: piloto en entorno real y ajustes</w:t>
+              <w:t xml:space="preserve">S5: gamificación colectiva y ranking</w:t>
             </w:r>
           </w:p>
         </w:tc>
@@ -9174,6 +9629,15 @@
                 <w:szCs w:val="16"/>
               </w:rPr>
             </w:pPr>
+            <w:r>
+              <w:rPr>
+                <w:b/>
+                <w:color w:val="000000"/>
+                <w:sz w:val="16"/>
+                <w:szCs w:val="16"/>
+              </w:rPr>
+              <w:t xml:space="preserve"/>
+            </w:r>
           </w:p>
         </w:tc>
         <w:tc>
@@ -9190,6 +9654,15 @@
                 <w:szCs w:val="16"/>
               </w:rPr>
             </w:pPr>
+            <w:r>
+              <w:rPr>
+                <w:b/>
+                <w:color w:val="000000"/>
+                <w:sz w:val="16"/>
+                <w:szCs w:val="16"/>
+              </w:rPr>
+              <w:t xml:space="preserve"/>
+            </w:r>
           </w:p>
         </w:tc>
         <w:tc>
@@ -9206,6 +9679,15 @@
                 <w:szCs w:val="16"/>
               </w:rPr>
             </w:pPr>
+            <w:r>
+              <w:rPr>
+                <w:b/>
+                <w:color w:val="000000"/>
+                <w:sz w:val="16"/>
+                <w:szCs w:val="16"/>
+              </w:rPr>
+              <w:t xml:space="preserve"/>
+            </w:r>
           </w:p>
         </w:tc>
         <w:tc>
@@ -9222,6 +9704,15 @@
                 <w:szCs w:val="16"/>
               </w:rPr>
             </w:pPr>
+            <w:r>
+              <w:rPr>
+                <w:b/>
+                <w:color w:val="000000"/>
+                <w:sz w:val="16"/>
+                <w:szCs w:val="16"/>
+              </w:rPr>
+              <w:t xml:space="preserve"/>
+            </w:r>
           </w:p>
         </w:tc>
         <w:tc>
@@ -9238,6 +9729,15 @@
                 <w:szCs w:val="16"/>
               </w:rPr>
             </w:pPr>
+            <w:r>
+              <w:rPr>
+                <w:b/>
+                <w:color w:val="000000"/>
+                <w:sz w:val="16"/>
+                <w:szCs w:val="16"/>
+              </w:rPr>
+              <w:t xml:space="preserve"/>
+            </w:r>
           </w:p>
         </w:tc>
         <w:tc>
@@ -9254,6 +9754,15 @@
                 <w:szCs w:val="16"/>
               </w:rPr>
             </w:pPr>
+            <w:r>
+              <w:rPr>
+                <w:b/>
+                <w:color w:val="000000"/>
+                <w:sz w:val="16"/>
+                <w:szCs w:val="16"/>
+              </w:rPr>
+              <w:t xml:space="preserve"/>
+            </w:r>
           </w:p>
         </w:tc>
         <w:tc>
@@ -9270,6 +9779,15 @@
                 <w:szCs w:val="16"/>
               </w:rPr>
             </w:pPr>
+            <w:r>
+              <w:rPr>
+                <w:b/>
+                <w:color w:val="000000"/>
+                <w:sz w:val="16"/>
+                <w:szCs w:val="16"/>
+              </w:rPr>
+              <w:t xml:space="preserve"/>
+            </w:r>
           </w:p>
         </w:tc>
         <w:tc>
@@ -9286,6 +9804,15 @@
                 <w:szCs w:val="16"/>
               </w:rPr>
             </w:pPr>
+            <w:r>
+              <w:rPr>
+                <w:b/>
+                <w:color w:val="000000"/>
+                <w:sz w:val="16"/>
+                <w:szCs w:val="16"/>
+              </w:rPr>
+              <w:t xml:space="preserve"/>
+            </w:r>
           </w:p>
         </w:tc>
         <w:tc>
@@ -9302,6 +9829,15 @@
                 <w:szCs w:val="16"/>
               </w:rPr>
             </w:pPr>
+            <w:r>
+              <w:rPr>
+                <w:b/>
+                <w:color w:val="000000"/>
+                <w:sz w:val="16"/>
+                <w:szCs w:val="16"/>
+              </w:rPr>
+              <w:t xml:space="preserve"/>
+            </w:r>
           </w:p>
         </w:tc>
         <w:tc>
@@ -9318,6 +9854,15 @@
                 <w:szCs w:val="16"/>
               </w:rPr>
             </w:pPr>
+            <w:r>
+              <w:rPr>
+                <w:b/>
+                <w:color w:val="000000"/>
+                <w:sz w:val="16"/>
+                <w:szCs w:val="16"/>
+              </w:rPr>
+              <w:t xml:space="preserve"/>
+            </w:r>
           </w:p>
         </w:tc>
         <w:tc>
@@ -9334,6 +9879,15 @@
                 <w:szCs w:val="16"/>
               </w:rPr>
             </w:pPr>
+            <w:r>
+              <w:rPr>
+                <w:b/>
+                <w:color w:val="000000"/>
+                <w:sz w:val="16"/>
+                <w:szCs w:val="16"/>
+              </w:rPr>
+              <w:t xml:space="preserve"/>
+            </w:r>
           </w:p>
         </w:tc>
         <w:tc>
@@ -9350,6 +9904,15 @@
                 <w:szCs w:val="16"/>
               </w:rPr>
             </w:pPr>
+            <w:r>
+              <w:rPr>
+                <w:b/>
+                <w:color w:val="000000"/>
+                <w:sz w:val="16"/>
+                <w:szCs w:val="16"/>
+              </w:rPr>
+              <w:t xml:space="preserve"/>
+            </w:r>
           </w:p>
         </w:tc>
         <w:tc>
@@ -9366,6 +9929,15 @@
                 <w:szCs w:val="16"/>
               </w:rPr>
             </w:pPr>
+            <w:r>
+              <w:rPr>
+                <w:b/>
+                <w:color w:val="000000"/>
+                <w:sz w:val="16"/>
+                <w:szCs w:val="16"/>
+              </w:rPr>
+              <w:t xml:space="preserve">X</w:t>
+            </w:r>
           </w:p>
         </w:tc>
         <w:tc>
@@ -9389,7 +9961,7 @@
                 <w:sz w:val="16"/>
                 <w:szCs w:val="16"/>
               </w:rPr>
-              <w:t>X</w:t>
+              <w:t xml:space="preserve">X</w:t>
             </w:r>
           </w:p>
         </w:tc>
@@ -9414,7 +9986,7 @@
                 <w:sz w:val="16"/>
                 <w:szCs w:val="16"/>
               </w:rPr>
-              <w:t>X</w:t>
+              <w:t xml:space="preserve"/>
             </w:r>
           </w:p>
         </w:tc>
@@ -9440,7 +10012,7 @@
                 <w:sz w:val="16"/>
                 <w:szCs w:val="16"/>
               </w:rPr>
-              <w:t>X</w:t>
+              <w:t xml:space="preserve"/>
             </w:r>
           </w:p>
         </w:tc>
@@ -9465,7 +10037,7 @@
                 <w:sz w:val="16"/>
                 <w:szCs w:val="16"/>
               </w:rPr>
-              <w:t>X</w:t>
+              <w:t xml:space="preserve"/>
             </w:r>
           </w:p>
         </w:tc>
@@ -9483,6 +10055,15 @@
                 <w:szCs w:val="16"/>
               </w:rPr>
             </w:pPr>
+            <w:r>
+              <w:rPr>
+                <w:b/>
+                <w:color w:val="000000"/>
+                <w:sz w:val="16"/>
+                <w:szCs w:val="16"/>
+              </w:rPr>
+              <w:t xml:space="preserve"/>
+            </w:r>
           </w:p>
         </w:tc>
       </w:tr>
@@ -9514,7 +10095,7 @@
                 <w:sz w:val="16"/>
                 <w:szCs w:val="16"/>
               </w:rPr>
-              <w:t>Documentación y presentación final</w:t>
+              <w:t xml:space="preserve">S6: cierre, ajustes y documentación</w:t>
             </w:r>
           </w:p>
         </w:tc>
@@ -9532,6 +10113,15 @@
                 <w:szCs w:val="16"/>
               </w:rPr>
             </w:pPr>
+            <w:r>
+              <w:rPr>
+                <w:b/>
+                <w:color w:val="000000"/>
+                <w:sz w:val="16"/>
+                <w:szCs w:val="16"/>
+              </w:rPr>
+              <w:t xml:space="preserve"/>
+            </w:r>
           </w:p>
         </w:tc>
         <w:tc>
@@ -9548,6 +10138,15 @@
                 <w:szCs w:val="16"/>
               </w:rPr>
             </w:pPr>
+            <w:r>
+              <w:rPr>
+                <w:b/>
+                <w:color w:val="000000"/>
+                <w:sz w:val="16"/>
+                <w:szCs w:val="16"/>
+              </w:rPr>
+              <w:t xml:space="preserve"/>
+            </w:r>
           </w:p>
         </w:tc>
         <w:tc>
@@ -9564,6 +10163,15 @@
                 <w:szCs w:val="16"/>
               </w:rPr>
             </w:pPr>
+            <w:r>
+              <w:rPr>
+                <w:b/>
+                <w:color w:val="000000"/>
+                <w:sz w:val="16"/>
+                <w:szCs w:val="16"/>
+              </w:rPr>
+              <w:t xml:space="preserve"/>
+            </w:r>
           </w:p>
         </w:tc>
         <w:tc>
@@ -9580,6 +10188,15 @@
                 <w:szCs w:val="16"/>
               </w:rPr>
             </w:pPr>
+            <w:r>
+              <w:rPr>
+                <w:b/>
+                <w:color w:val="000000"/>
+                <w:sz w:val="16"/>
+                <w:szCs w:val="16"/>
+              </w:rPr>
+              <w:t xml:space="preserve"/>
+            </w:r>
           </w:p>
         </w:tc>
         <w:tc>
@@ -9596,6 +10213,15 @@
                 <w:szCs w:val="16"/>
               </w:rPr>
             </w:pPr>
+            <w:r>
+              <w:rPr>
+                <w:b/>
+                <w:color w:val="000000"/>
+                <w:sz w:val="16"/>
+                <w:szCs w:val="16"/>
+              </w:rPr>
+              <w:t xml:space="preserve"/>
+            </w:r>
           </w:p>
         </w:tc>
         <w:tc>
@@ -9612,6 +10238,15 @@
                 <w:szCs w:val="16"/>
               </w:rPr>
             </w:pPr>
+            <w:r>
+              <w:rPr>
+                <w:b/>
+                <w:color w:val="000000"/>
+                <w:sz w:val="16"/>
+                <w:szCs w:val="16"/>
+              </w:rPr>
+              <w:t xml:space="preserve"/>
+            </w:r>
           </w:p>
         </w:tc>
         <w:tc>
@@ -9628,6 +10263,15 @@
                 <w:szCs w:val="16"/>
               </w:rPr>
             </w:pPr>
+            <w:r>
+              <w:rPr>
+                <w:b/>
+                <w:color w:val="000000"/>
+                <w:sz w:val="16"/>
+                <w:szCs w:val="16"/>
+              </w:rPr>
+              <w:t xml:space="preserve"/>
+            </w:r>
           </w:p>
         </w:tc>
         <w:tc>
@@ -9644,6 +10288,15 @@
                 <w:szCs w:val="16"/>
               </w:rPr>
             </w:pPr>
+            <w:r>
+              <w:rPr>
+                <w:b/>
+                <w:color w:val="000000"/>
+                <w:sz w:val="16"/>
+                <w:szCs w:val="16"/>
+              </w:rPr>
+              <w:t xml:space="preserve"/>
+            </w:r>
           </w:p>
         </w:tc>
         <w:tc>
@@ -9660,6 +10313,15 @@
                 <w:szCs w:val="16"/>
               </w:rPr>
             </w:pPr>
+            <w:r>
+              <w:rPr>
+                <w:b/>
+                <w:color w:val="000000"/>
+                <w:sz w:val="16"/>
+                <w:szCs w:val="16"/>
+              </w:rPr>
+              <w:t xml:space="preserve"/>
+            </w:r>
           </w:p>
         </w:tc>
         <w:tc>
@@ -9676,6 +10338,15 @@
                 <w:szCs w:val="16"/>
               </w:rPr>
             </w:pPr>
+            <w:r>
+              <w:rPr>
+                <w:b/>
+                <w:color w:val="000000"/>
+                <w:sz w:val="16"/>
+                <w:szCs w:val="16"/>
+              </w:rPr>
+              <w:t xml:space="preserve"/>
+            </w:r>
           </w:p>
         </w:tc>
         <w:tc>
@@ -9692,6 +10363,15 @@
                 <w:szCs w:val="16"/>
               </w:rPr>
             </w:pPr>
+            <w:r>
+              <w:rPr>
+                <w:b/>
+                <w:color w:val="000000"/>
+                <w:sz w:val="16"/>
+                <w:szCs w:val="16"/>
+              </w:rPr>
+              <w:t xml:space="preserve"/>
+            </w:r>
           </w:p>
         </w:tc>
         <w:tc>
@@ -9708,6 +10388,15 @@
                 <w:szCs w:val="16"/>
               </w:rPr>
             </w:pPr>
+            <w:r>
+              <w:rPr>
+                <w:b/>
+                <w:color w:val="000000"/>
+                <w:sz w:val="16"/>
+                <w:szCs w:val="16"/>
+              </w:rPr>
+              <w:t xml:space="preserve"/>
+            </w:r>
           </w:p>
         </w:tc>
         <w:tc>
@@ -9724,6 +10413,15 @@
                 <w:szCs w:val="16"/>
               </w:rPr>
             </w:pPr>
+            <w:r>
+              <w:rPr>
+                <w:b/>
+                <w:color w:val="000000"/>
+                <w:sz w:val="16"/>
+                <w:szCs w:val="16"/>
+              </w:rPr>
+              <w:t xml:space="preserve"/>
+            </w:r>
           </w:p>
         </w:tc>
         <w:tc>
@@ -9740,6 +10438,15 @@
                 <w:szCs w:val="16"/>
               </w:rPr>
             </w:pPr>
+            <w:r>
+              <w:rPr>
+                <w:b/>
+                <w:color w:val="000000"/>
+                <w:sz w:val="16"/>
+                <w:szCs w:val="16"/>
+              </w:rPr>
+              <w:t xml:space="preserve"/>
+            </w:r>
           </w:p>
         </w:tc>
         <w:tc>
@@ -9756,6 +10463,15 @@
                 <w:szCs w:val="16"/>
               </w:rPr>
             </w:pPr>
+            <w:r>
+              <w:rPr>
+                <w:b/>
+                <w:color w:val="000000"/>
+                <w:sz w:val="16"/>
+                <w:szCs w:val="16"/>
+              </w:rPr>
+              <w:t xml:space="preserve">X</w:t>
+            </w:r>
           </w:p>
         </w:tc>
         <w:tc>
@@ -9773,6 +10489,15 @@
                 <w:szCs w:val="16"/>
               </w:rPr>
             </w:pPr>
+            <w:r>
+              <w:rPr>
+                <w:b/>
+                <w:color w:val="000000"/>
+                <w:sz w:val="16"/>
+                <w:szCs w:val="16"/>
+              </w:rPr>
+              <w:t xml:space="preserve">X</w:t>
+            </w:r>
           </w:p>
         </w:tc>
         <w:tc>
@@ -9796,7 +10521,7 @@
                 <w:sz w:val="16"/>
                 <w:szCs w:val="16"/>
               </w:rPr>
-              <w:t>X</w:t>
+              <w:t xml:space="preserve"/>
             </w:r>
           </w:p>
         </w:tc>
@@ -9821,7 +10546,975 @@
                 <w:sz w:val="16"/>
                 <w:szCs w:val="16"/>
               </w:rPr>
-              <w:t>X</w:t>
+              <w:t xml:space="preserve"/>
+            </w:r>
+          </w:p>
+        </w:tc>
+      </w:tr>
+      <w:tr>
+        <w:trPr>
+          <w:gridAfter w:val="1"/>
+          <w:wAfter w:w="10" w:type="dxa"/>
+          <w:trHeight w:val="294"/>
+        </w:trPr>
+        <w:tc>
+          <w:tcPr>
+            <w:tcW w:w="1351" w:type="dxa"/>
+            <w:hideMark/>
+          </w:tcPr>
+          <w:p>
+            <w:pPr>
+              <w:spacing w:line="360" w:lineRule="auto"/>
+              <w:jc w:val="both"/>
+              <w:rPr>
+                <w:b/>
+                <w:sz w:val="16"/>
+                <w:szCs w:val="16"/>
+              </w:rPr>
+            </w:pPr>
+            <w:r>
+              <w:rPr>
+                <w:b/>
+                <w:color w:val="000000"/>
+                <w:sz w:val="16"/>
+                <w:szCs w:val="16"/>
+              </w:rPr>
+              <w:t xml:space="preserve">Piloto en condominio (6 semanas)</w:t>
+            </w:r>
+          </w:p>
+        </w:tc>
+        <w:tc>
+          <w:tcPr>
+            <w:tcW w:w="536" w:type="dxa"/>
+          </w:tcPr>
+          <w:p>
+            <w:pPr>
+              <w:spacing w:line="360" w:lineRule="auto"/>
+              <w:jc w:val="center"/>
+              <w:rPr>
+                <w:b/>
+                <w:sz w:val="16"/>
+                <w:szCs w:val="16"/>
+              </w:rPr>
+            </w:pPr>
+            <w:r>
+              <w:rPr>
+                <w:b/>
+                <w:color w:val="000000"/>
+                <w:sz w:val="16"/>
+                <w:szCs w:val="16"/>
+              </w:rPr>
+              <w:t xml:space="preserve"/>
+            </w:r>
+          </w:p>
+        </w:tc>
+        <w:tc>
+          <w:tcPr>
+            <w:tcW w:w="522" w:type="dxa"/>
+          </w:tcPr>
+          <w:p>
+            <w:pPr>
+              <w:spacing w:line="360" w:lineRule="auto"/>
+              <w:jc w:val="center"/>
+              <w:rPr>
+                <w:b/>
+                <w:sz w:val="16"/>
+                <w:szCs w:val="16"/>
+              </w:rPr>
+            </w:pPr>
+            <w:r>
+              <w:rPr>
+                <w:b/>
+                <w:color w:val="000000"/>
+                <w:sz w:val="16"/>
+                <w:szCs w:val="16"/>
+              </w:rPr>
+              <w:t xml:space="preserve"/>
+            </w:r>
+          </w:p>
+        </w:tc>
+        <w:tc>
+          <w:tcPr>
+            <w:tcW w:w="523" w:type="dxa"/>
+          </w:tcPr>
+          <w:p>
+            <w:pPr>
+              <w:spacing w:line="360" w:lineRule="auto"/>
+              <w:jc w:val="center"/>
+              <w:rPr>
+                <w:b/>
+                <w:sz w:val="16"/>
+                <w:szCs w:val="16"/>
+              </w:rPr>
+            </w:pPr>
+            <w:r>
+              <w:rPr>
+                <w:b/>
+                <w:color w:val="000000"/>
+                <w:sz w:val="16"/>
+                <w:szCs w:val="16"/>
+              </w:rPr>
+              <w:t xml:space="preserve"/>
+            </w:r>
+          </w:p>
+        </w:tc>
+        <w:tc>
+          <w:tcPr>
+            <w:tcW w:w="526" w:type="dxa"/>
+          </w:tcPr>
+          <w:p>
+            <w:pPr>
+              <w:spacing w:line="360" w:lineRule="auto"/>
+              <w:jc w:val="center"/>
+              <w:rPr>
+                <w:b/>
+                <w:sz w:val="16"/>
+                <w:szCs w:val="16"/>
+              </w:rPr>
+            </w:pPr>
+            <w:r>
+              <w:rPr>
+                <w:b/>
+                <w:color w:val="000000"/>
+                <w:sz w:val="16"/>
+                <w:szCs w:val="16"/>
+              </w:rPr>
+              <w:t xml:space="preserve"/>
+            </w:r>
+          </w:p>
+        </w:tc>
+        <w:tc>
+          <w:tcPr>
+            <w:tcW w:w="523" w:type="dxa"/>
+          </w:tcPr>
+          <w:p>
+            <w:pPr>
+              <w:spacing w:line="360" w:lineRule="auto"/>
+              <w:jc w:val="center"/>
+              <w:rPr>
+                <w:b/>
+                <w:sz w:val="16"/>
+                <w:szCs w:val="16"/>
+              </w:rPr>
+            </w:pPr>
+            <w:r>
+              <w:rPr>
+                <w:b/>
+                <w:color w:val="000000"/>
+                <w:sz w:val="16"/>
+                <w:szCs w:val="16"/>
+              </w:rPr>
+              <w:t xml:space="preserve"/>
+            </w:r>
+          </w:p>
+        </w:tc>
+        <w:tc>
+          <w:tcPr>
+            <w:tcW w:w="523" w:type="dxa"/>
+          </w:tcPr>
+          <w:p>
+            <w:pPr>
+              <w:spacing w:line="360" w:lineRule="auto"/>
+              <w:jc w:val="center"/>
+              <w:rPr>
+                <w:b/>
+                <w:sz w:val="16"/>
+                <w:szCs w:val="16"/>
+              </w:rPr>
+            </w:pPr>
+            <w:r>
+              <w:rPr>
+                <w:b/>
+                <w:color w:val="000000"/>
+                <w:sz w:val="16"/>
+                <w:szCs w:val="16"/>
+              </w:rPr>
+              <w:t xml:space="preserve"/>
+            </w:r>
+          </w:p>
+        </w:tc>
+        <w:tc>
+          <w:tcPr>
+            <w:tcW w:w="523" w:type="dxa"/>
+          </w:tcPr>
+          <w:p>
+            <w:pPr>
+              <w:spacing w:line="360" w:lineRule="auto"/>
+              <w:jc w:val="center"/>
+              <w:rPr>
+                <w:b/>
+                <w:sz w:val="16"/>
+                <w:szCs w:val="16"/>
+              </w:rPr>
+            </w:pPr>
+            <w:r>
+              <w:rPr>
+                <w:b/>
+                <w:color w:val="000000"/>
+                <w:sz w:val="16"/>
+                <w:szCs w:val="16"/>
+              </w:rPr>
+              <w:t xml:space="preserve"/>
+            </w:r>
+          </w:p>
+        </w:tc>
+        <w:tc>
+          <w:tcPr>
+            <w:tcW w:w="523" w:type="dxa"/>
+          </w:tcPr>
+          <w:p>
+            <w:pPr>
+              <w:spacing w:line="360" w:lineRule="auto"/>
+              <w:jc w:val="center"/>
+              <w:rPr>
+                <w:b/>
+                <w:sz w:val="16"/>
+                <w:szCs w:val="16"/>
+              </w:rPr>
+            </w:pPr>
+            <w:r>
+              <w:rPr>
+                <w:b/>
+                <w:color w:val="000000"/>
+                <w:sz w:val="16"/>
+                <w:szCs w:val="16"/>
+              </w:rPr>
+              <w:t xml:space="preserve"/>
+            </w:r>
+          </w:p>
+        </w:tc>
+        <w:tc>
+          <w:tcPr>
+            <w:tcW w:w="523" w:type="dxa"/>
+          </w:tcPr>
+          <w:p>
+            <w:pPr>
+              <w:spacing w:line="360" w:lineRule="auto"/>
+              <w:jc w:val="center"/>
+              <w:rPr>
+                <w:b/>
+                <w:sz w:val="16"/>
+                <w:szCs w:val="16"/>
+              </w:rPr>
+            </w:pPr>
+            <w:r>
+              <w:rPr>
+                <w:b/>
+                <w:color w:val="000000"/>
+                <w:sz w:val="16"/>
+                <w:szCs w:val="16"/>
+              </w:rPr>
+              <w:t xml:space="preserve"/>
+            </w:r>
+          </w:p>
+        </w:tc>
+        <w:tc>
+          <w:tcPr>
+            <w:tcW w:w="523" w:type="dxa"/>
+          </w:tcPr>
+          <w:p>
+            <w:pPr>
+              <w:spacing w:line="360" w:lineRule="auto"/>
+              <w:jc w:val="center"/>
+              <w:rPr>
+                <w:b/>
+                <w:sz w:val="16"/>
+                <w:szCs w:val="16"/>
+              </w:rPr>
+            </w:pPr>
+            <w:r>
+              <w:rPr>
+                <w:b/>
+                <w:color w:val="000000"/>
+                <w:sz w:val="16"/>
+                <w:szCs w:val="16"/>
+              </w:rPr>
+              <w:t xml:space="preserve"/>
+            </w:r>
+          </w:p>
+        </w:tc>
+        <w:tc>
+          <w:tcPr>
+            <w:tcW w:w="523" w:type="dxa"/>
+          </w:tcPr>
+          <w:p>
+            <w:pPr>
+              <w:spacing w:line="360" w:lineRule="auto"/>
+              <w:jc w:val="center"/>
+              <w:rPr>
+                <w:b/>
+                <w:sz w:val="16"/>
+                <w:szCs w:val="16"/>
+              </w:rPr>
+            </w:pPr>
+            <w:r>
+              <w:rPr>
+                <w:b/>
+                <w:color w:val="000000"/>
+                <w:sz w:val="16"/>
+                <w:szCs w:val="16"/>
+              </w:rPr>
+              <w:t xml:space="preserve">X</w:t>
+            </w:r>
+          </w:p>
+        </w:tc>
+        <w:tc>
+          <w:tcPr>
+            <w:tcW w:w="523" w:type="dxa"/>
+          </w:tcPr>
+          <w:p>
+            <w:pPr>
+              <w:spacing w:line="360" w:lineRule="auto"/>
+              <w:jc w:val="center"/>
+              <w:rPr>
+                <w:b/>
+                <w:sz w:val="16"/>
+                <w:szCs w:val="16"/>
+              </w:rPr>
+            </w:pPr>
+            <w:r>
+              <w:rPr>
+                <w:b/>
+                <w:color w:val="000000"/>
+                <w:sz w:val="16"/>
+                <w:szCs w:val="16"/>
+              </w:rPr>
+              <w:t xml:space="preserve">X</w:t>
+            </w:r>
+          </w:p>
+        </w:tc>
+        <w:tc>
+          <w:tcPr>
+            <w:tcW w:w="525" w:type="dxa"/>
+          </w:tcPr>
+          <w:p>
+            <w:pPr>
+              <w:spacing w:line="360" w:lineRule="auto"/>
+              <w:jc w:val="center"/>
+              <w:rPr>
+                <w:b/>
+                <w:sz w:val="16"/>
+                <w:szCs w:val="16"/>
+              </w:rPr>
+            </w:pPr>
+            <w:r>
+              <w:rPr>
+                <w:b/>
+                <w:color w:val="000000"/>
+                <w:sz w:val="16"/>
+                <w:szCs w:val="16"/>
+              </w:rPr>
+              <w:t xml:space="preserve">X</w:t>
+            </w:r>
+          </w:p>
+        </w:tc>
+        <w:tc>
+          <w:tcPr>
+            <w:tcW w:w="525" w:type="dxa"/>
+          </w:tcPr>
+          <w:p>
+            <w:pPr>
+              <w:spacing w:line="360" w:lineRule="auto"/>
+              <w:jc w:val="center"/>
+              <w:rPr>
+                <w:b/>
+                <w:sz w:val="16"/>
+                <w:szCs w:val="16"/>
+              </w:rPr>
+            </w:pPr>
+            <w:r>
+              <w:rPr>
+                <w:b/>
+                <w:color w:val="000000"/>
+                <w:sz w:val="16"/>
+                <w:szCs w:val="16"/>
+              </w:rPr>
+              <w:t xml:space="preserve">X</w:t>
+            </w:r>
+          </w:p>
+        </w:tc>
+        <w:tc>
+          <w:tcPr>
+            <w:tcW w:w="525" w:type="dxa"/>
+          </w:tcPr>
+          <w:p>
+            <w:pPr>
+              <w:spacing w:line="360" w:lineRule="auto"/>
+              <w:jc w:val="center"/>
+              <w:rPr>
+                <w:b/>
+                <w:sz w:val="16"/>
+                <w:szCs w:val="16"/>
+              </w:rPr>
+            </w:pPr>
+            <w:r>
+              <w:rPr>
+                <w:b/>
+                <w:color w:val="000000"/>
+                <w:sz w:val="16"/>
+                <w:szCs w:val="16"/>
+              </w:rPr>
+              <w:t xml:space="preserve">X</w:t>
+            </w:r>
+          </w:p>
+        </w:tc>
+        <w:tc>
+          <w:tcPr>
+            <w:tcW w:w="525" w:type="dxa"/>
+            <w:gridSpan w:val="2"/>
+          </w:tcPr>
+          <w:p>
+            <w:pPr>
+              <w:spacing w:line="360" w:lineRule="auto"/>
+              <w:jc w:val="center"/>
+              <w:rPr>
+                <w:b/>
+                <w:sz w:val="16"/>
+                <w:szCs w:val="16"/>
+              </w:rPr>
+            </w:pPr>
+            <w:r>
+              <w:rPr>
+                <w:b/>
+                <w:color w:val="000000"/>
+                <w:sz w:val="16"/>
+                <w:szCs w:val="16"/>
+              </w:rPr>
+              <w:t xml:space="preserve">X</w:t>
+            </w:r>
+          </w:p>
+        </w:tc>
+        <w:tc>
+          <w:tcPr>
+            <w:tcW w:w="525" w:type="dxa"/>
+          </w:tcPr>
+          <w:p>
+            <w:pPr>
+              <w:spacing w:line="360" w:lineRule="auto"/>
+              <w:jc w:val="center"/>
+              <w:rPr>
+                <w:b/>
+                <w:sz w:val="16"/>
+                <w:szCs w:val="16"/>
+              </w:rPr>
+            </w:pPr>
+            <w:r>
+              <w:rPr>
+                <w:b/>
+                <w:color w:val="000000"/>
+                <w:sz w:val="16"/>
+                <w:szCs w:val="16"/>
+              </w:rPr>
+              <w:t xml:space="preserve"/>
+            </w:r>
+          </w:p>
+        </w:tc>
+        <w:tc>
+          <w:tcPr>
+            <w:tcW w:w="525" w:type="dxa"/>
+          </w:tcPr>
+          <w:p>
+            <w:pPr>
+              <w:spacing w:line="360" w:lineRule="auto"/>
+              <w:jc w:val="center"/>
+              <w:rPr>
+                <w:b/>
+                <w:sz w:val="16"/>
+                <w:szCs w:val="16"/>
+              </w:rPr>
+            </w:pPr>
+            <w:r>
+              <w:rPr>
+                <w:b/>
+                <w:color w:val="000000"/>
+                <w:sz w:val="16"/>
+                <w:szCs w:val="16"/>
+              </w:rPr>
+              <w:t xml:space="preserve"/>
+            </w:r>
+          </w:p>
+        </w:tc>
+      </w:tr>
+      <w:tr>
+        <w:trPr>
+          <w:gridAfter w:val="1"/>
+          <w:wAfter w:w="10" w:type="dxa"/>
+          <w:trHeight w:val="294"/>
+        </w:trPr>
+        <w:tc>
+          <w:tcPr>
+            <w:tcW w:w="1351" w:type="dxa"/>
+            <w:hideMark/>
+          </w:tcPr>
+          <w:p>
+            <w:pPr>
+              <w:spacing w:line="360" w:lineRule="auto"/>
+              <w:jc w:val="both"/>
+              <w:rPr>
+                <w:b/>
+                <w:sz w:val="16"/>
+                <w:szCs w:val="16"/>
+              </w:rPr>
+            </w:pPr>
+            <w:r>
+              <w:rPr>
+                <w:b/>
+                <w:color w:val="000000"/>
+                <w:sz w:val="16"/>
+                <w:szCs w:val="16"/>
+              </w:rPr>
+              <w:t xml:space="preserve">Documentación y presentación final</w:t>
+            </w:r>
+          </w:p>
+        </w:tc>
+        <w:tc>
+          <w:tcPr>
+            <w:tcW w:w="536" w:type="dxa"/>
+          </w:tcPr>
+          <w:p>
+            <w:pPr>
+              <w:spacing w:line="360" w:lineRule="auto"/>
+              <w:jc w:val="center"/>
+              <w:rPr>
+                <w:b/>
+                <w:sz w:val="16"/>
+                <w:szCs w:val="16"/>
+              </w:rPr>
+            </w:pPr>
+            <w:r>
+              <w:rPr>
+                <w:b/>
+                <w:color w:val="000000"/>
+                <w:sz w:val="16"/>
+                <w:szCs w:val="16"/>
+              </w:rPr>
+              <w:t xml:space="preserve"/>
+            </w:r>
+          </w:p>
+        </w:tc>
+        <w:tc>
+          <w:tcPr>
+            <w:tcW w:w="522" w:type="dxa"/>
+          </w:tcPr>
+          <w:p>
+            <w:pPr>
+              <w:spacing w:line="360" w:lineRule="auto"/>
+              <w:jc w:val="center"/>
+              <w:rPr>
+                <w:b/>
+                <w:sz w:val="16"/>
+                <w:szCs w:val="16"/>
+              </w:rPr>
+            </w:pPr>
+            <w:r>
+              <w:rPr>
+                <w:b/>
+                <w:color w:val="000000"/>
+                <w:sz w:val="16"/>
+                <w:szCs w:val="16"/>
+              </w:rPr>
+              <w:t xml:space="preserve"/>
+            </w:r>
+          </w:p>
+        </w:tc>
+        <w:tc>
+          <w:tcPr>
+            <w:tcW w:w="523" w:type="dxa"/>
+          </w:tcPr>
+          <w:p>
+            <w:pPr>
+              <w:spacing w:line="360" w:lineRule="auto"/>
+              <w:jc w:val="center"/>
+              <w:rPr>
+                <w:b/>
+                <w:sz w:val="16"/>
+                <w:szCs w:val="16"/>
+              </w:rPr>
+            </w:pPr>
+            <w:r>
+              <w:rPr>
+                <w:b/>
+                <w:color w:val="000000"/>
+                <w:sz w:val="16"/>
+                <w:szCs w:val="16"/>
+              </w:rPr>
+              <w:t xml:space="preserve"/>
+            </w:r>
+          </w:p>
+        </w:tc>
+        <w:tc>
+          <w:tcPr>
+            <w:tcW w:w="526" w:type="dxa"/>
+          </w:tcPr>
+          <w:p>
+            <w:pPr>
+              <w:spacing w:line="360" w:lineRule="auto"/>
+              <w:jc w:val="center"/>
+              <w:rPr>
+                <w:b/>
+                <w:sz w:val="16"/>
+                <w:szCs w:val="16"/>
+              </w:rPr>
+            </w:pPr>
+            <w:r>
+              <w:rPr>
+                <w:b/>
+                <w:color w:val="000000"/>
+                <w:sz w:val="16"/>
+                <w:szCs w:val="16"/>
+              </w:rPr>
+              <w:t xml:space="preserve"/>
+            </w:r>
+          </w:p>
+        </w:tc>
+        <w:tc>
+          <w:tcPr>
+            <w:tcW w:w="523" w:type="dxa"/>
+          </w:tcPr>
+          <w:p>
+            <w:pPr>
+              <w:spacing w:line="360" w:lineRule="auto"/>
+              <w:jc w:val="center"/>
+              <w:rPr>
+                <w:b/>
+                <w:sz w:val="16"/>
+                <w:szCs w:val="16"/>
+              </w:rPr>
+            </w:pPr>
+            <w:r>
+              <w:rPr>
+                <w:b/>
+                <w:color w:val="000000"/>
+                <w:sz w:val="16"/>
+                <w:szCs w:val="16"/>
+              </w:rPr>
+              <w:t xml:space="preserve"/>
+            </w:r>
+          </w:p>
+        </w:tc>
+        <w:tc>
+          <w:tcPr>
+            <w:tcW w:w="523" w:type="dxa"/>
+          </w:tcPr>
+          <w:p>
+            <w:pPr>
+              <w:spacing w:line="360" w:lineRule="auto"/>
+              <w:jc w:val="center"/>
+              <w:rPr>
+                <w:b/>
+                <w:sz w:val="16"/>
+                <w:szCs w:val="16"/>
+              </w:rPr>
+            </w:pPr>
+            <w:r>
+              <w:rPr>
+                <w:b/>
+                <w:color w:val="000000"/>
+                <w:sz w:val="16"/>
+                <w:szCs w:val="16"/>
+              </w:rPr>
+              <w:t xml:space="preserve"/>
+            </w:r>
+          </w:p>
+        </w:tc>
+        <w:tc>
+          <w:tcPr>
+            <w:tcW w:w="523" w:type="dxa"/>
+          </w:tcPr>
+          <w:p>
+            <w:pPr>
+              <w:spacing w:line="360" w:lineRule="auto"/>
+              <w:jc w:val="center"/>
+              <w:rPr>
+                <w:b/>
+                <w:sz w:val="16"/>
+                <w:szCs w:val="16"/>
+              </w:rPr>
+            </w:pPr>
+            <w:r>
+              <w:rPr>
+                <w:b/>
+                <w:color w:val="000000"/>
+                <w:sz w:val="16"/>
+                <w:szCs w:val="16"/>
+              </w:rPr>
+              <w:t xml:space="preserve"/>
+            </w:r>
+          </w:p>
+        </w:tc>
+        <w:tc>
+          <w:tcPr>
+            <w:tcW w:w="523" w:type="dxa"/>
+          </w:tcPr>
+          <w:p>
+            <w:pPr>
+              <w:spacing w:line="360" w:lineRule="auto"/>
+              <w:jc w:val="center"/>
+              <w:rPr>
+                <w:b/>
+                <w:sz w:val="16"/>
+                <w:szCs w:val="16"/>
+              </w:rPr>
+            </w:pPr>
+            <w:r>
+              <w:rPr>
+                <w:b/>
+                <w:color w:val="000000"/>
+                <w:sz w:val="16"/>
+                <w:szCs w:val="16"/>
+              </w:rPr>
+              <w:t xml:space="preserve"/>
+            </w:r>
+          </w:p>
+        </w:tc>
+        <w:tc>
+          <w:tcPr>
+            <w:tcW w:w="523" w:type="dxa"/>
+          </w:tcPr>
+          <w:p>
+            <w:pPr>
+              <w:spacing w:line="360" w:lineRule="auto"/>
+              <w:jc w:val="center"/>
+              <w:rPr>
+                <w:b/>
+                <w:sz w:val="16"/>
+                <w:szCs w:val="16"/>
+              </w:rPr>
+            </w:pPr>
+            <w:r>
+              <w:rPr>
+                <w:b/>
+                <w:color w:val="000000"/>
+                <w:sz w:val="16"/>
+                <w:szCs w:val="16"/>
+              </w:rPr>
+              <w:t xml:space="preserve"/>
+            </w:r>
+          </w:p>
+        </w:tc>
+        <w:tc>
+          <w:tcPr>
+            <w:tcW w:w="523" w:type="dxa"/>
+          </w:tcPr>
+          <w:p>
+            <w:pPr>
+              <w:spacing w:line="360" w:lineRule="auto"/>
+              <w:jc w:val="center"/>
+              <w:rPr>
+                <w:b/>
+                <w:sz w:val="16"/>
+                <w:szCs w:val="16"/>
+              </w:rPr>
+            </w:pPr>
+            <w:r>
+              <w:rPr>
+                <w:b/>
+                <w:color w:val="000000"/>
+                <w:sz w:val="16"/>
+                <w:szCs w:val="16"/>
+              </w:rPr>
+              <w:t xml:space="preserve"/>
+            </w:r>
+          </w:p>
+        </w:tc>
+        <w:tc>
+          <w:tcPr>
+            <w:tcW w:w="523" w:type="dxa"/>
+          </w:tcPr>
+          <w:p>
+            <w:pPr>
+              <w:spacing w:line="360" w:lineRule="auto"/>
+              <w:jc w:val="center"/>
+              <w:rPr>
+                <w:b/>
+                <w:sz w:val="16"/>
+                <w:szCs w:val="16"/>
+              </w:rPr>
+            </w:pPr>
+            <w:r>
+              <w:rPr>
+                <w:b/>
+                <w:color w:val="000000"/>
+                <w:sz w:val="16"/>
+                <w:szCs w:val="16"/>
+              </w:rPr>
+              <w:t xml:space="preserve"/>
+            </w:r>
+          </w:p>
+        </w:tc>
+        <w:tc>
+          <w:tcPr>
+            <w:tcW w:w="523" w:type="dxa"/>
+          </w:tcPr>
+          <w:p>
+            <w:pPr>
+              <w:spacing w:line="360" w:lineRule="auto"/>
+              <w:jc w:val="center"/>
+              <w:rPr>
+                <w:b/>
+                <w:sz w:val="16"/>
+                <w:szCs w:val="16"/>
+              </w:rPr>
+            </w:pPr>
+            <w:r>
+              <w:rPr>
+                <w:b/>
+                <w:color w:val="000000"/>
+                <w:sz w:val="16"/>
+                <w:szCs w:val="16"/>
+              </w:rPr>
+              <w:t xml:space="preserve"/>
+            </w:r>
+          </w:p>
+        </w:tc>
+        <w:tc>
+          <w:tcPr>
+            <w:tcW w:w="525" w:type="dxa"/>
+          </w:tcPr>
+          <w:p>
+            <w:pPr>
+              <w:spacing w:line="360" w:lineRule="auto"/>
+              <w:jc w:val="center"/>
+              <w:rPr>
+                <w:b/>
+                <w:sz w:val="16"/>
+                <w:szCs w:val="16"/>
+              </w:rPr>
+            </w:pPr>
+            <w:r>
+              <w:rPr>
+                <w:b/>
+                <w:color w:val="000000"/>
+                <w:sz w:val="16"/>
+                <w:szCs w:val="16"/>
+              </w:rPr>
+              <w:t xml:space="preserve"/>
+            </w:r>
+          </w:p>
+        </w:tc>
+        <w:tc>
+          <w:tcPr>
+            <w:tcW w:w="525" w:type="dxa"/>
+          </w:tcPr>
+          <w:p>
+            <w:pPr>
+              <w:spacing w:line="360" w:lineRule="auto"/>
+              <w:jc w:val="center"/>
+              <w:rPr>
+                <w:b/>
+                <w:sz w:val="16"/>
+                <w:szCs w:val="16"/>
+              </w:rPr>
+            </w:pPr>
+            <w:r>
+              <w:rPr>
+                <w:b/>
+                <w:color w:val="000000"/>
+                <w:sz w:val="16"/>
+                <w:szCs w:val="16"/>
+              </w:rPr>
+              <w:t xml:space="preserve"/>
+            </w:r>
+          </w:p>
+        </w:tc>
+        <w:tc>
+          <w:tcPr>
+            <w:tcW w:w="525" w:type="dxa"/>
+          </w:tcPr>
+          <w:p>
+            <w:pPr>
+              <w:spacing w:line="360" w:lineRule="auto"/>
+              <w:jc w:val="center"/>
+              <w:rPr>
+                <w:b/>
+                <w:sz w:val="16"/>
+                <w:szCs w:val="16"/>
+              </w:rPr>
+            </w:pPr>
+            <w:r>
+              <w:rPr>
+                <w:b/>
+                <w:color w:val="000000"/>
+                <w:sz w:val="16"/>
+                <w:szCs w:val="16"/>
+              </w:rPr>
+              <w:t xml:space="preserve"/>
+            </w:r>
+          </w:p>
+        </w:tc>
+        <w:tc>
+          <w:tcPr>
+            <w:tcW w:w="525" w:type="dxa"/>
+            <w:gridSpan w:val="2"/>
+          </w:tcPr>
+          <w:p>
+            <w:pPr>
+              <w:spacing w:line="360" w:lineRule="auto"/>
+              <w:jc w:val="center"/>
+              <w:rPr>
+                <w:b/>
+                <w:sz w:val="16"/>
+                <w:szCs w:val="16"/>
+              </w:rPr>
+            </w:pPr>
+            <w:r>
+              <w:rPr>
+                <w:b/>
+                <w:color w:val="000000"/>
+                <w:sz w:val="16"/>
+                <w:szCs w:val="16"/>
+              </w:rPr>
+              <w:t xml:space="preserve"/>
+            </w:r>
+          </w:p>
+        </w:tc>
+        <w:tc>
+          <w:tcPr>
+            <w:tcW w:w="525" w:type="dxa"/>
+          </w:tcPr>
+          <w:p>
+            <w:pPr>
+              <w:spacing w:line="360" w:lineRule="auto"/>
+              <w:jc w:val="center"/>
+              <w:rPr>
+                <w:b/>
+                <w:sz w:val="16"/>
+                <w:szCs w:val="16"/>
+              </w:rPr>
+            </w:pPr>
+            <w:r>
+              <w:rPr>
+                <w:b/>
+                <w:color w:val="000000"/>
+                <w:sz w:val="16"/>
+                <w:szCs w:val="16"/>
+              </w:rPr>
+              <w:t xml:space="preserve">X</w:t>
+            </w:r>
+          </w:p>
+        </w:tc>
+        <w:tc>
+          <w:tcPr>
+            <w:tcW w:w="525" w:type="dxa"/>
+          </w:tcPr>
+          <w:p>
+            <w:pPr>
+              <w:spacing w:line="360" w:lineRule="auto"/>
+              <w:jc w:val="center"/>
+              <w:rPr>
+                <w:b/>
+                <w:sz w:val="16"/>
+                <w:szCs w:val="16"/>
+              </w:rPr>
+            </w:pPr>
+            <w:r>
+              <w:rPr>
+                <w:b/>
+                <w:color w:val="000000"/>
+                <w:sz w:val="16"/>
+                <w:szCs w:val="16"/>
+              </w:rPr>
+              <w:t xml:space="preserve">X</w:t>
             </w:r>
           </w:p>
         </w:tc>
@@ -9859,98 +11552,9 @@
       </w:pPr>
       <w:r>
         <w:rPr>
-          <w:rFonts w:ascii="Arial" w:hAnsi="Arial"/>
           <w:color w:val="000000"/>
         </w:rPr>
-        <w:t xml:space="preserve">Resumen. </w:t>
-      </w:r>
-      <w:proofErr w:type="spellStart"/>
-      <w:r>
-        <w:rPr>
-          <w:rFonts w:ascii="Arial" w:hAnsi="Arial"/>
-          <w:color w:val="000000"/>
-        </w:rPr>
-        <w:t>EcoTrack</w:t>
-      </w:r>
-      <w:proofErr w:type="spellEnd"/>
-      <w:r>
-        <w:rPr>
-          <w:rFonts w:ascii="Arial" w:hAnsi="Arial"/>
-          <w:color w:val="000000"/>
-        </w:rPr>
-        <w:t xml:space="preserve"> es un sistema de trazabilidad de reciclaje colectivo con incentivos verificables, orientado a comunidades residenciales. A diferencia de las aplicaciones de reciclaje actuales, que confían en la declaración del propio usuario, </w:t>
-      </w:r>
-      <w:proofErr w:type="spellStart"/>
-      <w:r>
-        <w:rPr>
-          <w:rFonts w:ascii="Arial" w:hAnsi="Arial"/>
-          <w:color w:val="000000"/>
-        </w:rPr>
-        <w:t>EcoTrack</w:t>
-      </w:r>
-      <w:proofErr w:type="spellEnd"/>
-      <w:r>
-        <w:rPr>
-          <w:rFonts w:ascii="Arial" w:hAnsi="Arial"/>
-          <w:color w:val="000000"/>
-        </w:rPr>
-        <w:t xml:space="preserve"> construye una cadena de verificación completa: el residente registra su depósito escaneando un código QR en el contenedor, el administrador de la torre valida la correcta deposición y el gestor de residuos confirma el retiro y procesamiento. Solo al completarse ambas validaciones el sistema emite un certificado digital con código de verificación único. El prototipo se desarrolla en </w:t>
-      </w:r>
-      <w:proofErr w:type="spellStart"/>
-      <w:r>
-        <w:rPr>
-          <w:rFonts w:ascii="Arial" w:hAnsi="Arial"/>
-          <w:color w:val="000000"/>
-        </w:rPr>
-        <w:t>React</w:t>
-      </w:r>
-      <w:proofErr w:type="spellEnd"/>
-      <w:r>
-        <w:rPr>
-          <w:rFonts w:ascii="Arial" w:hAnsi="Arial"/>
-          <w:color w:val="000000"/>
-        </w:rPr>
-        <w:t xml:space="preserve"> Native con </w:t>
-      </w:r>
-      <w:proofErr w:type="spellStart"/>
-      <w:r>
-        <w:rPr>
-          <w:rFonts w:ascii="Arial" w:hAnsi="Arial"/>
-          <w:color w:val="000000"/>
-        </w:rPr>
-        <w:t>Firebase</w:t>
-      </w:r>
-      <w:proofErr w:type="spellEnd"/>
-      <w:r>
-        <w:rPr>
-          <w:rFonts w:ascii="Arial" w:hAnsi="Arial"/>
-          <w:color w:val="000000"/>
-        </w:rPr>
-        <w:t xml:space="preserve">, siguiendo Scrum en seis </w:t>
-      </w:r>
-      <w:proofErr w:type="spellStart"/>
-      <w:r>
-        <w:rPr>
-          <w:rFonts w:ascii="Arial" w:hAnsi="Arial"/>
-          <w:color w:val="000000"/>
-        </w:rPr>
-        <w:t>sprints</w:t>
-      </w:r>
-      <w:proofErr w:type="spellEnd"/>
-      <w:r>
-        <w:rPr>
-          <w:rFonts w:ascii="Arial" w:hAnsi="Arial"/>
-          <w:color w:val="000000"/>
-        </w:rPr>
-        <w:t xml:space="preserve"> </w:t>
-      </w:r>
-      <w:r>
-        <w:rPr>
-          <w:rFonts w:ascii="Arial" w:hAnsi="Arial"/>
-          <w:color w:val="000000"/>
-        </w:rPr>
-        <w:lastRenderedPageBreak/>
-        <w:t>de dos semanas, y se valida mediante un piloto de cuatro semanas en un condominio residencial de al menos dos torres. El resultado esperado es demostrar que es posible acreditar el reciclaje ciudadano con evidencia verificable y no con declaraciones.</w:t>
+        <w:t xml:space="preserve">Resumen. EcoTrack es un sistema que convierte el reciclaje de un edificio, hoy invisible, en datos verificados y auditables. En Chile solo el 5,2% de los residuos domiciliarios se valoriza, pese a que el 75,5% de los edificios ya cuenta con contenedores; el problema es que el 88,5% de los administradores no sabe qué ocurre con el material. EcoTrack construye una cadena de verificación de cuatro pasos: el residente escanea un código QR al depositar, el conserje valida por lote durante su ronda diaria, el gestor confirma el retiro y cierra el período, y el sistema emite automáticamente un certificado digital con código único. La verificación se realiza sin instrumentos de medición, lo que mantiene el costo de operación en cero. El prototipo se desarrolla en React Native con Firebase, siguiendo Scrum con un sprint de validación en terreno y seis sprints de dos semanas, y se valida mediante un piloto de seis semanas en un condominio residencial.</w:t>
       </w:r>
     </w:p>
     <w:p>
@@ -9962,47 +11566,9 @@
       </w:pPr>
       <w:r>
         <w:rPr>
-          <w:rFonts w:ascii="Arial" w:hAnsi="Arial"/>
           <w:color w:val="000000"/>
-          <w:lang w:val="en-US"/>
         </w:rPr>
-        <w:t xml:space="preserve">Abstract. </w:t>
-      </w:r>
-      <w:proofErr w:type="spellStart"/>
-      <w:r>
-        <w:rPr>
-          <w:rFonts w:ascii="Arial" w:hAnsi="Arial"/>
-          <w:color w:val="000000"/>
-          <w:lang w:val="en-US"/>
-        </w:rPr>
-        <w:t>EcoTrack</w:t>
-      </w:r>
-      <w:proofErr w:type="spellEnd"/>
-      <w:r>
-        <w:rPr>
-          <w:rFonts w:ascii="Arial" w:hAnsi="Arial"/>
-          <w:color w:val="000000"/>
-          <w:lang w:val="en-US"/>
-        </w:rPr>
-        <w:t xml:space="preserve"> is a collective recycling traceability system with verifiable incentives, designed for residential communities. Unlike current recycling applications, which rely on the user's own declaration, </w:t>
-      </w:r>
-      <w:proofErr w:type="spellStart"/>
-      <w:r>
-        <w:rPr>
-          <w:rFonts w:ascii="Arial" w:hAnsi="Arial"/>
-          <w:color w:val="000000"/>
-          <w:lang w:val="en-US"/>
-        </w:rPr>
-        <w:t>EcoTrack</w:t>
-      </w:r>
-      <w:proofErr w:type="spellEnd"/>
-      <w:r>
-        <w:rPr>
-          <w:rFonts w:ascii="Arial" w:hAnsi="Arial"/>
-          <w:color w:val="000000"/>
-          <w:lang w:val="en-US"/>
-        </w:rPr>
-        <w:t xml:space="preserve"> builds a complete verification chain: the resident registers a deposit by scanning a QR code on the container, the building administrator validates the correct disposal, and the waste manager confirms collection and processing. Only when both validations are complete does the system issue a digital certificate with a unique verification code. The prototype is developed in React Native with Firebase, following Scrum across six two-week sprints, and is validated through a four-week pilot in a residential complex of at least two towers. The expected outcome is to demonstrate that citizen recycling can be certified with verifiable evidence rather than with declarations.</w:t>
+        <w:t xml:space="preserve">Abstract. EcoTrack turns a building's recycling, currently invisible, into verified and auditable data. In Chile only 5.2% of household waste is recovered, even though 75.5% of buildings already have recycling containers; the real problem is that 88.5% of building administrators do not know what happens to the material. EcoTrack builds a four-step verification chain: the resident scans a QR code when depositing, the concierge validates the day's deposits as a batch during their daily round, the waste manager confirms collection and closes the period, and the system automatically issues a digital certificate with a unique code. Verification requires no measuring instruments, which keeps the operating cost at zero. The prototype is built in React Native with Firebase, following Scrum with a field-validation sprint plus six two-week sprints, and is validated through a six-week pilot in a residential complex.</w:t>
       </w:r>
     </w:p>
     <w:p>

--- a/Fase 1/Evidencias Grupales/1.5_GuiaEstudiante_Fase 1_Definicion Proyecto APT (Español).docx
+++ b/Fase 1/Evidencias Grupales/1.5_GuiaEstudiante_Fase 1_Definicion Proyecto APT (Español).docx
@@ -1,6 +1,6 @@
 
 <file path=word/document.xml><?xml version="1.0" encoding="utf-8"?>
-<w:document xmlns:wpc="http://schemas.microsoft.com/office/word/2010/wordprocessingCanvas" xmlns:cx="http://schemas.microsoft.com/office/drawing/2014/chartex" xmlns:cx1="http://schemas.microsoft.com/office/drawing/2015/9/8/chartex" xmlns:cx2="http://schemas.microsoft.com/office/drawing/2015/10/21/chartex" xmlns:cx3="http://schemas.microsoft.com/office/drawing/2016/5/9/chartex" xmlns:cx4="http://schemas.microsoft.com/office/drawing/2016/5/10/chartex" xmlns:cx5="http://schemas.microsoft.com/office/drawing/2016/5/11/chartex" xmlns:cx6="http://schemas.microsoft.com/office/drawing/2016/5/12/chartex" xmlns:cx7="http://schemas.microsoft.com/office/drawing/2016/5/13/chartex" xmlns:cx8="http://schemas.microsoft.com/office/drawing/2016/5/14/chartex" xmlns:mc="http://schemas.openxmlformats.org/markup-compatibility/2006" xmlns:aink="http://schemas.microsoft.com/office/drawing/2016/ink" xmlns:am3d="http://schemas.microsoft.com/office/drawing/2017/model3d" xmlns:o="urn:schemas-microsoft-com:office:office" xmlns:oel="http://schemas.microsoft.com/office/2019/extlst" xmlns:r="http://schemas.openxmlformats.org/officeDocument/2006/relationships" xmlns:m="http://schemas.openxmlformats.org/officeDocument/2006/math" xmlns:v="urn:schemas-microsoft-com:vml" xmlns:wp14="http://schemas.microsoft.com/office/word/2010/wordprocessingDrawing" xmlns:wp="http://schemas.openxmlformats.org/drawingml/2006/wordprocessingDrawing" xmlns:w10="urn:schemas-microsoft-com:office:word" xmlns:w="http://schemas.openxmlformats.org/wordprocessingml/2006/main" xmlns:w14="http://schemas.microsoft.com/office/word/2010/wordml" xmlns:w15="http://schemas.microsoft.com/office/word/2012/wordml" xmlns:w16cex="http://schemas.microsoft.com/office/word/2018/wordml/cex" xmlns:w16cid="http://schemas.microsoft.com/office/word/2016/wordml/cid" xmlns:w16="http://schemas.microsoft.com/office/word/2018/wordml" xmlns:w16du="http://schemas.microsoft.com/office/word/2023/wordml/word16du" xmlns:w16sdtdh="http://schemas.microsoft.com/office/word/2020/wordml/sdtdatahash" xmlns:w16sdtfl="http://schemas.microsoft.com/office/word/2024/wordml/sdtformatlock" xmlns:w16se="http://schemas.microsoft.com/office/word/2015/wordml/symex" xmlns:wpg="http://schemas.microsoft.com/office/word/2010/wordprocessingGroup" xmlns:wpi="http://schemas.microsoft.com/office/word/2010/wordprocessingInk" xmlns:wne="http://schemas.microsoft.com/office/word/2006/wordml" xmlns:wps="http://schemas.microsoft.com/office/word/2010/wordprocessingShape" xmlns:a="http://schemas.openxmlformats.org/drawingml/2006/main" mc:Ignorable="w14 w15 w16se w16cid w16 w16cex w16sdtdh w16sdtfl w16du wp14">
+<w:document xmlns:wpc="http://schemas.microsoft.com/office/word/2010/wordprocessingCanvas" xmlns:cx="http://schemas.microsoft.com/office/drawing/2014/chartex" xmlns:cx1="http://schemas.microsoft.com/office/drawing/2015/9/8/chartex" xmlns:cx2="http://schemas.microsoft.com/office/drawing/2015/10/21/chartex" xmlns:cx3="http://schemas.microsoft.com/office/drawing/2016/5/9/chartex" xmlns:cx4="http://schemas.microsoft.com/office/drawing/2016/5/10/chartex" xmlns:cx5="http://schemas.microsoft.com/office/drawing/2016/5/11/chartex" xmlns:cx6="http://schemas.microsoft.com/office/drawing/2016/5/12/chartex" xmlns:cx7="http://schemas.microsoft.com/office/drawing/2016/5/13/chartex" xmlns:cx8="http://schemas.microsoft.com/office/drawing/2016/5/14/chartex" xmlns:mc="http://schemas.openxmlformats.org/markup-compatibility/2006" xmlns:aink="http://schemas.microsoft.com/office/drawing/2016/ink" xmlns:am3d="http://schemas.microsoft.com/office/drawing/2017/model3d" xmlns:o="urn:schemas-microsoft-com:office:office" xmlns:oel="http://schemas.microsoft.com/office/2019/extlst" xmlns:r="http://schemas.openxmlformats.org/officeDocument/2006/relationships" xmlns:m="http://schemas.openxmlformats.org/officeDocument/2006/math" xmlns:v="urn:schemas-microsoft-com:vml" xmlns:wp14="http://schemas.microsoft.com/office/word/2010/wordprocessingDrawing" xmlns:wp="http://schemas.openxmlformats.org/drawingml/2006/wordprocessingDrawing" xmlns:w10="urn:schemas-microsoft-com:office:word" xmlns:w="http://schemas.openxmlformats.org/wordprocessingml/2006/main" xmlns:w14="http://schemas.microsoft.com/office/word/2010/wordml" xmlns:w15="http://schemas.microsoft.com/office/word/2012/wordml" xmlns:w16cex="http://schemas.microsoft.com/office/word/2018/wordml/cex" xmlns:w16cid="http://schemas.microsoft.com/office/word/2016/wordml/cid" xmlns:w16="http://schemas.microsoft.com/office/word/2018/wordml" xmlns:w16du="http://schemas.microsoft.com/office/word/2023/wordml/word16du" xmlns:w16sdtdh="http://schemas.microsoft.com/office/word/2020/wordml/sdtdatahash" xmlns:w16sdtfl="http://schemas.microsoft.com/office/word/2024/wordml/sdtformatlock" xmlns:w16se="http://schemas.microsoft.com/office/word/2015/wordml/symex" xmlns:wpg="http://schemas.microsoft.com/office/word/2010/wordprocessingGroup" xmlns:wpi="http://schemas.microsoft.com/office/word/2010/wordprocessingInk" xmlns:wne="http://schemas.microsoft.com/office/word/2006/wordml" xmlns:wps="http://schemas.microsoft.com/office/word/2010/wordprocessingShape" mc:Ignorable="w14 w15 w16se w16cid w16 w16cex w16sdtdh w16sdtfl w16du wp14">
   <w:body>
     <w:p>
       <w:r>
@@ -26,7 +26,7 @@
                 <wp:wrapNone/>
                 <wp:docPr id="47" name="Grupo 47"/>
                 <wp:cNvGraphicFramePr/>
-                <a:graphic>
+                <a:graphic xmlns:a="http://schemas.openxmlformats.org/drawingml/2006/main">
                   <a:graphicData uri="http://schemas.microsoft.com/office/word/2010/wordprocessingGroup">
                     <wpg:wgp>
                       <wpg:cNvGrpSpPr/>
@@ -109,7 +109,7 @@
                                   <w:sz w:val="48"/>
                                   <w:szCs w:val="48"/>
                                 </w:rPr>
-                                <w:t xml:space="preserve">Asignatura Capstone</w:t>
+                                <w:t>Asignatura Capstone</w:t>
                               </w:r>
                             </w:p>
                           </w:txbxContent>
@@ -172,12 +172,12 @@
           </mc:Choice>
           <mc:Fallback>
             <w:pict>
-              <v:group w14:anchorId="2D7FCADB" id="Grupo 47" o:spid="_x0000_s1026" style="position:absolute;margin-left:-34.3pt;margin-top:2.65pt;width:518.15pt;height:117.05pt;z-index:251659264;mso-position-horizontal-relative:margin;mso-width-relative:margin" coordsize="59034,14868" o:gfxdata="UEsDBBQABgAIAAAAIQC2gziS/gAAAOEBAAATAAAAW0NvbnRlbnRfVHlwZXNdLnhtbJSRQU7DMBBF 90jcwfIWJU67QAgl6YK0S0CoHGBkTxKLZGx5TGhvj5O2G0SRWNoz/78nu9wcxkFMGNg6quQqL6RA 0s5Y6ir5vt9lD1JwBDIwOMJKHpHlpr69KfdHjyxSmriSfYz+USnWPY7AufNIadK6MEJMx9ApD/oD OlTrorhX2lFEilmcO2RdNtjC5xDF9pCuTyYBB5bi6bQ4syoJ3g9WQ0ymaiLzg5KdCXlKLjvcW893 SUOqXwnz5DrgnHtJTxOsQfEKIT7DmDSUCaxw7Rqn8787ZsmRM9e2VmPeBN4uqYvTtW7jvijg9N/y JsXecLq0q+WD6m8AAAD//wMAUEsDBBQABgAIAAAAIQA4/SH/1gAAAJQBAAALAAAAX3JlbHMvLnJl bHOkkMFqwzAMhu+DvYPRfXGawxijTi+j0GvpHsDYimMaW0Yy2fr2M4PBMnrbUb/Q94l/f/hMi1qR JVI2sOt6UJgd+ZiDgffL8ekFlFSbvV0oo4EbChzGx4f9GRdb25HMsYhqlCwG5lrLq9biZkxWOiqY 22YiTra2kYMu1l1tQD30/bPm3wwYN0x18gb45AdQl1tp5j/sFB2T0FQ7R0nTNEV3j6o9feQzro1i OWA14Fm+Q8a1a8+Bvu/d/dMb2JY5uiPbhG/ktn4cqGU/er3pcvwCAAD//wMAUEsDBBQABgAIAAAA IQCNNnGyxQMAAFgJAAAOAAAAZHJzL2Uyb0RvYy54bWy0VtuO2zYQfS+QfyD4nrVkS74Iqw0cJ7so sE0W2RR5pinKEkpxWJJeefs3/Zb+WIfUxY69bdG08YPM2wxnDs8Z8vrNoZHkSRhbg8ppfBVRIhSH ola7nP78+fb1khLrmCqYBCVy+iwsfXPz6ofrVmdiChXIQhiCTpTNWp3TyjmdTSaWV6Jh9gq0UDhZ gmmYw67ZTQrDWvTeyMk0iuaTFkyhDXBhLY6+6ybpTfBfloK7j2VphSMypxibC18Tvlv/ndxcs2xn mK5q3ofBviGKhtUKNx1dvWOOkb2pL1w1NTdgoXRXHJoJlGXNRcgBs4mjs2zuDOx1yGWXtTs9woTQ nuH0zW75h6cHQ+oip8mCEsUaPKM7s9dAsI/gtHqX4Zo7ox/1g+kHdl3P53soTeP/MRNyCLA+j7CK gyMcB+fpMkqjlBKOc3GynKeztAOeV3g6F3a8et9bpqtolsxnR8vlKvGWk2HjiY9vDKfVSCJ7xMn+ N5weK6ZFgN96DHqcZhhOh9NmzwoDpBDEYapAph1gYbFHi7jDW8D848AMq++B/2KJgk3F1E6sjYG2 EqzAKOOQlA8f9/GmHnibWe9k2/4EBZ4K2zsIjs4gj6NpskhRZgjudLaK5z2pB/ST5WK5GNGfzuaz ePYVhizTxro7AQ3xjZwaVE3YiT3dW9fBPSzxZ63gtpYSx1kmFWlzukqnaTA4mWlqh8KWdZPTZeR/ fk+W+YTfqyK0Hatl18bzlAqPdUi6S98dtgdc6Ae3UDwjFgY6AWPBwUYF5jdKWhRvTu2ve2YEJfJH hXiu4iTxag+dJF1MsWNOZ7anM0xxdJVTR0nX3LhQIbpc14h7WQcYjpH0sSLZuvi+O+viZGDdJzyd P35Xu70EgqM9QD1v+p4njo/+jCqIwqU6V6tZ7MEaxHkusX9NDwuyLjxDfAShkIuNNOSJYQlmnAvl OkHIfYPM7sbTgSHIhNEk6Pwrb54kJ/x7mTbWPUvh10n1SZRY21CC00DP0fNlMLZiqOMQ41/HEhx6 zyVmN/ru5e1vrMtE8UAwyn69NxXhUhqNo78LrDMeLcLOoNxo3NQKzEsOJELc79ytH7TVQXPk8ago q/ltjeq/Z9Y9MIN3IFLCy+wjfkoJqHLoW5R44b00/v/KUu2bDSBnYnxBaB6aXsZODs3SQPMFr/+1 LwY4NeiYOzN0eiUTfEBwsV6HZXjxaubu1aPmQ2321e3z4Qszui+BvqB/gOECYNlZJezW+vNQ8I/1 IdxReH0HJvRPDf8+OO2H8zk+iG7+BAAA//8DAFBLAwQUAAYACAAAACEAUjB/qOEAAAAJAQAADwAA AGRycy9kb3ducmV2LnhtbEyPQWvCQBSE74X+h+UVetNNTI2aZiMibU9SqBbE2zN5JsHs25Bdk/jv uz21x2GGmW/S9agb0VNna8MKwmkAgjg3Rc2lgu/D+2QJwjrkAhvDpOBOFtbZ40OKSWEG/qJ+70rh S9gmqKByrk2ktHlFGu3UtMTeu5hOo/OyK2XR4eDLdSNnQRBLjTX7hQpb2laUX/c3reBjwGEThW/9 7nrZ3k+H+edxF5JSz0/j5hWEo9H9heEX36ND5pnO5saFFY2CSbyMfVTBPALh/VW8WIA4K5hFqxeQ WSr/P8h+AAAA//8DAFBLAQItABQABgAIAAAAIQC2gziS/gAAAOEBAAATAAAAAAAAAAAAAAAAAAAA AABbQ29udGVudF9UeXBlc10ueG1sUEsBAi0AFAAGAAgAAAAhADj9If/WAAAAlAEAAAsAAAAAAAAA AAAAAAAALwEAAF9yZWxzLy5yZWxzUEsBAi0AFAAGAAgAAAAhAI02cbLFAwAAWAkAAA4AAAAAAAAA AAAAAAAALgIAAGRycy9lMm9Eb2MueG1sUEsBAi0AFAAGAAgAAAAhAFIwf6jhAAAACQEAAA8AAAAA AAAAAAAAAAAAHwYAAGRycy9kb3ducmV2LnhtbFBLBQYAAAAABAAEAPMAAAAtBwAAAAA= ">
+              <v:group w14:anchorId="2D7FCADB" id="Grupo 47" o:spid="_x0000_s1026" style="position:absolute;margin-left:-34.3pt;margin-top:2.65pt;width:518.15pt;height:117.05pt;z-index:251659264;mso-position-horizontal-relative:margin;mso-width-relative:margin" coordsize="59034,14868" o:gfxdata="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">
                 <v:shapetype id="_x0000_t202" coordsize="21600,21600" o:spt="202" path="m,l,21600r21600,l21600,xe">
                   <v:stroke joinstyle="miter"/>
                   <v:path gradientshapeok="t" o:connecttype="rect"/>
                 </v:shapetype>
-                <v:shape id="Cuadro de texto 2" o:spid="_x0000_s1027" type="#_x0000_t202" style="position:absolute;left:10247;top:2391;width:48787;height:12363;visibility:visible;mso-wrap-style:square;v-text-anchor:top" o:gfxdata="UEsDBBQABgAIAAAAIQDb4fbL7gAAAIUBAAATAAAAW0NvbnRlbnRfVHlwZXNdLnhtbHyQz07DMAyH 70i8Q+QralM4IITa7kDhCAiNB7ASt43WOlEcyvb2pNu4IODoPz9/n1xv9vOkForiPDdwXVagiI23 jocG3rdPxR0oScgWJ8/UwIEENu3lRb09BBKV0ywNjCmFe63FjDSjlD4Q50nv44wpl3HQAc0OB9I3 VXWrjedEnIq03oC27qjHjympx31un0wiTQLq4bS4shrAECZnMGVTvbD9QSnOhDInjzsyuiBXWQP0 r4R18jfgnHvJr4nOknrFmJ5xzhraRtHWf3Kkpfz/yGo5S+H73hkquyhdjr3R8m2lj09svwAAAP// AwBQSwMEFAAGAAgAAAAhAFr0LFu/AAAAFQEAAAsAAABfcmVscy8ucmVsc2zPwWrDMAwG4Ptg72B0 X5TuUMaI01uh19I+gLGVxCy2jGSy9e1nemrHjpL4P0nD4SetZiPRyNnCruvBUPYcYp4tXC/Htw8w Wl0ObuVMFm6kcBhfX4Yzra62kC6xqGlKVgtLreUTUf1CyWnHhXKbTCzJ1VbKjMX5LzcTvvf9HuXR gPHJNKdgQU5hB+ZyK23zHztFL6w81c5zQp6m6P9TMfB3PtPWFCczVQtB9N4U2rp2HOA44NMz4y8A AAD//wMAUEsDBBQABgAIAAAAIQDn5xfuxAAAANsAAAAPAAAAZHJzL2Rvd25yZXYueG1sRI9Ba8JA FITvBf/D8gRvuqu2RdNsRJRCTy2mKnh7ZJ9JaPZtyG5N+u+7BaHHYWa+YdLNYBtxo87XjjXMZwoE ceFMzaWG4+frdAXCB2SDjWPS8EMeNtnoIcXEuJ4PdMtDKSKEfYIaqhDaREpfVGTRz1xLHL2r6yyG KLtSmg77CLeNXCj1LC3WHBcqbGlXUfGVf1sNp/fr5fyoPsq9fWp7NyjJdi21noyH7QuIQEP4D9/b b0bDcgl/X+IPkNkvAAAA//8DAFBLAQItABQABgAIAAAAIQDb4fbL7gAAAIUBAAATAAAAAAAAAAAA AAAAAAAAAABbQ29udGVudF9UeXBlc10ueG1sUEsBAi0AFAAGAAgAAAAhAFr0LFu/AAAAFQEAAAsA AAAAAAAAAAAAAAAAHwEAAF9yZWxzLy5yZWxzUEsBAi0AFAAGAAgAAAAhAOfnF+7EAAAA2wAAAA8A AAAAAAAAAAAAAAAABwIAAGRycy9kb3ducmV2LnhtbFBLBQYAAAAAAwADALcAAAD4AgAAAAA= " filled="f" stroked="f">
+                <v:shape id="Cuadro de texto 2" o:spid="_x0000_s1027" type="#_x0000_t202" style="position:absolute;left:10247;top:2391;width:48787;height:12363;visibility:visible;mso-wrap-style:square;v-text-anchor:top" o:gfxdata="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" filled="f" stroked="f">
                   <v:textbox>
                     <w:txbxContent>
                       <w:p>
@@ -228,15 +228,13 @@
                             <w:sz w:val="48"/>
                             <w:szCs w:val="48"/>
                           </w:rPr>
-                          <w:t xml:space="preserve">Asignatura Capstone</w:t>
+                          <w:t>Asignatura Capstone</w:t>
                         </w:r>
-                        <w:bookmarkStart w:id="1" w:name="_GoBack"/>
-                        <w:bookmarkEnd w:id="1"/>
                       </w:p>
                     </w:txbxContent>
                   </v:textbox>
                 </v:shape>
-                <v:rect id="Rectángulo 14" o:spid="_x0000_s1028" style="position:absolute;width:9931;height:14868;visibility:visible;mso-wrap-style:square;v-text-anchor:middle" o:gfxdata="UEsDBBQABgAIAAAAIQDb4fbL7gAAAIUBAAATAAAAW0NvbnRlbnRfVHlwZXNdLnhtbHyQz07DMAyH 70i8Q+QralM4IITa7kDhCAiNB7ASt43WOlEcyvb2pNu4IODoPz9/n1xv9vOkForiPDdwXVagiI23 jocG3rdPxR0oScgWJ8/UwIEENu3lRb09BBKV0ywNjCmFe63FjDSjlD4Q50nv44wpl3HQAc0OB9I3 VXWrjedEnIq03oC27qjHjympx31un0wiTQLq4bS4shrAECZnMGVTvbD9QSnOhDInjzsyuiBXWQP0 r4R18jfgnHvJr4nOknrFmJ5xzhraRtHWf3Kkpfz/yGo5S+H73hkquyhdjr3R8m2lj09svwAAAP// AwBQSwMEFAAGAAgAAAAhAFr0LFu/AAAAFQEAAAsAAABfcmVscy8ucmVsc2zPwWrDMAwG4Ptg72B0 X5TuUMaI01uh19I+gLGVxCy2jGSy9e1nemrHjpL4P0nD4SetZiPRyNnCruvBUPYcYp4tXC/Htw8w Wl0ObuVMFm6kcBhfX4Yzra62kC6xqGlKVgtLreUTUf1CyWnHhXKbTCzJ1VbKjMX5LzcTvvf9HuXR gPHJNKdgQU5hB+ZyK23zHztFL6w81c5zQp6m6P9TMfB3PtPWFCczVQtB9N4U2rp2HOA44NMz4y8A AAD//wMAUEsDBBQABgAIAAAAIQB7Pj65vgAAANsAAAAPAAAAZHJzL2Rvd25yZXYueG1sRE/NisIw EL4v+A5hBG9rqiyLVKOoIHhasO4DjMnYVJtJaaLGtzfCwt7m4/udxSq5VtypD41nBZNxAYJYe9Nw reD3uPucgQgR2WDrmRQ8KcBqOfhYYGn8gw90r2ItcgiHEhXYGLtSyqAtOQxj3xFn7ux7hzHDvpam x0cOd62cFsW3dNhwbrDY0daSvlY3p6A7p+leb3abZ3Wc3ezl9COTJqVGw7Seg4iU4r/4z703ef4X vH/JB8jlCwAA//8DAFBLAQItABQABgAIAAAAIQDb4fbL7gAAAIUBAAATAAAAAAAAAAAAAAAAAAAA AABbQ29udGVudF9UeXBlc10ueG1sUEsBAi0AFAAGAAgAAAAhAFr0LFu/AAAAFQEAAAsAAAAAAAAA AAAAAAAAHwEAAF9yZWxzLy5yZWxzUEsBAi0AFAAGAAgAAAAhAHs+Prm+AAAA2wAAAA8AAAAAAAAA AAAAAAAABwIAAGRycy9kb3ducmV2LnhtbFBLBQYAAAAAAwADALcAAADyAgAAAAA= " fillcolor="#1f3763 [1604]" stroked="f" strokeweight="1pt"/>
+                <v:rect id="Rectángulo 14" o:spid="_x0000_s1028" style="position:absolute;width:9931;height:14868;visibility:visible;mso-wrap-style:square;v-text-anchor:middle" o:gfxdata="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" fillcolor="#1f3763 [1604]" stroked="f" strokeweight="1pt"/>
                 <w10:wrap anchorx="margin"/>
               </v:group>
             </w:pict>
@@ -334,7 +332,7 @@
                 <w:sz w:val="28"/>
                 <w:szCs w:val="28"/>
               </w:rPr>
-              <w:t xml:space="preserve">1. Antecedentes Personales</w:t>
+              <w:t>1. Antecedentes Personales</w:t>
             </w:r>
           </w:p>
         </w:tc>
@@ -419,7 +417,7 @@
                 <w:rFonts w:ascii="Calibri" w:hAnsi="Calibri"/>
                 <w:color w:val="000000"/>
               </w:rPr>
-              <w:t xml:space="preserve">Nombre estudiante</w:t>
+              <w:t>Nombre estudiante</w:t>
             </w:r>
           </w:p>
         </w:tc>
@@ -796,7 +794,7 @@
                 <w:b/>
                 <w:color w:val="000000"/>
               </w:rPr>
-              <w:t xml:space="preserve">RecyTrack: sistema de trazabilidad de reciclaje colectivo con incentivos verificables, aplicado a una planta de Viñedos Familia Chadwick.</w:t>
+              <w:t>RecyTrack: sistema de trazabilidad de reciclaje colectivo con incentivos verificables, aplicado a una planta de Viñedos Familia Chadwick.</w:t>
             </w:r>
           </w:p>
         </w:tc>
@@ -958,7 +956,7 @@
                 <w:bCs/>
                 <w:color w:val="000000"/>
               </w:rPr>
-              <w:t xml:space="preserve">Construir modelos de datos para soportar los requerimientos de la organización de acuerdo a un diseño definido y escalable en el tiempo.</w:t>
+              <w:t>Construir modelos de datos para soportar los requerimientos de la organización de acuerdo a un diseño definido y escalable en el tiempo.</w:t>
             </w:r>
           </w:p>
           <w:p>
@@ -974,7 +972,7 @@
                 <w:bCs/>
                 <w:color w:val="000000"/>
               </w:rPr>
-              <w:t xml:space="preserve">Gestionar proyectos informáticos, ofreciendo alternativas para la toma de decisiones de acuerdo a los requerimientos de la organización.</w:t>
+              <w:t>Gestionar proyectos informáticos, ofreciendo alternativas para la toma de decisiones de acuerdo a los requerimientos de la organización.</w:t>
             </w:r>
           </w:p>
           <w:p>
@@ -1187,7 +1185,7 @@
                 <w:szCs w:val="20"/>
                 <w:lang w:eastAsia="es-CL"/>
               </w:rPr>
-              <w:t xml:space="preserve">En Chile solo el 5,2% de los residuos domiciliarios se valoriza. El problema no es solo de infraestructura: aun donde existen puntos de reciclaje, su uso es parcial y nadie sabe qué ocurre con el material. En edificios residenciales, por ejemplo, el 75,5% cuenta con contenedores, pero solo el 55% de los residentes los utiliza y el 88,5% de los administradores desconoce qué pasa con el material una vez retirado.</w:t>
+              <w:t>En Chile solo el 5,2% de los residuos domiciliarios se valoriza. El problema no es solo de infraestructura: aun donde existen puntos de reciclaje, su uso es parcial y nadie sabe qué ocurre con el material. En edificios residenciales, por ejemplo, el 75,5% cuenta con contenedores, pero solo el 55% de los residentes los utiliza y el 88,5% de los administradores desconoce qué pasa con el material una vez retirado.</w:t>
             </w:r>
           </w:p>
           <w:p>
@@ -1213,7 +1211,7 @@
                 <w:szCs w:val="20"/>
                 <w:lang w:eastAsia="es-CL"/>
               </w:rPr>
-              <w:t xml:space="preserve">Lo mismo ocurre en los lugares de trabajo. En una planta vitivinícola los colaboradores reciclan a diario en el casino, las oficinas y las salas de descanso, pero ese reciclaje no deja registro: no se sabe cuánto se recicla, qué áreas participan ni si el material llegó a un gestor. Para la industria del vino esto es relevante, porque el Código de Sustentabilidad de Vinos de Chile certifica la gestión de las viñas en el viñedo, la bodega y el embotellado, y el área social, incluyendo el manejo de residuos. Viñedos Familia Chadwick fue una de las primeras viñas chilenas en obtener esa certificación.</w:t>
+              <w:t>Lo mismo ocurre en los lugares de trabajo. En una planta vitivinícola los colaboradores reciclan a diario en el casino, las oficinas y las salas de descanso, pero ese reciclaje no deja registro: no se sabe cuánto se recicla, qué áreas participan ni si el material llegó a un gestor. Para la industria del vino esto es relevante, porque el Código de Sustentabilidad de Vinos de Chile certifica la gestión de las viñas en el viñedo, la bodega y el embotellado, y el área social, incluyendo el manejo de residuos. Viñedos Familia Chadwick fue una de las primeras viñas chilenas en obtener esa certificación.</w:t>
             </w:r>
           </w:p>
           <w:p>
@@ -1239,7 +1237,7 @@
                 <w:szCs w:val="20"/>
                 <w:lang w:eastAsia="es-CL"/>
               </w:rPr>
-              <w:t xml:space="preserve">El proyecto se sitúa en una planta de Viñedos Familia Chadwick con varias áreas de trabajo y puntos limpios compartidos, y considera solo el reciclaje de uso diario de los colaboradores; los residuos industriales del proceso productivo quedan fuera. Los afectados son los colaboradores, la persona a cargo del programa de reciclaje de la planta y quien retira el material.</w:t>
+              <w:t>El proyecto se sitúa en una planta de Viñedos Familia Chadwick con varias áreas de trabajo y puntos limpios compartidos, y considera solo el reciclaje de uso diario de los colaboradores; los residuos industriales del proceso productivo quedan fuera. Los afectados son los colaboradores, la persona a cargo del programa de reciclaje de la planta y quien retira el material.</w:t>
             </w:r>
           </w:p>
           <w:p>
@@ -1265,7 +1263,7 @@
                 <w:szCs w:val="20"/>
                 <w:lang w:eastAsia="es-CL"/>
               </w:rPr>
-              <w:t xml:space="preserve">El aporte de valor de RecyTrack es convertir ese reciclaje invisible en datos verificados y reportables, mediante una verificación de bajo costo que no requiere instrumentos ni inversión en hardware, y entregar a la planta un reporte mensual para su gestión de sustentabilidad. Para el campo laboral de Ingeniería en Informática el proyecto es relevante porque resuelve un problema de confianza mediante el diseño de un sistema de información, para una organización real que define sus propios requerimientos.</w:t>
+              <w:t>El aporte de valor de RecyTrack es convertir ese reciclaje invisible en datos verificados y reportables, mediante una verificación de bajo costo que no requiere instrumentos ni inversión en hardware, y entregar a la planta un reporte mensual para su gestión de sustentabilidad. Para el campo laboral de Ingeniería en Informática el proyecto es relevante porque resuelve un problema de confianza mediante el diseño de un sistema de información, para una organización real que define sus propios requerimientos.</w:t>
             </w:r>
           </w:p>
         </w:tc>
@@ -1291,7 +1289,7 @@
                 <w:rFonts w:ascii="Calibri" w:hAnsi="Calibri"/>
                 <w:color w:val="000000"/>
               </w:rPr>
-              <w:t xml:space="preserve">Descripción del Proyecto APT</w:t>
+              <w:t>Descripción del Proyecto APT</w:t>
             </w:r>
           </w:p>
         </w:tc>
@@ -1321,7 +1319,7 @@
                 <w:szCs w:val="20"/>
                 <w:lang w:eastAsia="es-CL"/>
               </w:rPr>
-              <w:t xml:space="preserve">RecyTrack es una aplicación que se instala en el celular y cuenta con un panel web para el administrador. Registra, valida y reporta el reciclaje de uso diario en una planta vitivinícola, construyendo una cadena de verificación auditable entre el colaborador, el validador de ronda, el gestor de retiro y el administrador de la planta.</w:t>
+              <w:t>RecyTrack es una aplicación que se instala en el celular y cuenta con un panel web para el administrador. Registra, valida y reporta el reciclaje de uso diario en una planta vitivinícola, construyendo una cadena de verificación auditable entre el colaborador, el validador de ronda y el administrador de la planta.</w:t>
             </w:r>
           </w:p>
           <w:p>
@@ -1345,7 +1343,7 @@
                 <w:szCs w:val="20"/>
                 <w:lang w:eastAsia="es-CL"/>
               </w:rPr>
-              <w:t xml:space="preserve">La cadena tiene cuatro pasos. Primero, el colaborador escanea el código QR del contenedor en un punto limpio e indica el material y el tamaño aproximado de lo que deposita. Segundo, el validador de ronda recorre una vez al día los puntos limpios y marca cada uno como conforme, con observación o sin material, comparando lo declarado con lo que encuentra. Tercero, el gestor registra cada retiro, con el peso si lo tiene. Cuarto, el administrador de la planta ve el programa completo en el panel web y obtiene el reporte mensual, mientras cada colaborador recibe su certificado mensual.</w:t>
+              <w:t>La cadena tiene cuatro pasos. Primero, el colaborador escanea el código QR del contenedor en un punto limpio e indica el material y el tamaño aproximado de lo que deposita. Segundo, el validador de ronda recorre una vez al día los puntos limpios y marca cada uno como conforme, con observación o sin material, comparando lo declarado con lo que encuentra. Tercero, el administrador de la planta registra cada retiro desde el panel web, con quién retiró, el número de guía y el peso si lo tiene; ese registro certifica los depósitos validados. Cuarto, el sistema genera el reporte mensual de la planta, que el administrador descarga desde el panel, y el certificado mensual de cada colaborador.</w:t>
             </w:r>
           </w:p>
           <w:p>
@@ -1369,7 +1367,19 @@
                 <w:szCs w:val="20"/>
                 <w:lang w:eastAsia="es-CL"/>
               </w:rPr>
-              <w:t xml:space="preserve">La decisión de diseño central es que la verificación se realiza sin instrumentos. El validador no pesa ni mide: confirma o rechaza lo declarado durante una ronda de pocos minutos, a cargo de alguien que ya recorre la planta por su trabajo. La masa se estima a partir del tamaño declarado y se informa siempre como estimación, salvo cuando el gestor informa el peso real. Esto mantiene el costo de operación en cero, sin comprar balanzas ni sensores.</w:t>
+              <w:t xml:space="preserve">La decisión de diseño central es que la verificación se realiza sin instrumentos. El validador no pesa ni mide: confirma o rechaza lo declarado durante una ronda de pocos minutos, a cargo de alguien que ya recorre la planta por su trabajo. La masa se estima a partir del tamaño declarado y se informa siempre como estimación, salvo </w:t>
+            </w:r>
+            <w:r>
+              <w:rPr>
+                <w:rFonts w:ascii="Calibri" w:hAnsi="Calibri" w:cs="Arial"/>
+                <w:i/>
+                <w:color w:val="000000"/>
+                <w:sz w:val="20"/>
+                <w:szCs w:val="20"/>
+                <w:lang w:eastAsia="es-CL"/>
+              </w:rPr>
+              <w:lastRenderedPageBreak/>
+              <w:t>cuando el retiro se registra con el peso real. Esto mantiene el costo de operación en cero, sin comprar balanzas ni sensores.</w:t>
             </w:r>
           </w:p>
           <w:p>
@@ -1393,7 +1403,7 @@
                 <w:szCs w:val="20"/>
                 <w:lang w:eastAsia="es-CL"/>
               </w:rPr>
-              <w:t xml:space="preserve">La validación es por punto limpio y no depósito por depósito, porque una ronda diaria única es sostenible en el tiempo, mientras que exigir una confirmación individual por cada colaborador no lo sería. Por la misma razón, el validador y el administrador son roles distintos, con vistas distintas: el validador solo hace la ronda, y el administrador define y administra el programa.</w:t>
+              <w:t>La validación es por punto limpio y no depósito por depósito, porque una ronda diaria única es sostenible en el tiempo, mientras que exigir una confirmación individual por cada colaborador no lo sería. Por la misma razón, el validador y el administrador son roles distintos, con vistas distintas: el validador solo hace la ronda, y el administrador define y administra el programa.</w:t>
             </w:r>
           </w:p>
           <w:p>
@@ -1417,7 +1427,7 @@
                 <w:szCs w:val="20"/>
                 <w:lang w:eastAsia="es-CL"/>
               </w:rPr>
-              <w:t xml:space="preserve">El prototipo contempla siete módulos: incorporación de colaboradores con vinculación a un área, registro por QR en los puntos limpios, ronda diaria de validación, registro de retiros, reportes y certificados, campañas colectivas por área y panel web del administrador.</w:t>
+              <w:t>El prototipo contempla siete módulos: incorporación de colaboradores con vinculación a un área, registro por QR en los puntos limpios, ronda diaria de validación, registro de retiros, reportes y certificados, campañas colectivas por área y panel web del administrador.</w:t>
             </w:r>
           </w:p>
           <w:p>
@@ -1441,7 +1451,7 @@
                 <w:szCs w:val="20"/>
                 <w:lang w:eastAsia="es-CL"/>
               </w:rPr>
-              <w:t xml:space="preserve">Un principio atraviesa todo el sistema: un depósito solo se contabiliza cuando fue validado en la ronda. Lo declarado y no verificado no suma, y esa es la diferencia respecto de una aplicación basada en la sola declaración del usuario.</w:t>
+              <w:t>Un principio atraviesa todo el sistema: un depósito solo se contabiliza cuando fue validado en la ronda. Lo declarado y no verificado no suma, y esa es la diferencia respecto de una aplicación basada en la sola declaración del usuario.</w:t>
             </w:r>
           </w:p>
         </w:tc>
@@ -1468,7 +1478,7 @@
                 <w:color w:val="000000"/>
               </w:rPr>
               <w:lastRenderedPageBreak/>
-              <w:t xml:space="preserve">Pertinencia del proyecto con el perfil de egreso</w:t>
+              <w:t>Pertinencia del proyecto con el perfil de egreso</w:t>
             </w:r>
           </w:p>
         </w:tc>
@@ -1498,7 +1508,7 @@
                 <w:szCs w:val="20"/>
                 <w:lang w:eastAsia="es-CL"/>
               </w:rPr>
-              <w:t xml:space="preserve">El proyecto exige poner en práctica de manera integrada las cuatro competencias seleccionadas del perfil de egreso.</w:t>
+              <w:t>El proyecto exige poner en práctica de manera integrada las cuatro competencias seleccionadas del perfil de egreso.</w:t>
             </w:r>
           </w:p>
           <w:p>
@@ -1522,7 +1532,7 @@
                 <w:szCs w:val="20"/>
                 <w:lang w:eastAsia="es-CL"/>
               </w:rPr>
-              <w:t xml:space="preserve">Desarrollar una solución de software: el resultado es una aplicación funcional construida con React Native y Expo, publicada como aplicación web instalable, que integra vistas para cuatro roles, un panel web de administración, autenticación, base de datos en la nube y generación de documentos, y que se implanta en un entorno real durante el piloto.</w:t>
+              <w:t>Desarrollar una solución de software: el resultado es una aplicación funcional construida con React Native y Expo, publicada como aplicación web instalable, que integra vistas para tres roles, un panel web de administración, autenticación, base de datos en la nube y generación de documentos, y que se implanta en un entorno real durante el piloto.</w:t>
             </w:r>
           </w:p>
           <w:p>
@@ -1546,7 +1556,7 @@
                 <w:szCs w:val="20"/>
                 <w:lang w:eastAsia="es-CL"/>
               </w:rPr>
-              <w:t xml:space="preserve">Construir modelos de datos: el sistema requiere un modelo en Firestore capaz de representar la planta, sus áreas, puntos limpios y contenedores, los colaboradores, los depósitos, las rondas de validación y los retiros, garantizando mediante reglas de seguridad que la cadena no admita saltos de estado.</w:t>
+              <w:t>Construir modelos de datos: el sistema requiere un modelo en Firestore capaz de representar la planta, sus áreas, puntos limpios y contenedores, los colaboradores, los depósitos, las rondas de validación y los retiros, garantizando mediante reglas de seguridad que la cadena no admita saltos de estado.</w:t>
             </w:r>
           </w:p>
           <w:p>
@@ -1570,7 +1580,7 @@
                 <w:szCs w:val="20"/>
                 <w:lang w:eastAsia="es-CL"/>
               </w:rPr>
-              <w:t xml:space="preserve">Gestionar proyectos informáticos: el desarrollo se organiza en un sprint de validación en terreno más seis sprints de dos semanas, lo que obliga a planificar, distribuir responsabilidades, controlar el avance y tomar decisiones de alcance documentadas, incorporando los requerimientos que define el administrador de la planta.</w:t>
+              <w:t>Gestionar proyectos informáticos: el desarrollo se organiza en un sprint de validación en terreno más seis sprints de dos semanas, lo que obliga a planificar, distribuir responsabilidades, controlar el avance y tomar decisiones de alcance documentadas, incorporando los requerimientos que define el administrador de la planta.</w:t>
             </w:r>
           </w:p>
           <w:p>
@@ -1594,7 +1604,7 @@
                 <w:szCs w:val="20"/>
                 <w:lang w:eastAsia="es-CL"/>
               </w:rPr>
-              <w:t xml:space="preserve">Realizar pruebas de certificación: el prototipo debe validarse antes y durante el piloto, verificando que las transiciones de estado solo puedan ejecutarse desde el rol correspondiente, que la lectura del QR sea confiable y que los reportes y certificados se generen en el cien por ciento de los casos.</w:t>
+              <w:t>Realizar pruebas de certificación: el prototipo debe validarse antes y durante el piloto, verificando que las transiciones de estado solo puedan ejecutarse desde el rol correspondiente, que la lectura del QR sea confiable y que los reportes y certificados se generen en el cien por ciento de los casos.</w:t>
             </w:r>
           </w:p>
         </w:tc>
@@ -1650,7 +1660,7 @@
                 <w:szCs w:val="20"/>
                 <w:lang w:eastAsia="es-CL"/>
               </w:rPr>
-              <w:t xml:space="preserve">Álvaro Jaña: mi interés profesional principal es el desarrollo de software fullstack, con énfasis en aplicaciones web y móviles, complementado con los certificados de DevOps que cursé durante la carrera. RecyTrack se alinea con ese interés porque abarca el ciclo completo de una aplicación: interfaz móvil, lógica de negocio, modelo de datos y despliegue en un entorno real. Desarrollarlo contribuye a mi formación porque me obliga a trabajar con tecnologías que no había utilizado antes, como Firebase, y a hacerme cargo de un sistema desde el requerimiento hasta la producción.</w:t>
+              <w:t>Álvaro Jaña: mi interés profesional principal es el desarrollo de software fullstack, con énfasis en aplicaciones web y móviles, complementado con los certificados de DevOps que cursé durante la carrera. RecyTrack se alinea con ese interés porque abarca el ciclo completo de una aplicación: interfaz móvil, lógica de negocio, modelo de datos y despliegue en un entorno real. Desarrollarlo contribuye a mi formación porque me obliga a trabajar con tecnologías que no había utilizado antes, como Firebase, y a hacerme cargo de un sistema desde el requerimiento hasta la producción.</w:t>
             </w:r>
           </w:p>
           <w:p>
@@ -1674,7 +1684,19 @@
                 <w:szCs w:val="20"/>
                 <w:lang w:eastAsia="es-CL"/>
               </w:rPr>
-              <w:t xml:space="preserve">Matías Bustamante: mi interés profesional se orienta a la gestión y el liderazgo de proyectos tecnológicos, específicamente al rol de Scrum Master. Las asignaturas que más me marcaron fueron Gestión de Proyectos Informáticos, Gestión Ágil de Proyectos y Liderazgo y Negociación, porque me mostraron que en informática no todo es escribir código: también existe una dimensión humana y estratégica determinante. Actualmente me preparo por mi cuenta para la certificación Scrum (SFPC). RecyTrack se relaciona con ese interés porque es un proyecto de tres personas organizado en seis sprints, con entregables definidos y un piloto con usuarios reales, lo que me permite asumir la conducción ágil del equipo: construir el Product Backlog, facilitar la planificación y las retrospectivas, y medir el rendimiento del equipo sprint a sprint.</w:t>
+              <w:t xml:space="preserve">Matías Bustamante: mi interés profesional se orienta a la gestión y el liderazgo de proyectos tecnológicos, específicamente al rol de Scrum Master. Las asignaturas que más me marcaron fueron Gestión de Proyectos Informáticos, Gestión Ágil de Proyectos y Liderazgo y Negociación, porque me mostraron que en informática no todo es escribir código: también existe una dimensión humana y estratégica determinante. </w:t>
+            </w:r>
+            <w:r>
+              <w:rPr>
+                <w:rFonts w:ascii="Calibri" w:hAnsi="Calibri" w:cs="Arial"/>
+                <w:i/>
+                <w:color w:val="000000"/>
+                <w:sz w:val="20"/>
+                <w:szCs w:val="20"/>
+                <w:lang w:eastAsia="es-CL"/>
+              </w:rPr>
+              <w:lastRenderedPageBreak/>
+              <w:t>Actualmente me preparo por mi cuenta para la certificación Scrum (SFPC). RecyTrack se relaciona con ese interés porque es un proyecto de tres personas organizado en seis sprints, con entregables definidos y un piloto con usuarios reales, lo que me permite asumir la conducción ágil del equipo: construir el Product Backlog, facilitar la planificación y las retrospectivas, y medir el rendimiento del equipo sprint a sprint.</w:t>
             </w:r>
           </w:p>
           <w:p>
@@ -1698,7 +1720,7 @@
                 <w:szCs w:val="20"/>
                 <w:lang w:eastAsia="es-CL"/>
               </w:rPr>
-              <w:t xml:space="preserve">Vicente Torres: mis intereses profesionales se enfocan en la ingeniería de datos y la administración de bases de datos, junto con la jefatura de proyectos tecnológicos; me proyecto como líder de proyecto o arquitecto de datos. Mis fortalezas están en la arquitectura y gestión de bases de datos, el análisis de requerimientos y la planificación. RecyTrack se relaciona directamente con eso porque el corazón del sistema es un modelo de datos que debe garantizar la integridad de la cadena de verificación: cada registro tiene que poder trazarse sin que ningún estado se salte indebidamente. Además me permite reforzar lo que reconozco como mi debilidad, la integración con servicios en la nube y las arquitecturas escalables, ya que el proyecto se construye íntegramente sobre Firebase.</w:t>
+              <w:t>Vicente Torres: mis intereses profesionales se enfocan en la ingeniería de datos y la administración de bases de datos, junto con la jefatura de proyectos tecnológicos; me proyecto como líder de proyecto o arquitecto de datos. Mis fortalezas están en la arquitectura y gestión de bases de datos, el análisis de requerimientos y la planificación. RecyTrack se relaciona directamente con eso porque el corazón del sistema es un modelo de datos que debe garantizar la integridad de la cadena de verificación: cada registro tiene que poder trazarse sin que ningún estado se salte indebidamente. Además me permite reforzar lo que reconozco como mi debilidad, la integración con servicios en la nube y las arquitecturas escalables, ya que el proyecto se construye íntegramente sobre Firebase.</w:t>
             </w:r>
           </w:p>
         </w:tc>
@@ -1755,7 +1777,7 @@
                 <w:szCs w:val="20"/>
                 <w:lang w:eastAsia="es-CL"/>
               </w:rPr>
-              <w:t xml:space="preserve">El proyecto es factible dentro del semestre porque su alcance fue acotado deliberadamente. La planificación contempla un sprint cero de validación en terreno y seis sprints de dos semanas de desarrollo, con un piloto de cuatro semanas en la planta que comienza al cierre del sprint 4, cuando la ronda de validación, el registro de retiros y los reportes ya están operativos. Antes de ese punto un piloto no sería medible, porque la planta no obtendría ningún dato verificado.</w:t>
+              <w:t>El proyecto es factible dentro del semestre porque su alcance fue acotado deliberadamente. La planificación contempla un sprint cero de validación en terreno y seis sprints de dos semanas de desarrollo, con un piloto de cuatro semanas en la planta que comienza al cierre del sprint 4, cuando la ronda de validación, el registro de retiros y los reportes ya están operativos. Antes de ese punto un piloto no sería medible, porque la planta no obtendría ningún dato verificado.</w:t>
             </w:r>
           </w:p>
           <w:p>
@@ -1779,7 +1801,7 @@
                 <w:szCs w:val="20"/>
                 <w:lang w:eastAsia="es-CL"/>
               </w:rPr>
-              <w:t xml:space="preserve">Los materiales requeridos son de bajo costo o gratuitos: computadores personales de los integrantes, los celulares de los propios colaboradores, la aplicación publicada como app web instalable, que no requiere publicarse en tiendas ni cuentas de desarrollador, códigos QR impresos pegados en los puntos limpios que la planta ya tiene y una cuenta de Firebase en su plan gratuito. La decisión de verificar sin instrumentos elimina la necesidad de balanzas o sensores, que era el principal costo potencial del proyecto.</w:t>
+              <w:t>Los materiales requeridos son de bajo costo o gratuitos: computadores personales de los integrantes, los celulares de los propios colaboradores, la aplicación publicada como app web instalable, que no requiere publicarse en tiendas ni cuentas de desarrollador, códigos QR impresos pegados en los puntos limpios que la planta ya tiene y una cuenta de Firebase en su plan gratuito. La decisión de verificar sin instrumentos elimina la necesidad de balanzas o sensores, que era el principal costo potencial del proyecto.</w:t>
             </w:r>
           </w:p>
           <w:p>
@@ -1803,7 +1825,7 @@
                 <w:szCs w:val="20"/>
                 <w:lang w:eastAsia="es-CL"/>
               </w:rPr>
-              <w:t xml:space="preserve">Factores que facilitan el desarrollo: el equipo tiene experiencia previa en desarrollo web y móvil; el stack seleccionado es gratuito y está ampliamente documentado; la planta ya cuenta con puntos limpios en uso; la ronda se asigna a una persona que ya recorre la planta por su trabajo; y el flujo principal fue aprobado por el administrador de la planta, que define los requerimientos del programa.</w:t>
+              <w:t>Factores que facilitan el desarrollo: el equipo tiene experiencia previa en desarrollo web y móvil; el stack seleccionado es gratuito y está ampliamente documentado; la planta ya cuenta con puntos limpios en uso; la ronda se asigna a una persona que ya recorre la planta por su trabajo; y el flujo principal fue aprobado por el administrador de la planta, que define los requerimientos del programa.</w:t>
             </w:r>
           </w:p>
           <w:p>
@@ -1827,12 +1849,23 @@
                 <w:szCs w:val="20"/>
                 <w:lang w:eastAsia="es-CL"/>
               </w:rPr>
-              <w:t xml:space="preserve">Factores que lo dificultan y cómo se abordarán. Firebase y NativeWind son tecnologías nuevas para el equipo, lo que introduce riesgo de curva de aprendizaje; se aborda dedicando el sprint 1 a la arquitectura base. La continuidad de la ronda diaria durante el piloto es incierta; se aborda fijando una meta realista de al menos 70% de rondas completadas, designando un validador suplente y diseñando la ronda para que tome pocos minutos. La planta opera por turnos, incluido un turno de noche, y suma personal temporal en vendimia; se aborda permitiendo registrar a cualquier hora y gestionando las cuentas temporales desde el panel. La disponibilidad del gestor de retiro para usar la aplicación no está asegurada; si no puede hacerlo, el administrador registra el retiro desde el panel.</w:t>
+              <w:t>Factores que lo dificultan y cómo se abordarán. Firebase y NativeWind son tecnologías nuevas para el equipo, lo que introduce riesgo de curva de aprendizaje; se aborda dedicando el sprint 1 a la arquitectura base. La continuidad de la ronda diaria durante el piloto es incierta; se aborda fijando una meta realista de al menos 70% de rondas completadas, designando un validador suplente y diseñando la ronda para que tome pocos minutos. La planta opera por turnos, incluido un turno de noche, y suma personal temporal en vendimia; se aborda permitiendo registrar a cualquier hora y gestionando las cuentas temporales desde el panel. Quien retira el material no necesita usar la aplicación: el administrador registra cada retiro desde el panel con la guía o comprobante que se le entrega, lo que elimina la dependencia de un actor externo.</w:t>
             </w:r>
           </w:p>
         </w:tc>
       </w:tr>
     </w:tbl>
+    <w:p>
+      <w:pPr>
+        <w:rPr>
+          <w:b/>
+          <w:bCs/>
+          <w:color w:val="4472C4" w:themeColor="accent1"/>
+          <w:sz w:val="32"/>
+          <w:szCs w:val="32"/>
+        </w:rPr>
+      </w:pPr>
+    </w:p>
     <w:p>
       <w:pPr>
         <w:rPr>
@@ -1867,6 +1900,7 @@
           <w:sz w:val="32"/>
           <w:szCs w:val="32"/>
         </w:rPr>
+        <w:lastRenderedPageBreak/>
         <w:t xml:space="preserve">PARTE II </w:t>
       </w:r>
     </w:p>
@@ -1913,7 +1947,7 @@
                 <w:sz w:val="28"/>
                 <w:szCs w:val="28"/>
               </w:rPr>
-              <w:t xml:space="preserve">4. Objetivos</w:t>
+              <w:t>4. Objetivos</w:t>
             </w:r>
           </w:p>
         </w:tc>
@@ -2029,7 +2063,7 @@
                 <w:szCs w:val="20"/>
                 <w:lang w:eastAsia="es-CL"/>
               </w:rPr>
-              <w:t xml:space="preserve">Desarrollar un prototipo funcional que registre, valide y reporte el reciclaje de uso diario en una planta vitivinícola, con verificación de bajo costo, un panel web para su administración y campañas colectivas por área.</w:t>
+              <w:t>Desarrollar un prototipo funcional que registre, valide y reporte el reciclaje de uso diario en una planta vitivinícola, con verificación de bajo costo, un panel web para su administración y campañas colectivas por área.</w:t>
             </w:r>
           </w:p>
         </w:tc>
@@ -2055,7 +2089,7 @@
                 <w:rFonts w:ascii="Calibri" w:hAnsi="Calibri"/>
                 <w:color w:val="000000"/>
               </w:rPr>
-              <w:t xml:space="preserve">Objetivos específicos</w:t>
+              <w:t>Objetivos específicos</w:t>
             </w:r>
           </w:p>
         </w:tc>
@@ -2085,7 +2119,7 @@
                 <w:szCs w:val="20"/>
                 <w:lang w:eastAsia="es-CL"/>
               </w:rPr>
-              <w:t xml:space="preserve">1. Implementar la incorporación de colaboradores, con registro desde el celular y vinculación a una única área de la planta mediante un código entregado por el administrador.</w:t>
+              <w:t>1. Implementar la incorporación de colaboradores, con registro desde el celular y vinculación a una única área de la planta mediante un código entregado por el administrador.</w:t>
             </w:r>
           </w:p>
           <w:p>
@@ -2109,7 +2143,7 @@
                 <w:szCs w:val="20"/>
                 <w:lang w:eastAsia="es-CL"/>
               </w:rPr>
-              <w:t xml:space="preserve">2. Desarrollar el registro de reciclaje mediante escaneo del código QR del contenedor en un punto limpio, con selección del material y del tamaño aproximado del depósito.</w:t>
+              <w:t>2. Desarrollar el registro de reciclaje mediante escaneo del código QR del contenedor en un punto limpio, con selección del material y del tamaño aproximado del depósito.</w:t>
             </w:r>
           </w:p>
           <w:p>
@@ -2133,7 +2167,7 @@
                 <w:szCs w:val="20"/>
                 <w:lang w:eastAsia="es-CL"/>
               </w:rPr>
-              <w:t xml:space="preserve">3. Construir la ronda diaria de validación, de modo que el validador confirme o rechace en una sola pasada lo declarado en cada punto limpio, sin necesidad de instrumentos de medición.</w:t>
+              <w:t>3. Construir la ronda diaria de validación, de modo que el validador confirme o rechace en una sola pasada lo declarado en cada punto limpio, sin necesidad de instrumentos de medición.</w:t>
             </w:r>
           </w:p>
           <w:p>
@@ -2157,7 +2191,7 @@
                 <w:szCs w:val="20"/>
                 <w:lang w:eastAsia="es-CL"/>
               </w:rPr>
-              <w:t xml:space="preserve">4. Implementar el registro de retiros, mediante el cual el gestor informa qué puntos limpios retiró, qué materiales y, si lo tiene, el peso.</w:t>
+              <w:t>4. Implementar el registro de retiros desde el panel web, mediante el cual el administrador informa qué contenedores se retiraron, quién retiró, el número de guía y, si lo tiene, el peso, certificando en ese mismo registro los depósitos validados.</w:t>
             </w:r>
           </w:p>
           <w:p>
@@ -2181,7 +2215,7 @@
                 <w:szCs w:val="20"/>
                 <w:lang w:eastAsia="es-CL"/>
               </w:rPr>
-              <w:t xml:space="preserve">5. Generar de forma automática el reporte mensual de la planta y el certificado mensual de cada colaborador, alcanzando el 100% de documentos emitidos sin intervención manual.</w:t>
+              <w:t>5. Generar de forma automática el reporte mensual de la planta y el certificado mensual de cada colaborador, alcanzando el 100% de documentos emitidos sin intervención manual.</w:t>
             </w:r>
           </w:p>
           <w:p>
@@ -2205,7 +2239,7 @@
                 <w:szCs w:val="20"/>
                 <w:lang w:eastAsia="es-CL"/>
               </w:rPr>
-              <w:t xml:space="preserve">6. Implementar campañas colectivas por área, con un ranking por participación y metas e incentivos definidos por el administrador, nunca expresados en kilos.</w:t>
+              <w:t>6. Implementar campañas colectivas por área, con un ranking por participación y metas e incentivos definidos por el administrador, nunca expresados en kilos.</w:t>
             </w:r>
           </w:p>
           <w:p>
@@ -2229,7 +2263,7 @@
                 <w:szCs w:val="20"/>
                 <w:lang w:eastAsia="es-CL"/>
               </w:rPr>
-              <w:t xml:space="preserve">7. Desarrollar el panel web del administrador de la planta, con gestión de puntos limpios, personas y áreas, asignación del validador, métricas de desempeño y exportación de reportes.</w:t>
+              <w:t>7. Desarrollar el panel web del administrador de la planta, con gestión de puntos limpios, personas y áreas, asignación del validador, métricas de desempeño y exportación de reportes.</w:t>
             </w:r>
           </w:p>
           <w:p>
@@ -2253,12 +2287,34 @@
                 <w:szCs w:val="20"/>
                 <w:lang w:eastAsia="es-CL"/>
               </w:rPr>
-              <w:t xml:space="preserve">8. Validar el sistema mediante un piloto de cuatro semanas en la planta, alcanzando al menos un 70% de rondas diarias completadas y un 60% de participación de los colaboradores registrados.</w:t>
+              <w:t>8. Validar el sistema mediante un piloto de cuatro semanas en la planta, alcanzando al menos un 70% de rondas diarias completadas y un 60% de participación de los colaboradores registrados.</w:t>
             </w:r>
           </w:p>
         </w:tc>
       </w:tr>
     </w:tbl>
+    <w:p>
+      <w:pPr>
+        <w:spacing w:after="0" w:line="360" w:lineRule="auto"/>
+        <w:jc w:val="both"/>
+        <w:rPr>
+          <w:b/>
+          <w:sz w:val="24"/>
+          <w:szCs w:val="24"/>
+        </w:rPr>
+      </w:pPr>
+    </w:p>
+    <w:p>
+      <w:pPr>
+        <w:spacing w:after="0" w:line="360" w:lineRule="auto"/>
+        <w:jc w:val="both"/>
+        <w:rPr>
+          <w:b/>
+          <w:sz w:val="24"/>
+          <w:szCs w:val="24"/>
+        </w:rPr>
+      </w:pPr>
+    </w:p>
     <w:p>
       <w:pPr>
         <w:spacing w:after="0" w:line="360" w:lineRule="auto"/>
@@ -2324,7 +2380,8 @@
                 <w:sz w:val="28"/>
                 <w:szCs w:val="28"/>
               </w:rPr>
-              <w:t xml:space="preserve">5. Metodología</w:t>
+              <w:lastRenderedPageBreak/>
+              <w:t>5. Metodología</w:t>
             </w:r>
           </w:p>
         </w:tc>
@@ -2406,7 +2463,7 @@
                 <w:rFonts w:ascii="Calibri" w:hAnsi="Calibri"/>
                 <w:color w:val="000000"/>
               </w:rPr>
-              <w:t xml:space="preserve">Descripción de la Metodología</w:t>
+              <w:t>Descripción de la Metodología</w:t>
             </w:r>
           </w:p>
         </w:tc>
@@ -2440,7 +2497,7 @@
                 <w:szCs w:val="20"/>
                 <w:lang w:eastAsia="es-CL"/>
               </w:rPr>
-              <w:t xml:space="preserve">El proyecto se desarrollará aplicando Scrum adaptado al contexto académico: un sprint cero de validación en terreno, seguido de seis sprints de dos semanas de desarrollo, y un piloto de cuatro semanas en la planta que se inicia al cierre del sprint 4. Se eligió una metodología ágil porque el prototipo debe validarse con usuarios reales mientras se construye, y porque el alcance se ajusta a medida que el administrador de la planta define sus requerimientos y se conocen las limitaciones de las tecnologías nuevas para el equipo.</w:t>
+              <w:t>El proyecto se desarrollará aplicando Scrum adaptado al contexto académico: un sprint cero de validación en terreno, seguido de seis sprints de dos semanas de desarrollo, y un piloto de cuatro semanas en la planta que se inicia al cierre del sprint 4. Se eligió una metodología ágil porque el prototipo debe validarse con usuarios reales mientras se construye, y porque el alcance se ajusta a medida que el administrador de la planta define sus requerimientos y se conocen las limitaciones de las tecnologías nuevas para el equipo.</w:t>
             </w:r>
           </w:p>
           <w:p>
@@ -2464,7 +2521,7 @@
                 <w:szCs w:val="20"/>
                 <w:lang w:eastAsia="es-CL"/>
               </w:rPr>
-              <w:t xml:space="preserve">La secuencia de sprints responde a una decisión explícita. El sprint 0 valida el problema en terreno con el administrador de la planta, el futuro validador y colaboradores de distintas áreas antes de escribir código. Los sprints 1 a 3 construyen la cadena de verificación. El piloto comienza al cierre del sprint 4, cuando la ronda, los retiros y los reportes ya funcionan, porque antes de ese punto la planta no obtendría datos verificados y la participación no sería medible.</w:t>
+              <w:t>La secuencia de sprints responde a una decisión explícita. El sprint 0 valida el problema en terreno con el administrador de la planta, el futuro validador y colaboradores de distintas áreas antes de escribir código. Los sprints 1 a 3 construyen la cadena de verificación. El piloto comienza al cierre del sprint 4, cuando la ronda, los retiros y los reportes ya funcionan, porque antes de ese punto la planta no obtendría datos verificados y la participación no sería medible.</w:t>
             </w:r>
           </w:p>
           <w:p>
@@ -2488,7 +2545,7 @@
                 <w:szCs w:val="20"/>
                 <w:lang w:eastAsia="es-CL"/>
               </w:rPr>
-              <w:t xml:space="preserve">Cada sprint contempla una reunión de planificación al inicio, coordinaciones breves durante la ejecución, y una revisión con retrospectiva al cierre, en las que se demuestra el incremento funcional y se registran los aprendizajes. Cada requerimiento del administrador de la planta se registra y se incorpora al Product Backlog. El seguimiento se lleva en un tablero compartido y el código se versiona en un repositorio Git común.</w:t>
+              <w:t>Cada sprint contempla una reunión de planificación al inicio, coordinaciones breves durante la ejecución, y una revisión con retrospectiva al cierre, en las que se demuestra el incremento funcional y se registran los aprendizajes. Cada requerimiento del administrador de la planta se registra y se incorpora al Product Backlog. El seguimiento se lleva en un tablero compartido y el código se versiona en un repositorio Git común.</w:t>
             </w:r>
           </w:p>
           <w:p>
@@ -2512,7 +2569,7 @@
                 <w:szCs w:val="20"/>
                 <w:lang w:eastAsia="es-CL"/>
               </w:rPr>
-              <w:t xml:space="preserve">Distribución de funciones y responsabilidades del equipo:</w:t>
+              <w:t>Distribución de funciones y responsabilidades del equipo:</w:t>
             </w:r>
           </w:p>
           <w:p>
@@ -2536,7 +2593,7 @@
                 <w:szCs w:val="20"/>
                 <w:lang w:eastAsia="es-CL"/>
               </w:rPr>
-              <w:t xml:space="preserve">Álvaro Jaña: desarrollo de la aplicación en React Native, construcción de las vistas del colaborador, del validador y del gestor y del panel web del administrador, integración con Firebase y despliegue del prototipo como aplicación web instalable para las pruebas de campo.</w:t>
+              <w:t>Álvaro Jaña: desarrollo de la aplicación en React Native, construcción de las vistas del colaborador y del validador y del panel web del administrador, integración con Firebase y despliegue del prototipo como aplicación web instalable para las pruebas de campo.</w:t>
             </w:r>
           </w:p>
           <w:p>
@@ -2560,7 +2617,7 @@
                 <w:szCs w:val="20"/>
                 <w:lang w:eastAsia="es-CL"/>
               </w:rPr>
-              <w:t xml:space="preserve">Vicente Torres: diseño e implementación del modelo de datos en Firestore, definición de la arquitectura de la solución y desarrollo de las reglas de seguridad que gobiernan las transiciones de estado y los permisos de cada rol.</w:t>
+              <w:t>Vicente Torres: diseño e implementación del modelo de datos en Firestore, definición de la arquitectura de la solución y desarrollo de las reglas de seguridad que gobiernan las transiciones de estado y los permisos de cada rol.</w:t>
             </w:r>
           </w:p>
           <w:p>
@@ -2584,7 +2641,7 @@
                 <w:szCs w:val="20"/>
                 <w:lang w:eastAsia="es-CL"/>
               </w:rPr>
-              <w:t xml:space="preserve">Matías Bustamante: conducción ágil del proyecto en el rol de Scrum Master, gestión del Product Backlog y de los requisitos, facilitación de las ceremonias, seguimiento del avance, definición del plan de pruebas y coordinación del piloto con el administrador de la planta.</w:t>
+              <w:t>Matías Bustamante: conducción ágil del proyecto en el rol de Scrum Master, gestión del Product Backlog y de los requisitos, facilitación de las ceremonias, seguimiento del avance, definición del plan de pruebas y coordinación del piloto con el administrador de la planta.</w:t>
             </w:r>
           </w:p>
           <w:p>
@@ -2608,7 +2665,7 @@
                 <w:szCs w:val="20"/>
                 <w:lang w:eastAsia="es-CL"/>
               </w:rPr>
-              <w:t xml:space="preserve">La distribución responde a las fortalezas declaradas por cada integrante en sus autoevaluaciones de competencias, pero las responsabilidades son de conducción y no de trabajo aislado: la revisión de código y la validación de cada incremento se realizan de forma conjunta al cierre de cada sprint.</w:t>
+              <w:t>La distribución responde a las fortalezas declaradas por cada integrante en sus autoevaluaciones de competencias, pero las responsabilidades son de conducción y no de trabajo aislado: la revisión de código y la validación de cada incremento se realizan de forma conjunta al cierre de cada sprint.</w:t>
             </w:r>
           </w:p>
           <w:p>
@@ -2632,7 +2689,7 @@
                 <w:szCs w:val="20"/>
                 <w:lang w:eastAsia="es-CL"/>
               </w:rPr>
-              <w:t xml:space="preserve">Los sprints se organizan así. S0: validación en terreno del problema y de la ronda diaria en la planta. S1: arquitectura base, modelo de datos de la planta y definición de roles. S2: registro de reciclaje por QR en los puntos limpios. S3: ronda diaria del validador. S4: retiros, reportes y certificados; al cierre comienza el piloto. S5: panel web del administrador, campañas y ranking por área. S6: cierre, corrección de errores y documentación final.</w:t>
+              <w:t>Los sprints se organizan así. S0: validación en terreno del problema y de la ronda diaria en la planta. S1: arquitectura base, modelo de datos de la planta y definición de roles. S2: registro de reciclaje por QR en los puntos limpios. S3: ronda diaria del validador. S4: retiros, reportes y certificados; al cierre comienza el piloto. S5: panel web del administrador, campañas y ranking por área. S6: cierre, corrección de errores y documentación final.</w:t>
             </w:r>
           </w:p>
         </w:tc>
@@ -2711,7 +2768,7 @@
                 <w:szCs w:val="28"/>
               </w:rPr>
               <w:lastRenderedPageBreak/>
-              <w:t xml:space="preserve">6. Evidencias</w:t>
+              <w:t>6. Evidencias</w:t>
             </w:r>
           </w:p>
         </w:tc>
@@ -2962,7 +3019,7 @@
                 <w:b/>
                 <w:color w:val="000000"/>
               </w:rPr>
-              <w:t xml:space="preserve">Prototipo funcional de la aplicación</w:t>
+              <w:t>Prototipo funcional de la aplicación</w:t>
             </w:r>
           </w:p>
         </w:tc>
@@ -2991,7 +3048,7 @@
                 <w:szCs w:val="20"/>
                 <w:lang w:eastAsia="es-CL"/>
               </w:rPr>
-              <w:t xml:space="preserve">Aplicación en React Native, publicada como app web instalable, con los flujos de registro del colaborador, escaneo de QR, ronda del validador, registro de retiros del gestor y panel web del administrador.</w:t>
+              <w:t>Aplicación en React Native, publicada como app web instalable, con los flujos de registro del colaborador, escaneo de QR, ronda del validador y panel web del administrador, desde el que se registran los retiros.</w:t>
             </w:r>
           </w:p>
         </w:tc>
@@ -3015,7 +3072,7 @@
                 <w:b/>
                 <w:color w:val="000000"/>
               </w:rPr>
-              <w:t xml:space="preserve">Permite verificar tempranamente que la cadena de verificación es viable y navegable de extremo a extremo con los cuatro roles, antes de iniciar el piloto en la planta.</w:t>
+              <w:t>Permite verificar tempranamente que la cadena de verificación es viable y navegable de extremo a extremo con los tres roles, antes de iniciar el piloto en la planta.</w:t>
             </w:r>
           </w:p>
         </w:tc>
@@ -3092,7 +3149,7 @@
                 <w:b/>
                 <w:color w:val="000000"/>
               </w:rPr>
-              <w:t xml:space="preserve">Estructura de colecciones en Firestore para la planta, sus áreas, puntos limpios y contenedores, colaboradores, depósitos, rondas de validación y retiros, acompañada de los diagramas de casos de uso del sistema.</w:t>
+              <w:t>Estructura de colecciones en Firestore para la planta, sus áreas, puntos limpios y contenedores, colaboradores, depósitos, rondas de validación y retiros, acompañada de los diagramas de casos de uso del sistema.</w:t>
             </w:r>
           </w:p>
         </w:tc>
@@ -3169,7 +3226,7 @@
                 <w:b/>
                 <w:color w:val="000000"/>
               </w:rPr>
-              <w:t xml:space="preserve">Reportes y certificados emitidos durante el piloto</w:t>
+              <w:t>Reportes y certificados emitidos durante el piloto</w:t>
             </w:r>
           </w:p>
         </w:tc>
@@ -3193,7 +3250,7 @@
                 <w:b/>
                 <w:color w:val="000000"/>
               </w:rPr>
-              <w:t xml:space="preserve">Reportes mensuales de la planta y certificados mensuales de los colaboradores en PDF, con código de verificación único, generados automáticamente por el sistema a partir de reciclaje real en la planta.</w:t>
+              <w:t>Reportes mensuales de la planta y certificados mensuales de los colaboradores en PDF, con código de verificación único, generados automáticamente por el sistema a partir de reciclaje real en la planta.</w:t>
             </w:r>
           </w:p>
         </w:tc>
@@ -3294,7 +3351,7 @@
                 <w:b/>
                 <w:color w:val="000000"/>
               </w:rPr>
-              <w:t xml:space="preserve">Documento con las métricas obtenidas durante las cuatro semanas de operación: tasa de lectura de QR, rondas completadas y su duración, tiempo del flujo completo, participación por área y documentos emitidos.</w:t>
+              <w:t>Documento con las métricas obtenidas durante las cuatro semanas de operación: tasa de lectura de QR, rondas completadas y su duración, tiempo del flujo completo, participación por área y documentos emitidos.</w:t>
             </w:r>
           </w:p>
         </w:tc>
@@ -3395,7 +3452,7 @@
                 <w:b/>
                 <w:color w:val="000000"/>
               </w:rPr>
-              <w:t xml:space="preserve">Product Backlog priorizado, planificación de los seis sprints, actas de retrospectiva y registro de velocidad del equipo.</w:t>
+              <w:t>Product Backlog priorizado, planificación de los seis sprints, actas de retrospectiva y registro de velocidad del equipo.</w:t>
             </w:r>
           </w:p>
         </w:tc>
@@ -3425,6 +3482,17 @@
         </w:tc>
       </w:tr>
     </w:tbl>
+    <w:p>
+      <w:pPr>
+        <w:spacing w:after="0" w:line="360" w:lineRule="auto"/>
+        <w:jc w:val="both"/>
+        <w:rPr>
+          <w:b/>
+          <w:sz w:val="24"/>
+          <w:szCs w:val="24"/>
+        </w:rPr>
+      </w:pPr>
+    </w:p>
     <w:p>
       <w:pPr>
         <w:spacing w:after="0" w:line="360" w:lineRule="auto"/>
@@ -3479,7 +3547,8 @@
                 <w:sz w:val="28"/>
                 <w:szCs w:val="28"/>
               </w:rPr>
-              <w:t xml:space="preserve">7. Plan de Trabajo</w:t>
+              <w:lastRenderedPageBreak/>
+              <w:t>7. Plan de Trabajo</w:t>
             </w:r>
           </w:p>
         </w:tc>
@@ -3508,7 +3577,7 @@
                 <w:rFonts w:ascii="Calibri" w:hAnsi="Calibri"/>
                 <w:color w:val="1F3864" w:themeColor="accent1" w:themeShade="80"/>
               </w:rPr>
-              <w:t xml:space="preserve">En la siguiente tabla define la planificación de tu Proyecto APT de acuerdo a lo requerido.</w:t>
+              <w:t>En la siguiente tabla define la planificación de tu Proyecto APT de acuerdo a lo requerido.</w:t>
             </w:r>
           </w:p>
         </w:tc>
@@ -3601,7 +3670,7 @@
                 <w:color w:val="000000"/>
                 <w:sz w:val="18"/>
               </w:rPr>
-              <w:t xml:space="preserve">Competencia o unidades de competencias</w:t>
+              <w:t>Competencia o unidades de competencias</w:t>
             </w:r>
           </w:p>
         </w:tc>
@@ -3623,7 +3692,7 @@
                 <w:rFonts w:ascii="Calibri" w:hAnsi="Calibri"/>
                 <w:color w:val="000000"/>
               </w:rPr>
-              <w:t xml:space="preserve">Nombre de  Actividades/Tareas</w:t>
+              <w:t>Nombre de  Actividades/Tareas</w:t>
             </w:r>
           </w:p>
         </w:tc>
@@ -3791,7 +3860,7 @@
                 <w:szCs w:val="20"/>
                 <w:lang w:eastAsia="es-CL"/>
               </w:rPr>
-              <w:t xml:space="preserve">Gestionar proyectos informáticos</w:t>
+              <w:t>Gestionar proyectos informáticos</w:t>
             </w:r>
           </w:p>
         </w:tc>
@@ -3815,7 +3884,7 @@
                 <w:sz w:val="18"/>
                 <w:szCs w:val="24"/>
               </w:rPr>
-              <w:t xml:space="preserve">S0: validación en terreno</w:t>
+              <w:t>S0: validación en terreno</w:t>
             </w:r>
           </w:p>
         </w:tc>
@@ -3839,7 +3908,7 @@
                 <w:sz w:val="18"/>
                 <w:szCs w:val="24"/>
               </w:rPr>
-              <w:t xml:space="preserve">Levantamiento con el administrador de la planta, el futuro validador y colaboradores de distintas áreas para confirmar el problema, recorrer los puntos limpios y validar que la ronda diaria sin instrumentos es operable en la planta.</w:t>
+              <w:t>Levantamiento con el administrador de la planta, el futuro validador y colaboradores de distintas áreas para confirmar el problema, recorrer los puntos limpios y validar que la ronda diaria sin instrumentos es operable en la planta.</w:t>
             </w:r>
           </w:p>
         </w:tc>
@@ -3868,7 +3937,7 @@
                 <w:szCs w:val="20"/>
                 <w:lang w:eastAsia="es-CL"/>
               </w:rPr>
-              <w:t xml:space="preserve">Acceso a la planta, pauta de entrevista, registro fotográfico de los puntos limpios.</w:t>
+              <w:t>Acceso a la planta, pauta de entrevista, registro fotográfico de los puntos limpios.</w:t>
             </w:r>
           </w:p>
         </w:tc>
@@ -3900,7 +3969,7 @@
                 <w:szCs w:val="20"/>
                 <w:lang w:eastAsia="es-CL"/>
               </w:rPr>
-              <w:t xml:space="preserve">2 semanas</w:t>
+              <w:t>2 semanas</w:t>
             </w:r>
           </w:p>
         </w:tc>
@@ -3928,7 +3997,7 @@
                 <w:sz w:val="18"/>
                 <w:szCs w:val="24"/>
               </w:rPr>
-              <w:t xml:space="preserve">Matías Bustamante</w:t>
+              <w:t>Matías Bustamante</w:t>
             </w:r>
           </w:p>
         </w:tc>
@@ -3952,7 +4021,7 @@
                 <w:sz w:val="18"/>
                 <w:szCs w:val="24"/>
               </w:rPr>
-              <w:t xml:space="preserve">Facilitador: la planta ya tiene puntos limpios en uso y el flujo principal fue aprobado por el administrador. Obstaculizador: los turnos de la planta dificultan reunir a los colaboradores; se mitiga agendando por turno y con anticipación.</w:t>
+              <w:t>Facilitador: la planta ya tiene puntos limpios en uso y el flujo principal fue aprobado por el administrador. Obstaculizador: los turnos de la planta dificultan reunir a los colaboradores; se mitiga agendando por turno y con anticipación.</w:t>
             </w:r>
           </w:p>
         </w:tc>
@@ -3986,7 +4055,7 @@
                 <w:szCs w:val="20"/>
                 <w:lang w:eastAsia="es-CL"/>
               </w:rPr>
-              <w:t xml:space="preserve">Construir modelos de datos / Desarrollar una solución de software</w:t>
+              <w:t>Construir modelos de datos / Desarrollar una solución de software</w:t>
             </w:r>
           </w:p>
         </w:tc>
@@ -4010,7 +4079,7 @@
                 <w:sz w:val="18"/>
                 <w:szCs w:val="24"/>
               </w:rPr>
-              <w:t xml:space="preserve">S1: arquitectura base, modelo de datos y roles</w:t>
+              <w:t>S1: arquitectura base, modelo de datos y roles</w:t>
             </w:r>
           </w:p>
         </w:tc>
@@ -4034,7 +4103,7 @@
                 <w:sz w:val="18"/>
                 <w:szCs w:val="24"/>
               </w:rPr>
-              <w:t xml:space="preserve">Configuración del proyecto en React Native con Expo, creación del proyecto en Firebase, diseño del modelo en Firestore para la planta, áreas, puntos limpios, colaboradores, depósitos, rondas y retiros, e implementación de autenticación, roles y vinculación a un área.</w:t>
+              <w:t>Configuración del proyecto en React Native con Expo, creación del proyecto en Firebase, diseño del modelo en Firestore para la planta, áreas, puntos limpios, colaboradores, depósitos, rondas y retiros, e implementación de autenticación, roles y vinculación a un área.</w:t>
             </w:r>
           </w:p>
         </w:tc>
@@ -4063,7 +4132,7 @@
                 <w:szCs w:val="20"/>
                 <w:lang w:eastAsia="es-CL"/>
               </w:rPr>
-              <w:t xml:space="preserve">Computadores del equipo, cuenta Firebase (plan gratuito), repositorio Git.</w:t>
+              <w:t>Computadores del equipo, cuenta Firebase (plan gratuito), repositorio Git.</w:t>
             </w:r>
           </w:p>
         </w:tc>
@@ -4095,7 +4164,7 @@
                 <w:szCs w:val="20"/>
                 <w:lang w:eastAsia="es-CL"/>
               </w:rPr>
-              <w:t xml:space="preserve">2 semanas</w:t>
+              <w:t>2 semanas</w:t>
             </w:r>
           </w:p>
         </w:tc>
@@ -4123,7 +4192,7 @@
                 <w:sz w:val="18"/>
                 <w:szCs w:val="24"/>
               </w:rPr>
-              <w:t xml:space="preserve">Vicente Torres</w:t>
+              <w:t>Vicente Torres</w:t>
             </w:r>
           </w:p>
         </w:tc>
@@ -4147,7 +4216,7 @@
                 <w:sz w:val="18"/>
                 <w:szCs w:val="24"/>
               </w:rPr>
-              <w:t xml:space="preserve">Obstaculizador: Firebase es nuevo para el equipo; se mitiga dedicando el sprint completo a la arquitectura y dejando la lógica de negocio para el siguiente.</w:t>
+              <w:t>Obstaculizador: Firebase es nuevo para el equipo; se mitiga dedicando el sprint completo a la arquitectura y dejando la lógica de negocio para el siguiente.</w:t>
             </w:r>
           </w:p>
         </w:tc>
@@ -4181,7 +4250,7 @@
                 <w:szCs w:val="20"/>
                 <w:lang w:eastAsia="es-CL"/>
               </w:rPr>
-              <w:t xml:space="preserve">Desarrollar una solución de software</w:t>
+              <w:t>Desarrollar una solución de software</w:t>
             </w:r>
           </w:p>
         </w:tc>
@@ -4205,7 +4274,7 @@
                 <w:sz w:val="18"/>
                 <w:szCs w:val="24"/>
               </w:rPr>
-              <w:t xml:space="preserve">S2: registro de reciclaje por QR</w:t>
+              <w:t>S2: registro de reciclaje por QR</w:t>
             </w:r>
           </w:p>
         </w:tc>
@@ -4229,7 +4298,17 @@
                 <w:sz w:val="18"/>
                 <w:szCs w:val="24"/>
               </w:rPr>
-              <w:t xml:space="preserve">Integración de la cámara para lectura del código QR del contenedor en cada punto limpio, selección del material y del tamaño, e historial del colaborador con el estado de cada depósito.</w:t>
+              <w:t xml:space="preserve">Integración de la cámara para lectura del código QR del contenedor en </w:t>
+            </w:r>
+            <w:r>
+              <w:rPr>
+                <w:b/>
+                <w:color w:val="000000"/>
+                <w:sz w:val="18"/>
+                <w:szCs w:val="24"/>
+              </w:rPr>
+              <w:lastRenderedPageBreak/>
+              <w:t>cada punto limpio, selección del material y del tamaño, e historial del colaborador con el estado de cada depósito.</w:t>
             </w:r>
           </w:p>
         </w:tc>
@@ -4258,7 +4337,20 @@
                 <w:szCs w:val="20"/>
                 <w:lang w:eastAsia="es-CL"/>
               </w:rPr>
-              <w:t xml:space="preserve">Celulares de prueba, códigos QR impresos, cámara del navegador (jsQR).</w:t>
+              <w:lastRenderedPageBreak/>
+              <w:t xml:space="preserve">Celulares de prueba, códigos QR impresos, </w:t>
+            </w:r>
+            <w:r>
+              <w:rPr>
+                <w:rFonts w:ascii="Calibri" w:hAnsi="Calibri" w:cs="Arial"/>
+                <w:i/>
+                <w:color w:val="000000"/>
+                <w:sz w:val="18"/>
+                <w:szCs w:val="20"/>
+                <w:lang w:eastAsia="es-CL"/>
+              </w:rPr>
+              <w:lastRenderedPageBreak/>
+              <w:t>cámara del navegador (jsQR).</w:t>
             </w:r>
           </w:p>
         </w:tc>
@@ -4290,7 +4382,8 @@
                 <w:szCs w:val="20"/>
                 <w:lang w:eastAsia="es-CL"/>
               </w:rPr>
-              <w:t xml:space="preserve">2 semanas</w:t>
+              <w:lastRenderedPageBreak/>
+              <w:t>2 semanas</w:t>
             </w:r>
           </w:p>
         </w:tc>
@@ -4318,7 +4411,7 @@
                 <w:sz w:val="18"/>
                 <w:szCs w:val="24"/>
               </w:rPr>
-              <w:t xml:space="preserve">Álvaro Jaña</w:t>
+              <w:t>Álvaro Jaña</w:t>
             </w:r>
           </w:p>
         </w:tc>
@@ -4342,7 +4435,17 @@
                 <w:sz w:val="18"/>
                 <w:szCs w:val="24"/>
               </w:rPr>
-              <w:t xml:space="preserve">Obstaculizador: la lectura del QR puede fallar con poca luz junto a los contenedores; se mitiga probando en terreno y permitiendo ingreso manual del código.</w:t>
+              <w:t xml:space="preserve">Obstaculizador: la lectura del QR puede fallar con poca luz junto a los contenedores; </w:t>
+            </w:r>
+            <w:r>
+              <w:rPr>
+                <w:b/>
+                <w:color w:val="000000"/>
+                <w:sz w:val="18"/>
+                <w:szCs w:val="24"/>
+              </w:rPr>
+              <w:lastRenderedPageBreak/>
+              <w:t>se mitiga probando en terreno y permitiendo ingreso manual del código.</w:t>
             </w:r>
           </w:p>
         </w:tc>
@@ -4376,7 +4479,8 @@
                 <w:szCs w:val="20"/>
                 <w:lang w:eastAsia="es-CL"/>
               </w:rPr>
-              <w:t xml:space="preserve">Desarrollar una solución de software / Realizar pruebas de certificación</w:t>
+              <w:lastRenderedPageBreak/>
+              <w:t>Desarrollar una solución de software / Realizar pruebas de certificación</w:t>
             </w:r>
           </w:p>
         </w:tc>
@@ -4400,7 +4504,7 @@
                 <w:sz w:val="18"/>
                 <w:szCs w:val="24"/>
               </w:rPr>
-              <w:t xml:space="preserve">S3: ronda diaria del validador</w:t>
+              <w:t>S3: ronda diaria del validador</w:t>
             </w:r>
           </w:p>
         </w:tc>
@@ -4424,7 +4528,7 @@
                 <w:sz w:val="18"/>
                 <w:szCs w:val="24"/>
               </w:rPr>
-              <w:t xml:space="preserve">Construcción de la vista del validador, que agrupa los depósitos del día por punto limpio y le permite marcarlos como conformes, con observación o sin material en una sola pasada, sin instrumentos de medición.</w:t>
+              <w:t>Construcción de la vista del validador, que agrupa los depósitos del día por punto limpio y le permite marcarlos como conformes, con observación o sin material en una sola pasada, sin instrumentos de medición.</w:t>
             </w:r>
           </w:p>
         </w:tc>
@@ -4453,7 +4557,7 @@
                 <w:szCs w:val="20"/>
                 <w:lang w:eastAsia="es-CL"/>
               </w:rPr>
-              <w:t xml:space="preserve">Entorno de desarrollo, datos de prueba, retroalimentación del validador de la planta.</w:t>
+              <w:t>Entorno de desarrollo, datos de prueba, retroalimentación del validador de la planta.</w:t>
             </w:r>
           </w:p>
         </w:tc>
@@ -4485,7 +4589,7 @@
                 <w:szCs w:val="20"/>
                 <w:lang w:eastAsia="es-CL"/>
               </w:rPr>
-              <w:t xml:space="preserve">2 semanas</w:t>
+              <w:t>2 semanas</w:t>
             </w:r>
           </w:p>
         </w:tc>
@@ -4513,7 +4617,7 @@
                 <w:sz w:val="18"/>
                 <w:szCs w:val="24"/>
               </w:rPr>
-              <w:t xml:space="preserve">Matías Bustamante</w:t>
+              <w:t>Matías Bustamante</w:t>
             </w:r>
           </w:p>
         </w:tc>
@@ -4537,7 +4641,7 @@
                 <w:sz w:val="18"/>
                 <w:szCs w:val="24"/>
               </w:rPr>
-              <w:t xml:space="preserve">Facilitador: la ronda se asigna a alguien que ya recorre la planta. Obstaculizador: el flujo debe ser muy breve o el validador no lo sostendrá; se mitiga midiendo el tiempo de la ronda en terreno.</w:t>
+              <w:t>Facilitador: la ronda se asigna a alguien que ya recorre la planta. Obstaculizador: el flujo debe ser muy breve o el validador no lo sostendrá; se mitiga midiendo el tiempo de la ronda en terreno.</w:t>
             </w:r>
           </w:p>
         </w:tc>
@@ -4571,7 +4675,7 @@
                 <w:szCs w:val="20"/>
                 <w:lang w:eastAsia="es-CL"/>
               </w:rPr>
-              <w:t xml:space="preserve">Construir modelos de datos / Desarrollar una solución de software</w:t>
+              <w:t>Construir modelos de datos / Desarrollar una solución de software</w:t>
             </w:r>
           </w:p>
         </w:tc>
@@ -4595,7 +4699,7 @@
                 <w:sz w:val="18"/>
                 <w:szCs w:val="24"/>
               </w:rPr>
-              <w:t xml:space="preserve">S4: retiros, reportes y certificados</w:t>
+              <w:t>S4: retiros, reportes y certificados</w:t>
             </w:r>
           </w:p>
         </w:tc>
@@ -4619,7 +4723,7 @@
                 <w:sz w:val="18"/>
                 <w:szCs w:val="24"/>
               </w:rPr>
-              <w:t xml:space="preserve">Implementación del registro de retiros por parte del gestor, con peso opcional, y de la generación automática del reporte mensual de la planta y del certificado mensual de cada colaborador. Al cierre comienza el piloto.</w:t>
+              <w:t>Implementación del registro de retiros por parte del administrador desde el panel web, con peso opcional, y de la generación automática del reporte mensual de la planta y del certificado mensual de cada colaborador. Al cierre comienza el piloto.</w:t>
             </w:r>
           </w:p>
         </w:tc>
@@ -4648,7 +4752,7 @@
                 <w:szCs w:val="20"/>
                 <w:lang w:eastAsia="es-CL"/>
               </w:rPr>
-              <w:t xml:space="preserve">Reglas de seguridad de Firestore, librería de generación de PDF (pdf-lib), planta piloto.</w:t>
+              <w:t>Reglas de seguridad de Firestore, librería de generación de PDF (pdf-lib), planta piloto.</w:t>
             </w:r>
           </w:p>
         </w:tc>
@@ -4680,7 +4784,7 @@
                 <w:szCs w:val="20"/>
                 <w:lang w:eastAsia="es-CL"/>
               </w:rPr>
-              <w:t xml:space="preserve">2 semanas</w:t>
+              <w:t>2 semanas</w:t>
             </w:r>
           </w:p>
         </w:tc>
@@ -4708,7 +4812,7 @@
                 <w:sz w:val="18"/>
                 <w:szCs w:val="24"/>
               </w:rPr>
-              <w:t xml:space="preserve">Vicente Torres</w:t>
+              <w:t>Vicente Torres</w:t>
             </w:r>
           </w:p>
         </w:tc>
@@ -4732,7 +4836,7 @@
                 <w:sz w:val="18"/>
                 <w:szCs w:val="24"/>
               </w:rPr>
-              <w:t xml:space="preserve">Obstaculizador: el gestor de retiro podría no usar la aplicación; se mitiga permitiendo que el administrador registre el retiro desde el panel.</w:t>
+              <w:t>Obstaculizador: quien retira podría no entregar guía o comprobante; se mitiga registrando el retiro igualmente, con la masa estimada en vez del peso informado.</w:t>
             </w:r>
           </w:p>
         </w:tc>
@@ -4766,7 +4870,7 @@
                 <w:szCs w:val="20"/>
                 <w:lang w:eastAsia="es-CL"/>
               </w:rPr>
-              <w:t xml:space="preserve">Desarrollar una solución de software</w:t>
+              <w:t>Desarrollar una solución de software</w:t>
             </w:r>
           </w:p>
         </w:tc>
@@ -4790,7 +4894,7 @@
                 <w:sz w:val="18"/>
                 <w:szCs w:val="24"/>
               </w:rPr>
-              <w:t xml:space="preserve">S5: panel web del administrador y campañas</w:t>
+              <w:t>S5: panel web del administrador y campañas</w:t>
             </w:r>
           </w:p>
         </w:tc>
@@ -4814,7 +4918,7 @@
                 <w:sz w:val="18"/>
                 <w:szCs w:val="24"/>
               </w:rPr>
-              <w:t xml:space="preserve">Desarrollo del panel web del administrador (puntos limpios, personas y áreas, rondas, retiros y reportes), del ranking de áreas por participación y de las campañas con metas e incentivos definidos por el administrador.</w:t>
+              <w:t>Desarrollo del panel web del administrador (puntos limpios, personas y áreas, rondas, retiros y reportes), del ranking de áreas por participación y de las campañas con metas e incentivos definidos por el administrador.</w:t>
             </w:r>
           </w:p>
         </w:tc>
@@ -4843,7 +4947,7 @@
                 <w:szCs w:val="20"/>
                 <w:lang w:eastAsia="es-CL"/>
               </w:rPr>
-              <w:t xml:space="preserve">Entorno de desarrollo, datos acumulados del piloto en curso.</w:t>
+              <w:t>Entorno de desarrollo, datos acumulados del piloto en curso.</w:t>
             </w:r>
           </w:p>
         </w:tc>
@@ -4875,7 +4979,7 @@
                 <w:szCs w:val="20"/>
                 <w:lang w:eastAsia="es-CL"/>
               </w:rPr>
-              <w:t xml:space="preserve">2 semanas</w:t>
+              <w:t>2 semanas</w:t>
             </w:r>
           </w:p>
         </w:tc>
@@ -4903,7 +5007,7 @@
                 <w:sz w:val="18"/>
                 <w:szCs w:val="24"/>
               </w:rPr>
-              <w:t xml:space="preserve">Álvaro Jaña</w:t>
+              <w:t>Álvaro Jaña</w:t>
             </w:r>
           </w:p>
         </w:tc>
@@ -4927,7 +5031,7 @@
                 <w:sz w:val="18"/>
                 <w:szCs w:val="24"/>
               </w:rPr>
-              <w:t xml:space="preserve">Facilitador: reutiliza el modelo de datos ya construido. Obstaculizador: los incentivos dependen de lo que defina la planta; se mitiga dejando que el administrador los configure libremente.</w:t>
+              <w:t>Facilitador: reutiliza el modelo de datos ya construido. Obstaculizador: los incentivos dependen de lo que defina la planta; se mitiga dejando que el administrador los configure libremente.</w:t>
             </w:r>
           </w:p>
         </w:tc>
@@ -4961,7 +5065,8 @@
                 <w:szCs w:val="20"/>
                 <w:lang w:eastAsia="es-CL"/>
               </w:rPr>
-              <w:t xml:space="preserve">Realizar pruebas de certificación / Gestionar proyectos informáticos</w:t>
+              <w:lastRenderedPageBreak/>
+              <w:t>Realizar pruebas de certificación / Gestionar proyectos informáticos</w:t>
             </w:r>
           </w:p>
         </w:tc>
@@ -4985,7 +5090,7 @@
                 <w:sz w:val="18"/>
                 <w:szCs w:val="24"/>
               </w:rPr>
-              <w:t xml:space="preserve">S6: cierre, ajustes y documentación</w:t>
+              <w:t>S6: cierre, ajustes y documentación</w:t>
             </w:r>
           </w:p>
         </w:tc>
@@ -5009,7 +5114,7 @@
                 <w:sz w:val="18"/>
                 <w:szCs w:val="24"/>
               </w:rPr>
-              <w:t xml:space="preserve">Cierre del piloto, ejecución del plan de pruebas, medición de las métricas comprometidas, corrección de errores detectados y elaboración de la documentación final.</w:t>
+              <w:t>Cierre del piloto, ejecución del plan de pruebas, medición de las métricas comprometidas, corrección de errores detectados y elaboración de la documentación final.</w:t>
             </w:r>
           </w:p>
         </w:tc>
@@ -5038,7 +5143,7 @@
                 <w:szCs w:val="20"/>
                 <w:lang w:eastAsia="es-CL"/>
               </w:rPr>
-              <w:t xml:space="preserve">Planta piloto, registros del período, equipo completo.</w:t>
+              <w:t>Planta piloto, registros del período, equipo completo.</w:t>
             </w:r>
           </w:p>
         </w:tc>
@@ -5070,7 +5175,7 @@
                 <w:szCs w:val="20"/>
                 <w:lang w:eastAsia="es-CL"/>
               </w:rPr>
-              <w:t xml:space="preserve">2 semanas</w:t>
+              <w:t>2 semanas</w:t>
             </w:r>
           </w:p>
         </w:tc>
@@ -5098,7 +5203,7 @@
                 <w:sz w:val="18"/>
                 <w:szCs w:val="24"/>
               </w:rPr>
-              <w:t xml:space="preserve">Matías Bustamante</w:t>
+              <w:t>Matías Bustamante</w:t>
             </w:r>
           </w:p>
         </w:tc>
@@ -5122,7 +5227,7 @@
                 <w:sz w:val="18"/>
                 <w:szCs w:val="24"/>
               </w:rPr>
-              <w:t xml:space="preserve">Obstaculizador principal: sostener la ronda diaria durante el piloto; se mitiga con inducción presencial al validador y a su suplente, y con seguimiento semanal junto al administrador de la planta.</w:t>
+              <w:t>Obstaculizador principal: sostener la ronda diaria durante el piloto; se mitiga con inducción presencial al validador y a su suplente, y con seguimiento semanal junto al administrador de la planta.</w:t>
             </w:r>
           </w:p>
         </w:tc>
@@ -5211,7 +5316,7 @@
                 <w:rFonts w:ascii="Calibri" w:hAnsi="Calibri"/>
                 <w:color w:val="1F3864" w:themeColor="accent1" w:themeShade="80"/>
               </w:rPr>
-              <w:t xml:space="preserve">Busca un formato de Carta Gantt que te acomode y organiza en este las actividades planificadas en el punto anterior considerando el periodo asignado para el desarrollo de tu Proyecto APT. Debes mantener la temporalidad del periodo académico en el desarrollo de las tres fases que contempla la Asignatura de Portafolio de Título.</w:t>
+              <w:t>Busca un formato de Carta Gantt que te acomode y organiza en este las actividades planificadas en el punto anterior considerando el periodo asignado para el desarrollo de tu Proyecto APT. Debes mantener la temporalidad del periodo académico en el desarrollo de las tres fases que contempla la Asignatura de Portafolio de Título.</w:t>
             </w:r>
           </w:p>
         </w:tc>
@@ -5304,7 +5409,6 @@
                 <w:sz w:val="16"/>
                 <w:szCs w:val="16"/>
               </w:rPr>
-              <w:lastRenderedPageBreak/>
               <w:t>Actividad</w:t>
             </w:r>
           </w:p>
@@ -5915,7 +6019,7 @@
                 <w:sz w:val="16"/>
                 <w:szCs w:val="16"/>
               </w:rPr>
-              <w:t xml:space="preserve">Definición del Proyecto APT (Fase 1)</w:t>
+              <w:t>Definición del Proyecto APT (Fase 1)</w:t>
             </w:r>
           </w:p>
         </w:tc>
@@ -5940,7 +6044,7 @@
                 <w:sz w:val="16"/>
                 <w:szCs w:val="16"/>
               </w:rPr>
-              <w:t xml:space="preserve">X</w:t>
+              <w:t>X</w:t>
             </w:r>
           </w:p>
         </w:tc>
@@ -5965,7 +6069,7 @@
                 <w:sz w:val="16"/>
                 <w:szCs w:val="16"/>
               </w:rPr>
-              <w:t xml:space="preserve">X</w:t>
+              <w:t>X</w:t>
             </w:r>
           </w:p>
         </w:tc>
@@ -5983,15 +6087,6 @@
                 <w:szCs w:val="16"/>
               </w:rPr>
             </w:pPr>
-            <w:r>
-              <w:rPr>
-                <w:b/>
-                <w:color w:val="000000"/>
-                <w:sz w:val="16"/>
-                <w:szCs w:val="16"/>
-              </w:rPr>
-              <w:t xml:space="preserve"/>
-            </w:r>
           </w:p>
         </w:tc>
         <w:tc>
@@ -6008,15 +6103,6 @@
                 <w:szCs w:val="16"/>
               </w:rPr>
             </w:pPr>
-            <w:r>
-              <w:rPr>
-                <w:b/>
-                <w:color w:val="000000"/>
-                <w:sz w:val="16"/>
-                <w:szCs w:val="16"/>
-              </w:rPr>
-              <w:t xml:space="preserve"/>
-            </w:r>
           </w:p>
         </w:tc>
         <w:tc>
@@ -6033,15 +6119,6 @@
                 <w:szCs w:val="16"/>
               </w:rPr>
             </w:pPr>
-            <w:r>
-              <w:rPr>
-                <w:b/>
-                <w:color w:val="000000"/>
-                <w:sz w:val="16"/>
-                <w:szCs w:val="16"/>
-              </w:rPr>
-              <w:t xml:space="preserve"/>
-            </w:r>
           </w:p>
         </w:tc>
         <w:tc>
@@ -6058,15 +6135,6 @@
                 <w:szCs w:val="16"/>
               </w:rPr>
             </w:pPr>
-            <w:r>
-              <w:rPr>
-                <w:b/>
-                <w:color w:val="000000"/>
-                <w:sz w:val="16"/>
-                <w:szCs w:val="16"/>
-              </w:rPr>
-              <w:t xml:space="preserve"/>
-            </w:r>
           </w:p>
         </w:tc>
         <w:tc>
@@ -6083,15 +6151,6 @@
                 <w:szCs w:val="16"/>
               </w:rPr>
             </w:pPr>
-            <w:r>
-              <w:rPr>
-                <w:b/>
-                <w:color w:val="000000"/>
-                <w:sz w:val="16"/>
-                <w:szCs w:val="16"/>
-              </w:rPr>
-              <w:t xml:space="preserve"/>
-            </w:r>
           </w:p>
         </w:tc>
         <w:tc>
@@ -6108,15 +6167,6 @@
                 <w:szCs w:val="16"/>
               </w:rPr>
             </w:pPr>
-            <w:r>
-              <w:rPr>
-                <w:b/>
-                <w:color w:val="000000"/>
-                <w:sz w:val="16"/>
-                <w:szCs w:val="16"/>
-              </w:rPr>
-              <w:t xml:space="preserve"/>
-            </w:r>
           </w:p>
         </w:tc>
         <w:tc>
@@ -6133,15 +6183,6 @@
                 <w:szCs w:val="16"/>
               </w:rPr>
             </w:pPr>
-            <w:r>
-              <w:rPr>
-                <w:b/>
-                <w:color w:val="000000"/>
-                <w:sz w:val="16"/>
-                <w:szCs w:val="16"/>
-              </w:rPr>
-              <w:t xml:space="preserve"/>
-            </w:r>
           </w:p>
         </w:tc>
         <w:tc>
@@ -6158,15 +6199,6 @@
                 <w:szCs w:val="16"/>
               </w:rPr>
             </w:pPr>
-            <w:r>
-              <w:rPr>
-                <w:b/>
-                <w:color w:val="000000"/>
-                <w:sz w:val="16"/>
-                <w:szCs w:val="16"/>
-              </w:rPr>
-              <w:t xml:space="preserve"/>
-            </w:r>
           </w:p>
         </w:tc>
         <w:tc>
@@ -6183,15 +6215,6 @@
                 <w:szCs w:val="16"/>
               </w:rPr>
             </w:pPr>
-            <w:r>
-              <w:rPr>
-                <w:b/>
-                <w:color w:val="000000"/>
-                <w:sz w:val="16"/>
-                <w:szCs w:val="16"/>
-              </w:rPr>
-              <w:t xml:space="preserve"/>
-            </w:r>
           </w:p>
         </w:tc>
         <w:tc>
@@ -6208,15 +6231,6 @@
                 <w:szCs w:val="16"/>
               </w:rPr>
             </w:pPr>
-            <w:r>
-              <w:rPr>
-                <w:b/>
-                <w:color w:val="000000"/>
-                <w:sz w:val="16"/>
-                <w:szCs w:val="16"/>
-              </w:rPr>
-              <w:t xml:space="preserve"/>
-            </w:r>
           </w:p>
         </w:tc>
         <w:tc>
@@ -6233,15 +6247,6 @@
                 <w:szCs w:val="16"/>
               </w:rPr>
             </w:pPr>
-            <w:r>
-              <w:rPr>
-                <w:b/>
-                <w:color w:val="000000"/>
-                <w:sz w:val="16"/>
-                <w:szCs w:val="16"/>
-              </w:rPr>
-              <w:t xml:space="preserve"/>
-            </w:r>
           </w:p>
         </w:tc>
         <w:tc>
@@ -6258,15 +6263,6 @@
                 <w:szCs w:val="16"/>
               </w:rPr>
             </w:pPr>
-            <w:r>
-              <w:rPr>
-                <w:b/>
-                <w:color w:val="000000"/>
-                <w:sz w:val="16"/>
-                <w:szCs w:val="16"/>
-              </w:rPr>
-              <w:t xml:space="preserve"/>
-            </w:r>
           </w:p>
         </w:tc>
         <w:tc>
@@ -6283,15 +6279,6 @@
                 <w:szCs w:val="16"/>
               </w:rPr>
             </w:pPr>
-            <w:r>
-              <w:rPr>
-                <w:b/>
-                <w:color w:val="000000"/>
-                <w:sz w:val="16"/>
-                <w:szCs w:val="16"/>
-              </w:rPr>
-              <w:t xml:space="preserve"/>
-            </w:r>
           </w:p>
         </w:tc>
         <w:tc>
@@ -6309,15 +6296,6 @@
                 <w:szCs w:val="16"/>
               </w:rPr>
             </w:pPr>
-            <w:r>
-              <w:rPr>
-                <w:b/>
-                <w:color w:val="000000"/>
-                <w:sz w:val="16"/>
-                <w:szCs w:val="16"/>
-              </w:rPr>
-              <w:t xml:space="preserve"/>
-            </w:r>
           </w:p>
         </w:tc>
         <w:tc>
@@ -6334,15 +6312,6 @@
                 <w:szCs w:val="16"/>
               </w:rPr>
             </w:pPr>
-            <w:r>
-              <w:rPr>
-                <w:b/>
-                <w:color w:val="000000"/>
-                <w:sz w:val="16"/>
-                <w:szCs w:val="16"/>
-              </w:rPr>
-              <w:t xml:space="preserve"/>
-            </w:r>
           </w:p>
         </w:tc>
         <w:tc>
@@ -6359,15 +6328,6 @@
                 <w:szCs w:val="16"/>
               </w:rPr>
             </w:pPr>
-            <w:r>
-              <w:rPr>
-                <w:b/>
-                <w:color w:val="000000"/>
-                <w:sz w:val="16"/>
-                <w:szCs w:val="16"/>
-              </w:rPr>
-              <w:t xml:space="preserve"/>
-            </w:r>
           </w:p>
         </w:tc>
       </w:tr>
@@ -6399,7 +6359,7 @@
                 <w:sz w:val="16"/>
                 <w:szCs w:val="16"/>
               </w:rPr>
-              <w:t xml:space="preserve">S0: validación en terreno</w:t>
+              <w:t>S0: validación en terreno</w:t>
             </w:r>
           </w:p>
         </w:tc>
@@ -6417,15 +6377,6 @@
                 <w:szCs w:val="16"/>
               </w:rPr>
             </w:pPr>
-            <w:r>
-              <w:rPr>
-                <w:b/>
-                <w:color w:val="000000"/>
-                <w:sz w:val="16"/>
-                <w:szCs w:val="16"/>
-              </w:rPr>
-              <w:t xml:space="preserve"/>
-            </w:r>
           </w:p>
         </w:tc>
         <w:tc>
@@ -6442,15 +6393,6 @@
                 <w:szCs w:val="16"/>
               </w:rPr>
             </w:pPr>
-            <w:r>
-              <w:rPr>
-                <w:b/>
-                <w:color w:val="000000"/>
-                <w:sz w:val="16"/>
-                <w:szCs w:val="16"/>
-              </w:rPr>
-              <w:t xml:space="preserve"/>
-            </w:r>
           </w:p>
         </w:tc>
         <w:tc>
@@ -6474,7 +6416,7 @@
                 <w:sz w:val="16"/>
                 <w:szCs w:val="16"/>
               </w:rPr>
-              <w:t xml:space="preserve">X</w:t>
+              <w:t>X</w:t>
             </w:r>
           </w:p>
         </w:tc>
@@ -6499,7 +6441,7 @@
                 <w:sz w:val="16"/>
                 <w:szCs w:val="16"/>
               </w:rPr>
-              <w:t xml:space="preserve">X</w:t>
+              <w:t>X</w:t>
             </w:r>
           </w:p>
         </w:tc>
@@ -6517,15 +6459,6 @@
                 <w:szCs w:val="16"/>
               </w:rPr>
             </w:pPr>
-            <w:r>
-              <w:rPr>
-                <w:b/>
-                <w:color w:val="000000"/>
-                <w:sz w:val="16"/>
-                <w:szCs w:val="16"/>
-              </w:rPr>
-              <w:t xml:space="preserve"/>
-            </w:r>
           </w:p>
         </w:tc>
         <w:tc>
@@ -6542,15 +6475,6 @@
                 <w:szCs w:val="16"/>
               </w:rPr>
             </w:pPr>
-            <w:r>
-              <w:rPr>
-                <w:b/>
-                <w:color w:val="000000"/>
-                <w:sz w:val="16"/>
-                <w:szCs w:val="16"/>
-              </w:rPr>
-              <w:t xml:space="preserve"/>
-            </w:r>
           </w:p>
         </w:tc>
         <w:tc>
@@ -6567,15 +6491,6 @@
                 <w:szCs w:val="16"/>
               </w:rPr>
             </w:pPr>
-            <w:r>
-              <w:rPr>
-                <w:b/>
-                <w:color w:val="000000"/>
-                <w:sz w:val="16"/>
-                <w:szCs w:val="16"/>
-              </w:rPr>
-              <w:t xml:space="preserve"/>
-            </w:r>
           </w:p>
         </w:tc>
         <w:tc>
@@ -6592,15 +6507,6 @@
                 <w:szCs w:val="16"/>
               </w:rPr>
             </w:pPr>
-            <w:r>
-              <w:rPr>
-                <w:b/>
-                <w:color w:val="000000"/>
-                <w:sz w:val="16"/>
-                <w:szCs w:val="16"/>
-              </w:rPr>
-              <w:t xml:space="preserve"/>
-            </w:r>
           </w:p>
         </w:tc>
         <w:tc>
@@ -6617,15 +6523,6 @@
                 <w:szCs w:val="16"/>
               </w:rPr>
             </w:pPr>
-            <w:r>
-              <w:rPr>
-                <w:b/>
-                <w:color w:val="000000"/>
-                <w:sz w:val="16"/>
-                <w:szCs w:val="16"/>
-              </w:rPr>
-              <w:t xml:space="preserve"/>
-            </w:r>
           </w:p>
         </w:tc>
         <w:tc>
@@ -6642,15 +6539,6 @@
                 <w:szCs w:val="16"/>
               </w:rPr>
             </w:pPr>
-            <w:r>
-              <w:rPr>
-                <w:b/>
-                <w:color w:val="000000"/>
-                <w:sz w:val="16"/>
-                <w:szCs w:val="16"/>
-              </w:rPr>
-              <w:t xml:space="preserve"/>
-            </w:r>
           </w:p>
         </w:tc>
         <w:tc>
@@ -6667,15 +6555,6 @@
                 <w:szCs w:val="16"/>
               </w:rPr>
             </w:pPr>
-            <w:r>
-              <w:rPr>
-                <w:b/>
-                <w:color w:val="000000"/>
-                <w:sz w:val="16"/>
-                <w:szCs w:val="16"/>
-              </w:rPr>
-              <w:t xml:space="preserve"/>
-            </w:r>
           </w:p>
         </w:tc>
         <w:tc>
@@ -6692,15 +6571,6 @@
                 <w:szCs w:val="16"/>
               </w:rPr>
             </w:pPr>
-            <w:r>
-              <w:rPr>
-                <w:b/>
-                <w:color w:val="000000"/>
-                <w:sz w:val="16"/>
-                <w:szCs w:val="16"/>
-              </w:rPr>
-              <w:t xml:space="preserve"/>
-            </w:r>
           </w:p>
         </w:tc>
         <w:tc>
@@ -6717,15 +6587,6 @@
                 <w:szCs w:val="16"/>
               </w:rPr>
             </w:pPr>
-            <w:r>
-              <w:rPr>
-                <w:b/>
-                <w:color w:val="000000"/>
-                <w:sz w:val="16"/>
-                <w:szCs w:val="16"/>
-              </w:rPr>
-              <w:t xml:space="preserve"/>
-            </w:r>
           </w:p>
         </w:tc>
         <w:tc>
@@ -6742,15 +6603,6 @@
                 <w:szCs w:val="16"/>
               </w:rPr>
             </w:pPr>
-            <w:r>
-              <w:rPr>
-                <w:b/>
-                <w:color w:val="000000"/>
-                <w:sz w:val="16"/>
-                <w:szCs w:val="16"/>
-              </w:rPr>
-              <w:t xml:space="preserve"/>
-            </w:r>
           </w:p>
         </w:tc>
         <w:tc>
@@ -6767,15 +6619,6 @@
                 <w:szCs w:val="16"/>
               </w:rPr>
             </w:pPr>
-            <w:r>
-              <w:rPr>
-                <w:b/>
-                <w:color w:val="000000"/>
-                <w:sz w:val="16"/>
-                <w:szCs w:val="16"/>
-              </w:rPr>
-              <w:t xml:space="preserve"/>
-            </w:r>
           </w:p>
         </w:tc>
         <w:tc>
@@ -6793,15 +6636,6 @@
                 <w:szCs w:val="16"/>
               </w:rPr>
             </w:pPr>
-            <w:r>
-              <w:rPr>
-                <w:b/>
-                <w:color w:val="000000"/>
-                <w:sz w:val="16"/>
-                <w:szCs w:val="16"/>
-              </w:rPr>
-              <w:t xml:space="preserve"/>
-            </w:r>
           </w:p>
         </w:tc>
         <w:tc>
@@ -6818,15 +6652,6 @@
                 <w:szCs w:val="16"/>
               </w:rPr>
             </w:pPr>
-            <w:r>
-              <w:rPr>
-                <w:b/>
-                <w:color w:val="000000"/>
-                <w:sz w:val="16"/>
-                <w:szCs w:val="16"/>
-              </w:rPr>
-              <w:t xml:space="preserve"/>
-            </w:r>
           </w:p>
         </w:tc>
         <w:tc>
@@ -6843,15 +6668,6 @@
                 <w:szCs w:val="16"/>
               </w:rPr>
             </w:pPr>
-            <w:r>
-              <w:rPr>
-                <w:b/>
-                <w:color w:val="000000"/>
-                <w:sz w:val="16"/>
-                <w:szCs w:val="16"/>
-              </w:rPr>
-              <w:t xml:space="preserve"/>
-            </w:r>
           </w:p>
         </w:tc>
       </w:tr>
@@ -6883,7 +6699,7 @@
                 <w:sz w:val="16"/>
                 <w:szCs w:val="16"/>
               </w:rPr>
-              <w:t xml:space="preserve">S1: arquitectura, modelo de datos y roles</w:t>
+              <w:t>S1: arquitectura, modelo de datos y roles</w:t>
             </w:r>
           </w:p>
         </w:tc>
@@ -6901,15 +6717,6 @@
                 <w:szCs w:val="16"/>
               </w:rPr>
             </w:pPr>
-            <w:r>
-              <w:rPr>
-                <w:b/>
-                <w:color w:val="000000"/>
-                <w:sz w:val="16"/>
-                <w:szCs w:val="16"/>
-              </w:rPr>
-              <w:t xml:space="preserve"/>
-            </w:r>
           </w:p>
         </w:tc>
         <w:tc>
@@ -6926,15 +6733,6 @@
                 <w:szCs w:val="16"/>
               </w:rPr>
             </w:pPr>
-            <w:r>
-              <w:rPr>
-                <w:b/>
-                <w:color w:val="000000"/>
-                <w:sz w:val="16"/>
-                <w:szCs w:val="16"/>
-              </w:rPr>
-              <w:t xml:space="preserve"/>
-            </w:r>
           </w:p>
         </w:tc>
         <w:tc>
@@ -6951,15 +6749,6 @@
                 <w:szCs w:val="16"/>
               </w:rPr>
             </w:pPr>
-            <w:r>
-              <w:rPr>
-                <w:b/>
-                <w:color w:val="000000"/>
-                <w:sz w:val="16"/>
-                <w:szCs w:val="16"/>
-              </w:rPr>
-              <w:t xml:space="preserve"/>
-            </w:r>
           </w:p>
         </w:tc>
         <w:tc>
@@ -6976,15 +6765,6 @@
                 <w:szCs w:val="16"/>
               </w:rPr>
             </w:pPr>
-            <w:r>
-              <w:rPr>
-                <w:b/>
-                <w:color w:val="000000"/>
-                <w:sz w:val="16"/>
-                <w:szCs w:val="16"/>
-              </w:rPr>
-              <w:t xml:space="preserve"/>
-            </w:r>
           </w:p>
         </w:tc>
         <w:tc>
@@ -7008,7 +6788,7 @@
                 <w:sz w:val="16"/>
                 <w:szCs w:val="16"/>
               </w:rPr>
-              <w:t xml:space="preserve">X</w:t>
+              <w:t>X</w:t>
             </w:r>
           </w:p>
         </w:tc>
@@ -7033,7 +6813,7 @@
                 <w:sz w:val="16"/>
                 <w:szCs w:val="16"/>
               </w:rPr>
-              <w:t xml:space="preserve">X</w:t>
+              <w:t>X</w:t>
             </w:r>
           </w:p>
         </w:tc>
@@ -7051,15 +6831,6 @@
                 <w:szCs w:val="16"/>
               </w:rPr>
             </w:pPr>
-            <w:r>
-              <w:rPr>
-                <w:b/>
-                <w:color w:val="000000"/>
-                <w:sz w:val="16"/>
-                <w:szCs w:val="16"/>
-              </w:rPr>
-              <w:t xml:space="preserve"/>
-            </w:r>
           </w:p>
         </w:tc>
         <w:tc>
@@ -7076,15 +6847,6 @@
                 <w:szCs w:val="16"/>
               </w:rPr>
             </w:pPr>
-            <w:r>
-              <w:rPr>
-                <w:b/>
-                <w:color w:val="000000"/>
-                <w:sz w:val="16"/>
-                <w:szCs w:val="16"/>
-              </w:rPr>
-              <w:t xml:space="preserve"/>
-            </w:r>
           </w:p>
         </w:tc>
         <w:tc>
@@ -7101,15 +6863,6 @@
                 <w:szCs w:val="16"/>
               </w:rPr>
             </w:pPr>
-            <w:r>
-              <w:rPr>
-                <w:b/>
-                <w:color w:val="000000"/>
-                <w:sz w:val="16"/>
-                <w:szCs w:val="16"/>
-              </w:rPr>
-              <w:t xml:space="preserve"/>
-            </w:r>
           </w:p>
         </w:tc>
         <w:tc>
@@ -7126,15 +6879,6 @@
                 <w:szCs w:val="16"/>
               </w:rPr>
             </w:pPr>
-            <w:r>
-              <w:rPr>
-                <w:b/>
-                <w:color w:val="000000"/>
-                <w:sz w:val="16"/>
-                <w:szCs w:val="16"/>
-              </w:rPr>
-              <w:t xml:space="preserve"/>
-            </w:r>
           </w:p>
         </w:tc>
         <w:tc>
@@ -7151,15 +6895,6 @@
                 <w:szCs w:val="16"/>
               </w:rPr>
             </w:pPr>
-            <w:r>
-              <w:rPr>
-                <w:b/>
-                <w:color w:val="000000"/>
-                <w:sz w:val="16"/>
-                <w:szCs w:val="16"/>
-              </w:rPr>
-              <w:t xml:space="preserve"/>
-            </w:r>
           </w:p>
         </w:tc>
         <w:tc>
@@ -7176,15 +6911,6 @@
                 <w:szCs w:val="16"/>
               </w:rPr>
             </w:pPr>
-            <w:r>
-              <w:rPr>
-                <w:b/>
-                <w:color w:val="000000"/>
-                <w:sz w:val="16"/>
-                <w:szCs w:val="16"/>
-              </w:rPr>
-              <w:t xml:space="preserve"/>
-            </w:r>
           </w:p>
         </w:tc>
         <w:tc>
@@ -7201,15 +6927,6 @@
                 <w:szCs w:val="16"/>
               </w:rPr>
             </w:pPr>
-            <w:r>
-              <w:rPr>
-                <w:b/>
-                <w:color w:val="000000"/>
-                <w:sz w:val="16"/>
-                <w:szCs w:val="16"/>
-              </w:rPr>
-              <w:t xml:space="preserve"/>
-            </w:r>
           </w:p>
         </w:tc>
         <w:tc>
@@ -7226,15 +6943,6 @@
                 <w:szCs w:val="16"/>
               </w:rPr>
             </w:pPr>
-            <w:r>
-              <w:rPr>
-                <w:b/>
-                <w:color w:val="000000"/>
-                <w:sz w:val="16"/>
-                <w:szCs w:val="16"/>
-              </w:rPr>
-              <w:t xml:space="preserve"/>
-            </w:r>
           </w:p>
         </w:tc>
         <w:tc>
@@ -7251,15 +6959,6 @@
                 <w:szCs w:val="16"/>
               </w:rPr>
             </w:pPr>
-            <w:r>
-              <w:rPr>
-                <w:b/>
-                <w:color w:val="000000"/>
-                <w:sz w:val="16"/>
-                <w:szCs w:val="16"/>
-              </w:rPr>
-              <w:t xml:space="preserve"/>
-            </w:r>
           </w:p>
         </w:tc>
         <w:tc>
@@ -7277,15 +6976,6 @@
                 <w:szCs w:val="16"/>
               </w:rPr>
             </w:pPr>
-            <w:r>
-              <w:rPr>
-                <w:b/>
-                <w:color w:val="000000"/>
-                <w:sz w:val="16"/>
-                <w:szCs w:val="16"/>
-              </w:rPr>
-              <w:t xml:space="preserve"/>
-            </w:r>
           </w:p>
         </w:tc>
         <w:tc>
@@ -7302,15 +6992,6 @@
                 <w:szCs w:val="16"/>
               </w:rPr>
             </w:pPr>
-            <w:r>
-              <w:rPr>
-                <w:b/>
-                <w:color w:val="000000"/>
-                <w:sz w:val="16"/>
-                <w:szCs w:val="16"/>
-              </w:rPr>
-              <w:t xml:space="preserve"/>
-            </w:r>
           </w:p>
         </w:tc>
         <w:tc>
@@ -7327,15 +7008,6 @@
                 <w:szCs w:val="16"/>
               </w:rPr>
             </w:pPr>
-            <w:r>
-              <w:rPr>
-                <w:b/>
-                <w:color w:val="000000"/>
-                <w:sz w:val="16"/>
-                <w:szCs w:val="16"/>
-              </w:rPr>
-              <w:t xml:space="preserve"/>
-            </w:r>
           </w:p>
         </w:tc>
       </w:tr>
@@ -7367,7 +7039,7 @@
                 <w:sz w:val="16"/>
                 <w:szCs w:val="16"/>
               </w:rPr>
-              <w:t xml:space="preserve">S2: registro de reciclaje por QR</w:t>
+              <w:t>S2: registro de reciclaje por QR</w:t>
             </w:r>
           </w:p>
         </w:tc>
@@ -7385,15 +7057,6 @@
                 <w:szCs w:val="16"/>
               </w:rPr>
             </w:pPr>
-            <w:r>
-              <w:rPr>
-                <w:b/>
-                <w:color w:val="000000"/>
-                <w:sz w:val="16"/>
-                <w:szCs w:val="16"/>
-              </w:rPr>
-              <w:t xml:space="preserve"/>
-            </w:r>
           </w:p>
         </w:tc>
         <w:tc>
@@ -7410,15 +7073,6 @@
                 <w:szCs w:val="16"/>
               </w:rPr>
             </w:pPr>
-            <w:r>
-              <w:rPr>
-                <w:b/>
-                <w:color w:val="000000"/>
-                <w:sz w:val="16"/>
-                <w:szCs w:val="16"/>
-              </w:rPr>
-              <w:t xml:space="preserve"/>
-            </w:r>
           </w:p>
         </w:tc>
         <w:tc>
@@ -7435,15 +7089,6 @@
                 <w:szCs w:val="16"/>
               </w:rPr>
             </w:pPr>
-            <w:r>
-              <w:rPr>
-                <w:b/>
-                <w:color w:val="000000"/>
-                <w:sz w:val="16"/>
-                <w:szCs w:val="16"/>
-              </w:rPr>
-              <w:t xml:space="preserve"/>
-            </w:r>
           </w:p>
         </w:tc>
         <w:tc>
@@ -7460,15 +7105,6 @@
                 <w:szCs w:val="16"/>
               </w:rPr>
             </w:pPr>
-            <w:r>
-              <w:rPr>
-                <w:b/>
-                <w:color w:val="000000"/>
-                <w:sz w:val="16"/>
-                <w:szCs w:val="16"/>
-              </w:rPr>
-              <w:t xml:space="preserve"/>
-            </w:r>
           </w:p>
         </w:tc>
         <w:tc>
@@ -7485,15 +7121,6 @@
                 <w:szCs w:val="16"/>
               </w:rPr>
             </w:pPr>
-            <w:r>
-              <w:rPr>
-                <w:b/>
-                <w:color w:val="000000"/>
-                <w:sz w:val="16"/>
-                <w:szCs w:val="16"/>
-              </w:rPr>
-              <w:t xml:space="preserve"/>
-            </w:r>
           </w:p>
         </w:tc>
         <w:tc>
@@ -7510,15 +7137,6 @@
                 <w:szCs w:val="16"/>
               </w:rPr>
             </w:pPr>
-            <w:r>
-              <w:rPr>
-                <w:b/>
-                <w:color w:val="000000"/>
-                <w:sz w:val="16"/>
-                <w:szCs w:val="16"/>
-              </w:rPr>
-              <w:t xml:space="preserve"/>
-            </w:r>
           </w:p>
         </w:tc>
         <w:tc>
@@ -7542,7 +7160,7 @@
                 <w:sz w:val="16"/>
                 <w:szCs w:val="16"/>
               </w:rPr>
-              <w:t xml:space="preserve">X</w:t>
+              <w:t>X</w:t>
             </w:r>
           </w:p>
         </w:tc>
@@ -7567,7 +7185,7 @@
                 <w:sz w:val="16"/>
                 <w:szCs w:val="16"/>
               </w:rPr>
-              <w:t xml:space="preserve">X</w:t>
+              <w:t>X</w:t>
             </w:r>
           </w:p>
         </w:tc>
@@ -7585,15 +7203,6 @@
                 <w:szCs w:val="16"/>
               </w:rPr>
             </w:pPr>
-            <w:r>
-              <w:rPr>
-                <w:b/>
-                <w:color w:val="000000"/>
-                <w:sz w:val="16"/>
-                <w:szCs w:val="16"/>
-              </w:rPr>
-              <w:t xml:space="preserve"/>
-            </w:r>
           </w:p>
         </w:tc>
         <w:tc>
@@ -7610,15 +7219,6 @@
                 <w:szCs w:val="16"/>
               </w:rPr>
             </w:pPr>
-            <w:r>
-              <w:rPr>
-                <w:b/>
-                <w:color w:val="000000"/>
-                <w:sz w:val="16"/>
-                <w:szCs w:val="16"/>
-              </w:rPr>
-              <w:t xml:space="preserve"/>
-            </w:r>
           </w:p>
         </w:tc>
         <w:tc>
@@ -7635,15 +7235,6 @@
                 <w:szCs w:val="16"/>
               </w:rPr>
             </w:pPr>
-            <w:r>
-              <w:rPr>
-                <w:b/>
-                <w:color w:val="000000"/>
-                <w:sz w:val="16"/>
-                <w:szCs w:val="16"/>
-              </w:rPr>
-              <w:t xml:space="preserve"/>
-            </w:r>
           </w:p>
         </w:tc>
         <w:tc>
@@ -7660,15 +7251,6 @@
                 <w:szCs w:val="16"/>
               </w:rPr>
             </w:pPr>
-            <w:r>
-              <w:rPr>
-                <w:b/>
-                <w:color w:val="000000"/>
-                <w:sz w:val="16"/>
-                <w:szCs w:val="16"/>
-              </w:rPr>
-              <w:t xml:space="preserve"/>
-            </w:r>
           </w:p>
         </w:tc>
         <w:tc>
@@ -7685,15 +7267,6 @@
                 <w:szCs w:val="16"/>
               </w:rPr>
             </w:pPr>
-            <w:r>
-              <w:rPr>
-                <w:b/>
-                <w:color w:val="000000"/>
-                <w:sz w:val="16"/>
-                <w:szCs w:val="16"/>
-              </w:rPr>
-              <w:t xml:space="preserve"/>
-            </w:r>
           </w:p>
         </w:tc>
         <w:tc>
@@ -7710,15 +7283,6 @@
                 <w:szCs w:val="16"/>
               </w:rPr>
             </w:pPr>
-            <w:r>
-              <w:rPr>
-                <w:b/>
-                <w:color w:val="000000"/>
-                <w:sz w:val="16"/>
-                <w:szCs w:val="16"/>
-              </w:rPr>
-              <w:t xml:space="preserve"/>
-            </w:r>
           </w:p>
         </w:tc>
         <w:tc>
@@ -7735,15 +7299,6 @@
                 <w:szCs w:val="16"/>
               </w:rPr>
             </w:pPr>
-            <w:r>
-              <w:rPr>
-                <w:b/>
-                <w:color w:val="000000"/>
-                <w:sz w:val="16"/>
-                <w:szCs w:val="16"/>
-              </w:rPr>
-              <w:t xml:space="preserve"/>
-            </w:r>
           </w:p>
         </w:tc>
         <w:tc>
@@ -7761,15 +7316,6 @@
                 <w:szCs w:val="16"/>
               </w:rPr>
             </w:pPr>
-            <w:r>
-              <w:rPr>
-                <w:b/>
-                <w:color w:val="000000"/>
-                <w:sz w:val="16"/>
-                <w:szCs w:val="16"/>
-              </w:rPr>
-              <w:t xml:space="preserve"/>
-            </w:r>
           </w:p>
         </w:tc>
         <w:tc>
@@ -7786,15 +7332,6 @@
                 <w:szCs w:val="16"/>
               </w:rPr>
             </w:pPr>
-            <w:r>
-              <w:rPr>
-                <w:b/>
-                <w:color w:val="000000"/>
-                <w:sz w:val="16"/>
-                <w:szCs w:val="16"/>
-              </w:rPr>
-              <w:t xml:space="preserve"/>
-            </w:r>
           </w:p>
         </w:tc>
         <w:tc>
@@ -7811,15 +7348,6 @@
                 <w:szCs w:val="16"/>
               </w:rPr>
             </w:pPr>
-            <w:r>
-              <w:rPr>
-                <w:b/>
-                <w:color w:val="000000"/>
-                <w:sz w:val="16"/>
-                <w:szCs w:val="16"/>
-              </w:rPr>
-              <w:t xml:space="preserve"/>
-            </w:r>
           </w:p>
         </w:tc>
       </w:tr>
@@ -7851,7 +7379,7 @@
                 <w:sz w:val="16"/>
                 <w:szCs w:val="16"/>
               </w:rPr>
-              <w:t xml:space="preserve">S3: ronda diaria del validador</w:t>
+              <w:t>S3: ronda diaria del validador</w:t>
             </w:r>
           </w:p>
         </w:tc>
@@ -7869,15 +7397,6 @@
                 <w:szCs w:val="16"/>
               </w:rPr>
             </w:pPr>
-            <w:r>
-              <w:rPr>
-                <w:b/>
-                <w:color w:val="000000"/>
-                <w:sz w:val="16"/>
-                <w:szCs w:val="16"/>
-              </w:rPr>
-              <w:t xml:space="preserve"/>
-            </w:r>
           </w:p>
         </w:tc>
         <w:tc>
@@ -7894,15 +7413,6 @@
                 <w:szCs w:val="16"/>
               </w:rPr>
             </w:pPr>
-            <w:r>
-              <w:rPr>
-                <w:b/>
-                <w:color w:val="000000"/>
-                <w:sz w:val="16"/>
-                <w:szCs w:val="16"/>
-              </w:rPr>
-              <w:t xml:space="preserve"/>
-            </w:r>
           </w:p>
         </w:tc>
         <w:tc>
@@ -7919,15 +7429,6 @@
                 <w:szCs w:val="16"/>
               </w:rPr>
             </w:pPr>
-            <w:r>
-              <w:rPr>
-                <w:b/>
-                <w:color w:val="000000"/>
-                <w:sz w:val="16"/>
-                <w:szCs w:val="16"/>
-              </w:rPr>
-              <w:t xml:space="preserve"/>
-            </w:r>
           </w:p>
         </w:tc>
         <w:tc>
@@ -7944,15 +7445,6 @@
                 <w:szCs w:val="16"/>
               </w:rPr>
             </w:pPr>
-            <w:r>
-              <w:rPr>
-                <w:b/>
-                <w:color w:val="000000"/>
-                <w:sz w:val="16"/>
-                <w:szCs w:val="16"/>
-              </w:rPr>
-              <w:t xml:space="preserve"/>
-            </w:r>
           </w:p>
         </w:tc>
         <w:tc>
@@ -7969,15 +7461,6 @@
                 <w:szCs w:val="16"/>
               </w:rPr>
             </w:pPr>
-            <w:r>
-              <w:rPr>
-                <w:b/>
-                <w:color w:val="000000"/>
-                <w:sz w:val="16"/>
-                <w:szCs w:val="16"/>
-              </w:rPr>
-              <w:t xml:space="preserve"/>
-            </w:r>
           </w:p>
         </w:tc>
         <w:tc>
@@ -7994,15 +7477,6 @@
                 <w:szCs w:val="16"/>
               </w:rPr>
             </w:pPr>
-            <w:r>
-              <w:rPr>
-                <w:b/>
-                <w:color w:val="000000"/>
-                <w:sz w:val="16"/>
-                <w:szCs w:val="16"/>
-              </w:rPr>
-              <w:t xml:space="preserve"/>
-            </w:r>
           </w:p>
         </w:tc>
         <w:tc>
@@ -8019,15 +7493,6 @@
                 <w:szCs w:val="16"/>
               </w:rPr>
             </w:pPr>
-            <w:r>
-              <w:rPr>
-                <w:b/>
-                <w:color w:val="000000"/>
-                <w:sz w:val="16"/>
-                <w:szCs w:val="16"/>
-              </w:rPr>
-              <w:t xml:space="preserve"/>
-            </w:r>
           </w:p>
         </w:tc>
         <w:tc>
@@ -8044,15 +7509,6 @@
                 <w:szCs w:val="16"/>
               </w:rPr>
             </w:pPr>
-            <w:r>
-              <w:rPr>
-                <w:b/>
-                <w:color w:val="000000"/>
-                <w:sz w:val="16"/>
-                <w:szCs w:val="16"/>
-              </w:rPr>
-              <w:t xml:space="preserve"/>
-            </w:r>
           </w:p>
         </w:tc>
         <w:tc>
@@ -8076,7 +7532,7 @@
                 <w:sz w:val="16"/>
                 <w:szCs w:val="16"/>
               </w:rPr>
-              <w:t xml:space="preserve">X</w:t>
+              <w:t>X</w:t>
             </w:r>
           </w:p>
         </w:tc>
@@ -8101,7 +7557,7 @@
                 <w:sz w:val="16"/>
                 <w:szCs w:val="16"/>
               </w:rPr>
-              <w:t xml:space="preserve">X</w:t>
+              <w:t>X</w:t>
             </w:r>
           </w:p>
         </w:tc>
@@ -8119,15 +7575,6 @@
                 <w:szCs w:val="16"/>
               </w:rPr>
             </w:pPr>
-            <w:r>
-              <w:rPr>
-                <w:b/>
-                <w:color w:val="000000"/>
-                <w:sz w:val="16"/>
-                <w:szCs w:val="16"/>
-              </w:rPr>
-              <w:t xml:space="preserve"/>
-            </w:r>
           </w:p>
         </w:tc>
         <w:tc>
@@ -8144,15 +7591,6 @@
                 <w:szCs w:val="16"/>
               </w:rPr>
             </w:pPr>
-            <w:r>
-              <w:rPr>
-                <w:b/>
-                <w:color w:val="000000"/>
-                <w:sz w:val="16"/>
-                <w:szCs w:val="16"/>
-              </w:rPr>
-              <w:t xml:space="preserve"/>
-            </w:r>
           </w:p>
         </w:tc>
         <w:tc>
@@ -8169,15 +7607,6 @@
                 <w:szCs w:val="16"/>
               </w:rPr>
             </w:pPr>
-            <w:r>
-              <w:rPr>
-                <w:b/>
-                <w:color w:val="000000"/>
-                <w:sz w:val="16"/>
-                <w:szCs w:val="16"/>
-              </w:rPr>
-              <w:t xml:space="preserve"/>
-            </w:r>
           </w:p>
         </w:tc>
         <w:tc>
@@ -8194,15 +7623,6 @@
                 <w:szCs w:val="16"/>
               </w:rPr>
             </w:pPr>
-            <w:r>
-              <w:rPr>
-                <w:b/>
-                <w:color w:val="000000"/>
-                <w:sz w:val="16"/>
-                <w:szCs w:val="16"/>
-              </w:rPr>
-              <w:t xml:space="preserve"/>
-            </w:r>
           </w:p>
         </w:tc>
         <w:tc>
@@ -8219,15 +7639,6 @@
                 <w:szCs w:val="16"/>
               </w:rPr>
             </w:pPr>
-            <w:r>
-              <w:rPr>
-                <w:b/>
-                <w:color w:val="000000"/>
-                <w:sz w:val="16"/>
-                <w:szCs w:val="16"/>
-              </w:rPr>
-              <w:t xml:space="preserve"/>
-            </w:r>
           </w:p>
         </w:tc>
         <w:tc>
@@ -8245,15 +7656,6 @@
                 <w:szCs w:val="16"/>
               </w:rPr>
             </w:pPr>
-            <w:r>
-              <w:rPr>
-                <w:b/>
-                <w:color w:val="000000"/>
-                <w:sz w:val="16"/>
-                <w:szCs w:val="16"/>
-              </w:rPr>
-              <w:t xml:space="preserve"/>
-            </w:r>
           </w:p>
         </w:tc>
         <w:tc>
@@ -8270,15 +7672,6 @@
                 <w:szCs w:val="16"/>
               </w:rPr>
             </w:pPr>
-            <w:r>
-              <w:rPr>
-                <w:b/>
-                <w:color w:val="000000"/>
-                <w:sz w:val="16"/>
-                <w:szCs w:val="16"/>
-              </w:rPr>
-              <w:t xml:space="preserve"/>
-            </w:r>
           </w:p>
         </w:tc>
         <w:tc>
@@ -8295,15 +7688,6 @@
                 <w:szCs w:val="16"/>
               </w:rPr>
             </w:pPr>
-            <w:r>
-              <w:rPr>
-                <w:b/>
-                <w:color w:val="000000"/>
-                <w:sz w:val="16"/>
-                <w:szCs w:val="16"/>
-              </w:rPr>
-              <w:t xml:space="preserve"/>
-            </w:r>
           </w:p>
         </w:tc>
       </w:tr>
@@ -8335,7 +7719,7 @@
                 <w:sz w:val="16"/>
                 <w:szCs w:val="16"/>
               </w:rPr>
-              <w:t xml:space="preserve">S4: retiros, reportes y certificados</w:t>
+              <w:t>S4: retiros, reportes y certificados</w:t>
             </w:r>
           </w:p>
         </w:tc>
@@ -8353,15 +7737,6 @@
                 <w:szCs w:val="16"/>
               </w:rPr>
             </w:pPr>
-            <w:r>
-              <w:rPr>
-                <w:b/>
-                <w:color w:val="000000"/>
-                <w:sz w:val="16"/>
-                <w:szCs w:val="16"/>
-              </w:rPr>
-              <w:t xml:space="preserve"/>
-            </w:r>
           </w:p>
         </w:tc>
         <w:tc>
@@ -8378,15 +7753,6 @@
                 <w:szCs w:val="16"/>
               </w:rPr>
             </w:pPr>
-            <w:r>
-              <w:rPr>
-                <w:b/>
-                <w:color w:val="000000"/>
-                <w:sz w:val="16"/>
-                <w:szCs w:val="16"/>
-              </w:rPr>
-              <w:t xml:space="preserve"/>
-            </w:r>
           </w:p>
         </w:tc>
         <w:tc>
@@ -8403,15 +7769,6 @@
                 <w:szCs w:val="16"/>
               </w:rPr>
             </w:pPr>
-            <w:r>
-              <w:rPr>
-                <w:b/>
-                <w:color w:val="000000"/>
-                <w:sz w:val="16"/>
-                <w:szCs w:val="16"/>
-              </w:rPr>
-              <w:t xml:space="preserve"/>
-            </w:r>
           </w:p>
         </w:tc>
         <w:tc>
@@ -8428,15 +7785,6 @@
                 <w:szCs w:val="16"/>
               </w:rPr>
             </w:pPr>
-            <w:r>
-              <w:rPr>
-                <w:b/>
-                <w:color w:val="000000"/>
-                <w:sz w:val="16"/>
-                <w:szCs w:val="16"/>
-              </w:rPr>
-              <w:t xml:space="preserve"/>
-            </w:r>
           </w:p>
         </w:tc>
         <w:tc>
@@ -8453,15 +7801,6 @@
                 <w:szCs w:val="16"/>
               </w:rPr>
             </w:pPr>
-            <w:r>
-              <w:rPr>
-                <w:b/>
-                <w:color w:val="000000"/>
-                <w:sz w:val="16"/>
-                <w:szCs w:val="16"/>
-              </w:rPr>
-              <w:t xml:space="preserve"/>
-            </w:r>
           </w:p>
         </w:tc>
         <w:tc>
@@ -8478,15 +7817,6 @@
                 <w:szCs w:val="16"/>
               </w:rPr>
             </w:pPr>
-            <w:r>
-              <w:rPr>
-                <w:b/>
-                <w:color w:val="000000"/>
-                <w:sz w:val="16"/>
-                <w:szCs w:val="16"/>
-              </w:rPr>
-              <w:t xml:space="preserve"/>
-            </w:r>
           </w:p>
         </w:tc>
         <w:tc>
@@ -8503,15 +7833,6 @@
                 <w:szCs w:val="16"/>
               </w:rPr>
             </w:pPr>
-            <w:r>
-              <w:rPr>
-                <w:b/>
-                <w:color w:val="000000"/>
-                <w:sz w:val="16"/>
-                <w:szCs w:val="16"/>
-              </w:rPr>
-              <w:t xml:space="preserve"/>
-            </w:r>
           </w:p>
         </w:tc>
         <w:tc>
@@ -8528,15 +7849,6 @@
                 <w:szCs w:val="16"/>
               </w:rPr>
             </w:pPr>
-            <w:r>
-              <w:rPr>
-                <w:b/>
-                <w:color w:val="000000"/>
-                <w:sz w:val="16"/>
-                <w:szCs w:val="16"/>
-              </w:rPr>
-              <w:t xml:space="preserve"/>
-            </w:r>
           </w:p>
         </w:tc>
         <w:tc>
@@ -8553,15 +7865,6 @@
                 <w:szCs w:val="16"/>
               </w:rPr>
             </w:pPr>
-            <w:r>
-              <w:rPr>
-                <w:b/>
-                <w:color w:val="000000"/>
-                <w:sz w:val="16"/>
-                <w:szCs w:val="16"/>
-              </w:rPr>
-              <w:t xml:space="preserve"/>
-            </w:r>
           </w:p>
         </w:tc>
         <w:tc>
@@ -8578,15 +7881,6 @@
                 <w:szCs w:val="16"/>
               </w:rPr>
             </w:pPr>
-            <w:r>
-              <w:rPr>
-                <w:b/>
-                <w:color w:val="000000"/>
-                <w:sz w:val="16"/>
-                <w:szCs w:val="16"/>
-              </w:rPr>
-              <w:t xml:space="preserve"/>
-            </w:r>
           </w:p>
         </w:tc>
         <w:tc>
@@ -8610,7 +7904,7 @@
                 <w:sz w:val="16"/>
                 <w:szCs w:val="16"/>
               </w:rPr>
-              <w:t xml:space="preserve">X</w:t>
+              <w:t>X</w:t>
             </w:r>
           </w:p>
         </w:tc>
@@ -8635,7 +7929,7 @@
                 <w:sz w:val="16"/>
                 <w:szCs w:val="16"/>
               </w:rPr>
-              <w:t xml:space="preserve">X</w:t>
+              <w:t>X</w:t>
             </w:r>
           </w:p>
         </w:tc>
@@ -8653,15 +7947,6 @@
                 <w:szCs w:val="16"/>
               </w:rPr>
             </w:pPr>
-            <w:r>
-              <w:rPr>
-                <w:b/>
-                <w:color w:val="000000"/>
-                <w:sz w:val="16"/>
-                <w:szCs w:val="16"/>
-              </w:rPr>
-              <w:t xml:space="preserve"/>
-            </w:r>
           </w:p>
         </w:tc>
         <w:tc>
@@ -8678,15 +7963,6 @@
                 <w:szCs w:val="16"/>
               </w:rPr>
             </w:pPr>
-            <w:r>
-              <w:rPr>
-                <w:b/>
-                <w:color w:val="000000"/>
-                <w:sz w:val="16"/>
-                <w:szCs w:val="16"/>
-              </w:rPr>
-              <w:t xml:space="preserve"/>
-            </w:r>
           </w:p>
         </w:tc>
         <w:tc>
@@ -8703,15 +7979,6 @@
                 <w:szCs w:val="16"/>
               </w:rPr>
             </w:pPr>
-            <w:r>
-              <w:rPr>
-                <w:b/>
-                <w:color w:val="000000"/>
-                <w:sz w:val="16"/>
-                <w:szCs w:val="16"/>
-              </w:rPr>
-              <w:t xml:space="preserve"/>
-            </w:r>
           </w:p>
         </w:tc>
         <w:tc>
@@ -8729,15 +7996,6 @@
                 <w:szCs w:val="16"/>
               </w:rPr>
             </w:pPr>
-            <w:r>
-              <w:rPr>
-                <w:b/>
-                <w:color w:val="000000"/>
-                <w:sz w:val="16"/>
-                <w:szCs w:val="16"/>
-              </w:rPr>
-              <w:t xml:space="preserve"/>
-            </w:r>
           </w:p>
         </w:tc>
         <w:tc>
@@ -8754,15 +8012,6 @@
                 <w:szCs w:val="16"/>
               </w:rPr>
             </w:pPr>
-            <w:r>
-              <w:rPr>
-                <w:b/>
-                <w:color w:val="000000"/>
-                <w:sz w:val="16"/>
-                <w:szCs w:val="16"/>
-              </w:rPr>
-              <w:t xml:space="preserve"/>
-            </w:r>
           </w:p>
         </w:tc>
         <w:tc>
@@ -8779,15 +8028,6 @@
                 <w:szCs w:val="16"/>
               </w:rPr>
             </w:pPr>
-            <w:r>
-              <w:rPr>
-                <w:b/>
-                <w:color w:val="000000"/>
-                <w:sz w:val="16"/>
-                <w:szCs w:val="16"/>
-              </w:rPr>
-              <w:t xml:space="preserve"/>
-            </w:r>
           </w:p>
         </w:tc>
       </w:tr>
@@ -8819,7 +8059,17 @@
                 <w:sz w:val="16"/>
                 <w:szCs w:val="16"/>
               </w:rPr>
-              <w:t xml:space="preserve">S5: panel web del administrador y campañas</w:t>
+              <w:t xml:space="preserve">S5: panel web del </w:t>
+            </w:r>
+            <w:r>
+              <w:rPr>
+                <w:b/>
+                <w:color w:val="000000"/>
+                <w:sz w:val="16"/>
+                <w:szCs w:val="16"/>
+              </w:rPr>
+              <w:lastRenderedPageBreak/>
+              <w:t>administrador y campañas</w:t>
             </w:r>
           </w:p>
         </w:tc>
@@ -8837,15 +8087,6 @@
                 <w:szCs w:val="16"/>
               </w:rPr>
             </w:pPr>
-            <w:r>
-              <w:rPr>
-                <w:b/>
-                <w:color w:val="000000"/>
-                <w:sz w:val="16"/>
-                <w:szCs w:val="16"/>
-              </w:rPr>
-              <w:t xml:space="preserve"/>
-            </w:r>
           </w:p>
         </w:tc>
         <w:tc>
@@ -8862,15 +8103,6 @@
                 <w:szCs w:val="16"/>
               </w:rPr>
             </w:pPr>
-            <w:r>
-              <w:rPr>
-                <w:b/>
-                <w:color w:val="000000"/>
-                <w:sz w:val="16"/>
-                <w:szCs w:val="16"/>
-              </w:rPr>
-              <w:t xml:space="preserve"/>
-            </w:r>
           </w:p>
         </w:tc>
         <w:tc>
@@ -8887,15 +8119,6 @@
                 <w:szCs w:val="16"/>
               </w:rPr>
             </w:pPr>
-            <w:r>
-              <w:rPr>
-                <w:b/>
-                <w:color w:val="000000"/>
-                <w:sz w:val="16"/>
-                <w:szCs w:val="16"/>
-              </w:rPr>
-              <w:t xml:space="preserve"/>
-            </w:r>
           </w:p>
         </w:tc>
         <w:tc>
@@ -8912,15 +8135,6 @@
                 <w:szCs w:val="16"/>
               </w:rPr>
             </w:pPr>
-            <w:r>
-              <w:rPr>
-                <w:b/>
-                <w:color w:val="000000"/>
-                <w:sz w:val="16"/>
-                <w:szCs w:val="16"/>
-              </w:rPr>
-              <w:t xml:space="preserve"/>
-            </w:r>
           </w:p>
         </w:tc>
         <w:tc>
@@ -8937,15 +8151,6 @@
                 <w:szCs w:val="16"/>
               </w:rPr>
             </w:pPr>
-            <w:r>
-              <w:rPr>
-                <w:b/>
-                <w:color w:val="000000"/>
-                <w:sz w:val="16"/>
-                <w:szCs w:val="16"/>
-              </w:rPr>
-              <w:t xml:space="preserve"/>
-            </w:r>
           </w:p>
         </w:tc>
         <w:tc>
@@ -8962,15 +8167,6 @@
                 <w:szCs w:val="16"/>
               </w:rPr>
             </w:pPr>
-            <w:r>
-              <w:rPr>
-                <w:b/>
-                <w:color w:val="000000"/>
-                <w:sz w:val="16"/>
-                <w:szCs w:val="16"/>
-              </w:rPr>
-              <w:t xml:space="preserve"/>
-            </w:r>
           </w:p>
         </w:tc>
         <w:tc>
@@ -8987,15 +8183,6 @@
                 <w:szCs w:val="16"/>
               </w:rPr>
             </w:pPr>
-            <w:r>
-              <w:rPr>
-                <w:b/>
-                <w:color w:val="000000"/>
-                <w:sz w:val="16"/>
-                <w:szCs w:val="16"/>
-              </w:rPr>
-              <w:t xml:space="preserve"/>
-            </w:r>
           </w:p>
         </w:tc>
         <w:tc>
@@ -9012,15 +8199,6 @@
                 <w:szCs w:val="16"/>
               </w:rPr>
             </w:pPr>
-            <w:r>
-              <w:rPr>
-                <w:b/>
-                <w:color w:val="000000"/>
-                <w:sz w:val="16"/>
-                <w:szCs w:val="16"/>
-              </w:rPr>
-              <w:t xml:space="preserve"/>
-            </w:r>
           </w:p>
         </w:tc>
         <w:tc>
@@ -9037,15 +8215,6 @@
                 <w:szCs w:val="16"/>
               </w:rPr>
             </w:pPr>
-            <w:r>
-              <w:rPr>
-                <w:b/>
-                <w:color w:val="000000"/>
-                <w:sz w:val="16"/>
-                <w:szCs w:val="16"/>
-              </w:rPr>
-              <w:t xml:space="preserve"/>
-            </w:r>
           </w:p>
         </w:tc>
         <w:tc>
@@ -9062,15 +8231,6 @@
                 <w:szCs w:val="16"/>
               </w:rPr>
             </w:pPr>
-            <w:r>
-              <w:rPr>
-                <w:b/>
-                <w:color w:val="000000"/>
-                <w:sz w:val="16"/>
-                <w:szCs w:val="16"/>
-              </w:rPr>
-              <w:t xml:space="preserve"/>
-            </w:r>
           </w:p>
         </w:tc>
         <w:tc>
@@ -9087,15 +8247,6 @@
                 <w:szCs w:val="16"/>
               </w:rPr>
             </w:pPr>
-            <w:r>
-              <w:rPr>
-                <w:b/>
-                <w:color w:val="000000"/>
-                <w:sz w:val="16"/>
-                <w:szCs w:val="16"/>
-              </w:rPr>
-              <w:t xml:space="preserve"/>
-            </w:r>
           </w:p>
         </w:tc>
         <w:tc>
@@ -9112,15 +8263,6 @@
                 <w:szCs w:val="16"/>
               </w:rPr>
             </w:pPr>
-            <w:r>
-              <w:rPr>
-                <w:b/>
-                <w:color w:val="000000"/>
-                <w:sz w:val="16"/>
-                <w:szCs w:val="16"/>
-              </w:rPr>
-              <w:t xml:space="preserve"/>
-            </w:r>
           </w:p>
         </w:tc>
         <w:tc>
@@ -9144,7 +8286,7 @@
                 <w:sz w:val="16"/>
                 <w:szCs w:val="16"/>
               </w:rPr>
-              <w:t xml:space="preserve">X</w:t>
+              <w:t>X</w:t>
             </w:r>
           </w:p>
         </w:tc>
@@ -9169,7 +8311,7 @@
                 <w:sz w:val="16"/>
                 <w:szCs w:val="16"/>
               </w:rPr>
-              <w:t xml:space="preserve">X</w:t>
+              <w:t>X</w:t>
             </w:r>
           </w:p>
         </w:tc>
@@ -9187,15 +8329,6 @@
                 <w:szCs w:val="16"/>
               </w:rPr>
             </w:pPr>
-            <w:r>
-              <w:rPr>
-                <w:b/>
-                <w:color w:val="000000"/>
-                <w:sz w:val="16"/>
-                <w:szCs w:val="16"/>
-              </w:rPr>
-              <w:t xml:space="preserve"/>
-            </w:r>
           </w:p>
         </w:tc>
         <w:tc>
@@ -9213,15 +8346,6 @@
                 <w:szCs w:val="16"/>
               </w:rPr>
             </w:pPr>
-            <w:r>
-              <w:rPr>
-                <w:b/>
-                <w:color w:val="000000"/>
-                <w:sz w:val="16"/>
-                <w:szCs w:val="16"/>
-              </w:rPr>
-              <w:t xml:space="preserve"/>
-            </w:r>
           </w:p>
         </w:tc>
         <w:tc>
@@ -9238,15 +8362,6 @@
                 <w:szCs w:val="16"/>
               </w:rPr>
             </w:pPr>
-            <w:r>
-              <w:rPr>
-                <w:b/>
-                <w:color w:val="000000"/>
-                <w:sz w:val="16"/>
-                <w:szCs w:val="16"/>
-              </w:rPr>
-              <w:t xml:space="preserve"/>
-            </w:r>
           </w:p>
         </w:tc>
         <w:tc>
@@ -9263,15 +8378,6 @@
                 <w:szCs w:val="16"/>
               </w:rPr>
             </w:pPr>
-            <w:r>
-              <w:rPr>
-                <w:b/>
-                <w:color w:val="000000"/>
-                <w:sz w:val="16"/>
-                <w:szCs w:val="16"/>
-              </w:rPr>
-              <w:t xml:space="preserve"/>
-            </w:r>
           </w:p>
         </w:tc>
       </w:tr>
@@ -9303,7 +8409,7 @@
                 <w:sz w:val="16"/>
                 <w:szCs w:val="16"/>
               </w:rPr>
-              <w:t xml:space="preserve">S6: cierre, ajustes y documentación</w:t>
+              <w:t>S6: cierre, ajustes y documentación</w:t>
             </w:r>
           </w:p>
         </w:tc>
@@ -9321,15 +8427,6 @@
                 <w:szCs w:val="16"/>
               </w:rPr>
             </w:pPr>
-            <w:r>
-              <w:rPr>
-                <w:b/>
-                <w:color w:val="000000"/>
-                <w:sz w:val="16"/>
-                <w:szCs w:val="16"/>
-              </w:rPr>
-              <w:t xml:space="preserve"/>
-            </w:r>
           </w:p>
         </w:tc>
         <w:tc>
@@ -9346,15 +8443,6 @@
                 <w:szCs w:val="16"/>
               </w:rPr>
             </w:pPr>
-            <w:r>
-              <w:rPr>
-                <w:b/>
-                <w:color w:val="000000"/>
-                <w:sz w:val="16"/>
-                <w:szCs w:val="16"/>
-              </w:rPr>
-              <w:t xml:space="preserve"/>
-            </w:r>
           </w:p>
         </w:tc>
         <w:tc>
@@ -9371,15 +8459,6 @@
                 <w:szCs w:val="16"/>
               </w:rPr>
             </w:pPr>
-            <w:r>
-              <w:rPr>
-                <w:b/>
-                <w:color w:val="000000"/>
-                <w:sz w:val="16"/>
-                <w:szCs w:val="16"/>
-              </w:rPr>
-              <w:t xml:space="preserve"/>
-            </w:r>
           </w:p>
         </w:tc>
         <w:tc>
@@ -9396,15 +8475,6 @@
                 <w:szCs w:val="16"/>
               </w:rPr>
             </w:pPr>
-            <w:r>
-              <w:rPr>
-                <w:b/>
-                <w:color w:val="000000"/>
-                <w:sz w:val="16"/>
-                <w:szCs w:val="16"/>
-              </w:rPr>
-              <w:t xml:space="preserve"/>
-            </w:r>
           </w:p>
         </w:tc>
         <w:tc>
@@ -9421,15 +8491,6 @@
                 <w:szCs w:val="16"/>
               </w:rPr>
             </w:pPr>
-            <w:r>
-              <w:rPr>
-                <w:b/>
-                <w:color w:val="000000"/>
-                <w:sz w:val="16"/>
-                <w:szCs w:val="16"/>
-              </w:rPr>
-              <w:t xml:space="preserve"/>
-            </w:r>
           </w:p>
         </w:tc>
         <w:tc>
@@ -9446,15 +8507,6 @@
                 <w:szCs w:val="16"/>
               </w:rPr>
             </w:pPr>
-            <w:r>
-              <w:rPr>
-                <w:b/>
-                <w:color w:val="000000"/>
-                <w:sz w:val="16"/>
-                <w:szCs w:val="16"/>
-              </w:rPr>
-              <w:t xml:space="preserve"/>
-            </w:r>
           </w:p>
         </w:tc>
         <w:tc>
@@ -9471,15 +8523,6 @@
                 <w:szCs w:val="16"/>
               </w:rPr>
             </w:pPr>
-            <w:r>
-              <w:rPr>
-                <w:b/>
-                <w:color w:val="000000"/>
-                <w:sz w:val="16"/>
-                <w:szCs w:val="16"/>
-              </w:rPr>
-              <w:t xml:space="preserve"/>
-            </w:r>
           </w:p>
         </w:tc>
         <w:tc>
@@ -9496,15 +8539,6 @@
                 <w:szCs w:val="16"/>
               </w:rPr>
             </w:pPr>
-            <w:r>
-              <w:rPr>
-                <w:b/>
-                <w:color w:val="000000"/>
-                <w:sz w:val="16"/>
-                <w:szCs w:val="16"/>
-              </w:rPr>
-              <w:t xml:space="preserve"/>
-            </w:r>
           </w:p>
         </w:tc>
         <w:tc>
@@ -9521,15 +8555,6 @@
                 <w:szCs w:val="16"/>
               </w:rPr>
             </w:pPr>
-            <w:r>
-              <w:rPr>
-                <w:b/>
-                <w:color w:val="000000"/>
-                <w:sz w:val="16"/>
-                <w:szCs w:val="16"/>
-              </w:rPr>
-              <w:t xml:space="preserve"/>
-            </w:r>
           </w:p>
         </w:tc>
         <w:tc>
@@ -9546,15 +8571,6 @@
                 <w:szCs w:val="16"/>
               </w:rPr>
             </w:pPr>
-            <w:r>
-              <w:rPr>
-                <w:b/>
-                <w:color w:val="000000"/>
-                <w:sz w:val="16"/>
-                <w:szCs w:val="16"/>
-              </w:rPr>
-              <w:t xml:space="preserve"/>
-            </w:r>
           </w:p>
         </w:tc>
         <w:tc>
@@ -9571,15 +8587,6 @@
                 <w:szCs w:val="16"/>
               </w:rPr>
             </w:pPr>
-            <w:r>
-              <w:rPr>
-                <w:b/>
-                <w:color w:val="000000"/>
-                <w:sz w:val="16"/>
-                <w:szCs w:val="16"/>
-              </w:rPr>
-              <w:t xml:space="preserve"/>
-            </w:r>
           </w:p>
         </w:tc>
         <w:tc>
@@ -9596,15 +8603,6 @@
                 <w:szCs w:val="16"/>
               </w:rPr>
             </w:pPr>
-            <w:r>
-              <w:rPr>
-                <w:b/>
-                <w:color w:val="000000"/>
-                <w:sz w:val="16"/>
-                <w:szCs w:val="16"/>
-              </w:rPr>
-              <w:t xml:space="preserve"/>
-            </w:r>
           </w:p>
         </w:tc>
         <w:tc>
@@ -9621,15 +8619,6 @@
                 <w:szCs w:val="16"/>
               </w:rPr>
             </w:pPr>
-            <w:r>
-              <w:rPr>
-                <w:b/>
-                <w:color w:val="000000"/>
-                <w:sz w:val="16"/>
-                <w:szCs w:val="16"/>
-              </w:rPr>
-              <w:t xml:space="preserve"/>
-            </w:r>
           </w:p>
         </w:tc>
         <w:tc>
@@ -9646,15 +8635,6 @@
                 <w:szCs w:val="16"/>
               </w:rPr>
             </w:pPr>
-            <w:r>
-              <w:rPr>
-                <w:b/>
-                <w:color w:val="000000"/>
-                <w:sz w:val="16"/>
-                <w:szCs w:val="16"/>
-              </w:rPr>
-              <w:t xml:space="preserve"/>
-            </w:r>
           </w:p>
         </w:tc>
         <w:tc>
@@ -9678,7 +8658,7 @@
                 <w:sz w:val="16"/>
                 <w:szCs w:val="16"/>
               </w:rPr>
-              <w:t xml:space="preserve">X</w:t>
+              <w:t>X</w:t>
             </w:r>
           </w:p>
         </w:tc>
@@ -9704,7 +8684,7 @@
                 <w:sz w:val="16"/>
                 <w:szCs w:val="16"/>
               </w:rPr>
-              <w:t xml:space="preserve">X</w:t>
+              <w:t>X</w:t>
             </w:r>
           </w:p>
         </w:tc>
@@ -9722,15 +8702,6 @@
                 <w:szCs w:val="16"/>
               </w:rPr>
             </w:pPr>
-            <w:r>
-              <w:rPr>
-                <w:b/>
-                <w:color w:val="000000"/>
-                <w:sz w:val="16"/>
-                <w:szCs w:val="16"/>
-              </w:rPr>
-              <w:t xml:space="preserve"/>
-            </w:r>
           </w:p>
         </w:tc>
         <w:tc>
@@ -9747,15 +8718,6 @@
                 <w:szCs w:val="16"/>
               </w:rPr>
             </w:pPr>
-            <w:r>
-              <w:rPr>
-                <w:b/>
-                <w:color w:val="000000"/>
-                <w:sz w:val="16"/>
-                <w:szCs w:val="16"/>
-              </w:rPr>
-              <w:t xml:space="preserve"/>
-            </w:r>
           </w:p>
         </w:tc>
       </w:tr>
@@ -9787,7 +8749,7 @@
                 <w:sz w:val="16"/>
                 <w:szCs w:val="16"/>
               </w:rPr>
-              <w:t xml:space="preserve">Piloto en la planta (4 semanas)</w:t>
+              <w:t>Piloto en la planta (4 semanas)</w:t>
             </w:r>
           </w:p>
         </w:tc>
@@ -9805,15 +8767,6 @@
                 <w:szCs w:val="16"/>
               </w:rPr>
             </w:pPr>
-            <w:r>
-              <w:rPr>
-                <w:b/>
-                <w:color w:val="000000"/>
-                <w:sz w:val="16"/>
-                <w:szCs w:val="16"/>
-              </w:rPr>
-              <w:t xml:space="preserve"/>
-            </w:r>
           </w:p>
         </w:tc>
         <w:tc>
@@ -9830,15 +8783,6 @@
                 <w:szCs w:val="16"/>
               </w:rPr>
             </w:pPr>
-            <w:r>
-              <w:rPr>
-                <w:b/>
-                <w:color w:val="000000"/>
-                <w:sz w:val="16"/>
-                <w:szCs w:val="16"/>
-              </w:rPr>
-              <w:t xml:space="preserve"/>
-            </w:r>
           </w:p>
         </w:tc>
         <w:tc>
@@ -9855,15 +8799,6 @@
                 <w:szCs w:val="16"/>
               </w:rPr>
             </w:pPr>
-            <w:r>
-              <w:rPr>
-                <w:b/>
-                <w:color w:val="000000"/>
-                <w:sz w:val="16"/>
-                <w:szCs w:val="16"/>
-              </w:rPr>
-              <w:t xml:space="preserve"/>
-            </w:r>
           </w:p>
         </w:tc>
         <w:tc>
@@ -9880,15 +8815,6 @@
                 <w:szCs w:val="16"/>
               </w:rPr>
             </w:pPr>
-            <w:r>
-              <w:rPr>
-                <w:b/>
-                <w:color w:val="000000"/>
-                <w:sz w:val="16"/>
-                <w:szCs w:val="16"/>
-              </w:rPr>
-              <w:t xml:space="preserve"/>
-            </w:r>
           </w:p>
         </w:tc>
         <w:tc>
@@ -9905,15 +8831,6 @@
                 <w:szCs w:val="16"/>
               </w:rPr>
             </w:pPr>
-            <w:r>
-              <w:rPr>
-                <w:b/>
-                <w:color w:val="000000"/>
-                <w:sz w:val="16"/>
-                <w:szCs w:val="16"/>
-              </w:rPr>
-              <w:t xml:space="preserve"/>
-            </w:r>
           </w:p>
         </w:tc>
         <w:tc>
@@ -9930,15 +8847,6 @@
                 <w:szCs w:val="16"/>
               </w:rPr>
             </w:pPr>
-            <w:r>
-              <w:rPr>
-                <w:b/>
-                <w:color w:val="000000"/>
-                <w:sz w:val="16"/>
-                <w:szCs w:val="16"/>
-              </w:rPr>
-              <w:t xml:space="preserve"/>
-            </w:r>
           </w:p>
         </w:tc>
         <w:tc>
@@ -9955,15 +8863,6 @@
                 <w:szCs w:val="16"/>
               </w:rPr>
             </w:pPr>
-            <w:r>
-              <w:rPr>
-                <w:b/>
-                <w:color w:val="000000"/>
-                <w:sz w:val="16"/>
-                <w:szCs w:val="16"/>
-              </w:rPr>
-              <w:t xml:space="preserve"/>
-            </w:r>
           </w:p>
         </w:tc>
         <w:tc>
@@ -9980,15 +8879,6 @@
                 <w:szCs w:val="16"/>
               </w:rPr>
             </w:pPr>
-            <w:r>
-              <w:rPr>
-                <w:b/>
-                <w:color w:val="000000"/>
-                <w:sz w:val="16"/>
-                <w:szCs w:val="16"/>
-              </w:rPr>
-              <w:t xml:space="preserve"/>
-            </w:r>
           </w:p>
         </w:tc>
         <w:tc>
@@ -10005,15 +8895,6 @@
                 <w:szCs w:val="16"/>
               </w:rPr>
             </w:pPr>
-            <w:r>
-              <w:rPr>
-                <w:b/>
-                <w:color w:val="000000"/>
-                <w:sz w:val="16"/>
-                <w:szCs w:val="16"/>
-              </w:rPr>
-              <w:t xml:space="preserve"/>
-            </w:r>
           </w:p>
         </w:tc>
         <w:tc>
@@ -10030,15 +8911,6 @@
                 <w:szCs w:val="16"/>
               </w:rPr>
             </w:pPr>
-            <w:r>
-              <w:rPr>
-                <w:b/>
-                <w:color w:val="000000"/>
-                <w:sz w:val="16"/>
-                <w:szCs w:val="16"/>
-              </w:rPr>
-              <w:t xml:space="preserve"/>
-            </w:r>
           </w:p>
         </w:tc>
         <w:tc>
@@ -10055,15 +8927,6 @@
                 <w:szCs w:val="16"/>
               </w:rPr>
             </w:pPr>
-            <w:r>
-              <w:rPr>
-                <w:b/>
-                <w:color w:val="000000"/>
-                <w:sz w:val="16"/>
-                <w:szCs w:val="16"/>
-              </w:rPr>
-              <w:t xml:space="preserve"/>
-            </w:r>
           </w:p>
         </w:tc>
         <w:tc>
@@ -10080,15 +8943,6 @@
                 <w:szCs w:val="16"/>
               </w:rPr>
             </w:pPr>
-            <w:r>
-              <w:rPr>
-                <w:b/>
-                <w:color w:val="000000"/>
-                <w:sz w:val="16"/>
-                <w:szCs w:val="16"/>
-              </w:rPr>
-              <w:t xml:space="preserve"/>
-            </w:r>
           </w:p>
         </w:tc>
         <w:tc>
@@ -10112,7 +8966,7 @@
                 <w:sz w:val="16"/>
                 <w:szCs w:val="16"/>
               </w:rPr>
-              <w:t xml:space="preserve">X</w:t>
+              <w:t>X</w:t>
             </w:r>
           </w:p>
         </w:tc>
@@ -10137,7 +8991,7 @@
                 <w:sz w:val="16"/>
                 <w:szCs w:val="16"/>
               </w:rPr>
-              <w:t xml:space="preserve">X</w:t>
+              <w:t>X</w:t>
             </w:r>
           </w:p>
         </w:tc>
@@ -10162,7 +9016,7 @@
                 <w:sz w:val="16"/>
                 <w:szCs w:val="16"/>
               </w:rPr>
-              <w:t xml:space="preserve">X</w:t>
+              <w:t>X</w:t>
             </w:r>
           </w:p>
         </w:tc>
@@ -10188,7 +9042,7 @@
                 <w:sz w:val="16"/>
                 <w:szCs w:val="16"/>
               </w:rPr>
-              <w:t xml:space="preserve">X</w:t>
+              <w:t>X</w:t>
             </w:r>
           </w:p>
         </w:tc>
@@ -10206,15 +9060,6 @@
                 <w:szCs w:val="16"/>
               </w:rPr>
             </w:pPr>
-            <w:r>
-              <w:rPr>
-                <w:b/>
-                <w:color w:val="000000"/>
-                <w:sz w:val="16"/>
-                <w:szCs w:val="16"/>
-              </w:rPr>
-              <w:t xml:space="preserve"/>
-            </w:r>
           </w:p>
         </w:tc>
         <w:tc>
@@ -10231,15 +9076,6 @@
                 <w:szCs w:val="16"/>
               </w:rPr>
             </w:pPr>
-            <w:r>
-              <w:rPr>
-                <w:b/>
-                <w:color w:val="000000"/>
-                <w:sz w:val="16"/>
-                <w:szCs w:val="16"/>
-              </w:rPr>
-              <w:t xml:space="preserve"/>
-            </w:r>
           </w:p>
         </w:tc>
       </w:tr>
@@ -10271,7 +9107,7 @@
                 <w:sz w:val="16"/>
                 <w:szCs w:val="16"/>
               </w:rPr>
-              <w:t xml:space="preserve">Documentación y presentación final</w:t>
+              <w:t>Documentación y presentación final</w:t>
             </w:r>
           </w:p>
         </w:tc>
@@ -10289,15 +9125,6 @@
                 <w:szCs w:val="16"/>
               </w:rPr>
             </w:pPr>
-            <w:r>
-              <w:rPr>
-                <w:b/>
-                <w:color w:val="000000"/>
-                <w:sz w:val="16"/>
-                <w:szCs w:val="16"/>
-              </w:rPr>
-              <w:t xml:space="preserve"/>
-            </w:r>
           </w:p>
         </w:tc>
         <w:tc>
@@ -10314,15 +9141,6 @@
                 <w:szCs w:val="16"/>
               </w:rPr>
             </w:pPr>
-            <w:r>
-              <w:rPr>
-                <w:b/>
-                <w:color w:val="000000"/>
-                <w:sz w:val="16"/>
-                <w:szCs w:val="16"/>
-              </w:rPr>
-              <w:t xml:space="preserve"/>
-            </w:r>
           </w:p>
         </w:tc>
         <w:tc>
@@ -10339,15 +9157,6 @@
                 <w:szCs w:val="16"/>
               </w:rPr>
             </w:pPr>
-            <w:r>
-              <w:rPr>
-                <w:b/>
-                <w:color w:val="000000"/>
-                <w:sz w:val="16"/>
-                <w:szCs w:val="16"/>
-              </w:rPr>
-              <w:t xml:space="preserve"/>
-            </w:r>
           </w:p>
         </w:tc>
         <w:tc>
@@ -10364,15 +9173,6 @@
                 <w:szCs w:val="16"/>
               </w:rPr>
             </w:pPr>
-            <w:r>
-              <w:rPr>
-                <w:b/>
-                <w:color w:val="000000"/>
-                <w:sz w:val="16"/>
-                <w:szCs w:val="16"/>
-              </w:rPr>
-              <w:t xml:space="preserve"/>
-            </w:r>
           </w:p>
         </w:tc>
         <w:tc>
@@ -10389,15 +9189,6 @@
                 <w:szCs w:val="16"/>
               </w:rPr>
             </w:pPr>
-            <w:r>
-              <w:rPr>
-                <w:b/>
-                <w:color w:val="000000"/>
-                <w:sz w:val="16"/>
-                <w:szCs w:val="16"/>
-              </w:rPr>
-              <w:t xml:space="preserve"/>
-            </w:r>
           </w:p>
         </w:tc>
         <w:tc>
@@ -10414,15 +9205,6 @@
                 <w:szCs w:val="16"/>
               </w:rPr>
             </w:pPr>
-            <w:r>
-              <w:rPr>
-                <w:b/>
-                <w:color w:val="000000"/>
-                <w:sz w:val="16"/>
-                <w:szCs w:val="16"/>
-              </w:rPr>
-              <w:t xml:space="preserve"/>
-            </w:r>
           </w:p>
         </w:tc>
         <w:tc>
@@ -10439,15 +9221,6 @@
                 <w:szCs w:val="16"/>
               </w:rPr>
             </w:pPr>
-            <w:r>
-              <w:rPr>
-                <w:b/>
-                <w:color w:val="000000"/>
-                <w:sz w:val="16"/>
-                <w:szCs w:val="16"/>
-              </w:rPr>
-              <w:t xml:space="preserve"/>
-            </w:r>
           </w:p>
         </w:tc>
         <w:tc>
@@ -10464,15 +9237,6 @@
                 <w:szCs w:val="16"/>
               </w:rPr>
             </w:pPr>
-            <w:r>
-              <w:rPr>
-                <w:b/>
-                <w:color w:val="000000"/>
-                <w:sz w:val="16"/>
-                <w:szCs w:val="16"/>
-              </w:rPr>
-              <w:t xml:space="preserve"/>
-            </w:r>
           </w:p>
         </w:tc>
         <w:tc>
@@ -10489,15 +9253,6 @@
                 <w:szCs w:val="16"/>
               </w:rPr>
             </w:pPr>
-            <w:r>
-              <w:rPr>
-                <w:b/>
-                <w:color w:val="000000"/>
-                <w:sz w:val="16"/>
-                <w:szCs w:val="16"/>
-              </w:rPr>
-              <w:t xml:space="preserve"/>
-            </w:r>
           </w:p>
         </w:tc>
         <w:tc>
@@ -10514,15 +9269,6 @@
                 <w:szCs w:val="16"/>
               </w:rPr>
             </w:pPr>
-            <w:r>
-              <w:rPr>
-                <w:b/>
-                <w:color w:val="000000"/>
-                <w:sz w:val="16"/>
-                <w:szCs w:val="16"/>
-              </w:rPr>
-              <w:t xml:space="preserve"/>
-            </w:r>
           </w:p>
         </w:tc>
         <w:tc>
@@ -10539,15 +9285,6 @@
                 <w:szCs w:val="16"/>
               </w:rPr>
             </w:pPr>
-            <w:r>
-              <w:rPr>
-                <w:b/>
-                <w:color w:val="000000"/>
-                <w:sz w:val="16"/>
-                <w:szCs w:val="16"/>
-              </w:rPr>
-              <w:t xml:space="preserve"/>
-            </w:r>
           </w:p>
         </w:tc>
         <w:tc>
@@ -10564,15 +9301,6 @@
                 <w:szCs w:val="16"/>
               </w:rPr>
             </w:pPr>
-            <w:r>
-              <w:rPr>
-                <w:b/>
-                <w:color w:val="000000"/>
-                <w:sz w:val="16"/>
-                <w:szCs w:val="16"/>
-              </w:rPr>
-              <w:t xml:space="preserve"/>
-            </w:r>
           </w:p>
         </w:tc>
         <w:tc>
@@ -10589,15 +9317,6 @@
                 <w:szCs w:val="16"/>
               </w:rPr>
             </w:pPr>
-            <w:r>
-              <w:rPr>
-                <w:b/>
-                <w:color w:val="000000"/>
-                <w:sz w:val="16"/>
-                <w:szCs w:val="16"/>
-              </w:rPr>
-              <w:t xml:space="preserve"/>
-            </w:r>
           </w:p>
         </w:tc>
         <w:tc>
@@ -10614,15 +9333,6 @@
                 <w:szCs w:val="16"/>
               </w:rPr>
             </w:pPr>
-            <w:r>
-              <w:rPr>
-                <w:b/>
-                <w:color w:val="000000"/>
-                <w:sz w:val="16"/>
-                <w:szCs w:val="16"/>
-              </w:rPr>
-              <w:t xml:space="preserve"/>
-            </w:r>
           </w:p>
         </w:tc>
         <w:tc>
@@ -10639,15 +9349,6 @@
                 <w:szCs w:val="16"/>
               </w:rPr>
             </w:pPr>
-            <w:r>
-              <w:rPr>
-                <w:b/>
-                <w:color w:val="000000"/>
-                <w:sz w:val="16"/>
-                <w:szCs w:val="16"/>
-              </w:rPr>
-              <w:t xml:space="preserve"/>
-            </w:r>
           </w:p>
         </w:tc>
         <w:tc>
@@ -10665,15 +9366,6 @@
                 <w:szCs w:val="16"/>
               </w:rPr>
             </w:pPr>
-            <w:r>
-              <w:rPr>
-                <w:b/>
-                <w:color w:val="000000"/>
-                <w:sz w:val="16"/>
-                <w:szCs w:val="16"/>
-              </w:rPr>
-              <w:t xml:space="preserve"/>
-            </w:r>
           </w:p>
         </w:tc>
         <w:tc>
@@ -10697,7 +9389,7 @@
                 <w:sz w:val="16"/>
                 <w:szCs w:val="16"/>
               </w:rPr>
-              <w:t xml:space="preserve">X</w:t>
+              <w:t>X</w:t>
             </w:r>
           </w:p>
         </w:tc>
@@ -10722,7 +9414,7 @@
                 <w:sz w:val="16"/>
                 <w:szCs w:val="16"/>
               </w:rPr>
-              <w:t xml:space="preserve">X</w:t>
+              <w:t>X</w:t>
             </w:r>
           </w:p>
         </w:tc>
@@ -10740,7 +9432,7 @@
           <w:color w:val="000000"/>
           <w:sz w:val="24"/>
         </w:rPr>
-        <w:t xml:space="preserve">9. Abstract</w:t>
+        <w:t>9. Abstract</w:t>
       </w:r>
     </w:p>
     <w:p>
@@ -10751,7 +9443,123 @@
         <w:rPr>
           <w:color w:val="000000"/>
         </w:rPr>
-        <w:t xml:space="preserve">Resumen. RecyTrack es un sistema que convierte el reciclaje de uso diario en una planta vitivinícola, hoy invisible, en datos verificados y reportables. En Chile solo el 5,2% de los residuos domiciliarios se valoriza, y aun donde existen puntos de reciclaje nadie sabe cuánto se recicla ni qué ocurre con el material; en una planta, los colaboradores reciclan a diario en el casino, las oficinas y las salas de descanso, pero ese reciclaje no deja registro. RecyTrack construye una cadena de verificación de cuatro pasos: el colaborador escanea un código QR al depositar en un punto limpio, un validador revisa cada punto en una ronda diaria, el gestor registra el retiro y el administrador de la planta ve el programa completo en un panel web con un reporte mensual. La verificación se realiza sin instrumentos de medición, lo que mantiene el costo de operación en cero. El prototipo se desarrolla en React Native con Firebase y se publica como aplicación web instalable, siguiendo Scrum con un sprint de validación en terreno y seis sprints de dos semanas, y se valida mediante un piloto de cuatro semanas en una planta de Viñedos Familia Chadwick.</w:t>
+        <w:t>Resumen. RecyTrack es un sistema que convierte el reciclaje de uso diario en una planta vitivinícola, hoy invisible, en datos verificados y reportables. En Chile solo el 5,2% de los residuos domiciliarios se valoriza, y aun donde existen puntos de reciclaje nadie sabe cuánto se recicla ni qué ocurre con el material; en una planta, los colaboradores reciclan a diario en el casino, las oficinas y las salas de descanso, pero ese reciclaje no deja registro. RecyTrack construye una cadena de verificación de cuatro pasos: el colaborador escanea un código QR al depositar en un punto limpio, un validador revisa cada punto en una ronda diaria, el administrador de la planta registra el retiro desde un panel web, donde ve el programa completo, y el sistema genera el reporte mensual y los certificados. La verificación se realiza sin instrumentos de medición, lo que mantiene el costo de operación en cero. El prototipo se desarrolla en React Native con Firebase y se publica como aplicación web instalable, siguiendo Scrum con un sprint de validación en terreno y seis sprints de dos semanas, y se valida mediante un piloto de cuatro semanas en una planta de Viñedos Familia Chadwick.</w:t>
+      </w:r>
+    </w:p>
+    <w:p>
+      <w:pPr>
+        <w:jc w:val="both"/>
+        <w:rPr>
+          <w:color w:val="000000"/>
+          <w:lang w:val="en-US"/>
+        </w:rPr>
+      </w:pPr>
+      <w:r>
+        <w:rPr>
+          <w:color w:val="000000"/>
+          <w:lang w:val="en-US"/>
+        </w:rPr>
+        <w:t xml:space="preserve">Abstract. </w:t>
+      </w:r>
+      <w:proofErr w:type="spellStart"/>
+      <w:r>
+        <w:rPr>
+          <w:color w:val="000000"/>
+          <w:lang w:val="en-US"/>
+        </w:rPr>
+        <w:t>RecyTrack</w:t>
+      </w:r>
+      <w:proofErr w:type="spellEnd"/>
+      <w:r>
+        <w:rPr>
+          <w:color w:val="000000"/>
+          <w:lang w:val="en-US"/>
+        </w:rPr>
+        <w:t xml:space="preserve"> turns the everyday recycling of a winery plant, currently invisible, into verified and reportable data. In Chile only 5.2% of household waste is recovered, and even where recycling points exist nobody knows how much is recycled or what happens to the material; in a plant, staff recycle every day in the canteen, offices and break rooms, but that recycling leaves no record. </w:t>
+      </w:r>
+      <w:proofErr w:type="spellStart"/>
+      <w:r>
+        <w:rPr>
+          <w:color w:val="000000"/>
+          <w:lang w:val="en-US"/>
+        </w:rPr>
+        <w:t>RecyTrack</w:t>
+      </w:r>
+      <w:proofErr w:type="spellEnd"/>
+      <w:r>
+        <w:rPr>
+          <w:color w:val="000000"/>
+          <w:lang w:val="en-US"/>
+        </w:rPr>
+        <w:t xml:space="preserve"> builds a four-step verification chain: the staff member scans a QR code when depositing at a recycling point, a validator checks each point during a daily round, the waste manager records each collection, and the plant administrator oversees the whole </w:t>
+      </w:r>
+      <w:proofErr w:type="spellStart"/>
+      <w:r>
+        <w:rPr>
+          <w:color w:val="000000"/>
+          <w:lang w:val="en-US"/>
+        </w:rPr>
+        <w:t>programme</w:t>
+      </w:r>
+      <w:proofErr w:type="spellEnd"/>
+      <w:r>
+        <w:rPr>
+          <w:color w:val="000000"/>
+          <w:lang w:val="en-US"/>
+        </w:rPr>
+        <w:t xml:space="preserve"> in a web panel with a monthly report. Verification requires no measuring instruments, which keeps the operating cost at zero. The prototype is built in React Native with Firebase and published as an installable web app, following Scrum with a field-validation sprint plus six two-week sprints, and is validated through a four-week pilot at a </w:t>
+      </w:r>
+      <w:proofErr w:type="spellStart"/>
+      <w:r>
+        <w:rPr>
+          <w:color w:val="000000"/>
+          <w:lang w:val="en-US"/>
+        </w:rPr>
+        <w:t>Viñedos</w:t>
+      </w:r>
+      <w:proofErr w:type="spellEnd"/>
+      <w:r>
+        <w:rPr>
+          <w:color w:val="000000"/>
+          <w:lang w:val="en-US"/>
+        </w:rPr>
+        <w:t xml:space="preserve"> Familia Chadwick plant.</w:t>
+      </w:r>
+    </w:p>
+    <w:p>
+      <w:pPr>
+        <w:jc w:val="both"/>
+        <w:rPr>
+          <w:color w:val="000000"/>
+          <w:lang w:val="en-US"/>
+        </w:rPr>
+      </w:pPr>
+    </w:p>
+    <w:p>
+      <w:pPr>
+        <w:jc w:val="both"/>
+        <w:rPr>
+          <w:lang w:val="en-US"/>
+        </w:rPr>
+      </w:pPr>
+    </w:p>
+    <w:p>
+      <w:pPr>
+        <w:spacing w:before="240"/>
+        <w:rPr>
+          <w:lang w:val="en-US"/>
+        </w:rPr>
+      </w:pPr>
+      <w:r>
+        <w:rPr>
+          <w:rFonts w:ascii="Arial" w:hAnsi="Arial"/>
+          <w:b/>
+          <w:color w:val="000000"/>
+          <w:sz w:val="24"/>
+          <w:lang w:val="en-US"/>
+        </w:rPr>
+        <w:lastRenderedPageBreak/>
+        <w:t>10. Individual Conclusions</w:t>
       </w:r>
     </w:p>
     <w:p>
@@ -10764,8 +9572,39 @@
       <w:r>
         <w:rPr>
           <w:color w:val="000000"/>
+          <w:lang w:val="en-US"/>
         </w:rPr>
-        <w:t xml:space="preserve">Abstract. RecyTrack turns the everyday recycling of a winery plant, currently invisible, into verified and reportable data. In Chile only 5.2% of household waste is recovered, and even where recycling points exist nobody knows how much is recycled or what happens to the material; in a plant, staff recycle every day in the canteen, offices and break rooms, but that recycling leaves no record. RecyTrack builds a four-step verification chain: the staff member scans a QR code when depositing at a recycling point, a validator checks each point during a daily round, the waste manager records each collection, and the plant administrator oversees the whole programme in a web panel with a monthly report. Verification requires no measuring instruments, which keeps the operating cost at zero. The prototype is built in React Native with Firebase and published as an installable web app, following Scrum with a field-validation sprint plus six two-week sprints, and is validated through a four-week pilot at a Viñedos Familia Chadwick plant.</w:t>
+        <w:t>Álvaro Jaña. Working on the definition of this project made me realise that the hardest part was not the technology but deciding what to leave out. Our first version of RecyTrack included blockchain records and a territorial impact map, and it took us several discussions to accept that neither of them could be built and tested properly within one semester. Removing them did not weaken the project; it made the core idea clearer, because the verification chain is what actually differentiates our proposal. On the technical side I am confident about the mobile development, since front-end work is my strongest area, but I know that Firebase and NoSQL data modelling will demand real study time from me. The competence I most need to strengthen is software testing: I usually test manually while I code, and this project requires evidence that the state chain cannot be broken. That is the skill I intend to develop during the Capstone.</w:t>
+      </w:r>
+    </w:p>
+    <w:p>
+      <w:pPr>
+        <w:jc w:val="both"/>
+        <w:rPr>
+          <w:lang w:val="en-US"/>
+        </w:rPr>
+      </w:pPr>
+      <w:r>
+        <w:rPr>
+          <w:color w:val="000000"/>
+          <w:lang w:val="en-US"/>
+        </w:rPr>
+        <w:t>Matías Bustamante. Defining this project confirmed that my contribution to RecyTrack will not be measured in lines of code. My strengths are planning, requirements gathering and agile methodologies, while large-scale data processing is my weakest area, so I deliberately took the role of Scrum Master for the team. During this phase I learned that agile management is much harder in practice than in theory: agreeing on a realistic scope with two teammates who were enthusiastic about the original idea required negotiation rather than a framework. Reducing the scope was my main contribution to this definition, because it turned an attractive idea into something we can actually deliver in one semester. For the next phase I want to prove that the management layer is a real deliverable, by maintaining a working Product Backlog, running a retrospective after every sprint and measuring the team's velocity.</w:t>
+      </w:r>
+    </w:p>
+    <w:p>
+      <w:pPr>
+        <w:jc w:val="both"/>
+        <w:rPr>
+          <w:lang w:val="en-US"/>
+        </w:rPr>
+      </w:pPr>
+      <w:r>
+        <w:rPr>
+          <w:color w:val="000000"/>
+          <w:lang w:val="en-US"/>
+        </w:rPr>
+        <w:t>Vicente Torres. What convinced me about RecyTrack is that its value depends entirely on the data model. The verification chain only means something if a deposit cannot move from one state to another without the corresponding role acting on it, and that guarantee has to be designed into the database rather than patched later in the interface. My strongest areas are database architecture, requirements analysis and planning, so this is the part of the project I took responsibility for. My weakness is cloud infrastructure and deployment automation, and this project pushes me directly into it, because we chose Firebase and Firestore instead of the relational databases I already know. Modelling in documents rather than in tables is new to me and I expect it to be the hardest technical adjustment of the semester.</w:t>
       </w:r>
     </w:p>
     <w:p>
@@ -10783,70 +9622,6 @@
           <w:sz w:val="24"/>
           <w:lang w:val="en-US"/>
         </w:rPr>
-        <w:t>10. Individual Conclusions</w:t>
-      </w:r>
-    </w:p>
-    <w:p>
-      <w:pPr>
-        <w:jc w:val="both"/>
-        <w:rPr>
-          <w:lang w:val="en-US"/>
-        </w:rPr>
-      </w:pPr>
-      <w:r>
-        <w:rPr>
-          <w:color w:val="000000"/>
-          <w:lang w:val="en-US"/>
-        </w:rPr>
-        <w:t xml:space="preserve">Álvaro Jaña. Working on the definition of this project made me realise that the hardest part was not the technology but deciding what to leave out. Our first version of RecyTrack included blockchain records and a territorial impact map, and it took us several discussions to accept that neither of them could be built and tested properly within one semester. Removing them did not weaken the project; it made the core idea clearer, because the verification chain is what actually differentiates our proposal. On the technical side I am confident about the mobile development, since front-end work is my strongest area, but I know that Firebase and NoSQL data modelling will demand real study time from me. The competence I most need to strengthen is software testing: I usually test manually while I code, and this project requires evidence that the state chain cannot be broken. That is the skill I intend to develop during the Capstone.</w:t>
-      </w:r>
-    </w:p>
-    <w:p>
-      <w:pPr>
-        <w:jc w:val="both"/>
-        <w:rPr>
-          <w:lang w:val="en-US"/>
-        </w:rPr>
-      </w:pPr>
-      <w:r>
-        <w:rPr>
-          <w:color w:val="000000"/>
-          <w:lang w:val="en-US"/>
-        </w:rPr>
-        <w:t xml:space="preserve">Matías Bustamante. Defining this project confirmed that my contribution to RecyTrack will not be measured in lines of code. My strengths are planning, requirements gathering and agile methodologies, while large-scale data processing is my weakest area, so I deliberately took the role of Scrum Master for the team. During this phase I learned that agile management is much harder in practice than in theory: agreeing on a realistic scope with two teammates who were enthusiastic about the original idea required negotiation rather than a framework. Reducing the scope was my main contribution to this definition, because it turned an attractive idea into something we can actually deliver in one semester. For the next phase I want to prove that the management layer is a real deliverable, by maintaining a working Product Backlog, running a retrospective after every sprint and measuring the team's velocity.</w:t>
-      </w:r>
-    </w:p>
-    <w:p>
-      <w:pPr>
-        <w:jc w:val="both"/>
-        <w:rPr>
-          <w:lang w:val="en-US"/>
-        </w:rPr>
-      </w:pPr>
-      <w:r>
-        <w:rPr>
-          <w:color w:val="000000"/>
-          <w:lang w:val="en-US"/>
-        </w:rPr>
-        <w:t xml:space="preserve">Vicente Torres. What convinced me about RecyTrack is that its value depends entirely on the data model. The verification chain only means something if a deposit cannot move from one state to another without the corresponding role acting on it, and that guarantee has to be designed into the database rather than patched later in the interface. My strongest areas are database architecture, requirements analysis and planning, so this is the part of the project I took responsibility for. My weakness is cloud infrastructure and deployment automation, and this project pushes me directly into it, because we chose Firebase and Firestore instead of the relational databases I already know. Modelling in documents rather than in tables is new to me and I expect it to be the hardest technical adjustment of the semester.</w:t>
-      </w:r>
-    </w:p>
-    <w:p>
-      <w:pPr>
-        <w:spacing w:before="240"/>
-        <w:rPr>
-          <w:lang w:val="en-US"/>
-        </w:rPr>
-      </w:pPr>
-      <w:r>
-        <w:rPr>
-          <w:rFonts w:ascii="Arial" w:hAnsi="Arial"/>
-          <w:b/>
-          <w:color w:val="000000"/>
-          <w:sz w:val="24"/>
-          <w:lang w:val="en-US"/>
-        </w:rPr>
-        <w:lastRenderedPageBreak/>
         <w:t>11. Reflection</w:t>
       </w:r>
     </w:p>
@@ -10863,7 +9638,7 @@
           <w:color w:val="000000"/>
           <w:lang w:val="en-US"/>
         </w:rPr>
-        <w:t xml:space="preserve">Defining RecyTrack forced our team to move from an idea we found attractive to a proposal we can actually defend. At the beginning we described the project by listing features, and only when we mapped it against the graduate profile did we understand what we were really building: an information system whose value lies in trust rather than in functionality. That shift changed our priorities. We stopped measuring progress by how many screens were finished and started measuring it by whether a deposit could be traced from the staff member who makes it to the waste manager who collects it without any step being skipped.</w:t>
+        <w:t>Defining RecyTrack forced our team to move from an idea we found attractive to a proposal we can actually defend. At the beginning we described the project by listing features, and only when we mapped it against the graduate profile did we understand what we were really building: an information system whose value lies in trust rather than in functionality. That shift changed our priorities. We stopped measuring progress by how many screens were finished and started measuring it by whether a deposit could be traced from the staff member who makes it to the waste manager who collects it without any step being skipped.</w:t>
       </w:r>
     </w:p>
     <w:p>
@@ -10879,7 +9654,16 @@
           <w:color w:val="000000"/>
           <w:lang w:val="en-US"/>
         </w:rPr>
-        <w:t xml:space="preserve">The scope discussion was the most valuable exercise of this phase. Cutting blockchain and the territorial map was uncomfortable, because both made the project sound more ambitious, but keeping them would have left us with a wide prototype that proves nothing. Documenting them as future work allowed us to protect the ideas without compromising the semester. We also accepted an honest limitation: the plant's waste collector may not be able to use the application during the pilot, so the plant administrator can record each collection from the web panel.</w:t>
+        <w:t xml:space="preserve">The scope discussion was the most valuable exercise of this phase. Cutting blockchain and the territorial map was uncomfortable, because both made the project sound more ambitious, but keeping them would have left us with a wide prototype that proves nothing. Documenting them as future work allowed us to protect the ideas without compromising the semester. We also accepted an honest limitation: the plant's waste collector may not </w:t>
+      </w:r>
+      <w:r>
+        <w:rPr>
+          <w:rFonts w:ascii="Arial" w:hAnsi="Arial"/>
+          <w:color w:val="000000"/>
+          <w:lang w:val="en-US"/>
+        </w:rPr>
+        <w:lastRenderedPageBreak/>
+        <w:t>be able to use the application during the pilot, so the plant administrator can record each collection from the web panel.</w:t>
       </w:r>
     </w:p>
     <w:p>
@@ -10895,7 +9679,7 @@
           <w:color w:val="000000"/>
           <w:lang w:val="en-US"/>
         </w:rPr>
-        <w:t xml:space="preserve">As a team we still have to improve how we monitor our own progress. We are comfortable planning sprints, but we tend to concentrate on writing code and postpone the follow-up work, which is exactly where academic projects usually fail. For the next phase we agreed to review the task board at the end of every sprint and to record what was actually delivered, so that our final report reflects real evidence and not intentions.</w:t>
+        <w:t>As a team we still have to improve how we monitor our own progress. We are comfortable planning sprints, but we tend to concentrate on writing code and postpone the follow-up work, which is exactly where academic projects usually fail. For the next phase we agreed to review the task board at the end of every sprint and to record what was actually delivered, so that our final report reflects real evidence and not intentions.</w:t>
       </w:r>
     </w:p>
     <w:sectPr>
@@ -12622,15 +11406,6 @@
 </file>
 
 <file path=customXml/item2.xml><?xml version="1.0" encoding="utf-8"?>
-<?mso-contentType ?>
-<FormTemplates xmlns="http://schemas.microsoft.com/sharepoint/v3/contenttype/forms">
-  <Display>DocumentLibraryForm</Display>
-  <Edit>DocumentLibraryForm</Edit>
-  <New>DocumentLibraryForm</New>
-</FormTemplates>
-</file>
-
-<file path=customXml/item3.xml><?xml version="1.0" encoding="utf-8"?>
 <ct:contentTypeSchema xmlns:ct="http://schemas.microsoft.com/office/2006/metadata/contentType" xmlns:ma="http://schemas.microsoft.com/office/2006/metadata/properties/metaAttributes" ct:_="" ma:_="" ma:contentTypeName="Documento" ma:contentTypeID="0x010100E96778489EE7714D8BD12CC105EB918B" ma:contentTypeVersion="2" ma:contentTypeDescription="Crear nuevo documento." ma:contentTypeScope="" ma:versionID="416c5c7ae9b5d54d83875cd3c65194e3">
   <xsd:schema xmlns:xsd="http://www.w3.org/2001/XMLSchema" xmlns:xs="http://www.w3.org/2001/XMLSchema" xmlns:p="http://schemas.microsoft.com/office/2006/metadata/properties" xmlns:ns2="126e8a1c-9ea9-435a-ac89-d06c80d62e30" targetNamespace="http://schemas.microsoft.com/office/2006/metadata/properties" ma:root="true" ma:fieldsID="70a237c842677bd850644f8595079f5e" ns2:_="">
     <xsd:import namespace="126e8a1c-9ea9-435a-ac89-d06c80d62e30"/>
@@ -12762,6 +11537,15 @@
 </ct:contentTypeSchema>
 </file>
 
+<file path=customXml/item3.xml><?xml version="1.0" encoding="utf-8"?>
+<?mso-contentType ?>
+<FormTemplates xmlns="http://schemas.microsoft.com/sharepoint/v3/contenttype/forms">
+  <Display>DocumentLibraryForm</Display>
+  <Edit>DocumentLibraryForm</Edit>
+  <New>DocumentLibraryForm</New>
+</FormTemplates>
+</file>
+
 <file path=customXml/itemProps1.xml><?xml version="1.0" encoding="utf-8"?>
 <ds:datastoreItem xmlns:ds="http://schemas.openxmlformats.org/officeDocument/2006/customXml" ds:itemID="{38174882-579A-45DC-A704-C035A9357F73}">
   <ds:schemaRefs>
@@ -12772,14 +11556,6 @@
 </file>
 
 <file path=customXml/itemProps2.xml><?xml version="1.0" encoding="utf-8"?>
-<ds:datastoreItem xmlns:ds="http://schemas.openxmlformats.org/officeDocument/2006/customXml" ds:itemID="{F3E3E2F7-59E7-4722-B872-D023DC9D1CC1}">
-  <ds:schemaRefs>
-    <ds:schemaRef ds:uri="http://schemas.microsoft.com/sharepoint/v3/contenttype/forms"/>
-  </ds:schemaRefs>
-</ds:datastoreItem>
-</file>
-
-<file path=customXml/itemProps3.xml><?xml version="1.0" encoding="utf-8"?>
 <ds:datastoreItem xmlns:ds="http://schemas.openxmlformats.org/officeDocument/2006/customXml" ds:itemID="{7C9B9CFF-B258-43B4-948A-968A031773F5}">
   <ds:schemaRefs>
     <ds:schemaRef ds:uri="http://schemas.microsoft.com/office/2006/metadata/contentType"/>
@@ -12795,4 +11571,12 @@
     <ds:schemaRef ds:uri="http://schemas.microsoft.com/internal/obd"/>
   </ds:schemaRefs>
 </ds:datastoreItem>
+</file>
+
+<file path=customXml/itemProps3.xml><?xml version="1.0" encoding="utf-8"?>
+<ds:datastoreItem xmlns:ds="http://schemas.openxmlformats.org/officeDocument/2006/customXml" ds:itemID="{F3E3E2F7-59E7-4722-B872-D023DC9D1CC1}">
+  <ds:schemaRefs>
+    <ds:schemaRef ds:uri="http://schemas.microsoft.com/sharepoint/v3/contenttype/forms"/>
+  </ds:schemaRefs>
+</ds:datastoreItem>
 </file>